--- a/protocol_logbook.docx
+++ b/protocol_logbook.docx
@@ -29,7 +29,29 @@
           <w:sz w:val="28"/>
           <w:szCs w:val="28"/>
         </w:rPr>
-        <w:t>Protocol &amp; Logbook of Systematic Literature Review – Reproducibility Criteria for SocEnRep project</w:t>
+        <w:t xml:space="preserve">Protocol &amp; Logbook of Systematic Literature Review – Reproducibility Criteria for </w:t>
+      </w:r>
+      <w:proofErr w:type="spellStart"/>
+      <w:r>
+        <w:rPr>
+          <w:b/>
+          <w:bCs/>
+          <w:color w:val="000000"/>
+          <w:sz w:val="28"/>
+          <w:szCs w:val="28"/>
+        </w:rPr>
+        <w:t>SocEnRep</w:t>
+      </w:r>
+      <w:proofErr w:type="spellEnd"/>
+      <w:r>
+        <w:rPr>
+          <w:b/>
+          <w:bCs/>
+          <w:color w:val="000000"/>
+          <w:sz w:val="28"/>
+          <w:szCs w:val="28"/>
+        </w:rPr>
+        <w:t xml:space="preserve"> project</w:t>
       </w:r>
     </w:p>
     <w:p>
@@ -81,7 +103,7 @@
           <w:sz w:val="22"/>
           <w:szCs w:val="22"/>
         </w:rPr>
-        <w:t>Last modified: 25.03.2026</w:t>
+        <w:t>Last modified: 01.04.2026</w:t>
       </w:r>
     </w:p>
     <w:p>
@@ -104,7 +126,7 @@
     </w:p>
     <w:tbl>
       <w:tblPr>
-        <w:tblStyle w:val="a2"/>
+        <w:tblStyle w:val="a5"/>
         <w:tblW w:w="9360" w:type="dxa"/>
         <w:tblBorders>
           <w:top w:val="single" w:sz="4" w:space="0" w:color="000000"/>
@@ -241,7 +263,7 @@
                 <w:sz w:val="20"/>
                 <w:szCs w:val="20"/>
               </w:rPr>
-              <w:t>Search database</w:t>
+              <w:t>Research questions</w:t>
             </w:r>
           </w:p>
         </w:tc>
@@ -257,44 +279,118 @@
           </w:tcPr>
           <w:p>
             <w:pPr>
-              <w:pBdr>
-                <w:top w:val="nil"/>
-                <w:left w:val="nil"/>
-                <w:bottom w:val="nil"/>
-                <w:right w:val="nil"/>
-                <w:between w:val="nil"/>
-              </w:pBdr>
-              <w:spacing w:after="0" w:line="240" w:lineRule="auto"/>
-              <w:rPr>
-                <w:color w:val="000000"/>
-                <w:sz w:val="20"/>
-                <w:szCs w:val="20"/>
-              </w:rPr>
-            </w:pPr>
-            <w:r>
-              <w:rPr>
-                <w:color w:val="000000"/>
-                <w:sz w:val="20"/>
-                <w:szCs w:val="20"/>
-              </w:rPr>
-              <w:t>OpenAlex, extracted using `</w:t>
-            </w:r>
-            <w:r>
-              <w:rPr>
-                <w:rFonts w:ascii="Courier New" w:eastAsia="Courier New" w:hAnsi="Courier New" w:cs="Courier New"/>
-                <w:color w:val="000000"/>
-                <w:sz w:val="20"/>
-                <w:szCs w:val="20"/>
-              </w:rPr>
-              <w:t>openalexr</w:t>
-            </w:r>
-            <w:r>
-              <w:rPr>
-                <w:color w:val="000000"/>
-                <w:sz w:val="20"/>
-                <w:szCs w:val="20"/>
-              </w:rPr>
-              <w:t>`</w:t>
+              <w:numPr>
+                <w:ilvl w:val="0"/>
+                <w:numId w:val="4"/>
+              </w:numPr>
+              <w:pBdr>
+                <w:top w:val="nil"/>
+                <w:left w:val="nil"/>
+                <w:bottom w:val="nil"/>
+                <w:right w:val="nil"/>
+                <w:between w:val="nil"/>
+              </w:pBdr>
+              <w:spacing w:after="0" w:line="240" w:lineRule="auto"/>
+              <w:rPr>
+                <w:color w:val="000000"/>
+                <w:sz w:val="20"/>
+                <w:szCs w:val="20"/>
+              </w:rPr>
+            </w:pPr>
+            <w:r>
+              <w:rPr>
+                <w:color w:val="000000"/>
+                <w:sz w:val="20"/>
+                <w:szCs w:val="20"/>
+              </w:rPr>
+              <w:t>How is “computational reproducibility” defined in the literature?</w:t>
+            </w:r>
+          </w:p>
+          <w:p>
+            <w:pPr>
+              <w:numPr>
+                <w:ilvl w:val="0"/>
+                <w:numId w:val="4"/>
+              </w:numPr>
+              <w:pBdr>
+                <w:top w:val="nil"/>
+                <w:left w:val="nil"/>
+                <w:bottom w:val="nil"/>
+                <w:right w:val="nil"/>
+                <w:between w:val="nil"/>
+              </w:pBdr>
+              <w:spacing w:after="0" w:line="240" w:lineRule="auto"/>
+              <w:rPr>
+                <w:color w:val="000000"/>
+                <w:sz w:val="20"/>
+                <w:szCs w:val="20"/>
+              </w:rPr>
+            </w:pPr>
+            <w:r>
+              <w:rPr>
+                <w:color w:val="000000"/>
+                <w:sz w:val="20"/>
+                <w:szCs w:val="20"/>
+              </w:rPr>
+              <w:t>How does the definition and practice of computational reproducibility vary across disciplines (economics, political science, communication, etc.)?</w:t>
+            </w:r>
+          </w:p>
+          <w:p>
+            <w:pPr>
+              <w:numPr>
+                <w:ilvl w:val="0"/>
+                <w:numId w:val="4"/>
+              </w:numPr>
+              <w:pBdr>
+                <w:top w:val="nil"/>
+                <w:left w:val="nil"/>
+                <w:bottom w:val="nil"/>
+                <w:right w:val="nil"/>
+                <w:between w:val="nil"/>
+              </w:pBdr>
+              <w:spacing w:after="0" w:line="240" w:lineRule="auto"/>
+              <w:rPr>
+                <w:color w:val="000000"/>
+                <w:sz w:val="20"/>
+                <w:szCs w:val="20"/>
+              </w:rPr>
+            </w:pPr>
+            <w:r>
+              <w:rPr>
+                <w:color w:val="000000"/>
+                <w:sz w:val="20"/>
+                <w:szCs w:val="20"/>
+              </w:rPr>
+              <w:t>What tools, guidelines, or automated approaches have been developed to support reproducibility checks, and what workflows do they embody?</w:t>
+            </w:r>
+          </w:p>
+          <w:p>
+            <w:pPr>
+              <w:numPr>
+                <w:ilvl w:val="0"/>
+                <w:numId w:val="4"/>
+              </w:numPr>
+              <w:pBdr>
+                <w:top w:val="nil"/>
+                <w:left w:val="nil"/>
+                <w:bottom w:val="nil"/>
+                <w:right w:val="nil"/>
+                <w:between w:val="nil"/>
+              </w:pBdr>
+              <w:spacing w:after="0" w:line="240" w:lineRule="auto"/>
+              <w:rPr>
+                <w:color w:val="000000"/>
+                <w:sz w:val="20"/>
+                <w:szCs w:val="20"/>
+              </w:rPr>
+            </w:pPr>
+            <w:r>
+              <w:rPr>
+                <w:color w:val="000000"/>
+                <w:sz w:val="20"/>
+                <w:szCs w:val="20"/>
+              </w:rPr>
+              <w:t>What criteria or standards have been proposed or used to evaluate computational reproducibility?</w:t>
             </w:r>
           </w:p>
         </w:tc>
@@ -332,7 +428,7 @@
                 <w:sz w:val="20"/>
                 <w:szCs w:val="20"/>
               </w:rPr>
-              <w:t>Search date</w:t>
+              <w:t>Search database</w:t>
             </w:r>
           </w:p>
         </w:tc>
@@ -362,13 +458,42 @@
                 <w:szCs w:val="20"/>
               </w:rPr>
             </w:pPr>
-            <w:r>
-              <w:rPr>
-                <w:color w:val="000000"/>
-                <w:sz w:val="20"/>
-                <w:szCs w:val="20"/>
-              </w:rPr>
-              <w:t>12.03.2026</w:t>
+            <w:proofErr w:type="spellStart"/>
+            <w:r>
+              <w:rPr>
+                <w:color w:val="000000"/>
+                <w:sz w:val="20"/>
+                <w:szCs w:val="20"/>
+              </w:rPr>
+              <w:t>OpenAlex</w:t>
+            </w:r>
+            <w:proofErr w:type="spellEnd"/>
+            <w:r>
+              <w:rPr>
+                <w:color w:val="000000"/>
+                <w:sz w:val="20"/>
+                <w:szCs w:val="20"/>
+              </w:rPr>
+              <w:t>, extracted using `</w:t>
+            </w:r>
+            <w:proofErr w:type="spellStart"/>
+            <w:r>
+              <w:rPr>
+                <w:rFonts w:ascii="Courier New" w:eastAsia="Courier New" w:hAnsi="Courier New" w:cs="Courier New"/>
+                <w:color w:val="000000"/>
+                <w:sz w:val="20"/>
+                <w:szCs w:val="20"/>
+              </w:rPr>
+              <w:t>openalexr</w:t>
+            </w:r>
+            <w:proofErr w:type="spellEnd"/>
+            <w:r>
+              <w:rPr>
+                <w:color w:val="000000"/>
+                <w:sz w:val="20"/>
+                <w:szCs w:val="20"/>
+              </w:rPr>
+              <w:t>`</w:t>
             </w:r>
           </w:p>
         </w:tc>
@@ -406,7 +531,7 @@
                 <w:sz w:val="20"/>
                 <w:szCs w:val="20"/>
               </w:rPr>
-              <w:t>Date filter</w:t>
+              <w:t>Search date</w:t>
             </w:r>
           </w:p>
         </w:tc>
@@ -442,7 +567,7 @@
                 <w:sz w:val="20"/>
                 <w:szCs w:val="20"/>
               </w:rPr>
-              <w:t>2015–present (after:2015)</w:t>
+              <w:t>12.03.2026</w:t>
             </w:r>
           </w:p>
         </w:tc>
@@ -480,7 +605,7 @@
                 <w:sz w:val="20"/>
                 <w:szCs w:val="20"/>
               </w:rPr>
-              <w:t>Language</w:t>
+              <w:t>Date filter</w:t>
             </w:r>
           </w:p>
         </w:tc>
@@ -516,7 +641,7 @@
                 <w:sz w:val="20"/>
                 <w:szCs w:val="20"/>
               </w:rPr>
-              <w:t>English only</w:t>
+              <w:t>2015–present (after:2015)</w:t>
             </w:r>
           </w:p>
         </w:tc>
@@ -554,7 +679,7 @@
                 <w:sz w:val="20"/>
                 <w:szCs w:val="20"/>
               </w:rPr>
-              <w:t>Total queries</w:t>
+              <w:t>Language</w:t>
             </w:r>
           </w:p>
         </w:tc>
@@ -590,72 +715,7 @@
                 <w:sz w:val="20"/>
                 <w:szCs w:val="20"/>
               </w:rPr>
-              <w:t xml:space="preserve">15 (Tier 1: 6 queries, Tier 2: </w:t>
-            </w:r>
-            <w:r>
-              <w:rPr>
-                <w:sz w:val="20"/>
-                <w:szCs w:val="20"/>
-              </w:rPr>
-              <w:t>9</w:t>
-            </w:r>
-            <w:r>
-              <w:rPr>
-                <w:color w:val="000000"/>
-                <w:sz w:val="20"/>
-                <w:szCs w:val="20"/>
-              </w:rPr>
-              <w:t xml:space="preserve"> queries)</w:t>
-            </w:r>
-          </w:p>
-          <w:p>
-            <w:pPr>
-              <w:pBdr>
-                <w:top w:val="nil"/>
-                <w:left w:val="nil"/>
-                <w:bottom w:val="nil"/>
-                <w:right w:val="nil"/>
-                <w:between w:val="nil"/>
-              </w:pBdr>
-              <w:spacing w:after="0" w:line="240" w:lineRule="auto"/>
-              <w:rPr>
-                <w:color w:val="000000"/>
-                <w:sz w:val="20"/>
-                <w:szCs w:val="20"/>
-              </w:rPr>
-            </w:pPr>
-            <w:r>
-              <w:rPr>
-                <w:color w:val="000000"/>
-                <w:sz w:val="20"/>
-                <w:szCs w:val="20"/>
-              </w:rPr>
-              <w:t>Tier 1 queries consist of general keywords</w:t>
-            </w:r>
-          </w:p>
-          <w:p>
-            <w:pPr>
-              <w:pBdr>
-                <w:top w:val="nil"/>
-                <w:left w:val="nil"/>
-                <w:bottom w:val="nil"/>
-                <w:right w:val="nil"/>
-                <w:between w:val="nil"/>
-              </w:pBdr>
-              <w:spacing w:after="0" w:line="240" w:lineRule="auto"/>
-              <w:rPr>
-                <w:color w:val="000000"/>
-                <w:sz w:val="20"/>
-                <w:szCs w:val="20"/>
-              </w:rPr>
-            </w:pPr>
-            <w:r>
-              <w:rPr>
-                <w:color w:val="000000"/>
-                <w:sz w:val="20"/>
-                <w:szCs w:val="20"/>
-              </w:rPr>
-              <w:t>Tier 2 queries combine general keywords with discipline-specific keywords</w:t>
+              <w:t>English only</w:t>
             </w:r>
           </w:p>
         </w:tc>
@@ -693,7 +753,7 @@
                 <w:sz w:val="20"/>
                 <w:szCs w:val="20"/>
               </w:rPr>
-              <w:t>Deduplication</w:t>
+              <w:t>Total queries</w:t>
             </w:r>
           </w:p>
         </w:tc>
@@ -729,7 +789,72 @@
                 <w:sz w:val="20"/>
                 <w:szCs w:val="20"/>
               </w:rPr>
-              <w:t>After all queries are complete, before screening</w:t>
+              <w:t xml:space="preserve">15 (Tier 1: 6 queries, Tier 2: </w:t>
+            </w:r>
+            <w:r>
+              <w:rPr>
+                <w:sz w:val="20"/>
+                <w:szCs w:val="20"/>
+              </w:rPr>
+              <w:t>9</w:t>
+            </w:r>
+            <w:r>
+              <w:rPr>
+                <w:color w:val="000000"/>
+                <w:sz w:val="20"/>
+                <w:szCs w:val="20"/>
+              </w:rPr>
+              <w:t xml:space="preserve"> queries)</w:t>
+            </w:r>
+          </w:p>
+          <w:p>
+            <w:pPr>
+              <w:pBdr>
+                <w:top w:val="nil"/>
+                <w:left w:val="nil"/>
+                <w:bottom w:val="nil"/>
+                <w:right w:val="nil"/>
+                <w:between w:val="nil"/>
+              </w:pBdr>
+              <w:spacing w:after="0" w:line="240" w:lineRule="auto"/>
+              <w:rPr>
+                <w:color w:val="000000"/>
+                <w:sz w:val="20"/>
+                <w:szCs w:val="20"/>
+              </w:rPr>
+            </w:pPr>
+            <w:r>
+              <w:rPr>
+                <w:color w:val="000000"/>
+                <w:sz w:val="20"/>
+                <w:szCs w:val="20"/>
+              </w:rPr>
+              <w:t>Tier 1 queries consist of general keywords</w:t>
+            </w:r>
+          </w:p>
+          <w:p>
+            <w:pPr>
+              <w:pBdr>
+                <w:top w:val="nil"/>
+                <w:left w:val="nil"/>
+                <w:bottom w:val="nil"/>
+                <w:right w:val="nil"/>
+                <w:between w:val="nil"/>
+              </w:pBdr>
+              <w:spacing w:after="0" w:line="240" w:lineRule="auto"/>
+              <w:rPr>
+                <w:color w:val="000000"/>
+                <w:sz w:val="20"/>
+                <w:szCs w:val="20"/>
+              </w:rPr>
+            </w:pPr>
+            <w:r>
+              <w:rPr>
+                <w:color w:val="000000"/>
+                <w:sz w:val="20"/>
+                <w:szCs w:val="20"/>
+              </w:rPr>
+              <w:t>Tier 2 queries combine general keywords with discipline-specific keywords</w:t>
             </w:r>
           </w:p>
         </w:tc>
@@ -767,7 +892,7 @@
                 <w:sz w:val="20"/>
                 <w:szCs w:val="20"/>
               </w:rPr>
-              <w:t>Managed in</w:t>
+              <w:t>Deduplication</w:t>
             </w:r>
           </w:p>
         </w:tc>
@@ -803,7 +928,109 @@
                 <w:sz w:val="20"/>
                 <w:szCs w:val="20"/>
               </w:rPr>
-              <w:t>ASReview Lab &amp; Zotero</w:t>
+              <w:t xml:space="preserve">After all queries are </w:t>
+            </w:r>
+            <w:proofErr w:type="gramStart"/>
+            <w:r>
+              <w:rPr>
+                <w:color w:val="000000"/>
+                <w:sz w:val="20"/>
+                <w:szCs w:val="20"/>
+              </w:rPr>
+              <w:t>complete,</w:t>
+            </w:r>
+            <w:proofErr w:type="gramEnd"/>
+            <w:r>
+              <w:rPr>
+                <w:color w:val="000000"/>
+                <w:sz w:val="20"/>
+                <w:szCs w:val="20"/>
+              </w:rPr>
+              <w:t xml:space="preserve"> before screening</w:t>
+            </w:r>
+          </w:p>
+        </w:tc>
+      </w:tr>
+      <w:tr>
+        <w:tc>
+          <w:tcPr>
+            <w:tcW w:w="3200" w:type="dxa"/>
+            <w:tcMar>
+              <w:top w:w="60" w:type="dxa"/>
+              <w:left w:w="120" w:type="dxa"/>
+              <w:bottom w:w="60" w:type="dxa"/>
+              <w:right w:w="120" w:type="dxa"/>
+            </w:tcMar>
+          </w:tcPr>
+          <w:p>
+            <w:pPr>
+              <w:pBdr>
+                <w:top w:val="nil"/>
+                <w:left w:val="nil"/>
+                <w:bottom w:val="nil"/>
+                <w:right w:val="nil"/>
+                <w:between w:val="nil"/>
+              </w:pBdr>
+              <w:spacing w:after="0" w:line="240" w:lineRule="auto"/>
+              <w:rPr>
+                <w:color w:val="000000"/>
+                <w:sz w:val="20"/>
+                <w:szCs w:val="20"/>
+              </w:rPr>
+            </w:pPr>
+            <w:r>
+              <w:rPr>
+                <w:color w:val="000000"/>
+                <w:sz w:val="20"/>
+                <w:szCs w:val="20"/>
+              </w:rPr>
+              <w:t>Managed in</w:t>
+            </w:r>
+          </w:p>
+        </w:tc>
+        <w:tc>
+          <w:tcPr>
+            <w:tcW w:w="6160" w:type="dxa"/>
+            <w:tcMar>
+              <w:top w:w="60" w:type="dxa"/>
+              <w:left w:w="120" w:type="dxa"/>
+              <w:bottom w:w="60" w:type="dxa"/>
+              <w:right w:w="120" w:type="dxa"/>
+            </w:tcMar>
+          </w:tcPr>
+          <w:p>
+            <w:pPr>
+              <w:pBdr>
+                <w:top w:val="nil"/>
+                <w:left w:val="nil"/>
+                <w:bottom w:val="nil"/>
+                <w:right w:val="nil"/>
+                <w:between w:val="nil"/>
+              </w:pBdr>
+              <w:spacing w:after="0" w:line="240" w:lineRule="auto"/>
+              <w:rPr>
+                <w:color w:val="000000"/>
+                <w:sz w:val="20"/>
+                <w:szCs w:val="20"/>
+              </w:rPr>
+            </w:pPr>
+            <w:proofErr w:type="spellStart"/>
+            <w:r>
+              <w:rPr>
+                <w:color w:val="000000"/>
+                <w:sz w:val="20"/>
+                <w:szCs w:val="20"/>
+              </w:rPr>
+              <w:t>ASReview</w:t>
+            </w:r>
+            <w:proofErr w:type="spellEnd"/>
+            <w:r>
+              <w:rPr>
+                <w:color w:val="000000"/>
+                <w:sz w:val="20"/>
+                <w:szCs w:val="20"/>
+              </w:rPr>
+              <w:t xml:space="preserve"> Lab 3.0 &amp; Zotero</w:t>
             </w:r>
           </w:p>
         </w:tc>
@@ -822,7 +1049,23 @@
           <w:b/>
           <w:bCs/>
         </w:rPr>
-        <w:t>Step 1: Pulling out OpenAlex database with two-tiered queries</w:t>
+        <w:t xml:space="preserve">Step 1: Pulling out </w:t>
+      </w:r>
+      <w:proofErr w:type="spellStart"/>
+      <w:r>
+        <w:rPr>
+          <w:b/>
+          <w:bCs/>
+        </w:rPr>
+        <w:t>OpenAlex</w:t>
+      </w:r>
+      <w:proofErr w:type="spellEnd"/>
+      <w:r>
+        <w:rPr>
+          <w:b/>
+          <w:bCs/>
+        </w:rPr>
+        <w:t xml:space="preserve"> database with two-tiered queries</w:t>
       </w:r>
     </w:p>
     <w:p>
@@ -832,7 +1075,7 @@
     </w:p>
     <w:tbl>
       <w:tblPr>
-        <w:tblStyle w:val="a3"/>
+        <w:tblStyle w:val="a6"/>
         <w:tblW w:w="8999" w:type="dxa"/>
         <w:tblBorders>
           <w:top w:val="single" w:sz="4" w:space="0" w:color="000000"/>
@@ -1041,7 +1284,50 @@
                 <w:sz w:val="20"/>
                 <w:szCs w:val="20"/>
               </w:rPr>
-              <w:t>“computational reproducibility”</w:t>
+              <w:t>“</w:t>
+            </w:r>
+            <w:proofErr w:type="gramStart"/>
+            <w:r>
+              <w:rPr>
+                <w:color w:val="000000"/>
+                <w:sz w:val="20"/>
+                <w:szCs w:val="20"/>
+              </w:rPr>
+              <w:t>computational</w:t>
+            </w:r>
+            <w:proofErr w:type="gramEnd"/>
+            <w:r>
+              <w:rPr>
+                <w:color w:val="000000"/>
+                <w:sz w:val="20"/>
+                <w:szCs w:val="20"/>
+              </w:rPr>
+              <w:t xml:space="preserve"> </w:t>
+            </w:r>
+            <w:proofErr w:type="spellStart"/>
+            <w:r>
+              <w:rPr>
+                <w:color w:val="000000"/>
+                <w:sz w:val="20"/>
+                <w:szCs w:val="20"/>
+              </w:rPr>
+              <w:t>reproduc</w:t>
+            </w:r>
+            <w:proofErr w:type="spellEnd"/>
+            <w:r>
+              <w:rPr>
+                <w:sz w:val="20"/>
+                <w:szCs w:val="20"/>
+              </w:rPr>
+              <w:t>*</w:t>
+            </w:r>
+            <w:r>
+              <w:rPr>
+                <w:color w:val="000000"/>
+                <w:sz w:val="20"/>
+                <w:szCs w:val="20"/>
+              </w:rPr>
+              <w:t>”</w:t>
             </w:r>
           </w:p>
         </w:tc>
@@ -1146,7 +1432,25 @@
                 <w:sz w:val="20"/>
                 <w:szCs w:val="20"/>
               </w:rPr>
-              <w:t>“reproducibility criteria”</w:t>
+              <w:t>“</w:t>
+            </w:r>
+            <w:proofErr w:type="gramStart"/>
+            <w:r>
+              <w:rPr>
+                <w:color w:val="000000"/>
+                <w:sz w:val="20"/>
+                <w:szCs w:val="20"/>
+              </w:rPr>
+              <w:t>reproducibility</w:t>
+            </w:r>
+            <w:proofErr w:type="gramEnd"/>
+            <w:r>
+              <w:rPr>
+                <w:color w:val="000000"/>
+                <w:sz w:val="20"/>
+                <w:szCs w:val="20"/>
+              </w:rPr>
+              <w:t xml:space="preserve"> criteria”</w:t>
             </w:r>
           </w:p>
         </w:tc>
@@ -1251,7 +1555,25 @@
                 <w:sz w:val="20"/>
                 <w:szCs w:val="20"/>
               </w:rPr>
-              <w:t>“reproducibility checklist”</w:t>
+              <w:t>“</w:t>
+            </w:r>
+            <w:proofErr w:type="gramStart"/>
+            <w:r>
+              <w:rPr>
+                <w:color w:val="000000"/>
+                <w:sz w:val="20"/>
+                <w:szCs w:val="20"/>
+              </w:rPr>
+              <w:t>reproducibility</w:t>
+            </w:r>
+            <w:proofErr w:type="gramEnd"/>
+            <w:r>
+              <w:rPr>
+                <w:color w:val="000000"/>
+                <w:sz w:val="20"/>
+                <w:szCs w:val="20"/>
+              </w:rPr>
+              <w:t xml:space="preserve"> checklist”</w:t>
             </w:r>
           </w:p>
         </w:tc>
@@ -1356,7 +1678,25 @@
                 <w:sz w:val="20"/>
                 <w:szCs w:val="20"/>
               </w:rPr>
-              <w:t>“reproducibility requirement”</w:t>
+              <w:t>“</w:t>
+            </w:r>
+            <w:proofErr w:type="gramStart"/>
+            <w:r>
+              <w:rPr>
+                <w:color w:val="000000"/>
+                <w:sz w:val="20"/>
+                <w:szCs w:val="20"/>
+              </w:rPr>
+              <w:t>reproducibility</w:t>
+            </w:r>
+            <w:proofErr w:type="gramEnd"/>
+            <w:r>
+              <w:rPr>
+                <w:color w:val="000000"/>
+                <w:sz w:val="20"/>
+                <w:szCs w:val="20"/>
+              </w:rPr>
+              <w:t xml:space="preserve"> requirement”</w:t>
             </w:r>
           </w:p>
         </w:tc>
@@ -1461,7 +1801,25 @@
                 <w:sz w:val="20"/>
                 <w:szCs w:val="20"/>
               </w:rPr>
-              <w:t>“reproducibility badge”</w:t>
+              <w:t>“</w:t>
+            </w:r>
+            <w:proofErr w:type="gramStart"/>
+            <w:r>
+              <w:rPr>
+                <w:color w:val="000000"/>
+                <w:sz w:val="20"/>
+                <w:szCs w:val="20"/>
+              </w:rPr>
+              <w:t>reproducibility</w:t>
+            </w:r>
+            <w:proofErr w:type="gramEnd"/>
+            <w:r>
+              <w:rPr>
+                <w:color w:val="000000"/>
+                <w:sz w:val="20"/>
+                <w:szCs w:val="20"/>
+              </w:rPr>
+              <w:t xml:space="preserve"> badge”</w:t>
             </w:r>
           </w:p>
         </w:tc>
@@ -1566,7 +1924,25 @@
                 <w:sz w:val="20"/>
                 <w:szCs w:val="20"/>
               </w:rPr>
-              <w:t>“reproducibility verification”</w:t>
+              <w:t>“</w:t>
+            </w:r>
+            <w:proofErr w:type="gramStart"/>
+            <w:r>
+              <w:rPr>
+                <w:color w:val="000000"/>
+                <w:sz w:val="20"/>
+                <w:szCs w:val="20"/>
+              </w:rPr>
+              <w:t>reproducibility</w:t>
+            </w:r>
+            <w:proofErr w:type="gramEnd"/>
+            <w:r>
+              <w:rPr>
+                <w:color w:val="000000"/>
+                <w:sz w:val="20"/>
+                <w:szCs w:val="20"/>
+              </w:rPr>
+              <w:t xml:space="preserve"> verification”</w:t>
             </w:r>
           </w:p>
         </w:tc>
@@ -1671,7 +2047,25 @@
                 <w:sz w:val="20"/>
                 <w:szCs w:val="20"/>
               </w:rPr>
-              <w:t>“computational reproducibility” economics</w:t>
+              <w:t>“</w:t>
+            </w:r>
+            <w:proofErr w:type="gramStart"/>
+            <w:r>
+              <w:rPr>
+                <w:color w:val="000000"/>
+                <w:sz w:val="20"/>
+                <w:szCs w:val="20"/>
+              </w:rPr>
+              <w:t>computational</w:t>
+            </w:r>
+            <w:proofErr w:type="gramEnd"/>
+            <w:r>
+              <w:rPr>
+                <w:color w:val="000000"/>
+                <w:sz w:val="20"/>
+                <w:szCs w:val="20"/>
+              </w:rPr>
+              <w:t xml:space="preserve"> reproducibility” economics</w:t>
             </w:r>
           </w:p>
         </w:tc>
@@ -1776,7 +2170,25 @@
                 <w:sz w:val="20"/>
                 <w:szCs w:val="20"/>
               </w:rPr>
-              <w:t>“computational reproducibility” “social science”</w:t>
+              <w:t>“</w:t>
+            </w:r>
+            <w:proofErr w:type="gramStart"/>
+            <w:r>
+              <w:rPr>
+                <w:color w:val="000000"/>
+                <w:sz w:val="20"/>
+                <w:szCs w:val="20"/>
+              </w:rPr>
+              <w:t>computational</w:t>
+            </w:r>
+            <w:proofErr w:type="gramEnd"/>
+            <w:r>
+              <w:rPr>
+                <w:color w:val="000000"/>
+                <w:sz w:val="20"/>
+                <w:szCs w:val="20"/>
+              </w:rPr>
+              <w:t xml:space="preserve"> reproducibility” “social science”</w:t>
             </w:r>
           </w:p>
         </w:tc>
@@ -1881,7 +2293,25 @@
                 <w:sz w:val="20"/>
                 <w:szCs w:val="20"/>
               </w:rPr>
-              <w:t>“computational reproducibility” “political science”</w:t>
+              <w:t>“</w:t>
+            </w:r>
+            <w:proofErr w:type="gramStart"/>
+            <w:r>
+              <w:rPr>
+                <w:color w:val="000000"/>
+                <w:sz w:val="20"/>
+                <w:szCs w:val="20"/>
+              </w:rPr>
+              <w:t>computational</w:t>
+            </w:r>
+            <w:proofErr w:type="gramEnd"/>
+            <w:r>
+              <w:rPr>
+                <w:color w:val="000000"/>
+                <w:sz w:val="20"/>
+                <w:szCs w:val="20"/>
+              </w:rPr>
+              <w:t xml:space="preserve"> reproducibility” “political science”</w:t>
             </w:r>
           </w:p>
         </w:tc>
@@ -1986,7 +2416,25 @@
                 <w:sz w:val="20"/>
                 <w:szCs w:val="20"/>
               </w:rPr>
-              <w:t>“computational reproducibility” sociology</w:t>
+              <w:t>“</w:t>
+            </w:r>
+            <w:proofErr w:type="gramStart"/>
+            <w:r>
+              <w:rPr>
+                <w:color w:val="000000"/>
+                <w:sz w:val="20"/>
+                <w:szCs w:val="20"/>
+              </w:rPr>
+              <w:t>computational</w:t>
+            </w:r>
+            <w:proofErr w:type="gramEnd"/>
+            <w:r>
+              <w:rPr>
+                <w:color w:val="000000"/>
+                <w:sz w:val="20"/>
+                <w:szCs w:val="20"/>
+              </w:rPr>
+              <w:t xml:space="preserve"> reproducibility” sociology</w:t>
             </w:r>
           </w:p>
         </w:tc>
@@ -2091,7 +2539,25 @@
                 <w:sz w:val="20"/>
                 <w:szCs w:val="20"/>
               </w:rPr>
-              <w:t>“computational reproducibility” “communication science”</w:t>
+              <w:t>“</w:t>
+            </w:r>
+            <w:proofErr w:type="gramStart"/>
+            <w:r>
+              <w:rPr>
+                <w:color w:val="000000"/>
+                <w:sz w:val="20"/>
+                <w:szCs w:val="20"/>
+              </w:rPr>
+              <w:t>computational</w:t>
+            </w:r>
+            <w:proofErr w:type="gramEnd"/>
+            <w:r>
+              <w:rPr>
+                <w:color w:val="000000"/>
+                <w:sz w:val="20"/>
+                <w:szCs w:val="20"/>
+              </w:rPr>
+              <w:t xml:space="preserve"> reproducibility” “communication science”</w:t>
             </w:r>
           </w:p>
         </w:tc>
@@ -2160,6 +2626,7 @@
                 <w:sz w:val="20"/>
                 <w:szCs w:val="20"/>
               </w:rPr>
+              <w:lastRenderedPageBreak/>
               <w:t>2</w:t>
             </w:r>
           </w:p>
@@ -2196,7 +2663,25 @@
                 <w:sz w:val="20"/>
                 <w:szCs w:val="20"/>
               </w:rPr>
-              <w:t>“reproducibility criteria” economics</w:t>
+              <w:t>“</w:t>
+            </w:r>
+            <w:proofErr w:type="gramStart"/>
+            <w:r>
+              <w:rPr>
+                <w:color w:val="000000"/>
+                <w:sz w:val="20"/>
+                <w:szCs w:val="20"/>
+              </w:rPr>
+              <w:t>reproducibility</w:t>
+            </w:r>
+            <w:proofErr w:type="gramEnd"/>
+            <w:r>
+              <w:rPr>
+                <w:color w:val="000000"/>
+                <w:sz w:val="20"/>
+                <w:szCs w:val="20"/>
+              </w:rPr>
+              <w:t xml:space="preserve"> criteria” economics</w:t>
             </w:r>
           </w:p>
         </w:tc>
@@ -2301,7 +2786,25 @@
                 <w:sz w:val="20"/>
                 <w:szCs w:val="20"/>
               </w:rPr>
-              <w:t>“reproducibility criteria” “social science”</w:t>
+              <w:t>“</w:t>
+            </w:r>
+            <w:proofErr w:type="gramStart"/>
+            <w:r>
+              <w:rPr>
+                <w:color w:val="000000"/>
+                <w:sz w:val="20"/>
+                <w:szCs w:val="20"/>
+              </w:rPr>
+              <w:t>reproducibility</w:t>
+            </w:r>
+            <w:proofErr w:type="gramEnd"/>
+            <w:r>
+              <w:rPr>
+                <w:color w:val="000000"/>
+                <w:sz w:val="20"/>
+                <w:szCs w:val="20"/>
+              </w:rPr>
+              <w:t xml:space="preserve"> criteria” “social science”</w:t>
             </w:r>
           </w:p>
         </w:tc>
@@ -2406,7 +2909,25 @@
                 <w:sz w:val="20"/>
                 <w:szCs w:val="20"/>
               </w:rPr>
-              <w:t>“computational reproducibility” “management science”</w:t>
+              <w:t>“</w:t>
+            </w:r>
+            <w:proofErr w:type="gramStart"/>
+            <w:r>
+              <w:rPr>
+                <w:color w:val="000000"/>
+                <w:sz w:val="20"/>
+                <w:szCs w:val="20"/>
+              </w:rPr>
+              <w:t>computational</w:t>
+            </w:r>
+            <w:proofErr w:type="gramEnd"/>
+            <w:r>
+              <w:rPr>
+                <w:color w:val="000000"/>
+                <w:sz w:val="20"/>
+                <w:szCs w:val="20"/>
+              </w:rPr>
+              <w:t xml:space="preserve"> reproducibility” “management science”</w:t>
             </w:r>
           </w:p>
         </w:tc>
@@ -2511,7 +3032,25 @@
                 <w:sz w:val="20"/>
                 <w:szCs w:val="20"/>
               </w:rPr>
-              <w:t>“computational reproducibility” finance</w:t>
+              <w:t>“</w:t>
+            </w:r>
+            <w:proofErr w:type="gramStart"/>
+            <w:r>
+              <w:rPr>
+                <w:color w:val="000000"/>
+                <w:sz w:val="20"/>
+                <w:szCs w:val="20"/>
+              </w:rPr>
+              <w:t>computational</w:t>
+            </w:r>
+            <w:proofErr w:type="gramEnd"/>
+            <w:r>
+              <w:rPr>
+                <w:color w:val="000000"/>
+                <w:sz w:val="20"/>
+                <w:szCs w:val="20"/>
+              </w:rPr>
+              <w:t xml:space="preserve"> reproducibility” finance</w:t>
             </w:r>
           </w:p>
         </w:tc>
@@ -2622,8 +3161,15 @@
     <w:p/>
     <w:p>
       <w:r>
-        <w:lastRenderedPageBreak/>
-        <w:t>Records were deduplicated with three layers of filters: by its OpenAlex ID (pass1), by DOI (pass 2), and by normalized titles (pass 3)</w:t>
+        <w:t xml:space="preserve">Records were deduplicated with three layers of filters: by its </w:t>
+      </w:r>
+      <w:proofErr w:type="spellStart"/>
+      <w:r>
+        <w:t>OpenAlex</w:t>
+      </w:r>
+      <w:proofErr w:type="spellEnd"/>
+      <w:r>
+        <w:t xml:space="preserve"> ID (pass 1), by DOI (pass 2), and by normalized titles (pass 3)</w:t>
       </w:r>
     </w:p>
     <w:p>
@@ -2669,12 +3215,28 @@
           <w:b/>
           <w:bCs/>
         </w:rPr>
-        <w:t>Step 2: Title and Abstract Screening with ASReview Lab (Model ELAS u4)</w:t>
+        <w:t xml:space="preserve">Step 2: Title and Abstract Screening with </w:t>
+      </w:r>
+      <w:proofErr w:type="spellStart"/>
+      <w:r>
+        <w:rPr>
+          <w:b/>
+          <w:bCs/>
+        </w:rPr>
+        <w:t>ASReview</w:t>
+      </w:r>
+      <w:proofErr w:type="spellEnd"/>
+      <w:r>
+        <w:rPr>
+          <w:b/>
+          <w:bCs/>
+        </w:rPr>
+        <w:t xml:space="preserve"> Lab (Model ELAS u4)</w:t>
       </w:r>
     </w:p>
     <w:tbl>
       <w:tblPr>
-        <w:tblStyle w:val="a4"/>
+        <w:tblStyle w:val="a7"/>
         <w:tblW w:w="9360" w:type="dxa"/>
         <w:tblBorders>
           <w:top w:val="single" w:sz="4" w:space="0" w:color="000000"/>
@@ -3298,13 +3860,23 @@
                 <w:szCs w:val="20"/>
               </w:rPr>
             </w:pPr>
-            <w:r>
-              <w:rPr>
-                <w:color w:val="000000"/>
-                <w:sz w:val="20"/>
-                <w:szCs w:val="20"/>
-              </w:rPr>
-              <w:t>Introduces tool/framework to automatically/manually assess reproducibility</w:t>
+            <w:proofErr w:type="gramStart"/>
+            <w:r>
+              <w:rPr>
+                <w:color w:val="000000"/>
+                <w:sz w:val="20"/>
+                <w:szCs w:val="20"/>
+              </w:rPr>
+              <w:t>Introduces</w:t>
+            </w:r>
+            <w:proofErr w:type="gramEnd"/>
+            <w:r>
+              <w:rPr>
+                <w:color w:val="000000"/>
+                <w:sz w:val="20"/>
+                <w:szCs w:val="20"/>
+              </w:rPr>
+              <w:t xml:space="preserve"> tool/framework to automatically/manually assess reproducibility</w:t>
             </w:r>
           </w:p>
         </w:tc>
@@ -3340,7 +3912,25 @@
                 <w:sz w:val="20"/>
                 <w:szCs w:val="20"/>
               </w:rPr>
-              <w:t>Can be used as SocEnRep benchmarks</w:t>
+              <w:t xml:space="preserve">Can be used as </w:t>
+            </w:r>
+            <w:proofErr w:type="spellStart"/>
+            <w:r>
+              <w:rPr>
+                <w:color w:val="000000"/>
+                <w:sz w:val="20"/>
+                <w:szCs w:val="20"/>
+              </w:rPr>
+              <w:t>SocEnRep</w:t>
+            </w:r>
+            <w:proofErr w:type="spellEnd"/>
+            <w:r>
+              <w:rPr>
+                <w:color w:val="000000"/>
+                <w:sz w:val="20"/>
+                <w:szCs w:val="20"/>
+              </w:rPr>
+              <w:t xml:space="preserve"> benchmarks</w:t>
             </w:r>
           </w:p>
         </w:tc>
@@ -3557,47 +4147,44 @@
     <w:p/>
     <w:p>
       <w:r>
-        <w:t>Stopping rules: 5% of the records --- 265. So if 265 irrelevant records appear consecutively, the screening process stops.</w:t>
+        <w:t>Stopping rules: 5% of the records --- 265. Therefore, if 265 irrelevant records appear consecutively, the screening process stops.</w:t>
+      </w:r>
+    </w:p>
+    <w:p/>
+    <w:p>
+      <w:r>
+        <w:rPr>
+          <w:b/>
+          <w:bCs/>
+        </w:rPr>
+        <w:t>Finished on 22.03.2026</w:t>
+      </w:r>
+      <w:r>
+        <w:t xml:space="preserve"> – threshold 5% was met (265 irrelevant records appeared consecutively) after screening 1,756 records in total (33.16%). Resulted in 174 (including priors) relevant, 1,582 irrelevant, and 3,538 unlabeled records.</w:t>
       </w:r>
     </w:p>
     <w:p>
-      <w:r>
+      <w:pPr>
         <w:rPr>
           <w:b/>
           <w:bCs/>
         </w:rPr>
-        <w:t>Finished on 22.03.2026</w:t>
-      </w:r>
-      <w:r>
-        <w:t xml:space="preserve"> – threshold 5% was met (265 irrelevant records appeared consecutively) after screening 1,756 records in total (33.16%). Resulted in 174 (including priors) relevant, 1,582 irrelevant, and 3,538 unlabelled records.</w:t>
+      </w:pPr>
+      <w:r>
+        <w:br w:type="page"/>
+      </w:r>
+      <w:r>
+        <w:rPr>
+          <w:b/>
+          <w:bCs/>
+        </w:rPr>
+        <w:lastRenderedPageBreak/>
+        <w:t>Step 3: Full-text review</w:t>
       </w:r>
     </w:p>
     <w:p>
-      <w:pPr>
-        <w:rPr>
-          <w:b/>
-          <w:bCs/>
-        </w:rPr>
-      </w:pPr>
-    </w:p>
-    <w:p>
-      <w:pPr>
-        <w:rPr>
-          <w:b/>
-          <w:bCs/>
-        </w:rPr>
-      </w:pPr>
-      <w:r>
-        <w:rPr>
-          <w:b/>
-          <w:bCs/>
-        </w:rPr>
-        <w:t>Step 3: Full-text review</w:t>
-      </w:r>
-    </w:p>
-    <w:p>
-      <w:r>
-        <w:t>174 matched papers loaded on to a Zotero library. Melanie cleaned up the metadata and downloaded the fulltexts. Process completed on 23.03.2026.</w:t>
+      <w:r>
+        <w:t>174 matched papers loaded on to a Zotero library. Melanie cleaned up the metadata and downloaded the full texts. Process completed on 23.03.2026.</w:t>
       </w:r>
     </w:p>
     <w:p>
@@ -3623,12 +4210,33 @@
           <w:color w:val="000000"/>
         </w:rPr>
       </w:pPr>
-      <w:r>
-        <w:rPr>
-          <w:color w:val="000000"/>
-        </w:rPr>
-        <w:lastRenderedPageBreak/>
-        <w:t xml:space="preserve">OpenAlex has indexed an English translation of one record, but the original article was actually written in Spanish: </w:t>
+      <w:proofErr w:type="spellStart"/>
+      <w:r>
+        <w:rPr>
+          <w:color w:val="000000"/>
+        </w:rPr>
+        <w:t>OpenAlex</w:t>
+      </w:r>
+      <w:proofErr w:type="spellEnd"/>
+      <w:r>
+        <w:rPr>
+          <w:color w:val="000000"/>
+        </w:rPr>
+        <w:t xml:space="preserve"> has indexed an English translation of one record, but the original article was </w:t>
+      </w:r>
+      <w:proofErr w:type="gramStart"/>
+      <w:r>
+        <w:rPr>
+          <w:color w:val="000000"/>
+        </w:rPr>
+        <w:t>actually written</w:t>
+      </w:r>
+      <w:proofErr w:type="gramEnd"/>
+      <w:r>
+        <w:rPr>
+          <w:color w:val="000000"/>
+        </w:rPr>
+        <w:t xml:space="preserve"> in Spanish: </w:t>
       </w:r>
       <w:hyperlink r:id="rId6">
         <w:r>
@@ -3646,13 +4254,24 @@
         <w:t xml:space="preserve"> </w:t>
       </w:r>
       <w:r>
-        <w:t>The aforementioned</w:t>
-      </w:r>
-      <w:r>
-        <w:rPr>
-          <w:color w:val="000000"/>
-        </w:rPr>
-        <w:t xml:space="preserve"> record </w:t>
+        <w:t xml:space="preserve">The </w:t>
+      </w:r>
+      <w:proofErr w:type="gramStart"/>
+      <w:r>
+        <w:t>aforementioned</w:t>
+      </w:r>
+      <w:r>
+        <w:rPr>
+          <w:color w:val="000000"/>
+        </w:rPr>
+        <w:t xml:space="preserve"> record</w:t>
+      </w:r>
+      <w:proofErr w:type="gramEnd"/>
+      <w:r>
+        <w:rPr>
+          <w:color w:val="000000"/>
+        </w:rPr>
+        <w:t xml:space="preserve"> </w:t>
       </w:r>
       <w:r>
         <w:t>was removed</w:t>
@@ -3685,7 +4304,35 @@
         <w:rPr>
           <w:color w:val="000000"/>
         </w:rPr>
-        <w:t xml:space="preserve">Two records (item type = presentation) were missing its OpenAlex ID. These were added manually: </w:t>
+        <w:t xml:space="preserve">Two records (item type = presentation) were </w:t>
+      </w:r>
+      <w:proofErr w:type="gramStart"/>
+      <w:r>
+        <w:rPr>
+          <w:color w:val="000000"/>
+        </w:rPr>
+        <w:t>missing</w:t>
+      </w:r>
+      <w:proofErr w:type="gramEnd"/>
+      <w:r>
+        <w:rPr>
+          <w:color w:val="000000"/>
+        </w:rPr>
+        <w:t xml:space="preserve"> its </w:t>
+      </w:r>
+      <w:proofErr w:type="spellStart"/>
+      <w:r>
+        <w:rPr>
+          <w:color w:val="000000"/>
+        </w:rPr>
+        <w:t>OpenAlex</w:t>
+      </w:r>
+      <w:proofErr w:type="spellEnd"/>
+      <w:r>
+        <w:rPr>
+          <w:color w:val="000000"/>
+        </w:rPr>
+        <w:t xml:space="preserve"> ID. These were added manually: </w:t>
       </w:r>
       <w:hyperlink r:id="rId7">
         <w:r>
@@ -3715,7 +4362,21 @@
         <w:rPr>
           <w:color w:val="000000"/>
         </w:rPr>
-        <w:t xml:space="preserve"> by Amelia, the OpenAlex ID are kept </w:t>
+        <w:t xml:space="preserve"> by Amelia, the </w:t>
+      </w:r>
+      <w:proofErr w:type="spellStart"/>
+      <w:r>
+        <w:rPr>
+          <w:color w:val="000000"/>
+        </w:rPr>
+        <w:t>OpenAlex</w:t>
+      </w:r>
+      <w:proofErr w:type="spellEnd"/>
+      <w:r>
+        <w:rPr>
+          <w:color w:val="000000"/>
+        </w:rPr>
+        <w:t xml:space="preserve"> ID are kept </w:t>
       </w:r>
       <w:r>
         <w:t>in the</w:t>
@@ -3754,13 +4415,15 @@
         </w:r>
       </w:hyperlink>
       <w:r>
-        <w:t>, since the library includes full texts</w:t>
-      </w:r>
-      <w:r>
-        <w:t xml:space="preserve"> and thus requires a larger storage capacity</w:t>
-      </w:r>
-      <w:r>
-        <w:t>. When the process is completed, the Zotero library will be imported to a BibTeX/RIS file, including notes but excluding fulltexts.</w:t>
+        <w:t xml:space="preserve">, since the library includes full texts and thus requires a larger storage capacity. When the process is completed, the Zotero library will be imported to a </w:t>
+      </w:r>
+      <w:proofErr w:type="spellStart"/>
+      <w:r>
+        <w:t>BibTeX</w:t>
+      </w:r>
+      <w:proofErr w:type="spellEnd"/>
+      <w:r>
+        <w:t>/RIS file, including notes but excluding full text.</w:t>
       </w:r>
     </w:p>
     <w:p>
@@ -3771,24 +4434,12 @@
         <w:rPr>
           <w:rFonts w:ascii="Courier New" w:eastAsia="Courier New" w:hAnsi="Courier New" w:cs="Courier New"/>
         </w:rPr>
-        <w:t>/02 Refined List w/o Snowballed</w:t>
-      </w:r>
-      <w:r>
-        <w:rPr>
-          <w:rFonts w:ascii="Courier New" w:eastAsia="Courier New" w:hAnsi="Courier New" w:cs="Courier New"/>
-        </w:rPr>
-        <w:t xml:space="preserve"> Rec</w:t>
+        <w:t>/02 Refined List w/o Snowballed Rec</w:t>
       </w:r>
     </w:p>
     <w:p>
       <w:r>
-        <w:t xml:space="preserve">When examining the preprints, if it’s marked as relevant, Amelia will always look for its published version. When a published version is available, preprints are removed, and published versions are retrieved. The published versions are kept </w:t>
-      </w:r>
-      <w:r>
-        <w:t xml:space="preserve">as a subcollection </w:t>
-      </w:r>
-      <w:r>
-        <w:t xml:space="preserve">in </w:t>
+        <w:t xml:space="preserve">When examining the preprints, if they are marked as relevant, Amelia will always look for its published version. When a published version is available, preprints are removed, and published versions are retrieved. The published versions are kept as a subcollection in </w:t>
       </w:r>
       <w:r>
         <w:rPr>
@@ -3812,26 +4463,14 @@
         </w:pBdr>
         <w:spacing w:after="0"/>
         <w:rPr>
-          <w:color w:val="000000"/>
-        </w:rPr>
-      </w:pPr>
-      <w:r>
-        <w:rPr>
-          <w:color w:val="000000"/>
-        </w:rPr>
-        <w:t xml:space="preserve">Fulltext screening started on 24.03.2026 (stopped at Hurlin &amp; </w:t>
-      </w:r>
-      <w:r>
-        <w:rPr>
-          <w:color w:val="000000"/>
-        </w:rPr>
-        <w:t>Pérignon</w:t>
-      </w:r>
-      <w:r>
-        <w:rPr>
-          <w:color w:val="000000"/>
-        </w:rPr>
-        <w:t>, 2019).</w:t>
+          <w:color w:val="FF0000"/>
+        </w:rPr>
+      </w:pPr>
+      <w:r>
+        <w:rPr>
+          <w:color w:val="FF0000"/>
+        </w:rPr>
+        <w:t>Full text screening started on 24.03.2026 (stopped at Hurlin &amp; Pérignon, 2019).</w:t>
       </w:r>
     </w:p>
     <w:p>
@@ -3849,14 +4488,14 @@
         </w:pBdr>
         <w:spacing w:after="0"/>
         <w:rPr>
-          <w:color w:val="000000"/>
-        </w:rPr>
-      </w:pPr>
-      <w:r>
-        <w:rPr>
-          <w:color w:val="000000"/>
-        </w:rPr>
-        <w:t>Two snowballed records were added: Bleier (2025)</w:t>
+          <w:color w:val="FF0000"/>
+        </w:rPr>
+      </w:pPr>
+      <w:r>
+        <w:rPr>
+          <w:color w:val="FF0000"/>
+        </w:rPr>
+        <w:t>One snowballed record was added: Bleier (2025)</w:t>
       </w:r>
     </w:p>
     <w:p>
@@ -3874,44 +4513,14 @@
         </w:pBdr>
         <w:spacing w:after="0"/>
         <w:rPr>
-          <w:color w:val="000000"/>
-        </w:rPr>
-      </w:pPr>
-      <w:r>
-        <w:rPr>
-          <w:color w:val="000000"/>
-        </w:rPr>
-        <w:t>Fulltext screening restarted on 25.03.2026</w:t>
-      </w:r>
-      <w:r>
-        <w:rPr>
-          <w:color w:val="000000"/>
-        </w:rPr>
-        <w:t xml:space="preserve"> (stopped at </w:t>
-      </w:r>
-      <w:r>
-        <w:rPr>
-          <w:color w:val="000000"/>
-        </w:rPr>
-        <w:t>Rogers</w:t>
-      </w:r>
-      <w:r>
-        <w:rPr>
-          <w:color w:val="000000"/>
-        </w:rPr>
-        <w:t>, 202</w:t>
-      </w:r>
-      <w:r>
-        <w:rPr>
-          <w:color w:val="000000"/>
-        </w:rPr>
-        <w:t>5</w:t>
-      </w:r>
-      <w:r>
-        <w:rPr>
-          <w:color w:val="000000"/>
-        </w:rPr>
-        <w:t>)</w:t>
+          <w:color w:val="FF0000"/>
+        </w:rPr>
+      </w:pPr>
+      <w:r>
+        <w:rPr>
+          <w:color w:val="FF0000"/>
+        </w:rPr>
+        <w:t>Full text screening restarted on 25.03.2026 (stopped at Rogers, 2025)</w:t>
       </w:r>
     </w:p>
     <w:p>
@@ -3929,38 +4538,42 @@
         </w:pBdr>
         <w:spacing w:after="0"/>
         <w:rPr>
-          <w:color w:val="000000"/>
-        </w:rPr>
-      </w:pPr>
-      <w:r>
-        <w:rPr>
-          <w:color w:val="000000"/>
-        </w:rPr>
-        <w:t>Two</w:t>
-      </w:r>
-      <w:r>
-        <w:rPr>
-          <w:color w:val="000000"/>
-        </w:rPr>
-        <w:t xml:space="preserve"> backward snowballed records were added: Knöpfle &amp; Schatto-Eckrodt (2024)</w:t>
-      </w:r>
-      <w:r>
-        <w:rPr>
-          <w:color w:val="000000"/>
-        </w:rPr>
-        <w:t xml:space="preserve">; </w:t>
-      </w:r>
-      <w:r>
-        <w:rPr>
-          <w:color w:val="000000"/>
-        </w:rPr>
-        <w:t>Whitehouse et al. (2019)</w:t>
-      </w:r>
-      <w:r>
-        <w:rPr>
-          <w:color w:val="000000"/>
-        </w:rPr>
-        <w:t>; and Hayden et al. (2023)</w:t>
+          <w:color w:val="FF0000"/>
+        </w:rPr>
+      </w:pPr>
+      <w:r>
+        <w:rPr>
+          <w:color w:val="FF0000"/>
+        </w:rPr>
+        <w:t xml:space="preserve">Two backward snowballed records were added: </w:t>
+      </w:r>
+      <w:proofErr w:type="spellStart"/>
+      <w:r>
+        <w:rPr>
+          <w:color w:val="FF0000"/>
+        </w:rPr>
+        <w:t>Knöpfle</w:t>
+      </w:r>
+      <w:proofErr w:type="spellEnd"/>
+      <w:r>
+        <w:rPr>
+          <w:color w:val="FF0000"/>
+        </w:rPr>
+        <w:t xml:space="preserve"> &amp; </w:t>
+      </w:r>
+      <w:proofErr w:type="spellStart"/>
+      <w:r>
+        <w:rPr>
+          <w:color w:val="FF0000"/>
+        </w:rPr>
+        <w:t>Schatto-Eckrodt</w:t>
+      </w:r>
+      <w:proofErr w:type="spellEnd"/>
+      <w:r>
+        <w:rPr>
+          <w:color w:val="FF0000"/>
+        </w:rPr>
+        <w:t xml:space="preserve"> (2024); Whitehouse et al. (2019); and Hayden et al. (2023)</w:t>
       </w:r>
     </w:p>
     <w:p>
@@ -3978,30 +4591,26 @@
         </w:pBdr>
         <w:spacing w:after="0"/>
         <w:rPr>
-          <w:color w:val="000000"/>
-        </w:rPr>
-      </w:pPr>
-      <w:r>
-        <w:rPr>
-          <w:color w:val="000000"/>
-        </w:rPr>
-        <w:t>Fulltext screening restarted on 26.03.2026</w:t>
-      </w:r>
-      <w:r>
-        <w:rPr>
-          <w:color w:val="000000"/>
-        </w:rPr>
-        <w:t xml:space="preserve"> (stopped at </w:t>
-      </w:r>
-      <w:r>
-        <w:rPr>
-          <w:color w:val="000000"/>
+          <w:color w:val="FF0000"/>
+        </w:rPr>
+      </w:pPr>
+      <w:r>
+        <w:rPr>
+          <w:color w:val="FF0000"/>
+        </w:rPr>
+        <w:t xml:space="preserve">Full text screening restarted on 26.03.2026 (stopped at </w:t>
+      </w:r>
+      <w:proofErr w:type="spellStart"/>
+      <w:r>
+        <w:rPr>
+          <w:color w:val="FF0000"/>
         </w:rPr>
         <w:t>Šimko</w:t>
       </w:r>
-      <w:r>
-        <w:rPr>
-          <w:color w:val="000000"/>
+      <w:proofErr w:type="spellEnd"/>
+      <w:r>
+        <w:rPr>
+          <w:color w:val="FF0000"/>
         </w:rPr>
         <w:t>, 2025)</w:t>
       </w:r>
@@ -4021,32 +4630,14 @@
         </w:pBdr>
         <w:spacing w:after="0"/>
         <w:rPr>
-          <w:color w:val="000000"/>
-        </w:rPr>
-      </w:pPr>
-      <w:r>
-        <w:rPr>
-          <w:color w:val="000000"/>
-        </w:rPr>
-        <w:t>Fulltext screening restarted</w:t>
-      </w:r>
-      <w:r>
-        <w:rPr>
-          <w:color w:val="000000"/>
-        </w:rPr>
-        <w:t xml:space="preserve"> and completed</w:t>
-      </w:r>
-      <w:r>
-        <w:rPr>
-          <w:color w:val="000000"/>
-        </w:rPr>
-        <w:t xml:space="preserve"> on 27.03.2026</w:t>
-      </w:r>
-      <w:r>
-        <w:rPr>
-          <w:color w:val="000000"/>
-        </w:rPr>
-        <w:t xml:space="preserve"> </w:t>
+          <w:color w:val="FF0000"/>
+        </w:rPr>
+      </w:pPr>
+      <w:r>
+        <w:rPr>
+          <w:color w:val="FF0000"/>
+        </w:rPr>
+        <w:t xml:space="preserve">Full text screening restarted and completed on 27.03.2026 </w:t>
       </w:r>
     </w:p>
     <w:p>
@@ -4064,50 +4655,28 @@
         </w:pBdr>
         <w:spacing w:after="0"/>
         <w:rPr>
-          <w:color w:val="000000"/>
-        </w:rPr>
-      </w:pPr>
-      <w:r>
-        <w:rPr>
-          <w:color w:val="000000"/>
-        </w:rPr>
-        <w:t>Two</w:t>
-      </w:r>
-      <w:r>
-        <w:rPr>
-          <w:color w:val="000000"/>
-        </w:rPr>
-        <w:t xml:space="preserve"> backward snowballed record</w:t>
-      </w:r>
-      <w:r>
-        <w:rPr>
-          <w:color w:val="000000"/>
-        </w:rPr>
-        <w:t>s</w:t>
-      </w:r>
-      <w:r>
-        <w:rPr>
-          <w:color w:val="000000"/>
-        </w:rPr>
-        <w:t xml:space="preserve"> w</w:t>
-      </w:r>
-      <w:r>
-        <w:rPr>
-          <w:color w:val="000000"/>
-        </w:rPr>
-        <w:t>ere</w:t>
-      </w:r>
-      <w:r>
-        <w:rPr>
-          <w:color w:val="000000"/>
-        </w:rPr>
-        <w:t xml:space="preserve"> added: Vilhuber, et al. (2022)</w:t>
-      </w:r>
-      <w:r>
-        <w:rPr>
-          <w:color w:val="000000"/>
-        </w:rPr>
-        <w:t xml:space="preserve"> &amp; Horbach et al. (2026)</w:t>
+          <w:color w:val="FF0000"/>
+        </w:rPr>
+      </w:pPr>
+      <w:r>
+        <w:rPr>
+          <w:color w:val="FF0000"/>
+        </w:rPr>
+        <w:t xml:space="preserve">Two backward snowballed records were added: </w:t>
+      </w:r>
+      <w:proofErr w:type="spellStart"/>
+      <w:r>
+        <w:rPr>
+          <w:color w:val="FF0000"/>
+        </w:rPr>
+        <w:t>Vilhuber</w:t>
+      </w:r>
+      <w:proofErr w:type="spellEnd"/>
+      <w:r>
+        <w:rPr>
+          <w:color w:val="FF0000"/>
+        </w:rPr>
+        <w:t>, et al. (2022) &amp; Horbach et al. (2026)</w:t>
       </w:r>
     </w:p>
     <w:p>
@@ -4139,10 +4708,11 @@
         </w:rPr>
         <w:t xml:space="preserve">, and 48 removed. Details: </w:t>
       </w:r>
-      <w:hyperlink r:id="rId10" w:history="1">
+      <w:hyperlink r:id="rId10">
         <w:r>
           <w:rPr>
-            <w:rStyle w:val="Hyperlink"/>
+            <w:color w:val="467886"/>
+            <w:u w:val="single"/>
           </w:rPr>
           <w:t>https://docs.google.com/spreadsheets/d/1igEM7VPpJ41-t9kMSmy5gkYYK-knBBG8?rtpof=true&amp;usp=drive_fs</w:t>
         </w:r>
@@ -4185,118 +4755,597 @@
     </w:p>
     <w:p>
       <w:r>
+        <w:lastRenderedPageBreak/>
         <w:t>Following full-text review, additional records will be identified through three complementary sources:</w:t>
       </w:r>
     </w:p>
     <w:p>
       <w:pPr>
-        <w:pStyle w:val="ListParagraph"/>
         <w:numPr>
           <w:ilvl w:val="0"/>
           <w:numId w:val="3"/>
         </w:numPr>
+        <w:pBdr>
+          <w:top w:val="nil"/>
+          <w:left w:val="nil"/>
+          <w:bottom w:val="nil"/>
+          <w:right w:val="nil"/>
+          <w:between w:val="nil"/>
+        </w:pBdr>
+        <w:spacing w:after="0"/>
       </w:pPr>
       <w:r>
         <w:rPr>
           <w:b/>
           <w:bCs/>
+          <w:color w:val="000000"/>
         </w:rPr>
         <w:t>Backward snowballing</w:t>
       </w:r>
       <w:r>
+        <w:rPr>
+          <w:color w:val="000000"/>
+        </w:rPr>
         <w:t>: Reference lists of all included papers will be scanned manually for eligible records not captured by the systematic search. One round only.</w:t>
       </w:r>
     </w:p>
     <w:p>
       <w:pPr>
-        <w:pStyle w:val="ListParagraph"/>
-      </w:pPr>
-      <w:r>
+        <w:pBdr>
+          <w:top w:val="nil"/>
+          <w:left w:val="nil"/>
+          <w:bottom w:val="nil"/>
+          <w:right w:val="nil"/>
+          <w:between w:val="nil"/>
+        </w:pBdr>
+        <w:spacing w:after="0"/>
+        <w:ind w:left="720"/>
         <w:rPr>
           <w:i/>
           <w:iCs/>
-        </w:rPr>
-        <w:t>Process</w:t>
-      </w:r>
+          <w:color w:val="FF0000"/>
+        </w:rPr>
+      </w:pPr>
       <w:r>
         <w:rPr>
           <w:i/>
           <w:iCs/>
-        </w:rPr>
-        <w:t xml:space="preserve"> started on 30.03.202</w:t>
-      </w:r>
-      <w:r>
-        <w:rPr>
-          <w:i/>
-          <w:iCs/>
-        </w:rPr>
-        <w:t>6</w:t>
+          <w:color w:val="FF0000"/>
+        </w:rPr>
+        <w:t>Process documented in Step 3.</w:t>
       </w:r>
     </w:p>
     <w:p>
       <w:pPr>
-        <w:pStyle w:val="ListParagraph"/>
+        <w:pBdr>
+          <w:top w:val="nil"/>
+          <w:left w:val="nil"/>
+          <w:bottom w:val="nil"/>
+          <w:right w:val="nil"/>
+          <w:between w:val="nil"/>
+        </w:pBdr>
+        <w:spacing w:after="0"/>
+        <w:ind w:left="720"/>
+        <w:rPr>
+          <w:color w:val="000000"/>
+        </w:rPr>
+      </w:pPr>
+    </w:p>
+    <w:p>
+      <w:pPr>
         <w:numPr>
           <w:ilvl w:val="0"/>
           <w:numId w:val="3"/>
         </w:numPr>
+        <w:pBdr>
+          <w:top w:val="nil"/>
+          <w:left w:val="nil"/>
+          <w:bottom w:val="nil"/>
+          <w:right w:val="nil"/>
+          <w:between w:val="nil"/>
+        </w:pBdr>
+        <w:spacing w:after="0"/>
       </w:pPr>
       <w:r>
         <w:rPr>
           <w:b/>
           <w:bCs/>
-        </w:rPr>
-        <w:lastRenderedPageBreak/>
+          <w:color w:val="000000"/>
+        </w:rPr>
         <w:t>Forward snowballing</w:t>
       </w:r>
       <w:r>
-        <w:t>: Papers citing the included set will be retrieved via the OpenAlex API using the cites filter (one round) and deduplicated against the main pool using the existing three-pass deduplication logic applied in Step 1.</w:t>
+        <w:rPr>
+          <w:color w:val="000000"/>
+        </w:rPr>
+        <w:t xml:space="preserve">: Papers citing the included set will be retrieved via the </w:t>
+      </w:r>
+      <w:proofErr w:type="spellStart"/>
+      <w:r>
+        <w:rPr>
+          <w:color w:val="000000"/>
+        </w:rPr>
+        <w:t>OpenAlex</w:t>
+      </w:r>
+      <w:proofErr w:type="spellEnd"/>
+      <w:r>
+        <w:rPr>
+          <w:color w:val="000000"/>
+        </w:rPr>
+        <w:t xml:space="preserve"> API using the cites filter (one round) and deduplicated against the main pool using the existing three-pass deduplication logic applied in Step 1.</w:t>
       </w:r>
     </w:p>
     <w:p>
       <w:pPr>
-        <w:pStyle w:val="ListParagraph"/>
+        <w:pBdr>
+          <w:top w:val="nil"/>
+          <w:left w:val="nil"/>
+          <w:bottom w:val="nil"/>
+          <w:right w:val="nil"/>
+          <w:between w:val="nil"/>
+        </w:pBdr>
+        <w:spacing w:after="0"/>
+        <w:ind w:left="720"/>
+        <w:rPr>
+          <w:i/>
+          <w:iCs/>
+          <w:color w:val="000000"/>
+        </w:rPr>
+      </w:pPr>
+    </w:p>
+    <w:p>
+      <w:pPr>
+        <w:pBdr>
+          <w:top w:val="nil"/>
+          <w:left w:val="nil"/>
+          <w:bottom w:val="nil"/>
+          <w:right w:val="nil"/>
+          <w:between w:val="nil"/>
+        </w:pBdr>
+        <w:spacing w:after="0"/>
+        <w:ind w:left="720"/>
+        <w:rPr>
+          <w:color w:val="FF0000"/>
+        </w:rPr>
+      </w:pPr>
+      <w:r>
+        <w:rPr>
+          <w:i/>
+          <w:iCs/>
+          <w:color w:val="FF0000"/>
+        </w:rPr>
+        <w:t xml:space="preserve">Process started on 30.03.2026 </w:t>
+      </w:r>
+      <w:r>
+        <w:rPr>
+          <w:color w:val="FF0000"/>
+        </w:rPr>
+        <w:t xml:space="preserve">– 2445 records were retrieved and entered to </w:t>
+      </w:r>
+      <w:proofErr w:type="spellStart"/>
+      <w:r>
+        <w:rPr>
+          <w:color w:val="FF0000"/>
+        </w:rPr>
+        <w:t>ASReview</w:t>
+      </w:r>
+      <w:proofErr w:type="spellEnd"/>
+      <w:r>
+        <w:rPr>
+          <w:color w:val="FF0000"/>
+        </w:rPr>
+        <w:t xml:space="preserve"> Lab. Threshold was set to 5% (122 irrelevant records appear consecutively) + 20 records. </w:t>
+      </w:r>
+    </w:p>
+    <w:p>
+      <w:pPr>
+        <w:pBdr>
+          <w:top w:val="nil"/>
+          <w:left w:val="nil"/>
+          <w:bottom w:val="nil"/>
+          <w:right w:val="nil"/>
+          <w:between w:val="nil"/>
+        </w:pBdr>
+        <w:spacing w:after="0"/>
+        <w:ind w:left="720"/>
+        <w:rPr>
+          <w:color w:val="FF0000"/>
+        </w:rPr>
+      </w:pPr>
+      <w:r>
+        <w:rPr>
+          <w:i/>
+          <w:iCs/>
+          <w:color w:val="FF0000"/>
+        </w:rPr>
+        <w:t xml:space="preserve">Process completed on 30.03.2026 – </w:t>
+      </w:r>
+      <w:r>
+        <w:rPr>
+          <w:color w:val="FF0000"/>
+        </w:rPr>
+        <w:t>18 records were marked relevant, 392 irrelevant, 2,035 unlabeled</w:t>
+      </w:r>
+      <w:r>
+        <w:rPr>
+          <w:i/>
+          <w:iCs/>
+          <w:color w:val="FF0000"/>
+        </w:rPr>
+        <w:t>.</w:t>
+      </w:r>
+    </w:p>
+    <w:p>
+      <w:pPr>
+        <w:pBdr>
+          <w:top w:val="nil"/>
+          <w:left w:val="nil"/>
+          <w:bottom w:val="nil"/>
+          <w:right w:val="nil"/>
+          <w:between w:val="nil"/>
+        </w:pBdr>
+        <w:spacing w:after="0"/>
+        <w:ind w:left="720"/>
+        <w:rPr>
+          <w:color w:val="FF0000"/>
+        </w:rPr>
+      </w:pPr>
+      <w:r>
+        <w:rPr>
+          <w:i/>
+          <w:iCs/>
+          <w:color w:val="FF0000"/>
+        </w:rPr>
+        <w:t>Full text screening started on 31.03.2026</w:t>
+      </w:r>
+      <w:r>
+        <w:rPr>
+          <w:color w:val="FF0000"/>
+        </w:rPr>
+        <w:t xml:space="preserve"> – All PDF of the 18 relevant records have been imported to Zotero for screening.</w:t>
+      </w:r>
+    </w:p>
+    <w:p>
+      <w:pPr>
+        <w:pBdr>
+          <w:top w:val="nil"/>
+          <w:left w:val="nil"/>
+          <w:bottom w:val="nil"/>
+          <w:right w:val="nil"/>
+          <w:between w:val="nil"/>
+        </w:pBdr>
+        <w:spacing w:after="0"/>
+        <w:ind w:left="720"/>
+        <w:rPr>
+          <w:color w:val="FF0000"/>
+        </w:rPr>
+      </w:pPr>
+      <w:r>
+        <w:rPr>
+          <w:i/>
+          <w:iCs/>
+          <w:color w:val="FF0000"/>
+        </w:rPr>
+        <w:t xml:space="preserve">Full text screening completed on 31.03.2026 </w:t>
+      </w:r>
+      <w:r>
+        <w:rPr>
+          <w:color w:val="FF0000"/>
+        </w:rPr>
+        <w:t>– 1</w:t>
+      </w:r>
+      <w:r>
+        <w:rPr>
+          <w:color w:val="FF0000"/>
+        </w:rPr>
+        <w:t>2</w:t>
+      </w:r>
+      <w:r>
+        <w:rPr>
+          <w:color w:val="FF0000"/>
+        </w:rPr>
+        <w:t xml:space="preserve"> records were marked </w:t>
+      </w:r>
+      <w:r>
+        <w:rPr>
+          <w:color w:val="FF0000"/>
+        </w:rPr>
+        <w:t xml:space="preserve">relevant </w:t>
+      </w:r>
+      <w:r>
+        <w:rPr>
+          <w:color w:val="FF0000"/>
+        </w:rPr>
+        <w:t xml:space="preserve">and </w:t>
+      </w:r>
+      <w:r>
+        <w:rPr>
+          <w:color w:val="FF0000"/>
+        </w:rPr>
+        <w:t>6</w:t>
+      </w:r>
+      <w:r>
+        <w:rPr>
+          <w:color w:val="FF0000"/>
+        </w:rPr>
+        <w:t xml:space="preserve"> records were removed.</w:t>
+      </w:r>
+    </w:p>
+    <w:p>
+      <w:pPr>
+        <w:pBdr>
+          <w:top w:val="nil"/>
+          <w:left w:val="nil"/>
+          <w:bottom w:val="nil"/>
+          <w:right w:val="nil"/>
+          <w:between w:val="nil"/>
+        </w:pBdr>
+        <w:spacing w:after="0"/>
+        <w:ind w:left="720"/>
+        <w:rPr>
+          <w:color w:val="000000"/>
+        </w:rPr>
+      </w:pPr>
+    </w:p>
+    <w:p>
+      <w:pPr>
         <w:numPr>
           <w:ilvl w:val="0"/>
           <w:numId w:val="3"/>
         </w:numPr>
+        <w:pBdr>
+          <w:top w:val="nil"/>
+          <w:left w:val="nil"/>
+          <w:bottom w:val="nil"/>
+          <w:right w:val="nil"/>
+          <w:between w:val="nil"/>
+        </w:pBdr>
       </w:pPr>
       <w:r>
         <w:rPr>
           <w:b/>
           <w:bCs/>
+          <w:color w:val="000000"/>
         </w:rPr>
         <w:t>Grey literature and expert referral</w:t>
       </w:r>
       <w:r>
-        <w:t xml:space="preserve">: A targeted search of </w:t>
-      </w:r>
-      <w:r>
-        <w:rPr>
-          <w:highlight w:val="yellow"/>
-        </w:rPr>
-        <w:t>National Bureau of Economic Research (NBER), IZA Institute of Labor Economics Discussion Papers (IZA DP), SocArXiv</w:t>
-      </w:r>
-      <w:r>
+        <w:rPr>
+          <w:color w:val="000000"/>
+        </w:rPr>
+        <w:t xml:space="preserve">: A targeted search of National Bureau of Economic Research (NBER), IZA Institute of Labor Economics Discussion Papers (IZA DP), </w:t>
+      </w:r>
+      <w:proofErr w:type="spellStart"/>
+      <w:r>
+        <w:rPr>
+          <w:color w:val="000000"/>
+        </w:rPr>
+        <w:t>SocArXiv</w:t>
+      </w:r>
+      <w:proofErr w:type="spellEnd"/>
+      <w:r>
+        <w:rPr>
+          <w:color w:val="000000"/>
+        </w:rPr>
         <w:t xml:space="preserve">, </w:t>
       </w:r>
-      <w:r>
-        <w:rPr>
-          <w:highlight w:val="yellow"/>
-        </w:rPr>
-        <w:t>ArXiv, SSOAR, GESIS Working Papers</w:t>
-      </w:r>
-      <w:r>
-        <w:t xml:space="preserve"> will be conducted using Tier 1 query strings. Additionally, the final list of included papers will be shared with project supervisors and the whole SocEnRep team to solicit any recommendations for relevant resources that may have been missed.</w:t>
+      <w:proofErr w:type="spellStart"/>
+      <w:r>
+        <w:rPr>
+          <w:color w:val="000000"/>
+        </w:rPr>
+        <w:t>ArXiv</w:t>
+      </w:r>
+      <w:proofErr w:type="spellEnd"/>
+      <w:r>
+        <w:rPr>
+          <w:color w:val="000000"/>
+        </w:rPr>
+        <w:t xml:space="preserve">, SSOAR, GESIS Working Papers will be conducted using Tier 1 query strings. Additionally, the final list of papers included will be shared with project supervisors and the whole </w:t>
+      </w:r>
+      <w:proofErr w:type="spellStart"/>
+      <w:r>
+        <w:rPr>
+          <w:color w:val="000000"/>
+        </w:rPr>
+        <w:t>SocEnRep</w:t>
+      </w:r>
+      <w:proofErr w:type="spellEnd"/>
+      <w:r>
+        <w:rPr>
+          <w:color w:val="000000"/>
+        </w:rPr>
+        <w:t xml:space="preserve"> team to solicit any recommendations for relevant resources that may have been missed.</w:t>
       </w:r>
     </w:p>
     <w:p>
-      <w:r>
-        <w:t>All records from (a)–(c) will be screened by title/abstract using the Step 2 criteria, logged with source and screening decision, and counted separately in the PRISMA flow diagram.</w:t>
+      <w:pPr>
+        <w:spacing w:after="0"/>
+        <w:ind w:left="720"/>
+        <w:rPr>
+          <w:color w:val="FF0000"/>
+        </w:rPr>
+      </w:pPr>
+      <w:r>
+        <w:rPr>
+          <w:i/>
+          <w:iCs/>
+          <w:color w:val="FF0000"/>
+        </w:rPr>
+        <w:t xml:space="preserve">Update on 01.04.2026 – </w:t>
+      </w:r>
+      <w:r>
+        <w:rPr>
+          <w:color w:val="FF0000"/>
+        </w:rPr>
+        <w:t xml:space="preserve">NBER, IZA DP and all preprint servers hosted by OSF are already indexed in </w:t>
+      </w:r>
+      <w:proofErr w:type="spellStart"/>
+      <w:r>
+        <w:rPr>
+          <w:color w:val="FF0000"/>
+        </w:rPr>
+        <w:t>OpenAlex</w:t>
+      </w:r>
+      <w:proofErr w:type="spellEnd"/>
+      <w:r>
+        <w:rPr>
+          <w:color w:val="FF0000"/>
+        </w:rPr>
+        <w:t>.</w:t>
       </w:r>
     </w:p>
     <w:p>
       <w:pPr>
+        <w:ind w:left="720"/>
+        <w:rPr>
+          <w:color w:val="FF0000"/>
+        </w:rPr>
+      </w:pPr>
+      <w:r>
+        <w:rPr>
+          <w:color w:val="FF0000"/>
+        </w:rPr>
+        <w:t>Grey literature search was conducted in SSOAR GESIS on 01.04.2026 with keywords “computational reproducibility”.</w:t>
+      </w:r>
+    </w:p>
+    <w:p>
+      <w:pPr>
+        <w:ind w:left="720"/>
+        <w:rPr>
+          <w:color w:val="FF0000"/>
+        </w:rPr>
+      </w:pPr>
+      <w:r>
+        <w:rPr>
+          <w:color w:val="FF0000"/>
+        </w:rPr>
+        <w:t xml:space="preserve">Search on SSOAR returned three records: Schoch, et al. </w:t>
+      </w:r>
+      <w:r>
+        <w:rPr>
+          <w:color w:val="FF0000"/>
+          <w:lang w:val="de-DE"/>
+        </w:rPr>
+        <w:t xml:space="preserve">(2024); Knöpfle &amp; </w:t>
+      </w:r>
+      <w:proofErr w:type="spellStart"/>
+      <w:r>
+        <w:rPr>
+          <w:color w:val="FF0000"/>
+          <w:lang w:val="de-DE"/>
+        </w:rPr>
+        <w:t>Schatto</w:t>
+      </w:r>
+      <w:proofErr w:type="spellEnd"/>
+      <w:r>
+        <w:rPr>
+          <w:color w:val="FF0000"/>
+          <w:lang w:val="de-DE"/>
+        </w:rPr>
+        <w:t>-Eckrodt (2024); and Weller &amp; Kinder-</w:t>
+      </w:r>
+      <w:proofErr w:type="spellStart"/>
+      <w:r>
+        <w:rPr>
+          <w:color w:val="FF0000"/>
+          <w:lang w:val="de-DE"/>
+        </w:rPr>
+        <w:t>Kurlanda</w:t>
+      </w:r>
+      <w:proofErr w:type="spellEnd"/>
+      <w:r>
+        <w:rPr>
+          <w:color w:val="FF0000"/>
+          <w:lang w:val="de-DE"/>
+        </w:rPr>
+        <w:t xml:space="preserve">, 2016. </w:t>
+      </w:r>
+      <w:r>
+        <w:rPr>
+          <w:color w:val="FF0000"/>
+        </w:rPr>
+        <w:t>All of them have already been included in Step 3 search.</w:t>
+      </w:r>
+    </w:p>
+    <w:p>
+      <w:pPr>
+        <w:pBdr>
+          <w:top w:val="nil"/>
+          <w:left w:val="nil"/>
+          <w:bottom w:val="nil"/>
+          <w:right w:val="nil"/>
+          <w:between w:val="nil"/>
+        </w:pBdr>
+        <w:ind w:left="720"/>
+        <w:rPr>
+          <w:color w:val="FF0000"/>
+        </w:rPr>
+      </w:pPr>
+      <w:r>
+        <w:rPr>
+          <w:color w:val="FF0000"/>
+        </w:rPr>
+        <w:t xml:space="preserve">Two new records </w:t>
+      </w:r>
+      <w:proofErr w:type="gramStart"/>
+      <w:r>
+        <w:rPr>
+          <w:color w:val="FF0000"/>
+        </w:rPr>
+        <w:t>added</w:t>
+      </w:r>
+      <w:proofErr w:type="gramEnd"/>
+      <w:r>
+        <w:rPr>
+          <w:color w:val="FF0000"/>
+        </w:rPr>
+        <w:t xml:space="preserve"> from SCORE project: Nosek, et al. (2026) and Miske, et al. (2026) by Amelia on 01.04.2026</w:t>
+      </w:r>
+    </w:p>
+    <w:p>
+      <w:pPr>
+        <w:pBdr>
+          <w:top w:val="nil"/>
+          <w:left w:val="nil"/>
+          <w:bottom w:val="nil"/>
+          <w:right w:val="nil"/>
+          <w:between w:val="nil"/>
+        </w:pBdr>
+        <w:ind w:left="720"/>
+        <w:rPr>
+          <w:color w:val="FF0000"/>
+        </w:rPr>
+      </w:pPr>
+      <w:r>
+        <w:rPr>
+          <w:color w:val="FF0000"/>
+        </w:rPr>
+        <w:t xml:space="preserve">One new record added by Amelia on 02.04.2026: </w:t>
+      </w:r>
+      <w:proofErr w:type="spellStart"/>
+      <w:r>
+        <w:rPr>
+          <w:color w:val="FF0000"/>
+        </w:rPr>
+        <w:t>ACRe</w:t>
+      </w:r>
+      <w:proofErr w:type="spellEnd"/>
+      <w:r>
+        <w:rPr>
+          <w:color w:val="FF0000"/>
+        </w:rPr>
+        <w:t xml:space="preserve"> Guide for Advancing Computational Reproducibility in the Social Sciences.</w:t>
+      </w:r>
+    </w:p>
+    <w:p>
+      <w:r>
+        <w:lastRenderedPageBreak/>
+        <w:t>All records from (a)–(c) will be screened by title/abstract using the Step 2 criteria, logged with source and screening decision, and counted separately in the PRISMA flow diagram.</w:t>
+      </w:r>
+    </w:p>
+    <w:p>
+      <w:pPr>
         <w:rPr>
           <w:b/>
           <w:bCs/>
@@ -4327,283 +5376,367 @@
           <w:i/>
           <w:iCs/>
         </w:rPr>
-        <w:t xml:space="preserve">Informations that </w:t>
-      </w:r>
-      <w:r>
-        <w:rPr>
-          <w:i/>
-          <w:iCs/>
-        </w:rPr>
-        <w:t>should</w:t>
-      </w:r>
-      <w:r>
-        <w:rPr>
-          <w:i/>
-          <w:iCs/>
-        </w:rPr>
-        <w:t xml:space="preserve"> be coded from the paper:</w:t>
+        <w:t>Information that should be coded from the paper:</w:t>
       </w:r>
     </w:p>
     <w:p>
       <w:pPr>
-        <w:pStyle w:val="ListParagraph"/>
         <w:numPr>
           <w:ilvl w:val="3"/>
           <w:numId w:val="2"/>
         </w:numPr>
+        <w:pBdr>
+          <w:top w:val="nil"/>
+          <w:left w:val="nil"/>
+          <w:bottom w:val="nil"/>
+          <w:right w:val="nil"/>
+          <w:between w:val="nil"/>
+        </w:pBdr>
+        <w:spacing w:after="0"/>
         <w:ind w:left="567"/>
       </w:pPr>
       <w:r>
-        <w:t>Discipline specific? If yes, which</w:t>
-      </w:r>
-      <w:r>
-        <w:t xml:space="preserve"> discipline</w:t>
-      </w:r>
-      <w:r>
-        <w:t>?</w:t>
+        <w:rPr>
+          <w:color w:val="000000"/>
+        </w:rPr>
+        <w:t>Discipline specific? If yes, which discipline?</w:t>
       </w:r>
     </w:p>
     <w:p>
       <w:pPr>
-        <w:pStyle w:val="ListParagraph"/>
         <w:numPr>
           <w:ilvl w:val="3"/>
           <w:numId w:val="2"/>
         </w:numPr>
+        <w:pBdr>
+          <w:top w:val="nil"/>
+          <w:left w:val="nil"/>
+          <w:bottom w:val="nil"/>
+          <w:right w:val="nil"/>
+          <w:between w:val="nil"/>
+        </w:pBdr>
+        <w:spacing w:after="0"/>
         <w:ind w:left="567"/>
       </w:pPr>
       <w:r>
         <w:rPr>
           <w:b/>
           <w:bCs/>
-        </w:rPr>
-        <w:t>Source c</w:t>
-      </w:r>
-      <w:r>
-        <w:rPr>
-          <w:b/>
-          <w:bCs/>
-        </w:rPr>
-        <w:t>lassification:</w:t>
-      </w:r>
-      <w:r>
-        <w:t xml:space="preserve"> guidelines/review paper, t</w:t>
-      </w:r>
-      <w:r>
-        <w:t>echnical tool/workflow, empirical audit/assessment, user study (survey/interview), replication/reproduction effort, etc.</w:t>
+          <w:color w:val="000000"/>
+        </w:rPr>
+        <w:t>Source classification:</w:t>
+      </w:r>
+      <w:r>
+        <w:rPr>
+          <w:color w:val="000000"/>
+        </w:rPr>
+        <w:t xml:space="preserve"> guidelines/review paper, technical tool/workflow, empirical audit/assessment, user study (survey/interview), replication/reproduction effort, etc.</w:t>
       </w:r>
     </w:p>
     <w:p>
       <w:pPr>
-        <w:pStyle w:val="ListParagraph"/>
         <w:numPr>
           <w:ilvl w:val="3"/>
           <w:numId w:val="2"/>
         </w:numPr>
+        <w:pBdr>
+          <w:top w:val="nil"/>
+          <w:left w:val="nil"/>
+          <w:bottom w:val="nil"/>
+          <w:right w:val="nil"/>
+          <w:between w:val="nil"/>
+        </w:pBdr>
+        <w:spacing w:after="0"/>
         <w:ind w:left="567"/>
       </w:pPr>
       <w:r>
         <w:rPr>
           <w:b/>
           <w:bCs/>
+          <w:color w:val="000000"/>
         </w:rPr>
         <w:t>Definition:</w:t>
       </w:r>
       <w:r>
-        <w:t xml:space="preserve"> </w:t>
-      </w:r>
-      <w:r>
-        <w:t>Does it offer definition for (computational) reproducibility?</w:t>
+        <w:rPr>
+          <w:color w:val="000000"/>
+        </w:rPr>
+        <w:t xml:space="preserve"> Does it </w:t>
+      </w:r>
+      <w:r>
+        <w:t>offer a definition</w:t>
+      </w:r>
+      <w:r>
+        <w:rPr>
+          <w:color w:val="000000"/>
+        </w:rPr>
+        <w:t xml:space="preserve"> for (computational) reproducibility?</w:t>
       </w:r>
     </w:p>
     <w:p>
       <w:pPr>
-        <w:pStyle w:val="ListParagraph"/>
         <w:numPr>
           <w:ilvl w:val="3"/>
           <w:numId w:val="2"/>
         </w:numPr>
+        <w:pBdr>
+          <w:top w:val="nil"/>
+          <w:left w:val="nil"/>
+          <w:bottom w:val="nil"/>
+          <w:right w:val="nil"/>
+          <w:between w:val="nil"/>
+        </w:pBdr>
+        <w:spacing w:after="0"/>
         <w:ind w:left="567"/>
       </w:pPr>
       <w:r>
         <w:rPr>
           <w:b/>
           <w:bCs/>
+          <w:color w:val="000000"/>
         </w:rPr>
         <w:t>Study design:</w:t>
       </w:r>
       <w:r>
+        <w:rPr>
+          <w:color w:val="000000"/>
+        </w:rPr>
         <w:t xml:space="preserve"> Does it focus on specific study design (e.g., </w:t>
       </w:r>
       <w:r>
         <w:rPr>
           <w:i/>
           <w:iCs/>
+          <w:color w:val="000000"/>
         </w:rPr>
         <w:t xml:space="preserve">in silico </w:t>
       </w:r>
       <w:r>
-        <w:t>experiment, secondary data analysis, survey, etc.)?</w:t>
+        <w:rPr>
+          <w:color w:val="000000"/>
+        </w:rPr>
+        <w:t>experiment, secondary data analysis, survey, digital trace study, etc.)?</w:t>
       </w:r>
     </w:p>
     <w:p>
       <w:pPr>
-        <w:pStyle w:val="ListParagraph"/>
         <w:numPr>
           <w:ilvl w:val="3"/>
           <w:numId w:val="2"/>
         </w:numPr>
+        <w:pBdr>
+          <w:top w:val="nil"/>
+          <w:left w:val="nil"/>
+          <w:bottom w:val="nil"/>
+          <w:right w:val="nil"/>
+          <w:between w:val="nil"/>
+        </w:pBdr>
+        <w:spacing w:after="0"/>
         <w:ind w:left="567"/>
       </w:pPr>
       <w:r>
         <w:rPr>
           <w:b/>
           <w:bCs/>
+          <w:color w:val="000000"/>
         </w:rPr>
         <w:t>Prog. Language:</w:t>
       </w:r>
       <w:r>
-        <w:t xml:space="preserve"> </w:t>
-      </w:r>
-      <w:r>
-        <w:t>Does it focus on specific programming language? R, STATA, Python?</w:t>
+        <w:rPr>
+          <w:color w:val="000000"/>
+        </w:rPr>
+        <w:t xml:space="preserve"> Does it focus on a specific programming language? R, STATA, Python?</w:t>
       </w:r>
     </w:p>
     <w:p>
       <w:pPr>
-        <w:pStyle w:val="ListParagraph"/>
         <w:numPr>
           <w:ilvl w:val="3"/>
           <w:numId w:val="2"/>
         </w:numPr>
+        <w:pBdr>
+          <w:top w:val="nil"/>
+          <w:left w:val="nil"/>
+          <w:bottom w:val="nil"/>
+          <w:right w:val="nil"/>
+          <w:between w:val="nil"/>
+        </w:pBdr>
+        <w:spacing w:after="0"/>
         <w:ind w:left="567"/>
       </w:pPr>
       <w:r>
         <w:rPr>
           <w:b/>
           <w:bCs/>
+          <w:color w:val="000000"/>
         </w:rPr>
         <w:t>Data Provenance:</w:t>
       </w:r>
       <w:r>
-        <w:t xml:space="preserve"> </w:t>
-      </w:r>
-      <w:r>
-        <w:t>D</w:t>
-      </w:r>
-      <w:r>
-        <w:t>oes it</w:t>
-      </w:r>
-      <w:r>
-        <w:t xml:space="preserve"> focus on</w:t>
-      </w:r>
-      <w:r>
-        <w:t xml:space="preserve"> </w:t>
+        <w:rPr>
+          <w:color w:val="000000"/>
+        </w:rPr>
+        <w:t xml:space="preserve"> Does it focus on </w:t>
       </w:r>
       <w:r>
         <w:rPr>
           <w:i/>
           <w:iCs/>
+          <w:color w:val="000000"/>
         </w:rPr>
         <w:t>narrative reproducibility</w:t>
       </w:r>
       <w:r>
-        <w:t>/data documentation (e.g.,</w:t>
-      </w:r>
-      <w:r>
-        <w:t xml:space="preserve"> </w:t>
-      </w:r>
-      <w:r>
-        <w:t>Rmarkdown, Quarto, Jupyter</w:t>
-      </w:r>
-      <w:r>
-        <w:t>, Google Collab, etc</w:t>
-      </w:r>
-      <w:r>
-        <w:t>)</w:t>
-      </w:r>
-      <w:r>
-        <w:t xml:space="preserve"> or</w:t>
-      </w:r>
-      <w:r>
-        <w:t xml:space="preserve"> </w:t>
+        <w:rPr>
+          <w:color w:val="000000"/>
+        </w:rPr>
+        <w:t xml:space="preserve">/data documentation (e.g., </w:t>
+      </w:r>
+      <w:proofErr w:type="spellStart"/>
+      <w:r>
+        <w:rPr>
+          <w:color w:val="000000"/>
+        </w:rPr>
+        <w:t>Rmarkdown</w:t>
+      </w:r>
+      <w:proofErr w:type="spellEnd"/>
+      <w:r>
+        <w:rPr>
+          <w:color w:val="000000"/>
+        </w:rPr>
+        <w:t xml:space="preserve">, Quarto, </w:t>
+      </w:r>
+      <w:proofErr w:type="spellStart"/>
+      <w:r>
+        <w:rPr>
+          <w:color w:val="000000"/>
+        </w:rPr>
+        <w:t>Jupyter</w:t>
+      </w:r>
+      <w:proofErr w:type="spellEnd"/>
+      <w:r>
+        <w:rPr>
+          <w:color w:val="000000"/>
+        </w:rPr>
+        <w:t xml:space="preserve">, </w:t>
+      </w:r>
+      <w:proofErr w:type="spellStart"/>
+      <w:r>
+        <w:rPr>
+          <w:color w:val="000000"/>
+        </w:rPr>
+        <w:t>NotebookLM</w:t>
+      </w:r>
+      <w:proofErr w:type="spellEnd"/>
+      <w:r>
+        <w:rPr>
+          <w:color w:val="000000"/>
+        </w:rPr>
+        <w:t xml:space="preserve">, Google Collab, </w:t>
+      </w:r>
+      <w:proofErr w:type="spellStart"/>
+      <w:r>
+        <w:rPr>
+          <w:color w:val="000000"/>
+        </w:rPr>
+        <w:t>etc</w:t>
+      </w:r>
+      <w:proofErr w:type="spellEnd"/>
+      <w:r>
+        <w:rPr>
+          <w:color w:val="000000"/>
+        </w:rPr>
+        <w:t xml:space="preserve">) or </w:t>
       </w:r>
       <w:r>
         <w:rPr>
           <w:i/>
           <w:iCs/>
+          <w:color w:val="000000"/>
         </w:rPr>
         <w:t xml:space="preserve">computing environment </w:t>
       </w:r>
       <w:r>
-        <w:t xml:space="preserve">(e.g., </w:t>
-      </w:r>
-      <w:r>
-        <w:t>containerization</w:t>
-      </w:r>
-      <w:r>
-        <w:t>)</w:t>
-      </w:r>
-      <w:r>
-        <w:t>?</w:t>
+        <w:rPr>
+          <w:color w:val="000000"/>
+        </w:rPr>
+        <w:t>(e.g., containerization)?</w:t>
       </w:r>
     </w:p>
     <w:p>
       <w:pPr>
-        <w:pStyle w:val="ListParagraph"/>
         <w:numPr>
           <w:ilvl w:val="3"/>
           <w:numId w:val="2"/>
         </w:numPr>
+        <w:pBdr>
+          <w:top w:val="nil"/>
+          <w:left w:val="nil"/>
+          <w:bottom w:val="nil"/>
+          <w:right w:val="nil"/>
+          <w:between w:val="nil"/>
+        </w:pBdr>
+        <w:spacing w:after="0"/>
         <w:ind w:left="567"/>
       </w:pPr>
       <w:r>
         <w:rPr>
           <w:b/>
           <w:bCs/>
+          <w:color w:val="000000"/>
         </w:rPr>
         <w:t>Data Type:</w:t>
       </w:r>
       <w:r>
-        <w:t xml:space="preserve"> </w:t>
-      </w:r>
-      <w:r>
-        <w:t>Does it focus on specific type of data (e.g., audio, digital trace, text, etc)?</w:t>
+        <w:rPr>
+          <w:color w:val="000000"/>
+        </w:rPr>
+        <w:t xml:space="preserve"> Does it focus on specific types of data (e.g., audio, digital trace, text, </w:t>
+      </w:r>
+      <w:proofErr w:type="spellStart"/>
+      <w:r>
+        <w:rPr>
+          <w:color w:val="000000"/>
+        </w:rPr>
+        <w:t>etc</w:t>
+      </w:r>
+      <w:proofErr w:type="spellEnd"/>
+      <w:r>
+        <w:rPr>
+          <w:color w:val="000000"/>
+        </w:rPr>
+        <w:t>)?</w:t>
       </w:r>
     </w:p>
     <w:p>
       <w:pPr>
-        <w:pStyle w:val="ListParagraph"/>
         <w:numPr>
           <w:ilvl w:val="3"/>
           <w:numId w:val="2"/>
         </w:numPr>
+        <w:pBdr>
+          <w:top w:val="nil"/>
+          <w:left w:val="nil"/>
+          <w:bottom w:val="nil"/>
+          <w:right w:val="nil"/>
+          <w:between w:val="nil"/>
+        </w:pBdr>
         <w:ind w:left="567"/>
       </w:pPr>
       <w:r>
         <w:rPr>
           <w:b/>
           <w:bCs/>
+          <w:color w:val="000000"/>
         </w:rPr>
         <w:t>License:</w:t>
       </w:r>
       <w:r>
-        <w:t xml:space="preserve"> </w:t>
-      </w:r>
-      <w:r>
-        <w:t xml:space="preserve">Does it </w:t>
-      </w:r>
-      <w:r>
-        <w:t>focus on</w:t>
-      </w:r>
-      <w:r>
-        <w:t xml:space="preserve"> proprietary </w:t>
-      </w:r>
-      <w:r>
-        <w:t>data</w:t>
-      </w:r>
-      <w:r>
-        <w:t>?</w:t>
+        <w:rPr>
+          <w:color w:val="000000"/>
+        </w:rPr>
+        <w:t xml:space="preserve"> Does it focus on proprietary data?</w:t>
       </w:r>
     </w:p>
     <w:p/>
@@ -4624,155 +5757,208 @@
     </w:p>
     <w:p>
       <w:pPr>
-        <w:pStyle w:val="ListParagraph"/>
         <w:numPr>
           <w:ilvl w:val="6"/>
           <w:numId w:val="2"/>
         </w:numPr>
+        <w:pBdr>
+          <w:top w:val="nil"/>
+          <w:left w:val="nil"/>
+          <w:bottom w:val="nil"/>
+          <w:right w:val="nil"/>
+          <w:between w:val="nil"/>
+        </w:pBdr>
+        <w:spacing w:after="0"/>
         <w:ind w:left="426" w:hanging="284"/>
       </w:pPr>
       <w:r>
+        <w:rPr>
+          <w:color w:val="000000"/>
+        </w:rPr>
         <w:t>Criteria</w:t>
       </w:r>
     </w:p>
     <w:p>
       <w:pPr>
-        <w:pStyle w:val="ListParagraph"/>
         <w:numPr>
           <w:ilvl w:val="7"/>
           <w:numId w:val="2"/>
         </w:numPr>
+        <w:pBdr>
+          <w:top w:val="nil"/>
+          <w:left w:val="nil"/>
+          <w:bottom w:val="nil"/>
+          <w:right w:val="nil"/>
+          <w:between w:val="nil"/>
+        </w:pBdr>
+        <w:spacing w:after="0"/>
         <w:ind w:left="851" w:hanging="284"/>
       </w:pPr>
       <w:r>
-        <w:t>What does reproducibility means across different</w:t>
-      </w:r>
-      <w:r>
-        <w:t xml:space="preserve"> disciplines, different</w:t>
-      </w:r>
-      <w:r>
-        <w:t xml:space="preserve"> research</w:t>
-      </w:r>
-      <w:r>
-        <w:t xml:space="preserve"> design</w:t>
-      </w:r>
-      <w:r>
-        <w:t>s,</w:t>
-      </w:r>
-      <w:r>
-        <w:t xml:space="preserve"> and data type?</w:t>
+        <w:rPr>
+          <w:color w:val="000000"/>
+        </w:rPr>
+        <w:t>What does reproducibility mean across different disciplines, different research designs, and data type?</w:t>
       </w:r>
     </w:p>
     <w:p>
       <w:pPr>
-        <w:pStyle w:val="ListParagraph"/>
         <w:numPr>
           <w:ilvl w:val="7"/>
           <w:numId w:val="2"/>
         </w:numPr>
+        <w:pBdr>
+          <w:top w:val="nil"/>
+          <w:left w:val="nil"/>
+          <w:bottom w:val="nil"/>
+          <w:right w:val="nil"/>
+          <w:between w:val="nil"/>
+        </w:pBdr>
+        <w:spacing w:after="0"/>
         <w:ind w:left="851" w:hanging="284"/>
       </w:pPr>
       <w:r>
-        <w:t>Layers</w:t>
-      </w:r>
-      <w:r>
-        <w:t xml:space="preserve"> of the criteria</w:t>
-      </w:r>
-      <w:r>
-        <w:t xml:space="preserve"> (possibly the three-tiers logic?)</w:t>
+        <w:rPr>
+          <w:color w:val="000000"/>
+        </w:rPr>
+        <w:t>Layers of the criteria (possibly the three-tiers logic?)</w:t>
       </w:r>
     </w:p>
     <w:p>
       <w:pPr>
-        <w:pStyle w:val="ListParagraph"/>
         <w:numPr>
           <w:ilvl w:val="7"/>
           <w:numId w:val="2"/>
         </w:numPr>
+        <w:pBdr>
+          <w:top w:val="nil"/>
+          <w:left w:val="nil"/>
+          <w:bottom w:val="nil"/>
+          <w:right w:val="nil"/>
+          <w:between w:val="nil"/>
+        </w:pBdr>
+        <w:spacing w:after="0"/>
         <w:ind w:left="851" w:hanging="284"/>
       </w:pPr>
       <w:r>
+        <w:rPr>
+          <w:color w:val="000000"/>
+        </w:rPr>
         <w:t>Visualizing the dependency logic of the reproducibility criteria</w:t>
       </w:r>
     </w:p>
     <w:p>
       <w:pPr>
-        <w:pStyle w:val="ListParagraph"/>
         <w:numPr>
           <w:ilvl w:val="6"/>
           <w:numId w:val="2"/>
         </w:numPr>
+        <w:pBdr>
+          <w:top w:val="nil"/>
+          <w:left w:val="nil"/>
+          <w:bottom w:val="nil"/>
+          <w:right w:val="nil"/>
+          <w:between w:val="nil"/>
+        </w:pBdr>
+        <w:spacing w:after="0"/>
         <w:ind w:left="426" w:hanging="284"/>
       </w:pPr>
       <w:r>
-        <w:lastRenderedPageBreak/>
+        <w:rPr>
+          <w:color w:val="000000"/>
+        </w:rPr>
         <w:t>Barriers</w:t>
       </w:r>
     </w:p>
     <w:p>
       <w:pPr>
-        <w:pStyle w:val="ListParagraph"/>
         <w:numPr>
           <w:ilvl w:val="7"/>
           <w:numId w:val="2"/>
         </w:numPr>
+        <w:pBdr>
+          <w:top w:val="nil"/>
+          <w:left w:val="nil"/>
+          <w:bottom w:val="nil"/>
+          <w:right w:val="nil"/>
+          <w:between w:val="nil"/>
+        </w:pBdr>
+        <w:spacing w:after="0"/>
         <w:ind w:left="851" w:hanging="284"/>
       </w:pPr>
       <w:r>
+        <w:rPr>
+          <w:color w:val="000000"/>
+        </w:rPr>
         <w:t>What caused the reproducibility check to fail?</w:t>
       </w:r>
     </w:p>
     <w:p>
       <w:pPr>
-        <w:pStyle w:val="ListParagraph"/>
         <w:numPr>
           <w:ilvl w:val="7"/>
           <w:numId w:val="2"/>
         </w:numPr>
+        <w:pBdr>
+          <w:top w:val="nil"/>
+          <w:left w:val="nil"/>
+          <w:bottom w:val="nil"/>
+          <w:right w:val="nil"/>
+          <w:between w:val="nil"/>
+        </w:pBdr>
+        <w:spacing w:after="0"/>
         <w:ind w:left="851" w:hanging="284"/>
       </w:pPr>
       <w:r>
-        <w:t>What are i</w:t>
-      </w:r>
-      <w:r>
-        <w:t>ndividual and structural barriers</w:t>
-      </w:r>
-      <w:r>
-        <w:t xml:space="preserve"> that hamper reproducibility?</w:t>
+        <w:rPr>
+          <w:color w:val="000000"/>
+        </w:rPr>
+        <w:t>What are individual and structural barriers that hamper reproducibility?</w:t>
       </w:r>
     </w:p>
     <w:p>
       <w:pPr>
-        <w:pStyle w:val="ListParagraph"/>
         <w:numPr>
           <w:ilvl w:val="6"/>
           <w:numId w:val="2"/>
         </w:numPr>
+        <w:pBdr>
+          <w:top w:val="nil"/>
+          <w:left w:val="nil"/>
+          <w:bottom w:val="nil"/>
+          <w:right w:val="nil"/>
+          <w:between w:val="nil"/>
+        </w:pBdr>
+        <w:spacing w:after="0"/>
         <w:ind w:left="426" w:hanging="284"/>
       </w:pPr>
       <w:r>
-        <w:t>Who bears the c</w:t>
-      </w:r>
-      <w:r>
-        <w:t>ost</w:t>
-      </w:r>
-      <w:r>
-        <w:t xml:space="preserve"> of reproducibility check?</w:t>
-      </w:r>
-      <w:r>
-        <w:t xml:space="preserve"> What are the funding models?</w:t>
+        <w:rPr>
+          <w:color w:val="000000"/>
+        </w:rPr>
+        <w:t xml:space="preserve">Who bears the cost of reproducibility check? </w:t>
       </w:r>
     </w:p>
     <w:p>
       <w:pPr>
-        <w:pStyle w:val="ListParagraph"/>
         <w:numPr>
           <w:ilvl w:val="6"/>
           <w:numId w:val="2"/>
         </w:numPr>
+        <w:pBdr>
+          <w:top w:val="nil"/>
+          <w:left w:val="nil"/>
+          <w:bottom w:val="nil"/>
+          <w:right w:val="nil"/>
+          <w:between w:val="nil"/>
+        </w:pBdr>
+        <w:spacing w:after="0"/>
         <w:ind w:left="426" w:hanging="284"/>
       </w:pPr>
       <w:r>
+        <w:rPr>
+          <w:color w:val="000000"/>
+        </w:rPr>
         <w:t>Issues with sensitive/proprietary data</w:t>
       </w:r>
     </w:p>
@@ -4789,98 +5975,9 @@
 <file path=word/numbering.xml><?xml version="1.0" encoding="utf-8"?>
 <w:numbering xmlns:wpc="http://schemas.microsoft.com/office/word/2010/wordprocessingCanvas" xmlns:cx="http://schemas.microsoft.com/office/drawing/2014/chartex" xmlns:cx1="http://schemas.microsoft.com/office/drawing/2015/9/8/chartex" xmlns:cx2="http://schemas.microsoft.com/office/drawing/2015/10/21/chartex" xmlns:cx3="http://schemas.microsoft.com/office/drawing/2016/5/9/chartex" xmlns:cx4="http://schemas.microsoft.com/office/drawing/2016/5/10/chartex" xmlns:cx5="http://schemas.microsoft.com/office/drawing/2016/5/11/chartex" xmlns:cx6="http://schemas.microsoft.com/office/drawing/2016/5/12/chartex" xmlns:cx7="http://schemas.microsoft.com/office/drawing/2016/5/13/chartex" xmlns:cx8="http://schemas.microsoft.com/office/drawing/2016/5/14/chartex" xmlns:mc="http://schemas.openxmlformats.org/markup-compatibility/2006" xmlns:aink="http://schemas.microsoft.com/office/drawing/2016/ink" xmlns:am3d="http://schemas.microsoft.com/office/drawing/2017/model3d" xmlns:o="urn:schemas-microsoft-com:office:office" xmlns:oel="http://schemas.microsoft.com/office/2019/extlst" xmlns:r="http://schemas.openxmlformats.org/officeDocument/2006/relationships" xmlns:m="http://schemas.openxmlformats.org/officeDocument/2006/math" xmlns:v="urn:schemas-microsoft-com:vml" xmlns:wp14="http://schemas.microsoft.com/office/word/2010/wordprocessingDrawing" xmlns:wp="http://schemas.openxmlformats.org/drawingml/2006/wordprocessingDrawing" xmlns:w10="urn:schemas-microsoft-com:office:word" xmlns:w="http://schemas.openxmlformats.org/wordprocessingml/2006/main" xmlns:w14="http://schemas.microsoft.com/office/word/2010/wordml" xmlns:w15="http://schemas.microsoft.com/office/word/2012/wordml" xmlns:w16cex="http://schemas.microsoft.com/office/word/2018/wordml/cex" xmlns:w16cid="http://schemas.microsoft.com/office/word/2016/wordml/cid" xmlns:w16="http://schemas.microsoft.com/office/word/2018/wordml" xmlns:w16du="http://schemas.microsoft.com/office/word/2023/wordml/word16du" xmlns:w16sdtdh="http://schemas.microsoft.com/office/word/2020/wordml/sdtdatahash" xmlns:w16sdtfl="http://schemas.microsoft.com/office/word/2024/wordml/sdtformatlock" xmlns:w16se="http://schemas.microsoft.com/office/word/2015/wordml/symex" xmlns:wpg="http://schemas.microsoft.com/office/word/2010/wordprocessingGroup" xmlns:wpi="http://schemas.microsoft.com/office/word/2010/wordprocessingInk" xmlns:wne="http://schemas.microsoft.com/office/word/2006/wordml" xmlns:wps="http://schemas.microsoft.com/office/word/2010/wordprocessingShape" mc:Ignorable="w14 w15 w16se w16cid w16 w16cex w16sdtdh w16sdtfl w16du wp14">
   <w:abstractNum w:abstractNumId="0" w15:restartNumberingAfterBreak="0">
-    <w:nsid w:val="58FD33B1"/>
-    <w:multiLevelType w:val="hybridMultilevel"/>
-    <w:tmpl w:val="585AD81C"/>
-    <w:lvl w:ilvl="0" w:tplc="6F1ADBF2">
-      <w:start w:val="1"/>
-      <w:numFmt w:val="lowerLetter"/>
-      <w:lvlText w:val="(%1)"/>
-      <w:lvlJc w:val="left"/>
-      <w:pPr>
-        <w:ind w:left="720" w:hanging="360"/>
-      </w:pPr>
-      <w:rPr>
-        <w:rFonts w:hint="default"/>
-      </w:rPr>
-    </w:lvl>
-    <w:lvl w:ilvl="1" w:tplc="20000019" w:tentative="1">
-      <w:start w:val="1"/>
-      <w:numFmt w:val="lowerLetter"/>
-      <w:lvlText w:val="%2."/>
-      <w:lvlJc w:val="left"/>
-      <w:pPr>
-        <w:ind w:left="1440" w:hanging="360"/>
-      </w:pPr>
-    </w:lvl>
-    <w:lvl w:ilvl="2" w:tplc="2000001B" w:tentative="1">
-      <w:start w:val="1"/>
-      <w:numFmt w:val="lowerRoman"/>
-      <w:lvlText w:val="%3."/>
-      <w:lvlJc w:val="right"/>
-      <w:pPr>
-        <w:ind w:left="2160" w:hanging="180"/>
-      </w:pPr>
-    </w:lvl>
-    <w:lvl w:ilvl="3" w:tplc="2000000F" w:tentative="1">
-      <w:start w:val="1"/>
-      <w:numFmt w:val="decimal"/>
-      <w:lvlText w:val="%4."/>
-      <w:lvlJc w:val="left"/>
-      <w:pPr>
-        <w:ind w:left="2880" w:hanging="360"/>
-      </w:pPr>
-    </w:lvl>
-    <w:lvl w:ilvl="4" w:tplc="20000019" w:tentative="1">
-      <w:start w:val="1"/>
-      <w:numFmt w:val="lowerLetter"/>
-      <w:lvlText w:val="%5."/>
-      <w:lvlJc w:val="left"/>
-      <w:pPr>
-        <w:ind w:left="3600" w:hanging="360"/>
-      </w:pPr>
-    </w:lvl>
-    <w:lvl w:ilvl="5" w:tplc="2000001B" w:tentative="1">
-      <w:start w:val="1"/>
-      <w:numFmt w:val="lowerRoman"/>
-      <w:lvlText w:val="%6."/>
-      <w:lvlJc w:val="right"/>
-      <w:pPr>
-        <w:ind w:left="4320" w:hanging="180"/>
-      </w:pPr>
-    </w:lvl>
-    <w:lvl w:ilvl="6" w:tplc="2000000F" w:tentative="1">
-      <w:start w:val="1"/>
-      <w:numFmt w:val="decimal"/>
-      <w:lvlText w:val="%7."/>
-      <w:lvlJc w:val="left"/>
-      <w:pPr>
-        <w:ind w:left="5040" w:hanging="360"/>
-      </w:pPr>
-    </w:lvl>
-    <w:lvl w:ilvl="7" w:tplc="20000019" w:tentative="1">
-      <w:start w:val="1"/>
-      <w:numFmt w:val="lowerLetter"/>
-      <w:lvlText w:val="%8."/>
-      <w:lvlJc w:val="left"/>
-      <w:pPr>
-        <w:ind w:left="5760" w:hanging="360"/>
-      </w:pPr>
-    </w:lvl>
-    <w:lvl w:ilvl="8" w:tplc="2000001B" w:tentative="1">
-      <w:start w:val="1"/>
-      <w:numFmt w:val="lowerRoman"/>
-      <w:lvlText w:val="%9."/>
-      <w:lvlJc w:val="right"/>
-      <w:pPr>
-        <w:ind w:left="6480" w:hanging="180"/>
-      </w:pPr>
-    </w:lvl>
-  </w:abstractNum>
-  <w:abstractNum w:abstractNumId="1" w15:restartNumberingAfterBreak="0">
-    <w:nsid w:val="5BF87CD0"/>
+    <w:nsid w:val="23897919"/>
     <w:multiLevelType w:val="multilevel"/>
-    <w:tmpl w:val="F754F536"/>
+    <w:tmpl w:val="082A77A2"/>
     <w:lvl w:ilvl="0">
       <w:start w:val="1"/>
       <w:numFmt w:val="decimal"/>
@@ -4963,10 +6060,10 @@
       </w:pPr>
     </w:lvl>
   </w:abstractNum>
-  <w:abstractNum w:abstractNumId="2" w15:restartNumberingAfterBreak="0">
-    <w:nsid w:val="69925F03"/>
+  <w:abstractNum w:abstractNumId="1" w15:restartNumberingAfterBreak="0">
+    <w:nsid w:val="35041E93"/>
     <w:multiLevelType w:val="multilevel"/>
-    <w:tmpl w:val="79DA42DC"/>
+    <w:tmpl w:val="3374568C"/>
     <w:lvl w:ilvl="0">
       <w:start w:val="1"/>
       <w:numFmt w:val="decimal"/>
@@ -5049,14 +6146,189 @@
       </w:pPr>
     </w:lvl>
   </w:abstractNum>
-  <w:num w:numId="1" w16cid:durableId="1459838339">
+  <w:abstractNum w:abstractNumId="2" w15:restartNumberingAfterBreak="0">
+    <w:nsid w:val="36384346"/>
+    <w:multiLevelType w:val="multilevel"/>
+    <w:tmpl w:val="1AB85158"/>
+    <w:lvl w:ilvl="0">
+      <w:start w:val="1"/>
+      <w:numFmt w:val="lowerLetter"/>
+      <w:lvlText w:val="(%1)"/>
+      <w:lvlJc w:val="left"/>
+      <w:pPr>
+        <w:ind w:left="720" w:hanging="360"/>
+      </w:pPr>
+    </w:lvl>
+    <w:lvl w:ilvl="1">
+      <w:start w:val="1"/>
+      <w:numFmt w:val="lowerLetter"/>
+      <w:lvlText w:val="%2."/>
+      <w:lvlJc w:val="left"/>
+      <w:pPr>
+        <w:ind w:left="1440" w:hanging="360"/>
+      </w:pPr>
+    </w:lvl>
+    <w:lvl w:ilvl="2">
+      <w:start w:val="1"/>
+      <w:numFmt w:val="lowerRoman"/>
+      <w:lvlText w:val="%3."/>
+      <w:lvlJc w:val="right"/>
+      <w:pPr>
+        <w:ind w:left="2160" w:hanging="180"/>
+      </w:pPr>
+    </w:lvl>
+    <w:lvl w:ilvl="3">
+      <w:start w:val="1"/>
+      <w:numFmt w:val="decimal"/>
+      <w:lvlText w:val="%4."/>
+      <w:lvlJc w:val="left"/>
+      <w:pPr>
+        <w:ind w:left="2880" w:hanging="360"/>
+      </w:pPr>
+    </w:lvl>
+    <w:lvl w:ilvl="4">
+      <w:start w:val="1"/>
+      <w:numFmt w:val="lowerLetter"/>
+      <w:lvlText w:val="%5."/>
+      <w:lvlJc w:val="left"/>
+      <w:pPr>
+        <w:ind w:left="3600" w:hanging="360"/>
+      </w:pPr>
+    </w:lvl>
+    <w:lvl w:ilvl="5">
+      <w:start w:val="1"/>
+      <w:numFmt w:val="lowerRoman"/>
+      <w:lvlText w:val="%6."/>
+      <w:lvlJc w:val="right"/>
+      <w:pPr>
+        <w:ind w:left="4320" w:hanging="180"/>
+      </w:pPr>
+    </w:lvl>
+    <w:lvl w:ilvl="6">
+      <w:start w:val="1"/>
+      <w:numFmt w:val="decimal"/>
+      <w:lvlText w:val="%7."/>
+      <w:lvlJc w:val="left"/>
+      <w:pPr>
+        <w:ind w:left="5040" w:hanging="360"/>
+      </w:pPr>
+    </w:lvl>
+    <w:lvl w:ilvl="7">
+      <w:start w:val="1"/>
+      <w:numFmt w:val="lowerLetter"/>
+      <w:lvlText w:val="%8."/>
+      <w:lvlJc w:val="left"/>
+      <w:pPr>
+        <w:ind w:left="5760" w:hanging="360"/>
+      </w:pPr>
+    </w:lvl>
+    <w:lvl w:ilvl="8">
+      <w:start w:val="1"/>
+      <w:numFmt w:val="lowerRoman"/>
+      <w:lvlText w:val="%9."/>
+      <w:lvlJc w:val="right"/>
+      <w:pPr>
+        <w:ind w:left="6480" w:hanging="180"/>
+      </w:pPr>
+    </w:lvl>
+  </w:abstractNum>
+  <w:abstractNum w:abstractNumId="3" w15:restartNumberingAfterBreak="0">
+    <w:nsid w:val="3B764FEE"/>
+    <w:multiLevelType w:val="multilevel"/>
+    <w:tmpl w:val="587E5AEA"/>
+    <w:lvl w:ilvl="0">
+      <w:start w:val="1"/>
+      <w:numFmt w:val="decimal"/>
+      <w:lvlText w:val="%1."/>
+      <w:lvlJc w:val="left"/>
+      <w:pPr>
+        <w:ind w:left="720" w:hanging="360"/>
+      </w:pPr>
+    </w:lvl>
+    <w:lvl w:ilvl="1">
+      <w:start w:val="1"/>
+      <w:numFmt w:val="lowerLetter"/>
+      <w:lvlText w:val="%2."/>
+      <w:lvlJc w:val="left"/>
+      <w:pPr>
+        <w:ind w:left="1440" w:hanging="360"/>
+      </w:pPr>
+    </w:lvl>
+    <w:lvl w:ilvl="2">
+      <w:start w:val="1"/>
+      <w:numFmt w:val="lowerRoman"/>
+      <w:lvlText w:val="%3."/>
+      <w:lvlJc w:val="right"/>
+      <w:pPr>
+        <w:ind w:left="2160" w:hanging="180"/>
+      </w:pPr>
+    </w:lvl>
+    <w:lvl w:ilvl="3">
+      <w:start w:val="1"/>
+      <w:numFmt w:val="decimal"/>
+      <w:lvlText w:val="%4."/>
+      <w:lvlJc w:val="left"/>
+      <w:pPr>
+        <w:ind w:left="2880" w:hanging="360"/>
+      </w:pPr>
+    </w:lvl>
+    <w:lvl w:ilvl="4">
+      <w:start w:val="1"/>
+      <w:numFmt w:val="lowerLetter"/>
+      <w:lvlText w:val="%5."/>
+      <w:lvlJc w:val="left"/>
+      <w:pPr>
+        <w:ind w:left="3600" w:hanging="360"/>
+      </w:pPr>
+    </w:lvl>
+    <w:lvl w:ilvl="5">
+      <w:start w:val="1"/>
+      <w:numFmt w:val="lowerRoman"/>
+      <w:lvlText w:val="%6."/>
+      <w:lvlJc w:val="right"/>
+      <w:pPr>
+        <w:ind w:left="4320" w:hanging="180"/>
+      </w:pPr>
+    </w:lvl>
+    <w:lvl w:ilvl="6">
+      <w:start w:val="1"/>
+      <w:numFmt w:val="decimal"/>
+      <w:lvlText w:val="%7."/>
+      <w:lvlJc w:val="left"/>
+      <w:pPr>
+        <w:ind w:left="5040" w:hanging="360"/>
+      </w:pPr>
+    </w:lvl>
+    <w:lvl w:ilvl="7">
+      <w:start w:val="1"/>
+      <w:numFmt w:val="lowerLetter"/>
+      <w:lvlText w:val="%8."/>
+      <w:lvlJc w:val="left"/>
+      <w:pPr>
+        <w:ind w:left="5760" w:hanging="360"/>
+      </w:pPr>
+    </w:lvl>
+    <w:lvl w:ilvl="8">
+      <w:start w:val="1"/>
+      <w:numFmt w:val="lowerRoman"/>
+      <w:lvlText w:val="%9."/>
+      <w:lvlJc w:val="right"/>
+      <w:pPr>
+        <w:ind w:left="6480" w:hanging="180"/>
+      </w:pPr>
+    </w:lvl>
+  </w:abstractNum>
+  <w:num w:numId="1" w16cid:durableId="1912736595">
+    <w:abstractNumId w:val="0"/>
+  </w:num>
+  <w:num w:numId="2" w16cid:durableId="630398823">
     <w:abstractNumId w:val="1"/>
   </w:num>
-  <w:num w:numId="2" w16cid:durableId="622200872">
+  <w:num w:numId="3" w16cid:durableId="282033297">
     <w:abstractNumId w:val="2"/>
   </w:num>
-  <w:num w:numId="3" w16cid:durableId="93016427">
-    <w:abstractNumId w:val="0"/>
+  <w:num w:numId="4" w16cid:durableId="1670476227">
+    <w:abstractNumId w:val="3"/>
   </w:num>
 </w:numbering>
 </file>
@@ -5714,6 +6986,17 @@
       </w:tblCellMar>
     </w:tblPr>
   </w:style>
+  <w:style w:type="table" w:customStyle="1" w:styleId="TableNormal2">
+    <w:name w:val="TableNormal"/>
+    <w:tblPr>
+      <w:tblCellMar>
+        <w:top w:w="100" w:type="dxa"/>
+        <w:left w:w="100" w:type="dxa"/>
+        <w:bottom w:w="100" w:type="dxa"/>
+        <w:right w:w="100" w:type="dxa"/>
+      </w:tblCellMar>
+    </w:tblPr>
+  </w:style>
   <w:style w:type="character" w:customStyle="1" w:styleId="Heading1Char">
     <w:name w:val="Heading 1 Char"/>
     <w:basedOn w:val="DefaultParagraphFont"/>
@@ -6028,19 +7311,6 @@
       <w:shd w:val="clear" w:color="auto" w:fill="E1DFDD"/>
     </w:rPr>
   </w:style>
-  <w:style w:type="paragraph" w:styleId="Subtitle">
-    <w:name w:val="Subtitle"/>
-    <w:basedOn w:val="Normal"/>
-    <w:next w:val="Normal"/>
-    <w:link w:val="SubtitleChar"/>
-    <w:uiPriority w:val="11"/>
-    <w:qFormat/>
-    <w:rPr>
-      <w:color w:val="595959"/>
-      <w:sz w:val="28"/>
-      <w:szCs w:val="28"/>
-    </w:rPr>
-  </w:style>
   <w:style w:type="table" w:customStyle="1" w:styleId="a2">
     <w:basedOn w:val="TableNormal"/>
     <w:tblPr>
@@ -6064,6 +7334,52 @@
     </w:tblPr>
   </w:style>
   <w:style w:type="table" w:customStyle="1" w:styleId="a4">
+    <w:basedOn w:val="TableNormal"/>
+    <w:tblPr>
+      <w:tblStyleRowBandSize w:val="1"/>
+      <w:tblStyleColBandSize w:val="1"/>
+      <w:tblCellMar>
+        <w:left w:w="10" w:type="dxa"/>
+        <w:right w:w="10" w:type="dxa"/>
+      </w:tblCellMar>
+    </w:tblPr>
+  </w:style>
+  <w:style w:type="paragraph" w:styleId="Subtitle">
+    <w:name w:val="Subtitle"/>
+    <w:basedOn w:val="Normal"/>
+    <w:next w:val="Normal"/>
+    <w:link w:val="SubtitleChar"/>
+    <w:uiPriority w:val="11"/>
+    <w:qFormat/>
+    <w:rPr>
+      <w:color w:val="595959"/>
+      <w:sz w:val="28"/>
+      <w:szCs w:val="28"/>
+    </w:rPr>
+  </w:style>
+  <w:style w:type="table" w:customStyle="1" w:styleId="a5">
+    <w:basedOn w:val="TableNormal"/>
+    <w:tblPr>
+      <w:tblStyleRowBandSize w:val="1"/>
+      <w:tblStyleColBandSize w:val="1"/>
+      <w:tblCellMar>
+        <w:left w:w="10" w:type="dxa"/>
+        <w:right w:w="10" w:type="dxa"/>
+      </w:tblCellMar>
+    </w:tblPr>
+  </w:style>
+  <w:style w:type="table" w:customStyle="1" w:styleId="a6">
+    <w:basedOn w:val="TableNormal"/>
+    <w:tblPr>
+      <w:tblStyleRowBandSize w:val="1"/>
+      <w:tblStyleColBandSize w:val="1"/>
+      <w:tblCellMar>
+        <w:left w:w="10" w:type="dxa"/>
+        <w:right w:w="10" w:type="dxa"/>
+      </w:tblCellMar>
+    </w:tblPr>
+  </w:style>
+  <w:style w:type="table" w:customStyle="1" w:styleId="a7">
     <w:basedOn w:val="TableNormal"/>
     <w:tblPr>
       <w:tblStyleRowBandSize w:val="1"/>

--- a/protocol_logbook.docx
+++ b/protocol_logbook.docx
@@ -29,29 +29,7 @@
           <w:sz w:val="28"/>
           <w:szCs w:val="28"/>
         </w:rPr>
-        <w:t xml:space="preserve">Protocol &amp; Logbook of Systematic Literature Review – Reproducibility Criteria for </w:t>
-      </w:r>
-      <w:proofErr w:type="spellStart"/>
-      <w:r>
-        <w:rPr>
-          <w:b/>
-          <w:bCs/>
-          <w:color w:val="000000"/>
-          <w:sz w:val="28"/>
-          <w:szCs w:val="28"/>
-        </w:rPr>
-        <w:t>SocEnRep</w:t>
-      </w:r>
-      <w:proofErr w:type="spellEnd"/>
-      <w:r>
-        <w:rPr>
-          <w:b/>
-          <w:bCs/>
-          <w:color w:val="000000"/>
-          <w:sz w:val="28"/>
-          <w:szCs w:val="28"/>
-        </w:rPr>
-        <w:t xml:space="preserve"> project</w:t>
+        <w:t>Protocol &amp; Logbook of Scoping Review – Reproducibility Criteria for SocEnRep project</w:t>
       </w:r>
     </w:p>
     <w:p>
@@ -103,7 +81,31 @@
           <w:sz w:val="22"/>
           <w:szCs w:val="22"/>
         </w:rPr>
-        <w:t>Last modified: 01.04.2026</w:t>
+        <w:t xml:space="preserve">Last modified: </w:t>
+      </w:r>
+      <w:r>
+        <w:rPr>
+          <w:color w:val="000000"/>
+          <w:sz w:val="22"/>
+          <w:szCs w:val="22"/>
+        </w:rPr>
+        <w:t>2</w:t>
+      </w:r>
+      <w:r>
+        <w:rPr>
+          <w:color w:val="000000"/>
+          <w:sz w:val="22"/>
+          <w:szCs w:val="22"/>
+        </w:rPr>
+        <w:t>1</w:t>
+      </w:r>
+      <w:r>
+        <w:rPr>
+          <w:color w:val="000000"/>
+          <w:sz w:val="22"/>
+          <w:szCs w:val="22"/>
+        </w:rPr>
+        <w:t>.04.2026</w:t>
       </w:r>
     </w:p>
     <w:p>
@@ -126,8 +128,9 @@
     </w:p>
     <w:tbl>
       <w:tblPr>
-        <w:tblStyle w:val="a5"/>
+        <w:tblStyle w:val="a"/>
         <w:tblW w:w="9360" w:type="dxa"/>
+        <w:tblInd w:w="0" w:type="dxa"/>
         <w:tblBorders>
           <w:top w:val="single" w:sz="4" w:space="0" w:color="000000"/>
           <w:left w:val="single" w:sz="4" w:space="0" w:color="000000"/>
@@ -458,25 +461,14 @@
                 <w:szCs w:val="20"/>
               </w:rPr>
             </w:pPr>
-            <w:proofErr w:type="spellStart"/>
-            <w:r>
-              <w:rPr>
-                <w:color w:val="000000"/>
-                <w:sz w:val="20"/>
-                <w:szCs w:val="20"/>
-              </w:rPr>
-              <w:t>OpenAlex</w:t>
-            </w:r>
-            <w:proofErr w:type="spellEnd"/>
-            <w:r>
-              <w:rPr>
-                <w:color w:val="000000"/>
-                <w:sz w:val="20"/>
-                <w:szCs w:val="20"/>
-              </w:rPr>
-              <w:t>, extracted using `</w:t>
-            </w:r>
-            <w:proofErr w:type="spellStart"/>
+            <w:r>
+              <w:rPr>
+                <w:color w:val="000000"/>
+                <w:sz w:val="20"/>
+                <w:szCs w:val="20"/>
+              </w:rPr>
+              <w:t>OpenAlex, extracted using `</w:t>
+            </w:r>
             <w:r>
               <w:rPr>
                 <w:rFonts w:ascii="Courier New" w:eastAsia="Courier New" w:hAnsi="Courier New" w:cs="Courier New"/>
@@ -486,7 +478,6 @@
               </w:rPr>
               <w:t>openalexr</w:t>
             </w:r>
-            <w:proofErr w:type="spellEnd"/>
             <w:r>
               <w:rPr>
                 <w:color w:val="000000"/>
@@ -928,25 +919,7 @@
                 <w:sz w:val="20"/>
                 <w:szCs w:val="20"/>
               </w:rPr>
-              <w:t xml:space="preserve">After all queries are </w:t>
-            </w:r>
-            <w:proofErr w:type="gramStart"/>
-            <w:r>
-              <w:rPr>
-                <w:color w:val="000000"/>
-                <w:sz w:val="20"/>
-                <w:szCs w:val="20"/>
-              </w:rPr>
-              <w:t>complete,</w:t>
-            </w:r>
-            <w:proofErr w:type="gramEnd"/>
-            <w:r>
-              <w:rPr>
-                <w:color w:val="000000"/>
-                <w:sz w:val="20"/>
-                <w:szCs w:val="20"/>
-              </w:rPr>
-              <w:t xml:space="preserve"> before screening</w:t>
+              <w:t>After all queries are complete, before screening</w:t>
             </w:r>
           </w:p>
         </w:tc>
@@ -1014,23 +987,13 @@
                 <w:szCs w:val="20"/>
               </w:rPr>
             </w:pPr>
-            <w:proofErr w:type="spellStart"/>
-            <w:r>
-              <w:rPr>
-                <w:color w:val="000000"/>
-                <w:sz w:val="20"/>
-                <w:szCs w:val="20"/>
-              </w:rPr>
-              <w:t>ASReview</w:t>
-            </w:r>
-            <w:proofErr w:type="spellEnd"/>
-            <w:r>
-              <w:rPr>
-                <w:color w:val="000000"/>
-                <w:sz w:val="20"/>
-                <w:szCs w:val="20"/>
-              </w:rPr>
-              <w:t xml:space="preserve"> Lab 3.0 &amp; Zotero</w:t>
+            <w:r>
+              <w:rPr>
+                <w:color w:val="000000"/>
+                <w:sz w:val="20"/>
+                <w:szCs w:val="20"/>
+              </w:rPr>
+              <w:t>ASReview Lab 3.0 &amp; Zotero</w:t>
             </w:r>
           </w:p>
         </w:tc>
@@ -1049,23 +1012,7 @@
           <w:b/>
           <w:bCs/>
         </w:rPr>
-        <w:t xml:space="preserve">Step 1: Pulling out </w:t>
-      </w:r>
-      <w:proofErr w:type="spellStart"/>
-      <w:r>
-        <w:rPr>
-          <w:b/>
-          <w:bCs/>
-        </w:rPr>
-        <w:t>OpenAlex</w:t>
-      </w:r>
-      <w:proofErr w:type="spellEnd"/>
-      <w:r>
-        <w:rPr>
-          <w:b/>
-          <w:bCs/>
-        </w:rPr>
-        <w:t xml:space="preserve"> database with two-tiered queries</w:t>
+        <w:t>Step 1: Pulling out OpenAlex database with two-tiered queries</w:t>
       </w:r>
     </w:p>
     <w:p>
@@ -1075,8 +1022,9 @@
     </w:p>
     <w:tbl>
       <w:tblPr>
-        <w:tblStyle w:val="a6"/>
+        <w:tblStyle w:val="a0"/>
         <w:tblW w:w="8999" w:type="dxa"/>
+        <w:tblInd w:w="0" w:type="dxa"/>
         <w:tblBorders>
           <w:top w:val="single" w:sz="4" w:space="0" w:color="000000"/>
           <w:left w:val="single" w:sz="4" w:space="0" w:color="000000"/>
@@ -1284,36 +1232,8 @@
                 <w:sz w:val="20"/>
                 <w:szCs w:val="20"/>
               </w:rPr>
-              <w:t>“</w:t>
-            </w:r>
-            <w:proofErr w:type="gramStart"/>
-            <w:r>
-              <w:rPr>
-                <w:color w:val="000000"/>
-                <w:sz w:val="20"/>
-                <w:szCs w:val="20"/>
-              </w:rPr>
-              <w:t>computational</w:t>
-            </w:r>
-            <w:proofErr w:type="gramEnd"/>
-            <w:r>
-              <w:rPr>
-                <w:color w:val="000000"/>
-                <w:sz w:val="20"/>
-                <w:szCs w:val="20"/>
-              </w:rPr>
-              <w:t xml:space="preserve"> </w:t>
-            </w:r>
-            <w:proofErr w:type="spellStart"/>
-            <w:r>
-              <w:rPr>
-                <w:color w:val="000000"/>
-                <w:sz w:val="20"/>
-                <w:szCs w:val="20"/>
-              </w:rPr>
-              <w:t>reproduc</w:t>
-            </w:r>
-            <w:proofErr w:type="spellEnd"/>
+              <w:t>“computational reproduc</w:t>
+            </w:r>
             <w:r>
               <w:rPr>
                 <w:sz w:val="20"/>
@@ -1432,25 +1352,7 @@
                 <w:sz w:val="20"/>
                 <w:szCs w:val="20"/>
               </w:rPr>
-              <w:t>“</w:t>
-            </w:r>
-            <w:proofErr w:type="gramStart"/>
-            <w:r>
-              <w:rPr>
-                <w:color w:val="000000"/>
-                <w:sz w:val="20"/>
-                <w:szCs w:val="20"/>
-              </w:rPr>
-              <w:t>reproducibility</w:t>
-            </w:r>
-            <w:proofErr w:type="gramEnd"/>
-            <w:r>
-              <w:rPr>
-                <w:color w:val="000000"/>
-                <w:sz w:val="20"/>
-                <w:szCs w:val="20"/>
-              </w:rPr>
-              <w:t xml:space="preserve"> criteria”</w:t>
+              <w:t>“reproducibility criteria”</w:t>
             </w:r>
           </w:p>
         </w:tc>
@@ -1555,25 +1457,7 @@
                 <w:sz w:val="20"/>
                 <w:szCs w:val="20"/>
               </w:rPr>
-              <w:t>“</w:t>
-            </w:r>
-            <w:proofErr w:type="gramStart"/>
-            <w:r>
-              <w:rPr>
-                <w:color w:val="000000"/>
-                <w:sz w:val="20"/>
-                <w:szCs w:val="20"/>
-              </w:rPr>
-              <w:t>reproducibility</w:t>
-            </w:r>
-            <w:proofErr w:type="gramEnd"/>
-            <w:r>
-              <w:rPr>
-                <w:color w:val="000000"/>
-                <w:sz w:val="20"/>
-                <w:szCs w:val="20"/>
-              </w:rPr>
-              <w:t xml:space="preserve"> checklist”</w:t>
+              <w:t>“reproducibility checklist”</w:t>
             </w:r>
           </w:p>
         </w:tc>
@@ -1678,25 +1562,7 @@
                 <w:sz w:val="20"/>
                 <w:szCs w:val="20"/>
               </w:rPr>
-              <w:t>“</w:t>
-            </w:r>
-            <w:proofErr w:type="gramStart"/>
-            <w:r>
-              <w:rPr>
-                <w:color w:val="000000"/>
-                <w:sz w:val="20"/>
-                <w:szCs w:val="20"/>
-              </w:rPr>
-              <w:t>reproducibility</w:t>
-            </w:r>
-            <w:proofErr w:type="gramEnd"/>
-            <w:r>
-              <w:rPr>
-                <w:color w:val="000000"/>
-                <w:sz w:val="20"/>
-                <w:szCs w:val="20"/>
-              </w:rPr>
-              <w:t xml:space="preserve"> requirement”</w:t>
+              <w:t>“reproducibility requirement”</w:t>
             </w:r>
           </w:p>
         </w:tc>
@@ -1801,25 +1667,7 @@
                 <w:sz w:val="20"/>
                 <w:szCs w:val="20"/>
               </w:rPr>
-              <w:t>“</w:t>
-            </w:r>
-            <w:proofErr w:type="gramStart"/>
-            <w:r>
-              <w:rPr>
-                <w:color w:val="000000"/>
-                <w:sz w:val="20"/>
-                <w:szCs w:val="20"/>
-              </w:rPr>
-              <w:t>reproducibility</w:t>
-            </w:r>
-            <w:proofErr w:type="gramEnd"/>
-            <w:r>
-              <w:rPr>
-                <w:color w:val="000000"/>
-                <w:sz w:val="20"/>
-                <w:szCs w:val="20"/>
-              </w:rPr>
-              <w:t xml:space="preserve"> badge”</w:t>
+              <w:t>“reproducibility badge”</w:t>
             </w:r>
           </w:p>
         </w:tc>
@@ -1924,25 +1772,7 @@
                 <w:sz w:val="20"/>
                 <w:szCs w:val="20"/>
               </w:rPr>
-              <w:t>“</w:t>
-            </w:r>
-            <w:proofErr w:type="gramStart"/>
-            <w:r>
-              <w:rPr>
-                <w:color w:val="000000"/>
-                <w:sz w:val="20"/>
-                <w:szCs w:val="20"/>
-              </w:rPr>
-              <w:t>reproducibility</w:t>
-            </w:r>
-            <w:proofErr w:type="gramEnd"/>
-            <w:r>
-              <w:rPr>
-                <w:color w:val="000000"/>
-                <w:sz w:val="20"/>
-                <w:szCs w:val="20"/>
-              </w:rPr>
-              <w:t xml:space="preserve"> verification”</w:t>
+              <w:t>“reproducibility verification”</w:t>
             </w:r>
           </w:p>
         </w:tc>
@@ -2047,25 +1877,7 @@
                 <w:sz w:val="20"/>
                 <w:szCs w:val="20"/>
               </w:rPr>
-              <w:t>“</w:t>
-            </w:r>
-            <w:proofErr w:type="gramStart"/>
-            <w:r>
-              <w:rPr>
-                <w:color w:val="000000"/>
-                <w:sz w:val="20"/>
-                <w:szCs w:val="20"/>
-              </w:rPr>
-              <w:t>computational</w:t>
-            </w:r>
-            <w:proofErr w:type="gramEnd"/>
-            <w:r>
-              <w:rPr>
-                <w:color w:val="000000"/>
-                <w:sz w:val="20"/>
-                <w:szCs w:val="20"/>
-              </w:rPr>
-              <w:t xml:space="preserve"> reproducibility” economics</w:t>
+              <w:t>“computational reproducibility” economics</w:t>
             </w:r>
           </w:p>
         </w:tc>
@@ -2170,25 +1982,7 @@
                 <w:sz w:val="20"/>
                 <w:szCs w:val="20"/>
               </w:rPr>
-              <w:t>“</w:t>
-            </w:r>
-            <w:proofErr w:type="gramStart"/>
-            <w:r>
-              <w:rPr>
-                <w:color w:val="000000"/>
-                <w:sz w:val="20"/>
-                <w:szCs w:val="20"/>
-              </w:rPr>
-              <w:t>computational</w:t>
-            </w:r>
-            <w:proofErr w:type="gramEnd"/>
-            <w:r>
-              <w:rPr>
-                <w:color w:val="000000"/>
-                <w:sz w:val="20"/>
-                <w:szCs w:val="20"/>
-              </w:rPr>
-              <w:t xml:space="preserve"> reproducibility” “social science”</w:t>
+              <w:t>“computational reproducibility” “social science”</w:t>
             </w:r>
           </w:p>
         </w:tc>
@@ -2293,25 +2087,7 @@
                 <w:sz w:val="20"/>
                 <w:szCs w:val="20"/>
               </w:rPr>
-              <w:t>“</w:t>
-            </w:r>
-            <w:proofErr w:type="gramStart"/>
-            <w:r>
-              <w:rPr>
-                <w:color w:val="000000"/>
-                <w:sz w:val="20"/>
-                <w:szCs w:val="20"/>
-              </w:rPr>
-              <w:t>computational</w:t>
-            </w:r>
-            <w:proofErr w:type="gramEnd"/>
-            <w:r>
-              <w:rPr>
-                <w:color w:val="000000"/>
-                <w:sz w:val="20"/>
-                <w:szCs w:val="20"/>
-              </w:rPr>
-              <w:t xml:space="preserve"> reproducibility” “political science”</w:t>
+              <w:t>“computational reproducibility” “political science”</w:t>
             </w:r>
           </w:p>
         </w:tc>
@@ -2416,25 +2192,7 @@
                 <w:sz w:val="20"/>
                 <w:szCs w:val="20"/>
               </w:rPr>
-              <w:t>“</w:t>
-            </w:r>
-            <w:proofErr w:type="gramStart"/>
-            <w:r>
-              <w:rPr>
-                <w:color w:val="000000"/>
-                <w:sz w:val="20"/>
-                <w:szCs w:val="20"/>
-              </w:rPr>
-              <w:t>computational</w:t>
-            </w:r>
-            <w:proofErr w:type="gramEnd"/>
-            <w:r>
-              <w:rPr>
-                <w:color w:val="000000"/>
-                <w:sz w:val="20"/>
-                <w:szCs w:val="20"/>
-              </w:rPr>
-              <w:t xml:space="preserve"> reproducibility” sociology</w:t>
+              <w:t>“computational reproducibility” sociology</w:t>
             </w:r>
           </w:p>
         </w:tc>
@@ -2539,25 +2297,7 @@
                 <w:sz w:val="20"/>
                 <w:szCs w:val="20"/>
               </w:rPr>
-              <w:t>“</w:t>
-            </w:r>
-            <w:proofErr w:type="gramStart"/>
-            <w:r>
-              <w:rPr>
-                <w:color w:val="000000"/>
-                <w:sz w:val="20"/>
-                <w:szCs w:val="20"/>
-              </w:rPr>
-              <w:t>computational</w:t>
-            </w:r>
-            <w:proofErr w:type="gramEnd"/>
-            <w:r>
-              <w:rPr>
-                <w:color w:val="000000"/>
-                <w:sz w:val="20"/>
-                <w:szCs w:val="20"/>
-              </w:rPr>
-              <w:t xml:space="preserve"> reproducibility” “communication science”</w:t>
+              <w:t>“computational reproducibility” “communication science”</w:t>
             </w:r>
           </w:p>
         </w:tc>
@@ -2663,25 +2403,7 @@
                 <w:sz w:val="20"/>
                 <w:szCs w:val="20"/>
               </w:rPr>
-              <w:t>“</w:t>
-            </w:r>
-            <w:proofErr w:type="gramStart"/>
-            <w:r>
-              <w:rPr>
-                <w:color w:val="000000"/>
-                <w:sz w:val="20"/>
-                <w:szCs w:val="20"/>
-              </w:rPr>
-              <w:t>reproducibility</w:t>
-            </w:r>
-            <w:proofErr w:type="gramEnd"/>
-            <w:r>
-              <w:rPr>
-                <w:color w:val="000000"/>
-                <w:sz w:val="20"/>
-                <w:szCs w:val="20"/>
-              </w:rPr>
-              <w:t xml:space="preserve"> criteria” economics</w:t>
+              <w:t>“reproducibility criteria” economics</w:t>
             </w:r>
           </w:p>
         </w:tc>
@@ -2786,25 +2508,7 @@
                 <w:sz w:val="20"/>
                 <w:szCs w:val="20"/>
               </w:rPr>
-              <w:t>“</w:t>
-            </w:r>
-            <w:proofErr w:type="gramStart"/>
-            <w:r>
-              <w:rPr>
-                <w:color w:val="000000"/>
-                <w:sz w:val="20"/>
-                <w:szCs w:val="20"/>
-              </w:rPr>
-              <w:t>reproducibility</w:t>
-            </w:r>
-            <w:proofErr w:type="gramEnd"/>
-            <w:r>
-              <w:rPr>
-                <w:color w:val="000000"/>
-                <w:sz w:val="20"/>
-                <w:szCs w:val="20"/>
-              </w:rPr>
-              <w:t xml:space="preserve"> criteria” “social science”</w:t>
+              <w:t>“reproducibility criteria” “social science”</w:t>
             </w:r>
           </w:p>
         </w:tc>
@@ -2909,25 +2613,7 @@
                 <w:sz w:val="20"/>
                 <w:szCs w:val="20"/>
               </w:rPr>
-              <w:t>“</w:t>
-            </w:r>
-            <w:proofErr w:type="gramStart"/>
-            <w:r>
-              <w:rPr>
-                <w:color w:val="000000"/>
-                <w:sz w:val="20"/>
-                <w:szCs w:val="20"/>
-              </w:rPr>
-              <w:t>computational</w:t>
-            </w:r>
-            <w:proofErr w:type="gramEnd"/>
-            <w:r>
-              <w:rPr>
-                <w:color w:val="000000"/>
-                <w:sz w:val="20"/>
-                <w:szCs w:val="20"/>
-              </w:rPr>
-              <w:t xml:space="preserve"> reproducibility” “management science”</w:t>
+              <w:t>“computational reproducibility” “management science”</w:t>
             </w:r>
           </w:p>
         </w:tc>
@@ -3032,25 +2718,7 @@
                 <w:sz w:val="20"/>
                 <w:szCs w:val="20"/>
               </w:rPr>
-              <w:t>“</w:t>
-            </w:r>
-            <w:proofErr w:type="gramStart"/>
-            <w:r>
-              <w:rPr>
-                <w:color w:val="000000"/>
-                <w:sz w:val="20"/>
-                <w:szCs w:val="20"/>
-              </w:rPr>
-              <w:t>computational</w:t>
-            </w:r>
-            <w:proofErr w:type="gramEnd"/>
-            <w:r>
-              <w:rPr>
-                <w:color w:val="000000"/>
-                <w:sz w:val="20"/>
-                <w:szCs w:val="20"/>
-              </w:rPr>
-              <w:t xml:space="preserve"> reproducibility” finance</w:t>
+              <w:t>“computational reproducibility” finance</w:t>
             </w:r>
           </w:p>
         </w:tc>
@@ -3161,15 +2829,7 @@
     <w:p/>
     <w:p>
       <w:r>
-        <w:t xml:space="preserve">Records were deduplicated with three layers of filters: by its </w:t>
-      </w:r>
-      <w:proofErr w:type="spellStart"/>
-      <w:r>
-        <w:t>OpenAlex</w:t>
-      </w:r>
-      <w:proofErr w:type="spellEnd"/>
-      <w:r>
-        <w:t xml:space="preserve"> ID (pass 1), by DOI (pass 2), and by normalized titles (pass 3)</w:t>
+        <w:t>Records were deduplicated with three layers of filters: by its OpenAlex ID (pass 1), by DOI (pass 2), and by normalized titles (pass 3)</w:t>
       </w:r>
     </w:p>
     <w:p>
@@ -3215,29 +2875,14 @@
           <w:b/>
           <w:bCs/>
         </w:rPr>
-        <w:t xml:space="preserve">Step 2: Title and Abstract Screening with </w:t>
-      </w:r>
-      <w:proofErr w:type="spellStart"/>
-      <w:r>
-        <w:rPr>
-          <w:b/>
-          <w:bCs/>
-        </w:rPr>
-        <w:t>ASReview</w:t>
-      </w:r>
-      <w:proofErr w:type="spellEnd"/>
-      <w:r>
-        <w:rPr>
-          <w:b/>
-          <w:bCs/>
-        </w:rPr>
-        <w:t xml:space="preserve"> Lab (Model ELAS u4)</w:t>
+        <w:t>Step 2: Title and Abstract Screening with ASReview Lab (Model ELAS u4)</w:t>
       </w:r>
     </w:p>
     <w:tbl>
       <w:tblPr>
-        <w:tblStyle w:val="a7"/>
+        <w:tblStyle w:val="a1"/>
         <w:tblW w:w="9360" w:type="dxa"/>
+        <w:tblInd w:w="0" w:type="dxa"/>
         <w:tblBorders>
           <w:top w:val="single" w:sz="4" w:space="0" w:color="000000"/>
           <w:left w:val="single" w:sz="4" w:space="0" w:color="000000"/>
@@ -3860,23 +3505,13 @@
                 <w:szCs w:val="20"/>
               </w:rPr>
             </w:pPr>
-            <w:proofErr w:type="gramStart"/>
-            <w:r>
-              <w:rPr>
-                <w:color w:val="000000"/>
-                <w:sz w:val="20"/>
-                <w:szCs w:val="20"/>
-              </w:rPr>
-              <w:t>Introduces</w:t>
-            </w:r>
-            <w:proofErr w:type="gramEnd"/>
-            <w:r>
-              <w:rPr>
-                <w:color w:val="000000"/>
-                <w:sz w:val="20"/>
-                <w:szCs w:val="20"/>
-              </w:rPr>
-              <w:t xml:space="preserve"> tool/framework to automatically/manually assess reproducibility</w:t>
+            <w:r>
+              <w:rPr>
+                <w:color w:val="000000"/>
+                <w:sz w:val="20"/>
+                <w:szCs w:val="20"/>
+              </w:rPr>
+              <w:t>Introduces tool/framework to automatically/manually assess reproducibility</w:t>
             </w:r>
           </w:p>
         </w:tc>
@@ -3912,25 +3547,7 @@
                 <w:sz w:val="20"/>
                 <w:szCs w:val="20"/>
               </w:rPr>
-              <w:t xml:space="preserve">Can be used as </w:t>
-            </w:r>
-            <w:proofErr w:type="spellStart"/>
-            <w:r>
-              <w:rPr>
-                <w:color w:val="000000"/>
-                <w:sz w:val="20"/>
-                <w:szCs w:val="20"/>
-              </w:rPr>
-              <w:t>SocEnRep</w:t>
-            </w:r>
-            <w:proofErr w:type="spellEnd"/>
-            <w:r>
-              <w:rPr>
-                <w:color w:val="000000"/>
-                <w:sz w:val="20"/>
-                <w:szCs w:val="20"/>
-              </w:rPr>
-              <w:t xml:space="preserve"> benchmarks</w:t>
+              <w:t>Can be used as SocEnRep benchmarks</w:t>
             </w:r>
           </w:p>
         </w:tc>
@@ -4184,7 +3801,7 @@
     </w:p>
     <w:p>
       <w:r>
-        <w:t>174 matched papers loaded on to a Zotero library. Melanie cleaned up the metadata and downloaded the full texts. Process completed on 23.03.2026.</w:t>
+        <w:t>174 matched papers loaded on to a Zotero library. CAIS student assistant Melanie cleaned up the metadata and downloaded the full texts. Process completed on 23.03.2026.</w:t>
       </w:r>
     </w:p>
     <w:p>
@@ -4210,33 +3827,11 @@
           <w:color w:val="000000"/>
         </w:rPr>
       </w:pPr>
-      <w:proofErr w:type="spellStart"/>
-      <w:r>
-        <w:rPr>
-          <w:color w:val="000000"/>
-        </w:rPr>
-        <w:t>OpenAlex</w:t>
-      </w:r>
-      <w:proofErr w:type="spellEnd"/>
-      <w:r>
-        <w:rPr>
-          <w:color w:val="000000"/>
-        </w:rPr>
-        <w:t xml:space="preserve"> has indexed an English translation of one record, but the original article was </w:t>
-      </w:r>
-      <w:proofErr w:type="gramStart"/>
-      <w:r>
-        <w:rPr>
-          <w:color w:val="000000"/>
-        </w:rPr>
-        <w:t>actually written</w:t>
-      </w:r>
-      <w:proofErr w:type="gramEnd"/>
-      <w:r>
-        <w:rPr>
-          <w:color w:val="000000"/>
-        </w:rPr>
-        <w:t xml:space="preserve"> in Spanish: </w:t>
+      <w:r>
+        <w:rPr>
+          <w:color w:val="000000"/>
+        </w:rPr>
+        <w:t xml:space="preserve">OpenAlex has indexed an English translation of one record, but the original article was actually written in Spanish: </w:t>
       </w:r>
       <w:hyperlink r:id="rId6">
         <w:r>
@@ -4254,24 +3849,13 @@
         <w:t xml:space="preserve"> </w:t>
       </w:r>
       <w:r>
-        <w:t xml:space="preserve">The </w:t>
-      </w:r>
-      <w:proofErr w:type="gramStart"/>
-      <w:r>
-        <w:t>aforementioned</w:t>
-      </w:r>
-      <w:r>
-        <w:rPr>
-          <w:color w:val="000000"/>
-        </w:rPr>
-        <w:t xml:space="preserve"> record</w:t>
-      </w:r>
-      <w:proofErr w:type="gramEnd"/>
-      <w:r>
-        <w:rPr>
-          <w:color w:val="000000"/>
-        </w:rPr>
-        <w:t xml:space="preserve"> </w:t>
+        <w:t>The aforementioned</w:t>
+      </w:r>
+      <w:r>
+        <w:rPr>
+          <w:color w:val="000000"/>
+        </w:rPr>
+        <w:t xml:space="preserve"> record </w:t>
       </w:r>
       <w:r>
         <w:t>was removed</w:t>
@@ -4304,35 +3888,7 @@
         <w:rPr>
           <w:color w:val="000000"/>
         </w:rPr>
-        <w:t xml:space="preserve">Two records (item type = presentation) were </w:t>
-      </w:r>
-      <w:proofErr w:type="gramStart"/>
-      <w:r>
-        <w:rPr>
-          <w:color w:val="000000"/>
-        </w:rPr>
-        <w:t>missing</w:t>
-      </w:r>
-      <w:proofErr w:type="gramEnd"/>
-      <w:r>
-        <w:rPr>
-          <w:color w:val="000000"/>
-        </w:rPr>
-        <w:t xml:space="preserve"> its </w:t>
-      </w:r>
-      <w:proofErr w:type="spellStart"/>
-      <w:r>
-        <w:rPr>
-          <w:color w:val="000000"/>
-        </w:rPr>
-        <w:t>OpenAlex</w:t>
-      </w:r>
-      <w:proofErr w:type="spellEnd"/>
-      <w:r>
-        <w:rPr>
-          <w:color w:val="000000"/>
-        </w:rPr>
-        <w:t xml:space="preserve"> ID. These were added manually: </w:t>
+        <w:t xml:space="preserve">Two records (item type = presentation) were missing its OpenAlex ID. These were added manually: </w:t>
       </w:r>
       <w:hyperlink r:id="rId7">
         <w:r>
@@ -4362,21 +3918,7 @@
         <w:rPr>
           <w:color w:val="000000"/>
         </w:rPr>
-        <w:t xml:space="preserve"> by Amelia, the </w:t>
-      </w:r>
-      <w:proofErr w:type="spellStart"/>
-      <w:r>
-        <w:rPr>
-          <w:color w:val="000000"/>
-        </w:rPr>
-        <w:t>OpenAlex</w:t>
-      </w:r>
-      <w:proofErr w:type="spellEnd"/>
-      <w:r>
-        <w:rPr>
-          <w:color w:val="000000"/>
-        </w:rPr>
-        <w:t xml:space="preserve"> ID are kept </w:t>
+        <w:t xml:space="preserve"> by Amelia, the OpenAlex ID are kept </w:t>
       </w:r>
       <w:r>
         <w:t>in the</w:t>
@@ -4415,15 +3957,7 @@
         </w:r>
       </w:hyperlink>
       <w:r>
-        <w:t xml:space="preserve">, since the library includes full texts and thus requires a larger storage capacity. When the process is completed, the Zotero library will be imported to a </w:t>
-      </w:r>
-      <w:proofErr w:type="spellStart"/>
-      <w:r>
-        <w:t>BibTeX</w:t>
-      </w:r>
-      <w:proofErr w:type="spellEnd"/>
-      <w:r>
-        <w:t>/RIS file, including notes but excluding full text.</w:t>
+        <w:t>, since the library includes full texts and thus requires a larger storage capacity. When the process is completed, the Zotero library will be imported to a BibTeX/RIS file, including notes but excluding full text.</w:t>
       </w:r>
     </w:p>
     <w:p>
@@ -4545,35 +4079,7 @@
         <w:rPr>
           <w:color w:val="FF0000"/>
         </w:rPr>
-        <w:t xml:space="preserve">Two backward snowballed records were added: </w:t>
-      </w:r>
-      <w:proofErr w:type="spellStart"/>
-      <w:r>
-        <w:rPr>
-          <w:color w:val="FF0000"/>
-        </w:rPr>
-        <w:t>Knöpfle</w:t>
-      </w:r>
-      <w:proofErr w:type="spellEnd"/>
-      <w:r>
-        <w:rPr>
-          <w:color w:val="FF0000"/>
-        </w:rPr>
-        <w:t xml:space="preserve"> &amp; </w:t>
-      </w:r>
-      <w:proofErr w:type="spellStart"/>
-      <w:r>
-        <w:rPr>
-          <w:color w:val="FF0000"/>
-        </w:rPr>
-        <w:t>Schatto-Eckrodt</w:t>
-      </w:r>
-      <w:proofErr w:type="spellEnd"/>
-      <w:r>
-        <w:rPr>
-          <w:color w:val="FF0000"/>
-        </w:rPr>
-        <w:t xml:space="preserve"> (2024); Whitehouse et al. (2019); and Hayden et al. (2023)</w:t>
+        <w:t>Two backward snowballed records were added: Knöpfle &amp; Schatto-Eckrodt (2024); Whitehouse et al. (2019); and Hayden et al. (2023)</w:t>
       </w:r>
     </w:p>
     <w:p>
@@ -4598,21 +4104,7 @@
         <w:rPr>
           <w:color w:val="FF0000"/>
         </w:rPr>
-        <w:t xml:space="preserve">Full text screening restarted on 26.03.2026 (stopped at </w:t>
-      </w:r>
-      <w:proofErr w:type="spellStart"/>
-      <w:r>
-        <w:rPr>
-          <w:color w:val="FF0000"/>
-        </w:rPr>
-        <w:t>Šimko</w:t>
-      </w:r>
-      <w:proofErr w:type="spellEnd"/>
-      <w:r>
-        <w:rPr>
-          <w:color w:val="FF0000"/>
-        </w:rPr>
-        <w:t>, 2025)</w:t>
+        <w:t>Full text screening restarted on 26.03.2026 (stopped at Šimko, 2025)</w:t>
       </w:r>
     </w:p>
     <w:p>
@@ -4662,21 +4154,7 @@
         <w:rPr>
           <w:color w:val="FF0000"/>
         </w:rPr>
-        <w:t xml:space="preserve">Two backward snowballed records were added: </w:t>
-      </w:r>
-      <w:proofErr w:type="spellStart"/>
-      <w:r>
-        <w:rPr>
-          <w:color w:val="FF0000"/>
-        </w:rPr>
-        <w:t>Vilhuber</w:t>
-      </w:r>
-      <w:proofErr w:type="spellEnd"/>
-      <w:r>
-        <w:rPr>
-          <w:color w:val="FF0000"/>
-        </w:rPr>
-        <w:t>, et al. (2022) &amp; Horbach et al. (2026)</w:t>
+        <w:t>Two backward snowballed records were added: Vilhuber, et al. (2022) &amp; Horbach et al. (2026)</w:t>
       </w:r>
     </w:p>
     <w:p>
@@ -4858,21 +4336,7 @@
         <w:rPr>
           <w:color w:val="000000"/>
         </w:rPr>
-        <w:t xml:space="preserve">: Papers citing the included set will be retrieved via the </w:t>
-      </w:r>
-      <w:proofErr w:type="spellStart"/>
-      <w:r>
-        <w:rPr>
-          <w:color w:val="000000"/>
-        </w:rPr>
-        <w:t>OpenAlex</w:t>
-      </w:r>
-      <w:proofErr w:type="spellEnd"/>
-      <w:r>
-        <w:rPr>
-          <w:color w:val="000000"/>
-        </w:rPr>
-        <w:t xml:space="preserve"> API using the cites filter (one round) and deduplicated against the main pool using the existing three-pass deduplication logic applied in Step 1.</w:t>
+        <w:t>: Papers citing the included set will be retrieved via the OpenAlex API using the cites filter (one round) and deduplicated against the main pool using the existing three-pass deduplication logic applied in Step 1.</w:t>
       </w:r>
     </w:p>
     <w:p>
@@ -4920,21 +4384,7 @@
         <w:rPr>
           <w:color w:val="FF0000"/>
         </w:rPr>
-        <w:t xml:space="preserve">– 2445 records were retrieved and entered to </w:t>
-      </w:r>
-      <w:proofErr w:type="spellStart"/>
-      <w:r>
-        <w:rPr>
-          <w:color w:val="FF0000"/>
-        </w:rPr>
-        <w:t>ASReview</w:t>
-      </w:r>
-      <w:proofErr w:type="spellEnd"/>
-      <w:r>
-        <w:rPr>
-          <w:color w:val="FF0000"/>
-        </w:rPr>
-        <w:t xml:space="preserve"> Lab. Threshold was set to 5% (122 irrelevant records appear consecutively) + 20 records. </w:t>
+        <w:t xml:space="preserve">– 2445 records were retrieved and entered to ASReview Lab. Threshold was set to 5% (122 irrelevant records appear consecutively) + 20 records. </w:t>
       </w:r>
     </w:p>
     <w:p>
@@ -5032,43 +4482,7 @@
         <w:rPr>
           <w:color w:val="FF0000"/>
         </w:rPr>
-        <w:t>– 1</w:t>
-      </w:r>
-      <w:r>
-        <w:rPr>
-          <w:color w:val="FF0000"/>
-        </w:rPr>
-        <w:t>2</w:t>
-      </w:r>
-      <w:r>
-        <w:rPr>
-          <w:color w:val="FF0000"/>
-        </w:rPr>
-        <w:t xml:space="preserve"> records were marked </w:t>
-      </w:r>
-      <w:r>
-        <w:rPr>
-          <w:color w:val="FF0000"/>
-        </w:rPr>
-        <w:t xml:space="preserve">relevant </w:t>
-      </w:r>
-      <w:r>
-        <w:rPr>
-          <w:color w:val="FF0000"/>
-        </w:rPr>
-        <w:t xml:space="preserve">and </w:t>
-      </w:r>
-      <w:r>
-        <w:rPr>
-          <w:color w:val="FF0000"/>
-        </w:rPr>
-        <w:t>6</w:t>
-      </w:r>
-      <w:r>
-        <w:rPr>
-          <w:color w:val="FF0000"/>
-        </w:rPr>
-        <w:t xml:space="preserve"> records were removed.</w:t>
+        <w:t>– 12 records were marked relevant and 6 records were removed.</w:t>
       </w:r>
     </w:p>
     <w:p>
@@ -5113,49 +4527,7 @@
         <w:rPr>
           <w:color w:val="000000"/>
         </w:rPr>
-        <w:t xml:space="preserve">: A targeted search of National Bureau of Economic Research (NBER), IZA Institute of Labor Economics Discussion Papers (IZA DP), </w:t>
-      </w:r>
-      <w:proofErr w:type="spellStart"/>
-      <w:r>
-        <w:rPr>
-          <w:color w:val="000000"/>
-        </w:rPr>
-        <w:t>SocArXiv</w:t>
-      </w:r>
-      <w:proofErr w:type="spellEnd"/>
-      <w:r>
-        <w:rPr>
-          <w:color w:val="000000"/>
-        </w:rPr>
-        <w:t xml:space="preserve">, </w:t>
-      </w:r>
-      <w:proofErr w:type="spellStart"/>
-      <w:r>
-        <w:rPr>
-          <w:color w:val="000000"/>
-        </w:rPr>
-        <w:t>ArXiv</w:t>
-      </w:r>
-      <w:proofErr w:type="spellEnd"/>
-      <w:r>
-        <w:rPr>
-          <w:color w:val="000000"/>
-        </w:rPr>
-        <w:t xml:space="preserve">, SSOAR, GESIS Working Papers will be conducted using Tier 1 query strings. Additionally, the final list of papers included will be shared with project supervisors and the whole </w:t>
-      </w:r>
-      <w:proofErr w:type="spellStart"/>
-      <w:r>
-        <w:rPr>
-          <w:color w:val="000000"/>
-        </w:rPr>
-        <w:t>SocEnRep</w:t>
-      </w:r>
-      <w:proofErr w:type="spellEnd"/>
-      <w:r>
-        <w:rPr>
-          <w:color w:val="000000"/>
-        </w:rPr>
-        <w:t xml:space="preserve"> team to solicit any recommendations for relevant resources that may have been missed.</w:t>
+        <w:t>: A targeted search of National Bureau of Economic Research (NBER), IZA Institute of Labor Economics Discussion Papers (IZA DP), SocArXiv, ArXiv, SSOAR, GESIS Working Papers will be conducted using Tier 1 query strings. Additionally, the final list of papers included will be shared with project supervisors and the whole SocEnRep team to solicit any recommendations for relevant resources that may have been missed.</w:t>
       </w:r>
     </w:p>
     <w:p>
@@ -5178,21 +4550,7 @@
         <w:rPr>
           <w:color w:val="FF0000"/>
         </w:rPr>
-        <w:t xml:space="preserve">NBER, IZA DP and all preprint servers hosted by OSF are already indexed in </w:t>
-      </w:r>
-      <w:proofErr w:type="spellStart"/>
-      <w:r>
-        <w:rPr>
-          <w:color w:val="FF0000"/>
-        </w:rPr>
-        <w:t>OpenAlex</w:t>
-      </w:r>
-      <w:proofErr w:type="spellEnd"/>
-      <w:r>
-        <w:rPr>
-          <w:color w:val="FF0000"/>
-        </w:rPr>
-        <w:t>.</w:t>
+        <w:t>NBER, IZA DP and all preprint servers hosted by OSF are already indexed in OpenAlex.</w:t>
       </w:r>
     </w:p>
     <w:p>
@@ -5227,39 +4585,7 @@
           <w:color w:val="FF0000"/>
           <w:lang w:val="de-DE"/>
         </w:rPr>
-        <w:t xml:space="preserve">(2024); Knöpfle &amp; </w:t>
-      </w:r>
-      <w:proofErr w:type="spellStart"/>
-      <w:r>
-        <w:rPr>
-          <w:color w:val="FF0000"/>
-          <w:lang w:val="de-DE"/>
-        </w:rPr>
-        <w:t>Schatto</w:t>
-      </w:r>
-      <w:proofErr w:type="spellEnd"/>
-      <w:r>
-        <w:rPr>
-          <w:color w:val="FF0000"/>
-          <w:lang w:val="de-DE"/>
-        </w:rPr>
-        <w:t>-Eckrodt (2024); and Weller &amp; Kinder-</w:t>
-      </w:r>
-      <w:proofErr w:type="spellStart"/>
-      <w:r>
-        <w:rPr>
-          <w:color w:val="FF0000"/>
-          <w:lang w:val="de-DE"/>
-        </w:rPr>
-        <w:t>Kurlanda</w:t>
-      </w:r>
-      <w:proofErr w:type="spellEnd"/>
-      <w:r>
-        <w:rPr>
-          <w:color w:val="FF0000"/>
-          <w:lang w:val="de-DE"/>
-        </w:rPr>
-        <w:t xml:space="preserve">, 2016. </w:t>
+        <w:t xml:space="preserve">(2024); Knöpfle &amp; Schatto-Eckrodt (2024); and Weller &amp; Kinder-Kurlanda, 2016. </w:t>
       </w:r>
       <w:r>
         <w:rPr>
@@ -5286,21 +4612,7 @@
         <w:rPr>
           <w:color w:val="FF0000"/>
         </w:rPr>
-        <w:t xml:space="preserve">Two new records </w:t>
-      </w:r>
-      <w:proofErr w:type="gramStart"/>
-      <w:r>
-        <w:rPr>
-          <w:color w:val="FF0000"/>
-        </w:rPr>
-        <w:t>added</w:t>
-      </w:r>
-      <w:proofErr w:type="gramEnd"/>
-      <w:r>
-        <w:rPr>
-          <w:color w:val="FF0000"/>
-        </w:rPr>
-        <w:t xml:space="preserve"> from SCORE project: Nosek, et al. (2026) and Miske, et al. (2026) by Amelia on 01.04.2026</w:t>
+        <w:t>Two new records added from SCORE project: Nosek, et al. (2026) and Miske, et al. (2026) by Amelia on 01.04.2026</w:t>
       </w:r>
     </w:p>
     <w:p>
@@ -5321,43 +4633,31 @@
         <w:rPr>
           <w:color w:val="FF0000"/>
         </w:rPr>
-        <w:t xml:space="preserve">One new record added by Amelia on 02.04.2026: </w:t>
-      </w:r>
-      <w:proofErr w:type="spellStart"/>
-      <w:r>
-        <w:rPr>
-          <w:color w:val="FF0000"/>
-        </w:rPr>
-        <w:t>ACRe</w:t>
-      </w:r>
-      <w:proofErr w:type="spellEnd"/>
-      <w:r>
-        <w:rPr>
-          <w:color w:val="FF0000"/>
-        </w:rPr>
-        <w:t xml:space="preserve"> Guide for Advancing Computational Reproducibility in the Social Sciences.</w:t>
-      </w:r>
-    </w:p>
-    <w:p>
+        <w:t>One new record added by Amelia on 02.04.2026: ACRe Guide for Advancing Computational Reproducibility in the Social Sciences.</w:t>
+      </w:r>
+    </w:p>
+    <w:p>
+      <w:pPr>
+        <w:rPr>
+          <w:b/>
+          <w:bCs/>
+        </w:rPr>
+      </w:pPr>
       <w:r>
         <w:lastRenderedPageBreak/>
         <w:t>All records from (a)–(c) will be screened by title/abstract using the Step 2 criteria, logged with source and screening decision, and counted separately in the PRISMA flow diagram.</w:t>
       </w:r>
-    </w:p>
-    <w:p>
-      <w:pPr>
+      <w:r>
+        <w:br w:type="page"/>
+      </w:r>
+    </w:p>
+    <w:p>
+      <w:r>
         <w:rPr>
           <w:b/>
           <w:bCs/>
         </w:rPr>
-      </w:pPr>
-    </w:p>
-    <w:p>
-      <w:r>
-        <w:rPr>
-          <w:b/>
-          <w:bCs/>
-        </w:rPr>
+        <w:lastRenderedPageBreak/>
         <w:t>Step 5: Creating PRISMA flow diagram and excerpting criteria</w:t>
       </w:r>
       <w:r>
@@ -5376,7 +4676,40 @@
           <w:i/>
           <w:iCs/>
         </w:rPr>
-        <w:t>Information that should be coded from the paper:</w:t>
+        <w:t>“Descriptive” information that will be coded from the paper</w:t>
+      </w:r>
+      <w:r>
+        <w:rPr>
+          <w:i/>
+          <w:iCs/>
+        </w:rPr>
+        <w:t xml:space="preserve"> by at least </w:t>
+      </w:r>
+      <w:commentRangeStart w:id="0"/>
+      <w:r>
+        <w:rPr>
+          <w:i/>
+          <w:iCs/>
+        </w:rPr>
+        <w:t>two coders</w:t>
+      </w:r>
+      <w:commentRangeEnd w:id="0"/>
+      <w:r>
+        <w:rPr>
+          <w:rStyle w:val="CommentReference"/>
+          <w:i/>
+          <w:iCs/>
+          <w:sz w:val="24"/>
+          <w:szCs w:val="24"/>
+        </w:rPr>
+        <w:commentReference w:id="0"/>
+      </w:r>
+      <w:r>
+        <w:rPr>
+          <w:i/>
+          <w:iCs/>
+        </w:rPr>
+        <w:t>:</w:t>
       </w:r>
     </w:p>
     <w:p>
@@ -5392,15 +4725,74 @@
           <w:right w:val="nil"/>
           <w:between w:val="nil"/>
         </w:pBdr>
-        <w:spacing w:after="0"/>
+        <w:spacing w:after="0" w:line="276" w:lineRule="auto"/>
         <w:ind w:left="567"/>
       </w:pPr>
       <w:r>
         <w:rPr>
-          <w:color w:val="000000"/>
-        </w:rPr>
-        <w:t>Discipline specific? If yes, which discipline?</w:t>
-      </w:r>
+          <w:b/>
+          <w:bCs/>
+          <w:color w:val="000000"/>
+        </w:rPr>
+        <w:t>Discipline specific as a focus?</w:t>
+      </w:r>
+      <w:r>
+        <w:rPr>
+          <w:b/>
+          <w:bCs/>
+          <w:color w:val="000000"/>
+        </w:rPr>
+        <w:t xml:space="preserve"> </w:t>
+      </w:r>
+      <w:r>
+        <w:rPr>
+          <w:color w:val="000000"/>
+        </w:rPr>
+        <w:t>(</w:t>
+      </w:r>
+      <w:r>
+        <w:rPr>
+          <w:color w:val="000000"/>
+        </w:rPr>
+        <w:t>yes/no</w:t>
+      </w:r>
+      <w:r>
+        <w:rPr>
+          <w:color w:val="000000"/>
+        </w:rPr>
+        <w:t>)</w:t>
+      </w:r>
+      <w:r>
+        <w:rPr>
+          <w:color w:val="000000"/>
+        </w:rPr>
+        <w:t xml:space="preserve"> – </w:t>
+      </w:r>
+      <w:r>
+        <w:rPr>
+          <w:color w:val="000000"/>
+        </w:rPr>
+        <w:t xml:space="preserve"> If yes, which discipline?</w:t>
+      </w:r>
+      <w:r>
+        <w:rPr>
+          <w:color w:val="000000"/>
+        </w:rPr>
+        <w:t xml:space="preserve"> (e.g., economics, business &amp; management, sociology, political science, communication science, general social science</w:t>
+      </w:r>
+    </w:p>
+    <w:p>
+      <w:pPr>
+        <w:pBdr>
+          <w:top w:val="nil"/>
+          <w:left w:val="nil"/>
+          <w:bottom w:val="nil"/>
+          <w:right w:val="nil"/>
+          <w:between w:val="nil"/>
+        </w:pBdr>
+        <w:spacing w:after="0" w:line="276" w:lineRule="auto"/>
+        <w:ind w:left="567"/>
+      </w:pPr>
     </w:p>
     <w:p>
       <w:pPr>
@@ -5415,7 +4807,7 @@
           <w:right w:val="nil"/>
           <w:between w:val="nil"/>
         </w:pBdr>
-        <w:spacing w:after="0"/>
+        <w:spacing w:after="0" w:line="276" w:lineRule="auto"/>
         <w:ind w:left="567"/>
       </w:pPr>
       <w:r>
@@ -5424,14 +4816,103 @@
           <w:bCs/>
           <w:color w:val="000000"/>
         </w:rPr>
-        <w:t>Source classification:</w:t>
-      </w:r>
-      <w:r>
-        <w:rPr>
-          <w:color w:val="000000"/>
-        </w:rPr>
-        <w:t xml:space="preserve"> guidelines/review paper, technical tool/workflow, empirical audit/assessment, user study (survey/interview), replication/reproduction effort, etc.</w:t>
-      </w:r>
+        <w:t xml:space="preserve">Type of contribution to </w:t>
+      </w:r>
+      <w:r>
+        <w:rPr>
+          <w:b/>
+          <w:bCs/>
+          <w:color w:val="000000"/>
+        </w:rPr>
+        <w:t>literature</w:t>
+      </w:r>
+      <w:r>
+        <w:rPr>
+          <w:b/>
+          <w:bCs/>
+          <w:color w:val="000000"/>
+        </w:rPr>
+        <w:t>:</w:t>
+      </w:r>
+      <w:r>
+        <w:rPr>
+          <w:color w:val="000000"/>
+        </w:rPr>
+        <w:t xml:space="preserve"> guidelines/policy paper, technical tool/workflow, empirical audit/assessment</w:t>
+      </w:r>
+      <w:r>
+        <w:rPr>
+          <w:color w:val="000000"/>
+        </w:rPr>
+        <w:t xml:space="preserve"> (of a field/journals)</w:t>
+      </w:r>
+      <w:r>
+        <w:rPr>
+          <w:color w:val="000000"/>
+        </w:rPr>
+        <w:t xml:space="preserve">, user study (survey/interview), </w:t>
+      </w:r>
+      <w:r>
+        <w:rPr>
+          <w:color w:val="000000"/>
+        </w:rPr>
+        <w:t>meta-studies</w:t>
+      </w:r>
+      <w:r>
+        <w:rPr>
+          <w:color w:val="000000"/>
+        </w:rPr>
+        <w:t xml:space="preserve"> paper</w:t>
+      </w:r>
+      <w:r>
+        <w:rPr>
+          <w:color w:val="000000"/>
+        </w:rPr>
+        <w:t xml:space="preserve"> (e.g., sys review, meta-analysis)</w:t>
+      </w:r>
+      <w:r>
+        <w:rPr>
+          <w:color w:val="000000"/>
+        </w:rPr>
+        <w:t>,</w:t>
+      </w:r>
+      <w:r>
+        <w:rPr>
+          <w:color w:val="000000"/>
+        </w:rPr>
+        <w:t xml:space="preserve"> </w:t>
+      </w:r>
+      <w:r>
+        <w:rPr>
+          <w:color w:val="000000"/>
+        </w:rPr>
+        <w:t xml:space="preserve">replication/reproduction </w:t>
+      </w:r>
+      <w:r>
+        <w:rPr>
+          <w:color w:val="000000"/>
+        </w:rPr>
+        <w:t>attempt</w:t>
+      </w:r>
+      <w:r>
+        <w:rPr>
+          <w:color w:val="000000"/>
+        </w:rPr>
+        <w:t>, educational/training, etc.</w:t>
+      </w:r>
+    </w:p>
+    <w:p>
+      <w:pPr>
+        <w:pBdr>
+          <w:top w:val="nil"/>
+          <w:left w:val="nil"/>
+          <w:bottom w:val="nil"/>
+          <w:right w:val="nil"/>
+          <w:between w:val="nil"/>
+        </w:pBdr>
+        <w:spacing w:after="0" w:line="276" w:lineRule="auto"/>
+        <w:ind w:left="567"/>
+      </w:pPr>
     </w:p>
     <w:p>
       <w:pPr>
@@ -5446,7 +4927,7 @@
           <w:right w:val="nil"/>
           <w:between w:val="nil"/>
         </w:pBdr>
-        <w:spacing w:after="0"/>
+        <w:spacing w:after="0" w:line="276" w:lineRule="auto"/>
         <w:ind w:left="567"/>
       </w:pPr>
       <w:r>
@@ -5472,6 +4953,89 @@
         </w:rPr>
         <w:t xml:space="preserve"> for (computational) reproducibility?</w:t>
       </w:r>
+      <w:r>
+        <w:rPr>
+          <w:color w:val="000000"/>
+        </w:rPr>
+        <w:t xml:space="preserve"> (yes/no)</w:t>
+      </w:r>
+      <w:r>
+        <w:rPr>
+          <w:color w:val="000000"/>
+        </w:rPr>
+        <w:t xml:space="preserve"> – If yes:</w:t>
+      </w:r>
+      <w:r>
+        <w:rPr>
+          <w:color w:val="000000"/>
+        </w:rPr>
+        <w:t xml:space="preserve"> -- coder should copy-paste the definition</w:t>
+      </w:r>
+      <w:r>
+        <w:rPr>
+          <w:color w:val="000000"/>
+        </w:rPr>
+        <w:t>, then:</w:t>
+      </w:r>
+    </w:p>
+    <w:p>
+      <w:pPr>
+        <w:numPr>
+          <w:ilvl w:val="4"/>
+          <w:numId w:val="2"/>
+        </w:numPr>
+        <w:pBdr>
+          <w:top w:val="nil"/>
+          <w:left w:val="nil"/>
+          <w:bottom w:val="nil"/>
+          <w:right w:val="nil"/>
+          <w:between w:val="nil"/>
+        </w:pBdr>
+        <w:spacing w:after="0" w:line="276" w:lineRule="auto"/>
+        <w:ind w:left="1440" w:hanging="450"/>
+      </w:pPr>
+      <w:r>
+        <w:rPr>
+          <w:b/>
+          <w:bCs/>
+          <w:color w:val="000000"/>
+        </w:rPr>
+        <w:t>Contextual variations:</w:t>
+      </w:r>
+      <w:r>
+        <w:rPr>
+          <w:color w:val="000000"/>
+        </w:rPr>
+        <w:t xml:space="preserve"> Does the paper discuss the variation of reproducibility across different contexts? </w:t>
+      </w:r>
+      <w:r>
+        <w:t>(yes/no, if yes, what?</w:t>
+      </w:r>
+      <w:r>
+        <w:t xml:space="preserve"> </w:t>
+      </w:r>
+      <w:r>
+        <w:rPr>
+          <w:color w:val="000000"/>
+        </w:rPr>
+        <w:t>e.g., scientific disciplines, study design, data types, data/materials license, programming languages and software</w:t>
+      </w:r>
+      <w:r>
+        <w:t>)</w:t>
+      </w:r>
+    </w:p>
+    <w:p>
+      <w:pPr>
+        <w:pBdr>
+          <w:top w:val="nil"/>
+          <w:left w:val="nil"/>
+          <w:bottom w:val="nil"/>
+          <w:right w:val="nil"/>
+          <w:between w:val="nil"/>
+        </w:pBdr>
+        <w:spacing w:after="0" w:line="276" w:lineRule="auto"/>
+        <w:ind w:left="1440"/>
+      </w:pPr>
     </w:p>
     <w:p>
       <w:pPr>
@@ -5486,42 +5050,39 @@
           <w:right w:val="nil"/>
           <w:between w:val="nil"/>
         </w:pBdr>
-        <w:spacing w:after="0"/>
+        <w:spacing w:after="0" w:line="276" w:lineRule="auto"/>
         <w:ind w:left="567"/>
       </w:pPr>
       <w:r>
         <w:rPr>
           <w:b/>
           <w:bCs/>
-          <w:color w:val="000000"/>
-        </w:rPr>
-        <w:t>Study design:</w:t>
-      </w:r>
-      <w:r>
-        <w:rPr>
-          <w:color w:val="000000"/>
-        </w:rPr>
-        <w:t xml:space="preserve"> Does it focus on specific study design (e.g., </w:t>
-      </w:r>
-      <w:r>
-        <w:rPr>
-          <w:i/>
-          <w:iCs/>
-          <w:color w:val="000000"/>
-        </w:rPr>
-        <w:t xml:space="preserve">in silico </w:t>
-      </w:r>
-      <w:r>
-        <w:rPr>
-          <w:color w:val="000000"/>
-        </w:rPr>
-        <w:t>experiment, secondary data analysis, survey, digital trace study, etc.)?</w:t>
+        </w:rPr>
+        <w:t>Workflows, tools, and guidelines</w:t>
+      </w:r>
+      <w:r>
+        <w:t>: does the paper suggest specific workflow or guideline, or introduce/recommend specific tool</w:t>
+      </w:r>
+      <w:r>
+        <w:t>,</w:t>
+      </w:r>
+      <w:r>
+        <w:t xml:space="preserve"> to check reproducibility?</w:t>
+      </w:r>
+      <w:r>
+        <w:t xml:space="preserve"> </w:t>
+      </w:r>
+      <w:r>
+        <w:rPr>
+          <w:color w:val="000000"/>
+        </w:rPr>
+        <w:t>(yes/no) – If yes:</w:t>
       </w:r>
     </w:p>
     <w:p>
       <w:pPr>
         <w:numPr>
-          <w:ilvl w:val="3"/>
+          <w:ilvl w:val="4"/>
           <w:numId w:val="2"/>
         </w:numPr>
         <w:pBdr>
@@ -5531,28 +5092,27 @@
           <w:right w:val="nil"/>
           <w:between w:val="nil"/>
         </w:pBdr>
-        <w:spacing w:after="0"/>
-        <w:ind w:left="567"/>
+        <w:tabs>
+          <w:tab w:val="left" w:pos="1080"/>
+        </w:tabs>
+        <w:spacing w:after="0" w:line="276" w:lineRule="auto"/>
+        <w:ind w:left="1440" w:hanging="450"/>
       </w:pPr>
       <w:r>
         <w:rPr>
           <w:b/>
           <w:bCs/>
-          <w:color w:val="000000"/>
-        </w:rPr>
-        <w:t>Prog. Language:</w:t>
-      </w:r>
-      <w:r>
-        <w:rPr>
-          <w:color w:val="000000"/>
-        </w:rPr>
-        <w:t xml:space="preserve"> Does it focus on a specific programming language? R, STATA, Python?</w:t>
+        </w:rPr>
+        <w:t xml:space="preserve">Workflow/steps described? </w:t>
+      </w:r>
+      <w:r>
+        <w:t>(e.g., explicit step-by-step, implicit/narrative, no description of workflow)</w:t>
       </w:r>
     </w:p>
     <w:p>
       <w:pPr>
         <w:numPr>
-          <w:ilvl w:val="3"/>
+          <w:ilvl w:val="4"/>
           <w:numId w:val="2"/>
         </w:numPr>
         <w:pBdr>
@@ -5562,16 +5122,21 @@
           <w:right w:val="nil"/>
           <w:between w:val="nil"/>
         </w:pBdr>
-        <w:spacing w:after="0"/>
-        <w:ind w:left="567"/>
+        <w:tabs>
+          <w:tab w:val="left" w:pos="1080"/>
+        </w:tabs>
+        <w:spacing w:after="0" w:line="276" w:lineRule="auto"/>
+        <w:ind w:left="1440" w:hanging="450"/>
       </w:pPr>
       <w:r>
         <w:rPr>
           <w:b/>
           <w:bCs/>
-          <w:color w:val="000000"/>
-        </w:rPr>
-        <w:t>Data Provenance:</w:t>
+        </w:rPr>
+        <w:t xml:space="preserve">Computational environment </w:t>
+      </w:r>
+      <w:r>
+        <w:t>focus:</w:t>
       </w:r>
       <w:r>
         <w:rPr>
@@ -5581,93 +5146,87 @@
       </w:r>
       <w:r>
         <w:rPr>
-          <w:i/>
-          <w:iCs/>
-          <w:color w:val="000000"/>
-        </w:rPr>
-        <w:t>narrative reproducibility</w:t>
-      </w:r>
-      <w:r>
-        <w:rPr>
-          <w:color w:val="000000"/>
-        </w:rPr>
-        <w:t xml:space="preserve">/data documentation (e.g., </w:t>
-      </w:r>
-      <w:proofErr w:type="spellStart"/>
-      <w:r>
-        <w:rPr>
-          <w:color w:val="000000"/>
-        </w:rPr>
-        <w:t>Rmarkdown</w:t>
-      </w:r>
-      <w:proofErr w:type="spellEnd"/>
-      <w:r>
-        <w:rPr>
-          <w:color w:val="000000"/>
-        </w:rPr>
-        <w:t xml:space="preserve">, Quarto, </w:t>
-      </w:r>
-      <w:proofErr w:type="spellStart"/>
-      <w:r>
-        <w:rPr>
-          <w:color w:val="000000"/>
-        </w:rPr>
-        <w:t>Jupyter</w:t>
-      </w:r>
-      <w:proofErr w:type="spellEnd"/>
-      <w:r>
-        <w:rPr>
-          <w:color w:val="000000"/>
-        </w:rPr>
-        <w:t xml:space="preserve">, </w:t>
-      </w:r>
-      <w:proofErr w:type="spellStart"/>
-      <w:r>
-        <w:rPr>
-          <w:color w:val="000000"/>
-        </w:rPr>
-        <w:t>NotebookLM</w:t>
-      </w:r>
-      <w:proofErr w:type="spellEnd"/>
-      <w:r>
-        <w:rPr>
-          <w:color w:val="000000"/>
-        </w:rPr>
-        <w:t xml:space="preserve">, Google Collab, </w:t>
-      </w:r>
-      <w:proofErr w:type="spellStart"/>
-      <w:r>
-        <w:rPr>
-          <w:color w:val="000000"/>
-        </w:rPr>
-        <w:t>etc</w:t>
-      </w:r>
-      <w:proofErr w:type="spellEnd"/>
-      <w:r>
-        <w:rPr>
-          <w:color w:val="000000"/>
-        </w:rPr>
-        <w:t xml:space="preserve">) or </w:t>
-      </w:r>
-      <w:r>
-        <w:rPr>
-          <w:i/>
-          <w:iCs/>
-          <w:color w:val="000000"/>
-        </w:rPr>
-        <w:t xml:space="preserve">computing environment </w:t>
-      </w:r>
-      <w:r>
-        <w:rPr>
-          <w:color w:val="000000"/>
-        </w:rPr>
-        <w:t>(e.g., containerization)?</w:t>
+          <w:b/>
+          <w:bCs/>
+          <w:color w:val="000000"/>
+        </w:rPr>
+        <w:t>narrative reproducibility/literate programming/dynamic document approach</w:t>
+      </w:r>
+      <w:r>
+        <w:rPr>
+          <w:color w:val="000000"/>
+        </w:rPr>
+        <w:t xml:space="preserve"> (e.g., Rmarkdown, Quarto, Jupyter, NotebookLM, Google Collab, etc), </w:t>
+      </w:r>
+      <w:r>
+        <w:rPr>
+          <w:b/>
+          <w:bCs/>
+          <w:color w:val="000000"/>
+        </w:rPr>
+        <w:t>containerization</w:t>
+      </w:r>
+      <w:r>
+        <w:rPr>
+          <w:color w:val="000000"/>
+        </w:rPr>
+        <w:t xml:space="preserve"> (e.g., Docker, CodeOcean, etc), </w:t>
+      </w:r>
+      <w:r>
+        <w:rPr>
+          <w:b/>
+          <w:bCs/>
+          <w:color w:val="000000"/>
+        </w:rPr>
+        <w:t>version control</w:t>
+      </w:r>
+      <w:r>
+        <w:rPr>
+          <w:color w:val="000000"/>
+        </w:rPr>
+        <w:t xml:space="preserve"> (Git, etc) package dependency management (e.g., renv), </w:t>
+      </w:r>
+      <w:r>
+        <w:rPr>
+          <w:b/>
+          <w:bCs/>
+          <w:color w:val="000000"/>
+        </w:rPr>
+        <w:t>multiple approaches</w:t>
+      </w:r>
+      <w:r>
+        <w:rPr>
+          <w:color w:val="000000"/>
+        </w:rPr>
+        <w:t xml:space="preserve">, or </w:t>
+      </w:r>
+      <w:r>
+        <w:rPr>
+          <w:b/>
+          <w:bCs/>
+          <w:color w:val="000000"/>
+        </w:rPr>
+        <w:t>none</w:t>
+      </w:r>
+      <w:r>
+        <w:rPr>
+          <w:b/>
+          <w:bCs/>
+          <w:color w:val="000000"/>
+        </w:rPr>
+        <w:t xml:space="preserve"> given</w:t>
+      </w:r>
+      <w:r>
+        <w:rPr>
+          <w:color w:val="000000"/>
+        </w:rPr>
+        <w:t>?</w:t>
       </w:r>
     </w:p>
     <w:p>
       <w:pPr>
         <w:numPr>
-          <w:ilvl w:val="3"/>
+          <w:ilvl w:val="4"/>
           <w:numId w:val="2"/>
         </w:numPr>
         <w:pBdr>
@@ -5677,8 +5236,11 @@
           <w:right w:val="nil"/>
           <w:between w:val="nil"/>
         </w:pBdr>
-        <w:spacing w:after="0"/>
-        <w:ind w:left="567"/>
+        <w:tabs>
+          <w:tab w:val="left" w:pos="1080"/>
+        </w:tabs>
+        <w:spacing w:after="0" w:line="276" w:lineRule="auto"/>
+        <w:ind w:left="1440" w:hanging="450"/>
       </w:pPr>
       <w:r>
         <w:rPr>
@@ -5686,33 +5248,19 @@
           <w:bCs/>
           <w:color w:val="000000"/>
         </w:rPr>
-        <w:t>Data Type:</w:t>
-      </w:r>
-      <w:r>
-        <w:rPr>
-          <w:color w:val="000000"/>
-        </w:rPr>
-        <w:t xml:space="preserve"> Does it focus on specific types of data (e.g., audio, digital trace, text, </w:t>
-      </w:r>
-      <w:proofErr w:type="spellStart"/>
-      <w:r>
-        <w:rPr>
-          <w:color w:val="000000"/>
-        </w:rPr>
-        <w:t>etc</w:t>
-      </w:r>
-      <w:proofErr w:type="spellEnd"/>
-      <w:r>
-        <w:rPr>
-          <w:color w:val="000000"/>
-        </w:rPr>
-        <w:t>)?</w:t>
+        <w:t>Programming language</w:t>
+      </w:r>
+      <w:r>
+        <w:rPr>
+          <w:color w:val="000000"/>
+        </w:rPr>
+        <w:t xml:space="preserve"> focus: R, Python, Stata, Julia, etc.</w:t>
       </w:r>
     </w:p>
     <w:p>
       <w:pPr>
         <w:numPr>
-          <w:ilvl w:val="3"/>
+          <w:ilvl w:val="4"/>
           <w:numId w:val="2"/>
         </w:numPr>
         <w:pBdr>
@@ -5722,7 +5270,11 @@
           <w:right w:val="nil"/>
           <w:between w:val="nil"/>
         </w:pBdr>
-        <w:ind w:left="567"/>
+        <w:tabs>
+          <w:tab w:val="left" w:pos="1080"/>
+        </w:tabs>
+        <w:spacing w:after="0" w:line="276" w:lineRule="auto"/>
+        <w:ind w:left="1440" w:hanging="450"/>
       </w:pPr>
       <w:r>
         <w:rPr>
@@ -5730,33 +5282,1252 @@
           <w:bCs/>
           <w:color w:val="000000"/>
         </w:rPr>
-        <w:t>License:</w:t>
-      </w:r>
-      <w:r>
-        <w:rPr>
-          <w:color w:val="000000"/>
-        </w:rPr>
-        <w:t xml:space="preserve"> Does it focus on proprietary data?</w:t>
-      </w:r>
-    </w:p>
-    <w:p/>
-    <w:p>
-      <w:pPr>
+        <w:t>Data type focus</w:t>
+      </w:r>
+      <w:r>
+        <w:rPr>
+          <w:color w:val="000000"/>
+        </w:rPr>
+        <w:t>: survey/experimental data, admin data, digital trace data, text data, proprietary/confidential data, etc.</w:t>
+      </w:r>
+    </w:p>
+    <w:p>
+      <w:pPr>
+        <w:numPr>
+          <w:ilvl w:val="4"/>
+          <w:numId w:val="2"/>
+        </w:numPr>
+        <w:pBdr>
+          <w:top w:val="nil"/>
+          <w:left w:val="nil"/>
+          <w:bottom w:val="nil"/>
+          <w:right w:val="nil"/>
+          <w:between w:val="nil"/>
+        </w:pBdr>
+        <w:tabs>
+          <w:tab w:val="left" w:pos="1080"/>
+        </w:tabs>
+        <w:spacing w:after="0" w:line="276" w:lineRule="auto"/>
+        <w:ind w:left="1440" w:hanging="450"/>
+      </w:pPr>
+      <w:r>
         <w:rPr>
           <w:b/>
           <w:bCs/>
-        </w:rPr>
+          <w:color w:val="000000"/>
+        </w:rPr>
+        <w:t>Workflow automation</w:t>
+      </w:r>
+      <w:r>
+        <w:rPr>
+          <w:color w:val="000000"/>
+        </w:rPr>
+        <w:t>: does the paper suggest full/partial automated workflow? Does it involve LLM?</w:t>
+      </w:r>
+    </w:p>
+    <w:p>
+      <w:pPr>
+        <w:pStyle w:val="ListParagraph"/>
+        <w:pBdr>
+          <w:top w:val="nil"/>
+          <w:left w:val="nil"/>
+          <w:bottom w:val="nil"/>
+          <w:right w:val="nil"/>
+          <w:between w:val="nil"/>
+        </w:pBdr>
+        <w:spacing w:after="0" w:line="276" w:lineRule="auto"/>
+      </w:pPr>
+    </w:p>
+    <w:p>
+      <w:pPr>
+        <w:pStyle w:val="ListParagraph"/>
+        <w:numPr>
+          <w:ilvl w:val="0"/>
+          <w:numId w:val="2"/>
+        </w:numPr>
+        <w:pBdr>
+          <w:top w:val="nil"/>
+          <w:left w:val="nil"/>
+          <w:bottom w:val="nil"/>
+          <w:right w:val="nil"/>
+          <w:between w:val="nil"/>
+        </w:pBdr>
+        <w:spacing w:after="0" w:line="276" w:lineRule="auto"/>
       </w:pPr>
       <w:r>
         <w:rPr>
           <w:b/>
           <w:bCs/>
         </w:rPr>
-        <w:t>Possible themes</w:t>
-      </w:r>
-    </w:p>
-    <w:p>
-      <w:pPr>
+        <w:t xml:space="preserve">Reproducibility </w:t>
+      </w:r>
+      <w:r>
+        <w:rPr>
+          <w:b/>
+          <w:bCs/>
+        </w:rPr>
+        <w:t>audit</w:t>
+      </w:r>
+      <w:r>
+        <w:rPr>
+          <w:b/>
+          <w:bCs/>
+        </w:rPr>
+        <w:t xml:space="preserve"> in practice</w:t>
+      </w:r>
+      <w:r>
+        <w:rPr>
+          <w:b/>
+          <w:bCs/>
+        </w:rPr>
+        <w:t xml:space="preserve"> </w:t>
+      </w:r>
+    </w:p>
+    <w:p>
+      <w:pPr>
+        <w:pStyle w:val="ListParagraph"/>
+        <w:numPr>
+          <w:ilvl w:val="1"/>
+          <w:numId w:val="2"/>
+        </w:numPr>
+        <w:pBdr>
+          <w:top w:val="nil"/>
+          <w:left w:val="nil"/>
+          <w:bottom w:val="nil"/>
+          <w:right w:val="nil"/>
+          <w:between w:val="nil"/>
+        </w:pBdr>
+        <w:spacing w:after="0" w:line="276" w:lineRule="auto"/>
+      </w:pPr>
+      <w:r>
+        <w:rPr>
+          <w:b/>
+          <w:bCs/>
+        </w:rPr>
+        <w:t>Badging/scoring system</w:t>
+      </w:r>
+      <w:r>
+        <w:t>: does the paper describe/suggest scoring/awarding badges for reproducibility evaluation?</w:t>
+      </w:r>
+      <w:r>
+        <w:t xml:space="preserve"> (yes/no)</w:t>
+      </w:r>
+    </w:p>
+    <w:p>
+      <w:pPr>
+        <w:pStyle w:val="ListParagraph"/>
+        <w:numPr>
+          <w:ilvl w:val="1"/>
+          <w:numId w:val="2"/>
+        </w:numPr>
+        <w:pBdr>
+          <w:top w:val="nil"/>
+          <w:left w:val="nil"/>
+          <w:bottom w:val="nil"/>
+          <w:right w:val="nil"/>
+          <w:between w:val="nil"/>
+        </w:pBdr>
+        <w:spacing w:after="0" w:line="276" w:lineRule="auto"/>
+      </w:pPr>
+      <w:r>
+        <w:rPr>
+          <w:b/>
+          <w:bCs/>
+        </w:rPr>
+        <w:lastRenderedPageBreak/>
+        <w:t xml:space="preserve">Who </w:t>
+      </w:r>
+      <w:r>
+        <w:rPr>
+          <w:b/>
+          <w:bCs/>
+        </w:rPr>
+        <w:t>runs</w:t>
+      </w:r>
+      <w:r>
+        <w:rPr>
+          <w:b/>
+          <w:bCs/>
+        </w:rPr>
+        <w:t xml:space="preserve"> the </w:t>
+      </w:r>
+      <w:r>
+        <w:rPr>
+          <w:b/>
+          <w:bCs/>
+        </w:rPr>
+        <w:t>audit</w:t>
+      </w:r>
+      <w:r>
+        <w:rPr>
+          <w:b/>
+          <w:bCs/>
+        </w:rPr>
+        <w:t>?</w:t>
+      </w:r>
+      <w:r>
+        <w:t xml:space="preserve"> Does the paper describe/suggest who</w:t>
+      </w:r>
+      <w:r>
+        <w:t xml:space="preserve"> should be</w:t>
+      </w:r>
+      <w:r>
+        <w:t xml:space="preserve"> responsible for the check? (e.g., author, data editor, third party</w:t>
+      </w:r>
+      <w:r>
+        <w:t>, none described)</w:t>
+      </w:r>
+    </w:p>
+    <w:p>
+      <w:pPr>
+        <w:pStyle w:val="ListParagraph"/>
+        <w:numPr>
+          <w:ilvl w:val="1"/>
+          <w:numId w:val="2"/>
+        </w:numPr>
+        <w:pBdr>
+          <w:top w:val="nil"/>
+          <w:left w:val="nil"/>
+          <w:bottom w:val="nil"/>
+          <w:right w:val="nil"/>
+          <w:between w:val="nil"/>
+        </w:pBdr>
+        <w:spacing w:after="0" w:line="276" w:lineRule="auto"/>
+        <w:rPr>
+          <w:i/>
+          <w:iCs/>
+        </w:rPr>
+      </w:pPr>
+      <w:r>
+        <w:rPr>
+          <w:b/>
+          <w:bCs/>
+        </w:rPr>
+        <w:t xml:space="preserve">When </w:t>
+      </w:r>
+      <w:r>
+        <w:rPr>
+          <w:b/>
+          <w:bCs/>
+        </w:rPr>
+        <w:t>does</w:t>
+      </w:r>
+      <w:r>
+        <w:rPr>
+          <w:b/>
+          <w:bCs/>
+        </w:rPr>
+        <w:t xml:space="preserve"> one verify?</w:t>
+      </w:r>
+      <w:r>
+        <w:t xml:space="preserve"> </w:t>
+      </w:r>
+      <w:r>
+        <w:t>Does t</w:t>
+      </w:r>
+      <w:r>
+        <w:t xml:space="preserve">he paper describe/suggest when reproducibility </w:t>
+      </w:r>
+      <w:r>
+        <w:t>check</w:t>
+      </w:r>
+      <w:r>
+        <w:t xml:space="preserve"> should be conducted (e.g., </w:t>
+      </w:r>
+      <w:r>
+        <w:t xml:space="preserve">proactively </w:t>
+      </w:r>
+      <w:r>
+        <w:t xml:space="preserve">before submission, </w:t>
+      </w:r>
+      <w:r>
+        <w:t xml:space="preserve">after acceptance but before </w:t>
+      </w:r>
+      <w:r>
+        <w:t>publication</w:t>
+      </w:r>
+      <w:r>
+        <w:t>, after publication, non</w:t>
+      </w:r>
+      <w:r>
+        <w:t>e</w:t>
+      </w:r>
+      <w:r>
+        <w:t xml:space="preserve"> described)</w:t>
+      </w:r>
+    </w:p>
+    <w:p>
+      <w:pPr>
+        <w:pBdr>
+          <w:top w:val="nil"/>
+          <w:left w:val="nil"/>
+          <w:bottom w:val="nil"/>
+          <w:right w:val="nil"/>
+          <w:between w:val="nil"/>
+        </w:pBdr>
+        <w:spacing w:after="0" w:line="276" w:lineRule="auto"/>
+        <w:rPr>
+          <w:i/>
+          <w:iCs/>
+        </w:rPr>
+      </w:pPr>
+    </w:p>
+    <w:p>
+      <w:pPr>
+        <w:pBdr>
+          <w:top w:val="nil"/>
+          <w:left w:val="nil"/>
+          <w:bottom w:val="nil"/>
+          <w:right w:val="nil"/>
+          <w:between w:val="nil"/>
+        </w:pBdr>
+        <w:spacing w:after="0" w:line="276" w:lineRule="auto"/>
+        <w:rPr>
+          <w:i/>
+          <w:iCs/>
+        </w:rPr>
+      </w:pPr>
+    </w:p>
+    <w:p>
+      <w:pPr>
+        <w:pBdr>
+          <w:top w:val="nil"/>
+          <w:left w:val="nil"/>
+          <w:bottom w:val="nil"/>
+          <w:right w:val="nil"/>
+          <w:between w:val="nil"/>
+        </w:pBdr>
+        <w:spacing w:after="0" w:line="276" w:lineRule="auto"/>
+        <w:rPr>
+          <w:b/>
+          <w:bCs/>
+          <w:i/>
+          <w:iCs/>
+        </w:rPr>
+      </w:pPr>
+      <w:r>
+        <w:rPr>
+          <w:b/>
+          <w:bCs/>
+          <w:i/>
+          <w:iCs/>
+        </w:rPr>
+        <w:t>Information extraction to</w:t>
+      </w:r>
+      <w:r>
+        <w:rPr>
+          <w:b/>
+          <w:bCs/>
+          <w:i/>
+          <w:iCs/>
+        </w:rPr>
+        <w:t xml:space="preserve"> </w:t>
+      </w:r>
+      <w:r>
+        <w:rPr>
+          <w:b/>
+          <w:bCs/>
+          <w:i/>
+          <w:iCs/>
+        </w:rPr>
+        <w:t xml:space="preserve">answer the </w:t>
+      </w:r>
+      <w:r>
+        <w:rPr>
+          <w:b/>
+          <w:bCs/>
+          <w:i/>
+          <w:iCs/>
+        </w:rPr>
+        <w:t>main RQ</w:t>
+      </w:r>
+      <w:r>
+        <w:rPr>
+          <w:b/>
+          <w:bCs/>
+          <w:i/>
+          <w:iCs/>
+        </w:rPr>
+        <w:t xml:space="preserve"> – will be done primarily by Amelia</w:t>
+      </w:r>
+    </w:p>
+    <w:p>
+      <w:pPr>
+        <w:pBdr>
+          <w:top w:val="nil"/>
+          <w:left w:val="nil"/>
+          <w:bottom w:val="nil"/>
+          <w:right w:val="nil"/>
+          <w:between w:val="nil"/>
+        </w:pBdr>
+        <w:spacing w:after="0" w:line="276" w:lineRule="auto"/>
+      </w:pPr>
+      <w:r>
+        <w:rPr>
+          <w:b/>
+          <w:bCs/>
+        </w:rPr>
+        <w:t>Criteria extractions:</w:t>
+      </w:r>
+      <w:r>
+        <w:t xml:space="preserve"> Does the paper mention the criteria used to evaluate/judge success/failure to reproduce an analysis? </w:t>
+      </w:r>
+      <w:r>
+        <w:t xml:space="preserve"> If yes, are they one of these below?</w:t>
+      </w:r>
+    </w:p>
+    <w:p>
+      <w:pPr>
+        <w:pBdr>
+          <w:top w:val="nil"/>
+          <w:left w:val="nil"/>
+          <w:bottom w:val="nil"/>
+          <w:right w:val="nil"/>
+          <w:between w:val="nil"/>
+        </w:pBdr>
+        <w:spacing w:after="0" w:line="276" w:lineRule="auto"/>
+      </w:pPr>
+    </w:p>
+    <w:tbl>
+      <w:tblPr>
+        <w:tblStyle w:val="TableGrid"/>
+        <w:tblW w:w="0" w:type="auto"/>
+        <w:tblLook w:val="04A0" w:firstRow="1" w:lastRow="0" w:firstColumn="1" w:lastColumn="0" w:noHBand="0" w:noVBand="1"/>
+      </w:tblPr>
+      <w:tblGrid>
+        <w:gridCol w:w="2925"/>
+        <w:gridCol w:w="3040"/>
+        <w:gridCol w:w="3097"/>
+      </w:tblGrid>
+      <w:tr>
+        <w:tc>
+          <w:tcPr>
+            <w:tcW w:w="4855" w:type="dxa"/>
+          </w:tcPr>
+          <w:p>
+            <w:pPr>
+              <w:spacing w:line="276" w:lineRule="auto"/>
+              <w:jc w:val="center"/>
+              <w:rPr>
+                <w:b/>
+                <w:bCs/>
+                <w:sz w:val="22"/>
+                <w:szCs w:val="22"/>
+              </w:rPr>
+            </w:pPr>
+            <w:r>
+              <w:rPr>
+                <w:b/>
+                <w:bCs/>
+                <w:sz w:val="22"/>
+                <w:szCs w:val="22"/>
+              </w:rPr>
+              <w:t>Accessibility</w:t>
+            </w:r>
+          </w:p>
+        </w:tc>
+        <w:tc>
+          <w:tcPr>
+            <w:tcW w:w="4856" w:type="dxa"/>
+          </w:tcPr>
+          <w:p>
+            <w:pPr>
+              <w:spacing w:line="276" w:lineRule="auto"/>
+              <w:jc w:val="center"/>
+              <w:rPr>
+                <w:b/>
+                <w:bCs/>
+                <w:sz w:val="22"/>
+                <w:szCs w:val="22"/>
+              </w:rPr>
+            </w:pPr>
+            <w:r>
+              <w:rPr>
+                <w:b/>
+                <w:bCs/>
+                <w:sz w:val="22"/>
+                <w:szCs w:val="22"/>
+              </w:rPr>
+              <w:t>Executability</w:t>
+            </w:r>
+          </w:p>
+        </w:tc>
+        <w:tc>
+          <w:tcPr>
+            <w:tcW w:w="4856" w:type="dxa"/>
+          </w:tcPr>
+          <w:p>
+            <w:pPr>
+              <w:spacing w:line="276" w:lineRule="auto"/>
+              <w:jc w:val="center"/>
+              <w:rPr>
+                <w:b/>
+                <w:bCs/>
+                <w:sz w:val="22"/>
+                <w:szCs w:val="22"/>
+              </w:rPr>
+            </w:pPr>
+            <w:r>
+              <w:rPr>
+                <w:b/>
+                <w:bCs/>
+                <w:sz w:val="22"/>
+                <w:szCs w:val="22"/>
+              </w:rPr>
+              <w:t>Consistency</w:t>
+            </w:r>
+          </w:p>
+        </w:tc>
+      </w:tr>
+      <w:tr>
+        <w:tc>
+          <w:tcPr>
+            <w:tcW w:w="4855" w:type="dxa"/>
+          </w:tcPr>
+          <w:p>
+            <w:pPr>
+              <w:pStyle w:val="ListParagraph"/>
+              <w:numPr>
+                <w:ilvl w:val="0"/>
+                <w:numId w:val="5"/>
+              </w:numPr>
+              <w:spacing w:line="276" w:lineRule="auto"/>
+              <w:ind w:left="342" w:hanging="270"/>
+              <w:rPr>
+                <w:sz w:val="22"/>
+                <w:szCs w:val="22"/>
+              </w:rPr>
+            </w:pPr>
+            <w:r>
+              <w:rPr>
+                <w:b/>
+                <w:bCs/>
+                <w:sz w:val="22"/>
+                <w:szCs w:val="22"/>
+              </w:rPr>
+              <w:t>Data deposit</w:t>
+            </w:r>
+            <w:r>
+              <w:rPr>
+                <w:sz w:val="22"/>
+                <w:szCs w:val="22"/>
+              </w:rPr>
+              <w:t xml:space="preserve"> (</w:t>
+            </w:r>
+            <w:r>
+              <w:rPr>
+                <w:sz w:val="22"/>
+                <w:szCs w:val="22"/>
+              </w:rPr>
+              <w:t xml:space="preserve">e.g., </w:t>
+            </w:r>
+            <w:r>
+              <w:rPr>
+                <w:sz w:val="22"/>
+                <w:szCs w:val="22"/>
+              </w:rPr>
+              <w:t>raw, cleaned, or synthetic)</w:t>
+            </w:r>
+          </w:p>
+          <w:p>
+            <w:pPr>
+              <w:pStyle w:val="ListParagraph"/>
+              <w:numPr>
+                <w:ilvl w:val="0"/>
+                <w:numId w:val="5"/>
+              </w:numPr>
+              <w:spacing w:line="276" w:lineRule="auto"/>
+              <w:ind w:left="342" w:hanging="270"/>
+              <w:rPr>
+                <w:b/>
+                <w:bCs/>
+                <w:sz w:val="22"/>
+                <w:szCs w:val="22"/>
+              </w:rPr>
+            </w:pPr>
+            <w:r>
+              <w:rPr>
+                <w:b/>
+                <w:bCs/>
+                <w:sz w:val="22"/>
+                <w:szCs w:val="22"/>
+              </w:rPr>
+              <w:t>Code deposit</w:t>
+            </w:r>
+            <w:r>
+              <w:rPr>
+                <w:b/>
+                <w:bCs/>
+                <w:sz w:val="22"/>
+                <w:szCs w:val="22"/>
+              </w:rPr>
+              <w:t xml:space="preserve"> </w:t>
+            </w:r>
+            <w:r>
+              <w:rPr>
+                <w:sz w:val="22"/>
+                <w:szCs w:val="22"/>
+              </w:rPr>
+              <w:t>(e.g., master script, cleaning script, analysis script)</w:t>
+            </w:r>
+          </w:p>
+          <w:p>
+            <w:pPr>
+              <w:pStyle w:val="ListParagraph"/>
+              <w:numPr>
+                <w:ilvl w:val="0"/>
+                <w:numId w:val="5"/>
+              </w:numPr>
+              <w:spacing w:line="276" w:lineRule="auto"/>
+              <w:ind w:left="342" w:hanging="270"/>
+              <w:rPr>
+                <w:sz w:val="22"/>
+                <w:szCs w:val="22"/>
+              </w:rPr>
+            </w:pPr>
+            <w:r>
+              <w:rPr>
+                <w:b/>
+                <w:bCs/>
+                <w:sz w:val="22"/>
+                <w:szCs w:val="22"/>
+              </w:rPr>
+              <w:t>Data documentation</w:t>
+            </w:r>
+            <w:r>
+              <w:rPr>
+                <w:sz w:val="22"/>
+                <w:szCs w:val="22"/>
+              </w:rPr>
+              <w:t xml:space="preserve"> (</w:t>
+            </w:r>
+            <w:r>
+              <w:rPr>
+                <w:sz w:val="22"/>
+                <w:szCs w:val="22"/>
+              </w:rPr>
+              <w:t xml:space="preserve">in </w:t>
+            </w:r>
+            <w:r>
+              <w:rPr>
+                <w:sz w:val="22"/>
+                <w:szCs w:val="22"/>
+              </w:rPr>
+              <w:t xml:space="preserve">README and/or codebook) which </w:t>
+            </w:r>
+            <w:r>
+              <w:rPr>
+                <w:sz w:val="22"/>
+                <w:szCs w:val="22"/>
+              </w:rPr>
+              <w:t>involves</w:t>
+            </w:r>
+            <w:r>
+              <w:rPr>
+                <w:sz w:val="22"/>
+                <w:szCs w:val="22"/>
+              </w:rPr>
+              <w:t xml:space="preserve"> variable definition, instructions for data preparations (If raw data is submitted) and data analysis, description of each file in the package, software and package versions + dependencies, computing requirements</w:t>
+            </w:r>
+            <w:r>
+              <w:rPr>
+                <w:sz w:val="22"/>
+                <w:szCs w:val="22"/>
+              </w:rPr>
+              <w:t xml:space="preserve"> + runtime</w:t>
+            </w:r>
+          </w:p>
+          <w:p>
+            <w:pPr>
+              <w:pStyle w:val="ListParagraph"/>
+              <w:numPr>
+                <w:ilvl w:val="0"/>
+                <w:numId w:val="5"/>
+              </w:numPr>
+              <w:spacing w:line="276" w:lineRule="auto"/>
+              <w:ind w:left="342" w:hanging="270"/>
+              <w:rPr>
+                <w:sz w:val="22"/>
+                <w:szCs w:val="22"/>
+              </w:rPr>
+            </w:pPr>
+            <w:r>
+              <w:rPr>
+                <w:b/>
+                <w:bCs/>
+                <w:sz w:val="22"/>
+                <w:szCs w:val="22"/>
+              </w:rPr>
+              <w:t>Data provenance</w:t>
+            </w:r>
+            <w:r>
+              <w:rPr>
+                <w:sz w:val="22"/>
+                <w:szCs w:val="22"/>
+              </w:rPr>
+              <w:t xml:space="preserve"> (</w:t>
+            </w:r>
+            <w:r>
+              <w:rPr>
+                <w:sz w:val="22"/>
+                <w:szCs w:val="22"/>
+              </w:rPr>
+              <w:t xml:space="preserve">in </w:t>
+            </w:r>
+            <w:r>
+              <w:rPr>
+                <w:sz w:val="22"/>
+                <w:szCs w:val="22"/>
+              </w:rPr>
+              <w:t xml:space="preserve">README or in manuscript) </w:t>
+            </w:r>
+            <w:r>
+              <w:rPr>
+                <w:sz w:val="22"/>
+                <w:szCs w:val="22"/>
+              </w:rPr>
+              <w:t>data source with URL, instruction for data access</w:t>
+            </w:r>
+            <w:r>
+              <w:rPr>
+                <w:sz w:val="22"/>
+                <w:szCs w:val="22"/>
+              </w:rPr>
+              <w:t xml:space="preserve">, data version and access date, version history, </w:t>
+            </w:r>
+            <w:r>
+              <w:rPr>
+                <w:sz w:val="22"/>
+                <w:szCs w:val="22"/>
+              </w:rPr>
+              <w:t xml:space="preserve">log file (for STATA), </w:t>
+            </w:r>
+            <w:r>
+              <w:rPr>
+                <w:sz w:val="22"/>
+                <w:szCs w:val="22"/>
+              </w:rPr>
+              <w:t>etc.</w:t>
+            </w:r>
+          </w:p>
+          <w:p>
+            <w:pPr>
+              <w:pStyle w:val="ListParagraph"/>
+              <w:numPr>
+                <w:ilvl w:val="0"/>
+                <w:numId w:val="5"/>
+              </w:numPr>
+              <w:spacing w:line="276" w:lineRule="auto"/>
+              <w:ind w:left="342" w:hanging="270"/>
+              <w:rPr>
+                <w:sz w:val="22"/>
+                <w:szCs w:val="22"/>
+              </w:rPr>
+            </w:pPr>
+            <w:r>
+              <w:rPr>
+                <w:b/>
+                <w:bCs/>
+                <w:sz w:val="22"/>
+                <w:szCs w:val="22"/>
+              </w:rPr>
+              <w:t xml:space="preserve">License </w:t>
+            </w:r>
+            <w:r>
+              <w:rPr>
+                <w:sz w:val="22"/>
+                <w:szCs w:val="22"/>
+              </w:rPr>
+              <w:t>(</w:t>
+            </w:r>
+            <w:r>
+              <w:rPr>
+                <w:sz w:val="22"/>
+                <w:szCs w:val="22"/>
+              </w:rPr>
+              <w:t xml:space="preserve">in </w:t>
+            </w:r>
+            <w:r>
+              <w:rPr>
+                <w:sz w:val="22"/>
+                <w:szCs w:val="22"/>
+              </w:rPr>
+              <w:t>README</w:t>
+            </w:r>
+            <w:r>
+              <w:rPr>
+                <w:sz w:val="22"/>
+                <w:szCs w:val="22"/>
+              </w:rPr>
+              <w:t>)</w:t>
+            </w:r>
+            <w:r>
+              <w:rPr>
+                <w:sz w:val="22"/>
+                <w:szCs w:val="22"/>
+              </w:rPr>
+              <w:t xml:space="preserve"> data and code licenses specified)</w:t>
+            </w:r>
+          </w:p>
+        </w:tc>
+        <w:tc>
+          <w:tcPr>
+            <w:tcW w:w="4856" w:type="dxa"/>
+          </w:tcPr>
+          <w:p>
+            <w:pPr>
+              <w:pStyle w:val="ListParagraph"/>
+              <w:numPr>
+                <w:ilvl w:val="0"/>
+                <w:numId w:val="5"/>
+              </w:numPr>
+              <w:spacing w:line="276" w:lineRule="auto"/>
+              <w:ind w:left="288" w:hanging="252"/>
+              <w:rPr>
+                <w:sz w:val="22"/>
+                <w:szCs w:val="22"/>
+              </w:rPr>
+            </w:pPr>
+            <w:r>
+              <w:rPr>
+                <w:b/>
+                <w:bCs/>
+                <w:sz w:val="22"/>
+                <w:szCs w:val="22"/>
+              </w:rPr>
+              <w:t>Dependency resolution</w:t>
+            </w:r>
+            <w:r>
+              <w:rPr>
+                <w:sz w:val="22"/>
+                <w:szCs w:val="22"/>
+              </w:rPr>
+              <w:t xml:space="preserve"> (e.g., all packages/libraries are </w:t>
+            </w:r>
+            <w:r>
+              <w:rPr>
+                <w:sz w:val="22"/>
+                <w:szCs w:val="22"/>
+              </w:rPr>
+              <w:t>successfully installed)</w:t>
+            </w:r>
+          </w:p>
+          <w:p>
+            <w:pPr>
+              <w:pStyle w:val="ListParagraph"/>
+              <w:numPr>
+                <w:ilvl w:val="0"/>
+                <w:numId w:val="5"/>
+              </w:numPr>
+              <w:spacing w:line="276" w:lineRule="auto"/>
+              <w:ind w:left="288" w:hanging="252"/>
+              <w:rPr>
+                <w:b/>
+                <w:bCs/>
+                <w:sz w:val="22"/>
+                <w:szCs w:val="22"/>
+              </w:rPr>
+            </w:pPr>
+            <w:r>
+              <w:rPr>
+                <w:b/>
+                <w:bCs/>
+                <w:sz w:val="22"/>
+                <w:szCs w:val="22"/>
+              </w:rPr>
+              <w:t>Path resolution</w:t>
+            </w:r>
+            <w:r>
+              <w:rPr>
+                <w:b/>
+                <w:bCs/>
+                <w:sz w:val="22"/>
+                <w:szCs w:val="22"/>
+              </w:rPr>
+              <w:t xml:space="preserve"> </w:t>
+            </w:r>
+            <w:r>
+              <w:rPr>
+                <w:sz w:val="22"/>
+                <w:szCs w:val="22"/>
+              </w:rPr>
+              <w:t>(e.g., no hardcoded paths)</w:t>
+            </w:r>
+          </w:p>
+          <w:p>
+            <w:pPr>
+              <w:pStyle w:val="ListParagraph"/>
+              <w:numPr>
+                <w:ilvl w:val="0"/>
+                <w:numId w:val="5"/>
+              </w:numPr>
+              <w:spacing w:line="276" w:lineRule="auto"/>
+              <w:ind w:left="288" w:hanging="252"/>
+              <w:rPr>
+                <w:sz w:val="22"/>
+                <w:szCs w:val="22"/>
+              </w:rPr>
+            </w:pPr>
+            <w:r>
+              <w:rPr>
+                <w:b/>
+                <w:bCs/>
+                <w:sz w:val="22"/>
+                <w:szCs w:val="22"/>
+              </w:rPr>
+              <w:t>Computing environment</w:t>
+            </w:r>
+            <w:r>
+              <w:rPr>
+                <w:sz w:val="22"/>
+                <w:szCs w:val="22"/>
+              </w:rPr>
+              <w:t xml:space="preserve"> can be reproduced (e.g., via container, dependency management, or others)</w:t>
+            </w:r>
+          </w:p>
+          <w:p>
+            <w:pPr>
+              <w:pStyle w:val="ListParagraph"/>
+              <w:numPr>
+                <w:ilvl w:val="0"/>
+                <w:numId w:val="5"/>
+              </w:numPr>
+              <w:spacing w:line="276" w:lineRule="auto"/>
+              <w:ind w:left="288" w:hanging="252"/>
+              <w:rPr>
+                <w:sz w:val="22"/>
+                <w:szCs w:val="22"/>
+              </w:rPr>
+            </w:pPr>
+            <w:r>
+              <w:rPr>
+                <w:b/>
+                <w:bCs/>
+                <w:sz w:val="22"/>
+                <w:szCs w:val="22"/>
+              </w:rPr>
+              <w:t>Coding e</w:t>
+            </w:r>
+            <w:r>
+              <w:rPr>
+                <w:b/>
+                <w:bCs/>
+                <w:sz w:val="22"/>
+                <w:szCs w:val="22"/>
+              </w:rPr>
+              <w:t>rror handling</w:t>
+            </w:r>
+            <w:r>
+              <w:rPr>
+                <w:sz w:val="22"/>
+                <w:szCs w:val="22"/>
+              </w:rPr>
+              <w:t xml:space="preserve"> (e.g., how </w:t>
+            </w:r>
+            <w:r>
+              <w:rPr>
+                <w:sz w:val="22"/>
+                <w:szCs w:val="22"/>
+              </w:rPr>
+              <w:t>severe</w:t>
+            </w:r>
+            <w:r>
+              <w:rPr>
+                <w:sz w:val="22"/>
+                <w:szCs w:val="22"/>
+              </w:rPr>
+              <w:t xml:space="preserve"> coding error should be tolerated</w:t>
+            </w:r>
+            <w:r>
+              <w:rPr>
+                <w:sz w:val="22"/>
+                <w:szCs w:val="22"/>
+              </w:rPr>
+              <w:t xml:space="preserve"> and be corrected by reproducers</w:t>
+            </w:r>
+            <w:r>
+              <w:rPr>
+                <w:sz w:val="22"/>
+                <w:szCs w:val="22"/>
+              </w:rPr>
+              <w:t>?</w:t>
+            </w:r>
+            <w:r>
+              <w:rPr>
+                <w:sz w:val="22"/>
+                <w:szCs w:val="22"/>
+              </w:rPr>
+              <w:t>)</w:t>
+            </w:r>
+          </w:p>
+        </w:tc>
+        <w:tc>
+          <w:tcPr>
+            <w:tcW w:w="4856" w:type="dxa"/>
+          </w:tcPr>
+          <w:p>
+            <w:pPr>
+              <w:pStyle w:val="ListParagraph"/>
+              <w:numPr>
+                <w:ilvl w:val="0"/>
+                <w:numId w:val="5"/>
+              </w:numPr>
+              <w:spacing w:line="276" w:lineRule="auto"/>
+              <w:ind w:left="294" w:hanging="270"/>
+              <w:rPr>
+                <w:sz w:val="22"/>
+                <w:szCs w:val="22"/>
+                <w:highlight w:val="yellow"/>
+              </w:rPr>
+            </w:pPr>
+            <w:r>
+              <w:rPr>
+                <w:b/>
+                <w:bCs/>
+                <w:sz w:val="22"/>
+                <w:szCs w:val="22"/>
+                <w:highlight w:val="yellow"/>
+              </w:rPr>
+              <w:t>Codes consistent</w:t>
+            </w:r>
+            <w:r>
+              <w:rPr>
+                <w:sz w:val="22"/>
+                <w:szCs w:val="22"/>
+                <w:highlight w:val="yellow"/>
+              </w:rPr>
+              <w:t xml:space="preserve"> with the </w:t>
+            </w:r>
+            <w:r>
+              <w:rPr>
+                <w:sz w:val="22"/>
+                <w:szCs w:val="22"/>
+                <w:highlight w:val="yellow"/>
+              </w:rPr>
+              <w:t xml:space="preserve">analysis </w:t>
+            </w:r>
+            <w:r>
+              <w:rPr>
+                <w:sz w:val="22"/>
+                <w:szCs w:val="22"/>
+                <w:highlight w:val="yellow"/>
+              </w:rPr>
+              <w:t xml:space="preserve">claims </w:t>
+            </w:r>
+          </w:p>
+          <w:p>
+            <w:pPr>
+              <w:pStyle w:val="ListParagraph"/>
+              <w:numPr>
+                <w:ilvl w:val="0"/>
+                <w:numId w:val="5"/>
+              </w:numPr>
+              <w:spacing w:line="276" w:lineRule="auto"/>
+              <w:ind w:left="294" w:hanging="270"/>
+              <w:rPr>
+                <w:sz w:val="22"/>
+                <w:szCs w:val="22"/>
+              </w:rPr>
+            </w:pPr>
+            <w:r>
+              <w:rPr>
+                <w:b/>
+                <w:bCs/>
+                <w:sz w:val="22"/>
+                <w:szCs w:val="22"/>
+              </w:rPr>
+              <w:t>Numerical output</w:t>
+            </w:r>
+            <w:r>
+              <w:rPr>
+                <w:b/>
+                <w:bCs/>
+                <w:sz w:val="22"/>
+                <w:szCs w:val="22"/>
+              </w:rPr>
+              <w:t xml:space="preserve"> of </w:t>
+            </w:r>
+            <w:r>
+              <w:rPr>
+                <w:b/>
+                <w:bCs/>
+                <w:sz w:val="22"/>
+                <w:szCs w:val="22"/>
+              </w:rPr>
+              <w:t>main</w:t>
+            </w:r>
+            <w:r>
+              <w:rPr>
+                <w:b/>
+                <w:bCs/>
+                <w:sz w:val="22"/>
+                <w:szCs w:val="22"/>
+              </w:rPr>
+              <w:t xml:space="preserve"> analysis</w:t>
+            </w:r>
+            <w:r>
+              <w:rPr>
+                <w:b/>
+                <w:bCs/>
+                <w:sz w:val="22"/>
+                <w:szCs w:val="22"/>
+              </w:rPr>
+              <w:t xml:space="preserve"> </w:t>
+            </w:r>
+            <w:r>
+              <w:rPr>
+                <w:sz w:val="22"/>
+                <w:szCs w:val="22"/>
+              </w:rPr>
+              <w:t>matching</w:t>
+            </w:r>
+          </w:p>
+          <w:p>
+            <w:pPr>
+              <w:pStyle w:val="ListParagraph"/>
+              <w:numPr>
+                <w:ilvl w:val="0"/>
+                <w:numId w:val="5"/>
+              </w:numPr>
+              <w:spacing w:line="276" w:lineRule="auto"/>
+              <w:ind w:left="294" w:hanging="270"/>
+              <w:rPr>
+                <w:sz w:val="22"/>
+                <w:szCs w:val="22"/>
+              </w:rPr>
+            </w:pPr>
+            <w:r>
+              <w:rPr>
+                <w:b/>
+                <w:bCs/>
+                <w:sz w:val="22"/>
+                <w:szCs w:val="22"/>
+              </w:rPr>
+              <w:t>Table/figure</w:t>
+            </w:r>
+            <w:r>
+              <w:rPr>
+                <w:sz w:val="22"/>
+                <w:szCs w:val="22"/>
+              </w:rPr>
+              <w:t xml:space="preserve"> matching</w:t>
+            </w:r>
+          </w:p>
+          <w:p>
+            <w:pPr>
+              <w:pStyle w:val="ListParagraph"/>
+              <w:numPr>
+                <w:ilvl w:val="0"/>
+                <w:numId w:val="5"/>
+              </w:numPr>
+              <w:spacing w:line="276" w:lineRule="auto"/>
+              <w:ind w:left="294" w:hanging="270"/>
+              <w:rPr>
+                <w:sz w:val="22"/>
+                <w:szCs w:val="22"/>
+              </w:rPr>
+            </w:pPr>
+            <w:commentRangeStart w:id="1"/>
+            <w:r>
+              <w:rPr>
+                <w:b/>
+                <w:bCs/>
+                <w:sz w:val="22"/>
+                <w:szCs w:val="22"/>
+                <w:highlight w:val="yellow"/>
+              </w:rPr>
+              <w:t>Criteria for partial reproducibility</w:t>
+            </w:r>
+            <w:r>
+              <w:rPr>
+                <w:sz w:val="22"/>
+                <w:szCs w:val="22"/>
+                <w:highlight w:val="yellow"/>
+              </w:rPr>
+              <w:t xml:space="preserve"> (fully vs. partially reproduced results defined and distinguished)</w:t>
+            </w:r>
+            <w:commentRangeEnd w:id="1"/>
+            <w:r>
+              <w:rPr>
+                <w:rStyle w:val="CommentReference"/>
+                <w:sz w:val="22"/>
+                <w:szCs w:val="22"/>
+              </w:rPr>
+              <w:commentReference w:id="1"/>
+            </w:r>
+          </w:p>
+        </w:tc>
+      </w:tr>
+    </w:tbl>
+    <w:p>
+      <w:pPr>
+        <w:pBdr>
+          <w:top w:val="nil"/>
+          <w:left w:val="nil"/>
+          <w:bottom w:val="nil"/>
+          <w:right w:val="nil"/>
+          <w:between w:val="nil"/>
+        </w:pBdr>
+        <w:spacing w:after="0" w:line="276" w:lineRule="auto"/>
+      </w:pPr>
+    </w:p>
+    <w:p>
+      <w:pPr>
+        <w:pBdr>
+          <w:top w:val="nil"/>
+          <w:left w:val="nil"/>
+          <w:bottom w:val="nil"/>
+          <w:right w:val="nil"/>
+          <w:between w:val="nil"/>
+        </w:pBdr>
+        <w:spacing w:after="0" w:line="276" w:lineRule="auto"/>
+      </w:pPr>
+      <w:r>
+        <w:t>If not</w:t>
+      </w:r>
+      <w:r>
+        <w:t xml:space="preserve"> one of these above</w:t>
+      </w:r>
+      <w:r>
+        <w:t>, then new criteri</w:t>
+      </w:r>
+      <w:r>
+        <w:t>on</w:t>
+      </w:r>
+      <w:r>
+        <w:t xml:space="preserve"> will be added as a new entry.</w:t>
+      </w:r>
+    </w:p>
+    <w:p>
+      <w:pPr>
+        <w:pBdr>
+          <w:top w:val="nil"/>
+          <w:left w:val="nil"/>
+          <w:bottom w:val="nil"/>
+          <w:right w:val="nil"/>
+          <w:between w:val="nil"/>
+        </w:pBdr>
+        <w:spacing w:after="0" w:line="276" w:lineRule="auto"/>
+      </w:pPr>
+    </w:p>
+    <w:p>
+      <w:pPr>
+        <w:pBdr>
+          <w:top w:val="nil"/>
+          <w:left w:val="nil"/>
+          <w:bottom w:val="nil"/>
+          <w:right w:val="nil"/>
+          <w:between w:val="nil"/>
+        </w:pBdr>
+        <w:spacing w:after="0" w:line="276" w:lineRule="auto"/>
+      </w:pPr>
+      <w:r>
+        <w:t>Each of these criteria will be coded according to these dimensions:</w:t>
+      </w:r>
+    </w:p>
+    <w:p>
+      <w:pPr>
+        <w:pStyle w:val="ListParagraph"/>
         <w:numPr>
           <w:ilvl w:val="6"/>
           <w:numId w:val="2"/>
@@ -5768,18 +6539,19 @@
           <w:right w:val="nil"/>
           <w:between w:val="nil"/>
         </w:pBdr>
-        <w:spacing w:after="0"/>
-        <w:ind w:left="426" w:hanging="284"/>
-      </w:pPr>
-      <w:r>
-        <w:rPr>
-          <w:color w:val="000000"/>
-        </w:rPr>
-        <w:t>Criteria</w:t>
-      </w:r>
-    </w:p>
-    <w:p>
-      <w:pPr>
+        <w:tabs>
+          <w:tab w:val="left" w:pos="630"/>
+        </w:tabs>
+        <w:spacing w:after="0" w:line="276" w:lineRule="auto"/>
+        <w:ind w:left="630"/>
+      </w:pPr>
+      <w:r>
+        <w:t>Explicitness</w:t>
+      </w:r>
+    </w:p>
+    <w:p>
+      <w:pPr>
+        <w:pStyle w:val="ListParagraph"/>
         <w:numPr>
           <w:ilvl w:val="7"/>
           <w:numId w:val="2"/>
@@ -5791,18 +6563,19 @@
           <w:right w:val="nil"/>
           <w:between w:val="nil"/>
         </w:pBdr>
-        <w:spacing w:after="0"/>
-        <w:ind w:left="851" w:hanging="284"/>
-      </w:pPr>
-      <w:r>
-        <w:rPr>
-          <w:color w:val="000000"/>
-        </w:rPr>
-        <w:t>What does reproducibility mean across different disciplines, different research designs, and data type?</w:t>
-      </w:r>
-    </w:p>
-    <w:p>
-      <w:pPr>
+        <w:tabs>
+          <w:tab w:val="left" w:pos="630"/>
+        </w:tabs>
+        <w:spacing w:after="0" w:line="276" w:lineRule="auto"/>
+        <w:ind w:left="1080"/>
+      </w:pPr>
+      <w:r>
+        <w:t>Explicit if the criterion is described/operationalized and formulated as a rule</w:t>
+      </w:r>
+    </w:p>
+    <w:p>
+      <w:pPr>
+        <w:pStyle w:val="ListParagraph"/>
         <w:numPr>
           <w:ilvl w:val="7"/>
           <w:numId w:val="2"/>
@@ -5814,18 +6587,75 @@
           <w:right w:val="nil"/>
           <w:between w:val="nil"/>
         </w:pBdr>
-        <w:spacing w:after="0"/>
-        <w:ind w:left="851" w:hanging="284"/>
-      </w:pPr>
-      <w:r>
-        <w:rPr>
-          <w:color w:val="000000"/>
-        </w:rPr>
-        <w:t>Layers of the criteria (possibly the three-tiers logic?)</w:t>
-      </w:r>
-    </w:p>
-    <w:p>
-      <w:pPr>
+        <w:tabs>
+          <w:tab w:val="left" w:pos="630"/>
+        </w:tabs>
+        <w:spacing w:after="0" w:line="276" w:lineRule="auto"/>
+        <w:ind w:left="1080"/>
+      </w:pPr>
+      <w:r>
+        <w:t xml:space="preserve">Implicit if the </w:t>
+      </w:r>
+      <w:r>
+        <w:t xml:space="preserve">criterion </w:t>
+      </w:r>
+      <w:r>
+        <w:t xml:space="preserve">is described/operationalized BUT NOT </w:t>
+      </w:r>
+      <w:r>
+        <w:t>prescribed</w:t>
+      </w:r>
+      <w:r>
+        <w:t xml:space="preserve"> as a rule</w:t>
+      </w:r>
+    </w:p>
+    <w:p>
+      <w:pPr>
+        <w:pStyle w:val="ListParagraph"/>
+        <w:pBdr>
+          <w:top w:val="nil"/>
+          <w:left w:val="nil"/>
+          <w:bottom w:val="nil"/>
+          <w:right w:val="nil"/>
+          <w:between w:val="nil"/>
+        </w:pBdr>
+        <w:tabs>
+          <w:tab w:val="left" w:pos="630"/>
+        </w:tabs>
+        <w:spacing w:after="0" w:line="276" w:lineRule="auto"/>
+        <w:ind w:left="1080"/>
+      </w:pPr>
+    </w:p>
+    <w:p>
+      <w:pPr>
+        <w:pStyle w:val="ListParagraph"/>
+        <w:numPr>
+          <w:ilvl w:val="6"/>
+          <w:numId w:val="2"/>
+        </w:numPr>
+        <w:pBdr>
+          <w:top w:val="nil"/>
+          <w:left w:val="nil"/>
+          <w:bottom w:val="nil"/>
+          <w:right w:val="nil"/>
+          <w:between w:val="nil"/>
+        </w:pBdr>
+        <w:tabs>
+          <w:tab w:val="left" w:pos="630"/>
+        </w:tabs>
+        <w:spacing w:after="0" w:line="276" w:lineRule="auto"/>
+        <w:ind w:left="630"/>
+      </w:pPr>
+      <w:r>
+        <w:t>Conditionality</w:t>
+      </w:r>
+      <w:r>
+        <w:t xml:space="preserve"> – to generate the dependency diagram of the criteria</w:t>
+      </w:r>
+    </w:p>
+    <w:p>
+      <w:pPr>
+        <w:pStyle w:val="ListParagraph"/>
         <w:numPr>
           <w:ilvl w:val="7"/>
           <w:numId w:val="2"/>
@@ -5837,18 +6667,84 @@
           <w:right w:val="nil"/>
           <w:between w:val="nil"/>
         </w:pBdr>
-        <w:spacing w:after="0"/>
-        <w:ind w:left="851" w:hanging="284"/>
-      </w:pPr>
-      <w:r>
-        <w:rPr>
-          <w:color w:val="000000"/>
-        </w:rPr>
-        <w:t>Visualizing the dependency logic of the reproducibility criteria</w:t>
-      </w:r>
-    </w:p>
-    <w:p>
-      <w:pPr>
+        <w:tabs>
+          <w:tab w:val="left" w:pos="630"/>
+        </w:tabs>
+        <w:spacing w:after="0" w:line="276" w:lineRule="auto"/>
+        <w:ind w:left="1080"/>
+      </w:pPr>
+      <w:r>
+        <w:t xml:space="preserve">Is the criterion a </w:t>
+      </w:r>
+      <w:r>
+        <w:t>pre-requisite</w:t>
+      </w:r>
+      <w:r>
+        <w:t xml:space="preserve"> </w:t>
+      </w:r>
+      <w:r>
+        <w:t>for</w:t>
+      </w:r>
+      <w:r>
+        <w:t xml:space="preserve"> other criteria? If so, wh</w:t>
+      </w:r>
+      <w:r>
+        <w:t>ich ones</w:t>
+      </w:r>
+      <w:r>
+        <w:t>?</w:t>
+      </w:r>
+    </w:p>
+    <w:p>
+      <w:pPr>
+        <w:pStyle w:val="ListParagraph"/>
+        <w:numPr>
+          <w:ilvl w:val="7"/>
+          <w:numId w:val="2"/>
+        </w:numPr>
+        <w:pBdr>
+          <w:top w:val="nil"/>
+          <w:left w:val="nil"/>
+          <w:bottom w:val="nil"/>
+          <w:right w:val="nil"/>
+          <w:between w:val="nil"/>
+        </w:pBdr>
+        <w:tabs>
+          <w:tab w:val="left" w:pos="630"/>
+        </w:tabs>
+        <w:spacing w:after="0" w:line="276" w:lineRule="auto"/>
+        <w:ind w:left="1080"/>
+      </w:pPr>
+      <w:r>
+        <w:t>Does the criterion depend on other criteria? If so</w:t>
+      </w:r>
+      <w:r>
+        <w:t>,</w:t>
+      </w:r>
+      <w:r>
+        <w:t xml:space="preserve"> which ones?</w:t>
+      </w:r>
+    </w:p>
+    <w:p>
+      <w:pPr>
+        <w:pStyle w:val="ListParagraph"/>
+        <w:pBdr>
+          <w:top w:val="nil"/>
+          <w:left w:val="nil"/>
+          <w:bottom w:val="nil"/>
+          <w:right w:val="nil"/>
+          <w:between w:val="nil"/>
+        </w:pBdr>
+        <w:tabs>
+          <w:tab w:val="left" w:pos="630"/>
+        </w:tabs>
+        <w:spacing w:after="0" w:line="276" w:lineRule="auto"/>
+        <w:ind w:left="1080"/>
+      </w:pPr>
+    </w:p>
+    <w:p>
+      <w:pPr>
+        <w:pStyle w:val="ListParagraph"/>
         <w:numPr>
           <w:ilvl w:val="6"/>
           <w:numId w:val="2"/>
@@ -5860,18 +6756,19 @@
           <w:right w:val="nil"/>
           <w:between w:val="nil"/>
         </w:pBdr>
-        <w:spacing w:after="0"/>
-        <w:ind w:left="426" w:hanging="284"/>
-      </w:pPr>
-      <w:r>
-        <w:rPr>
-          <w:color w:val="000000"/>
-        </w:rPr>
-        <w:t>Barriers</w:t>
-      </w:r>
-    </w:p>
-    <w:p>
-      <w:pPr>
+        <w:tabs>
+          <w:tab w:val="left" w:pos="630"/>
+        </w:tabs>
+        <w:spacing w:after="0" w:line="276" w:lineRule="auto"/>
+        <w:ind w:left="630"/>
+      </w:pPr>
+      <w:r>
+        <w:t>Automation</w:t>
+      </w:r>
+    </w:p>
+    <w:p>
+      <w:pPr>
+        <w:pStyle w:val="ListParagraph"/>
         <w:numPr>
           <w:ilvl w:val="7"/>
           <w:numId w:val="2"/>
@@ -5883,18 +6780,40 @@
           <w:right w:val="nil"/>
           <w:between w:val="nil"/>
         </w:pBdr>
-        <w:spacing w:after="0"/>
-        <w:ind w:left="851" w:hanging="284"/>
-      </w:pPr>
-      <w:r>
-        <w:rPr>
-          <w:color w:val="000000"/>
-        </w:rPr>
-        <w:t>What caused the reproducibility check to fail?</w:t>
-      </w:r>
-    </w:p>
-    <w:p>
-      <w:pPr>
+        <w:tabs>
+          <w:tab w:val="left" w:pos="630"/>
+        </w:tabs>
+        <w:spacing w:after="0" w:line="276" w:lineRule="auto"/>
+        <w:ind w:left="1080"/>
+      </w:pPr>
+      <w:r>
+        <w:t>Can the criterion be automated</w:t>
+      </w:r>
+      <w:r>
+        <w:t>,</w:t>
+      </w:r>
+      <w:r>
+        <w:t xml:space="preserve"> or </w:t>
+      </w:r>
+      <w:r>
+        <w:t xml:space="preserve">should it </w:t>
+      </w:r>
+      <w:r>
+        <w:t>strictly</w:t>
+      </w:r>
+      <w:r>
+        <w:t xml:space="preserve"> be</w:t>
+      </w:r>
+      <w:r>
+        <w:t xml:space="preserve"> </w:t>
+      </w:r>
+      <w:r>
+        <w:t>manually checked?</w:t>
+      </w:r>
+    </w:p>
+    <w:p>
+      <w:pPr>
+        <w:pStyle w:val="ListParagraph"/>
         <w:numPr>
           <w:ilvl w:val="7"/>
           <w:numId w:val="2"/>
@@ -5906,6 +6825,76 @@
           <w:right w:val="nil"/>
           <w:between w:val="nil"/>
         </w:pBdr>
+        <w:tabs>
+          <w:tab w:val="left" w:pos="630"/>
+        </w:tabs>
+        <w:spacing w:after="0" w:line="276" w:lineRule="auto"/>
+        <w:ind w:left="1080"/>
+      </w:pPr>
+      <w:r>
+        <w:t>If automated, is LLM involved?</w:t>
+      </w:r>
+    </w:p>
+    <w:p>
+      <w:pPr>
+        <w:rPr>
+          <w:b/>
+          <w:bCs/>
+        </w:rPr>
+      </w:pPr>
+    </w:p>
+    <w:p>
+      <w:pPr>
+        <w:rPr>
+          <w:b/>
+          <w:bCs/>
+        </w:rPr>
+      </w:pPr>
+      <w:r>
+        <w:rPr>
+          <w:b/>
+          <w:bCs/>
+        </w:rPr>
+        <w:t>Possible themes</w:t>
+      </w:r>
+    </w:p>
+    <w:p>
+      <w:pPr>
+        <w:pStyle w:val="ListParagraph"/>
+        <w:numPr>
+          <w:ilvl w:val="3"/>
+          <w:numId w:val="3"/>
+        </w:numPr>
+        <w:pBdr>
+          <w:top w:val="nil"/>
+          <w:left w:val="nil"/>
+          <w:bottom w:val="nil"/>
+          <w:right w:val="nil"/>
+          <w:between w:val="nil"/>
+        </w:pBdr>
+        <w:spacing w:after="0"/>
+        <w:ind w:left="450" w:hanging="270"/>
+      </w:pPr>
+      <w:r>
+        <w:rPr>
+          <w:color w:val="000000"/>
+        </w:rPr>
+        <w:t>Criteria</w:t>
+      </w:r>
+    </w:p>
+    <w:p>
+      <w:pPr>
+        <w:numPr>
+          <w:ilvl w:val="7"/>
+          <w:numId w:val="3"/>
+        </w:numPr>
+        <w:pBdr>
+          <w:top w:val="nil"/>
+          <w:left w:val="nil"/>
+          <w:bottom w:val="nil"/>
+          <w:right w:val="nil"/>
+          <w:between w:val="nil"/>
+        </w:pBdr>
         <w:spacing w:after="0"/>
         <w:ind w:left="851" w:hanging="284"/>
       </w:pPr>
@@ -5913,14 +6902,60 @@
         <w:rPr>
           <w:color w:val="000000"/>
         </w:rPr>
-        <w:t>What are individual and structural barriers that hamper reproducibility?</w:t>
+        <w:t>What does reproducibility mean across different disciplines, different research designs, and data type?</w:t>
+      </w:r>
+    </w:p>
+    <w:p>
+      <w:pPr>
+        <w:numPr>
+          <w:ilvl w:val="7"/>
+          <w:numId w:val="3"/>
+        </w:numPr>
+        <w:pBdr>
+          <w:top w:val="nil"/>
+          <w:left w:val="nil"/>
+          <w:bottom w:val="nil"/>
+          <w:right w:val="nil"/>
+          <w:between w:val="nil"/>
+        </w:pBdr>
+        <w:spacing w:after="0"/>
+        <w:ind w:left="851" w:hanging="284"/>
+      </w:pPr>
+      <w:r>
+        <w:rPr>
+          <w:color w:val="000000"/>
+        </w:rPr>
+        <w:t xml:space="preserve">Layers of the criteria </w:t>
+      </w:r>
+    </w:p>
+    <w:p>
+      <w:pPr>
+        <w:numPr>
+          <w:ilvl w:val="7"/>
+          <w:numId w:val="3"/>
+        </w:numPr>
+        <w:pBdr>
+          <w:top w:val="nil"/>
+          <w:left w:val="nil"/>
+          <w:bottom w:val="nil"/>
+          <w:right w:val="nil"/>
+          <w:between w:val="nil"/>
+        </w:pBdr>
+        <w:spacing w:after="0"/>
+        <w:ind w:left="851" w:hanging="284"/>
+      </w:pPr>
+      <w:r>
+        <w:rPr>
+          <w:color w:val="000000"/>
+        </w:rPr>
+        <w:t>Visualizing the dependency logic of the reproducibility criteria</w:t>
       </w:r>
     </w:p>
     <w:p>
       <w:pPr>
         <w:numPr>
           <w:ilvl w:val="6"/>
-          <w:numId w:val="2"/>
+          <w:numId w:val="3"/>
         </w:numPr>
         <w:pBdr>
           <w:top w:val="nil"/>
@@ -5936,14 +6971,60 @@
         <w:rPr>
           <w:color w:val="000000"/>
         </w:rPr>
-        <w:t xml:space="preserve">Who bears the cost of reproducibility check? </w:t>
+        <w:t>Barriers</w:t>
+      </w:r>
+    </w:p>
+    <w:p>
+      <w:pPr>
+        <w:numPr>
+          <w:ilvl w:val="7"/>
+          <w:numId w:val="3"/>
+        </w:numPr>
+        <w:pBdr>
+          <w:top w:val="nil"/>
+          <w:left w:val="nil"/>
+          <w:bottom w:val="nil"/>
+          <w:right w:val="nil"/>
+          <w:between w:val="nil"/>
+        </w:pBdr>
+        <w:spacing w:after="0"/>
+        <w:ind w:left="851" w:hanging="284"/>
+      </w:pPr>
+      <w:r>
+        <w:rPr>
+          <w:color w:val="000000"/>
+        </w:rPr>
+        <w:t>What caused the reproducibility check to fail?</w:t>
+      </w:r>
+    </w:p>
+    <w:p>
+      <w:pPr>
+        <w:numPr>
+          <w:ilvl w:val="7"/>
+          <w:numId w:val="3"/>
+        </w:numPr>
+        <w:pBdr>
+          <w:top w:val="nil"/>
+          <w:left w:val="nil"/>
+          <w:bottom w:val="nil"/>
+          <w:right w:val="nil"/>
+          <w:between w:val="nil"/>
+        </w:pBdr>
+        <w:spacing w:after="0"/>
+        <w:ind w:left="851" w:hanging="284"/>
+      </w:pPr>
+      <w:r>
+        <w:rPr>
+          <w:color w:val="000000"/>
+        </w:rPr>
+        <w:t>What are individual and structural barriers that hamper reproducibility?</w:t>
       </w:r>
     </w:p>
     <w:p>
       <w:pPr>
         <w:numPr>
           <w:ilvl w:val="6"/>
-          <w:numId w:val="2"/>
+          <w:numId w:val="3"/>
         </w:numPr>
         <w:pBdr>
           <w:top w:val="nil"/>
@@ -5959,6 +7040,29 @@
         <w:rPr>
           <w:color w:val="000000"/>
         </w:rPr>
+        <w:t xml:space="preserve">Who bears the cost of reproducibility check? </w:t>
+      </w:r>
+    </w:p>
+    <w:p>
+      <w:pPr>
+        <w:numPr>
+          <w:ilvl w:val="6"/>
+          <w:numId w:val="3"/>
+        </w:numPr>
+        <w:pBdr>
+          <w:top w:val="nil"/>
+          <w:left w:val="nil"/>
+          <w:bottom w:val="nil"/>
+          <w:right w:val="nil"/>
+          <w:between w:val="nil"/>
+        </w:pBdr>
+        <w:spacing w:after="0"/>
+        <w:ind w:left="426" w:hanging="284"/>
+      </w:pPr>
+      <w:r>
+        <w:rPr>
+          <w:color w:val="000000"/>
+        </w:rPr>
         <w:t>Issues with sensitive/proprietary data</w:t>
       </w:r>
     </w:p>
@@ -5972,12 +7076,99 @@
 </w:document>
 </file>
 
+<file path=word/comments.xml><?xml version="1.0" encoding="utf-8"?>
+<w:comments xmlns:wpc="http://schemas.microsoft.com/office/word/2010/wordprocessingCanvas" xmlns:cx="http://schemas.microsoft.com/office/drawing/2014/chartex" xmlns:cx1="http://schemas.microsoft.com/office/drawing/2015/9/8/chartex" xmlns:cx2="http://schemas.microsoft.com/office/drawing/2015/10/21/chartex" xmlns:cx3="http://schemas.microsoft.com/office/drawing/2016/5/9/chartex" xmlns:cx4="http://schemas.microsoft.com/office/drawing/2016/5/10/chartex" xmlns:cx5="http://schemas.microsoft.com/office/drawing/2016/5/11/chartex" xmlns:cx6="http://schemas.microsoft.com/office/drawing/2016/5/12/chartex" xmlns:cx7="http://schemas.microsoft.com/office/drawing/2016/5/13/chartex" xmlns:cx8="http://schemas.microsoft.com/office/drawing/2016/5/14/chartex" xmlns:mc="http://schemas.openxmlformats.org/markup-compatibility/2006" xmlns:aink="http://schemas.microsoft.com/office/drawing/2016/ink" xmlns:am3d="http://schemas.microsoft.com/office/drawing/2017/model3d" xmlns:o="urn:schemas-microsoft-com:office:office" xmlns:oel="http://schemas.microsoft.com/office/2019/extlst" xmlns:r="http://schemas.openxmlformats.org/officeDocument/2006/relationships" xmlns:m="http://schemas.openxmlformats.org/officeDocument/2006/math" xmlns:v="urn:schemas-microsoft-com:vml" xmlns:wp14="http://schemas.microsoft.com/office/word/2010/wordprocessingDrawing" xmlns:wp="http://schemas.openxmlformats.org/drawingml/2006/wordprocessingDrawing" xmlns:w10="urn:schemas-microsoft-com:office:word" xmlns:w="http://schemas.openxmlformats.org/wordprocessingml/2006/main" xmlns:w14="http://schemas.microsoft.com/office/word/2010/wordml" xmlns:w15="http://schemas.microsoft.com/office/word/2012/wordml" xmlns:w16cex="http://schemas.microsoft.com/office/word/2018/wordml/cex" xmlns:w16cid="http://schemas.microsoft.com/office/word/2016/wordml/cid" xmlns:w16="http://schemas.microsoft.com/office/word/2018/wordml" xmlns:w16du="http://schemas.microsoft.com/office/word/2023/wordml/word16du" xmlns:w16sdtdh="http://schemas.microsoft.com/office/word/2020/wordml/sdtdatahash" xmlns:w16sdtfl="http://schemas.microsoft.com/office/word/2024/wordml/sdtformatlock" xmlns:w16se="http://schemas.microsoft.com/office/word/2015/wordml/symex" xmlns:wpg="http://schemas.microsoft.com/office/word/2010/wordprocessingGroup" xmlns:wpi="http://schemas.microsoft.com/office/word/2010/wordprocessingInk" xmlns:wne="http://schemas.microsoft.com/office/word/2006/wordml" xmlns:wps="http://schemas.microsoft.com/office/word/2010/wordprocessingShape" mc:Ignorable="w14 w15 w16se w16cid w16 w16cex w16sdtdh w16sdtfl w16du wp14">
+  <w:comment w:id="0" w:author="Amelia Zein" w:date="2026-04-20T14:15:00Z" w:initials="AZ">
+    <w:p>
+      <w:pPr>
+        <w:pStyle w:val="CommentText"/>
+      </w:pPr>
+      <w:r>
+        <w:rPr>
+          <w:rStyle w:val="CommentReference"/>
+        </w:rPr>
+        <w:annotationRef/>
+      </w:r>
+      <w:r>
+        <w:rPr>
+          <w:lang w:val="en-US"/>
+        </w:rPr>
+        <w:t>Thus interrater agreement can be calculated – e.g., Cohen‘s kappa</w:t>
+      </w:r>
+    </w:p>
+  </w:comment>
+  <w:comment w:id="1" w:author="Amelia Zein" w:date="2026-04-20T11:30:00Z" w:initials="AZ">
+    <w:p>
+      <w:pPr>
+        <w:pStyle w:val="CommentText"/>
+      </w:pPr>
+      <w:r>
+        <w:rPr>
+          <w:rStyle w:val="CommentReference"/>
+        </w:rPr>
+        <w:annotationRef/>
+      </w:r>
+      <w:r>
+        <w:t>For example, the SCORE paper (Miske et al, 2026) describes three level of reproducibility „success/failure“: exact reproducibility, approximate reproducibility, and not reproducible.</w:t>
+      </w:r>
+    </w:p>
+    <w:p>
+      <w:pPr>
+        <w:pStyle w:val="CommentText"/>
+      </w:pPr>
+    </w:p>
+    <w:p>
+      <w:pPr>
+        <w:pStyle w:val="CommentText"/>
+      </w:pPr>
+      <w:r>
+        <w:t>Approximate reproducibility means reproduced ES and p values are within 15% of the reported original</w:t>
+      </w:r>
+    </w:p>
+    <w:p>
+      <w:pPr>
+        <w:pStyle w:val="CommentText"/>
+      </w:pPr>
+    </w:p>
+    <w:p>
+      <w:pPr>
+        <w:pStyle w:val="CommentText"/>
+      </w:pPr>
+      <w:r>
+        <w:t>If a paper contains multiple claims, each claim carries certain weight depending on how many claims are reported in the paper. Then, the „reproducibility status“ of each claim is aggregated at the paper level.</w:t>
+      </w:r>
+    </w:p>
+  </w:comment>
+</w:comments>
+</file>
+
+<file path=word/commentsExtended.xml><?xml version="1.0" encoding="utf-8"?>
+<w15:commentsEx xmlns:wpc="http://schemas.microsoft.com/office/word/2010/wordprocessingCanvas" xmlns:cx="http://schemas.microsoft.com/office/drawing/2014/chartex" xmlns:cx1="http://schemas.microsoft.com/office/drawing/2015/9/8/chartex" xmlns:cx2="http://schemas.microsoft.com/office/drawing/2015/10/21/chartex" xmlns:cx3="http://schemas.microsoft.com/office/drawing/2016/5/9/chartex" xmlns:cx4="http://schemas.microsoft.com/office/drawing/2016/5/10/chartex" xmlns:cx5="http://schemas.microsoft.com/office/drawing/2016/5/11/chartex" xmlns:cx6="http://schemas.microsoft.com/office/drawing/2016/5/12/chartex" xmlns:cx7="http://schemas.microsoft.com/office/drawing/2016/5/13/chartex" xmlns:cx8="http://schemas.microsoft.com/office/drawing/2016/5/14/chartex" xmlns:mc="http://schemas.openxmlformats.org/markup-compatibility/2006" xmlns:aink="http://schemas.microsoft.com/office/drawing/2016/ink" xmlns:am3d="http://schemas.microsoft.com/office/drawing/2017/model3d" xmlns:o="urn:schemas-microsoft-com:office:office" xmlns:oel="http://schemas.microsoft.com/office/2019/extlst" xmlns:r="http://schemas.openxmlformats.org/officeDocument/2006/relationships" xmlns:m="http://schemas.openxmlformats.org/officeDocument/2006/math" xmlns:v="urn:schemas-microsoft-com:vml" xmlns:wp14="http://schemas.microsoft.com/office/word/2010/wordprocessingDrawing" xmlns:wp="http://schemas.openxmlformats.org/drawingml/2006/wordprocessingDrawing" xmlns:w10="urn:schemas-microsoft-com:office:word" xmlns:w="http://schemas.openxmlformats.org/wordprocessingml/2006/main" xmlns:w14="http://schemas.microsoft.com/office/word/2010/wordml" xmlns:w15="http://schemas.microsoft.com/office/word/2012/wordml" xmlns:w16cex="http://schemas.microsoft.com/office/word/2018/wordml/cex" xmlns:w16cid="http://schemas.microsoft.com/office/word/2016/wordml/cid" xmlns:w16="http://schemas.microsoft.com/office/word/2018/wordml" xmlns:w16du="http://schemas.microsoft.com/office/word/2023/wordml/word16du" xmlns:w16sdtdh="http://schemas.microsoft.com/office/word/2020/wordml/sdtdatahash" xmlns:w16sdtfl="http://schemas.microsoft.com/office/word/2024/wordml/sdtformatlock" xmlns:w16se="http://schemas.microsoft.com/office/word/2015/wordml/symex" xmlns:wpg="http://schemas.microsoft.com/office/word/2010/wordprocessingGroup" xmlns:wpi="http://schemas.microsoft.com/office/word/2010/wordprocessingInk" xmlns:wne="http://schemas.microsoft.com/office/word/2006/wordml" xmlns:wps="http://schemas.microsoft.com/office/word/2010/wordprocessingShape" mc:Ignorable="w14 w15 w16se w16cid w16 w16cex w16sdtdh w16sdtfl w16du wp14">
+  <w15:commentEx w15:paraId="7410B8BB" w15:done="0"/>
+  <w15:commentEx w15:paraId="1C816CA9" w15:done="0"/>
+</w15:commentsEx>
+</file>
+
+<file path=word/commentsExtensible.xml><?xml version="1.0" encoding="utf-8"?>
+<w16cex:commentsExtensible xmlns:wpc="http://schemas.microsoft.com/office/word/2010/wordprocessingCanvas" xmlns:cx="http://schemas.microsoft.com/office/drawing/2014/chartex" xmlns:cx1="http://schemas.microsoft.com/office/drawing/2015/9/8/chartex" xmlns:cx2="http://schemas.microsoft.com/office/drawing/2015/10/21/chartex" xmlns:cx3="http://schemas.microsoft.com/office/drawing/2016/5/9/chartex" xmlns:cx4="http://schemas.microsoft.com/office/drawing/2016/5/10/chartex" xmlns:cx5="http://schemas.microsoft.com/office/drawing/2016/5/11/chartex" xmlns:cx6="http://schemas.microsoft.com/office/drawing/2016/5/12/chartex" xmlns:cx7="http://schemas.microsoft.com/office/drawing/2016/5/13/chartex" xmlns:cx8="http://schemas.microsoft.com/office/drawing/2016/5/14/chartex" xmlns:cr="http://schemas.microsoft.com/office/comments/2020/reactions" xmlns:mc="http://schemas.openxmlformats.org/markup-compatibility/2006" xmlns:aink="http://schemas.microsoft.com/office/drawing/2016/ink" xmlns:am3d="http://schemas.microsoft.com/office/drawing/2017/model3d" xmlns:o="urn:schemas-microsoft-com:office:office" xmlns:oel="http://schemas.microsoft.com/office/2019/extlst" xmlns:r="http://schemas.openxmlformats.org/officeDocument/2006/relationships" xmlns:m="http://schemas.openxmlformats.org/officeDocument/2006/math" xmlns:v="urn:schemas-microsoft-com:vml" xmlns:wp14="http://schemas.microsoft.com/office/word/2010/wordprocessingDrawing" xmlns:wp="http://schemas.openxmlformats.org/drawingml/2006/wordprocessingDrawing" xmlns:w10="urn:schemas-microsoft-com:office:word" xmlns:w="http://schemas.openxmlformats.org/wordprocessingml/2006/main" xmlns:w14="http://schemas.microsoft.com/office/word/2010/wordml" xmlns:w15="http://schemas.microsoft.com/office/word/2012/wordml" xmlns:w16cex="http://schemas.microsoft.com/office/word/2018/wordml/cex" xmlns:w16cid="http://schemas.microsoft.com/office/word/2016/wordml/cid" xmlns:w16="http://schemas.microsoft.com/office/word/2018/wordml" xmlns:w16du="http://schemas.microsoft.com/office/word/2023/wordml/word16du" xmlns:w16sdtdh="http://schemas.microsoft.com/office/word/2020/wordml/sdtdatahash" xmlns:w16sdtfl="http://schemas.microsoft.com/office/word/2024/wordml/sdtformatlock" xmlns:w16se="http://schemas.microsoft.com/office/word/2015/wordml/symex" xmlns:wpg="http://schemas.microsoft.com/office/word/2010/wordprocessingGroup" xmlns:wpi="http://schemas.microsoft.com/office/word/2010/wordprocessingInk" xmlns:wne="http://schemas.microsoft.com/office/word/2006/wordml" xmlns:wps="http://schemas.microsoft.com/office/word/2010/wordprocessingShape" mc:Ignorable="w14 w15 w16se w16cid w16 w16cex w16sdtdh w16sdtfl cr w16du wp14">
+  <w16cex:commentExtensible w16cex:durableId="5B44FD04" w16cex:dateUtc="2026-04-20T12:15:00Z"/>
+  <w16cex:commentExtensible w16cex:durableId="6FF1C02A" w16cex:dateUtc="2026-04-20T09:30:00Z"/>
+</w16cex:commentsExtensible>
+</file>
+
+<file path=word/commentsIds.xml><?xml version="1.0" encoding="utf-8"?>
+<w16cid:commentsIds xmlns:wpc="http://schemas.microsoft.com/office/word/2010/wordprocessingCanvas" xmlns:cx="http://schemas.microsoft.com/office/drawing/2014/chartex" xmlns:cx1="http://schemas.microsoft.com/office/drawing/2015/9/8/chartex" xmlns:cx2="http://schemas.microsoft.com/office/drawing/2015/10/21/chartex" xmlns:cx3="http://schemas.microsoft.com/office/drawing/2016/5/9/chartex" xmlns:cx4="http://schemas.microsoft.com/office/drawing/2016/5/10/chartex" xmlns:cx5="http://schemas.microsoft.com/office/drawing/2016/5/11/chartex" xmlns:cx6="http://schemas.microsoft.com/office/drawing/2016/5/12/chartex" xmlns:cx7="http://schemas.microsoft.com/office/drawing/2016/5/13/chartex" xmlns:cx8="http://schemas.microsoft.com/office/drawing/2016/5/14/chartex" xmlns:mc="http://schemas.openxmlformats.org/markup-compatibility/2006" xmlns:aink="http://schemas.microsoft.com/office/drawing/2016/ink" xmlns:am3d="http://schemas.microsoft.com/office/drawing/2017/model3d" xmlns:o="urn:schemas-microsoft-com:office:office" xmlns:oel="http://schemas.microsoft.com/office/2019/extlst" xmlns:r="http://schemas.openxmlformats.org/officeDocument/2006/relationships" xmlns:m="http://schemas.openxmlformats.org/officeDocument/2006/math" xmlns:v="urn:schemas-microsoft-com:vml" xmlns:wp14="http://schemas.microsoft.com/office/word/2010/wordprocessingDrawing" xmlns:wp="http://schemas.openxmlformats.org/drawingml/2006/wordprocessingDrawing" xmlns:w10="urn:schemas-microsoft-com:office:word" xmlns:w="http://schemas.openxmlformats.org/wordprocessingml/2006/main" xmlns:w14="http://schemas.microsoft.com/office/word/2010/wordml" xmlns:w15="http://schemas.microsoft.com/office/word/2012/wordml" xmlns:w16cex="http://schemas.microsoft.com/office/word/2018/wordml/cex" xmlns:w16cid="http://schemas.microsoft.com/office/word/2016/wordml/cid" xmlns:w16="http://schemas.microsoft.com/office/word/2018/wordml" xmlns:w16du="http://schemas.microsoft.com/office/word/2023/wordml/word16du" xmlns:w16sdtdh="http://schemas.microsoft.com/office/word/2020/wordml/sdtdatahash" xmlns:w16sdtfl="http://schemas.microsoft.com/office/word/2024/wordml/sdtformatlock" xmlns:w16se="http://schemas.microsoft.com/office/word/2015/wordml/symex" xmlns:wpg="http://schemas.microsoft.com/office/word/2010/wordprocessingGroup" xmlns:wpi="http://schemas.microsoft.com/office/word/2010/wordprocessingInk" xmlns:wne="http://schemas.microsoft.com/office/word/2006/wordml" xmlns:wps="http://schemas.microsoft.com/office/word/2010/wordprocessingShape" mc:Ignorable="w14 w15 w16se w16cid w16 w16cex w16sdtdh w16sdtfl w16du wp14">
+  <w16cid:commentId w16cid:paraId="7410B8BB" w16cid:durableId="5B44FD04"/>
+  <w16cid:commentId w16cid:paraId="1C816CA9" w16cid:durableId="6FF1C02A"/>
+</w16cid:commentsIds>
+</file>
+
 <file path=word/numbering.xml><?xml version="1.0" encoding="utf-8"?>
 <w:numbering xmlns:wpc="http://schemas.microsoft.com/office/word/2010/wordprocessingCanvas" xmlns:cx="http://schemas.microsoft.com/office/drawing/2014/chartex" xmlns:cx1="http://schemas.microsoft.com/office/drawing/2015/9/8/chartex" xmlns:cx2="http://schemas.microsoft.com/office/drawing/2015/10/21/chartex" xmlns:cx3="http://schemas.microsoft.com/office/drawing/2016/5/9/chartex" xmlns:cx4="http://schemas.microsoft.com/office/drawing/2016/5/10/chartex" xmlns:cx5="http://schemas.microsoft.com/office/drawing/2016/5/11/chartex" xmlns:cx6="http://schemas.microsoft.com/office/drawing/2016/5/12/chartex" xmlns:cx7="http://schemas.microsoft.com/office/drawing/2016/5/13/chartex" xmlns:cx8="http://schemas.microsoft.com/office/drawing/2016/5/14/chartex" xmlns:mc="http://schemas.openxmlformats.org/markup-compatibility/2006" xmlns:aink="http://schemas.microsoft.com/office/drawing/2016/ink" xmlns:am3d="http://schemas.microsoft.com/office/drawing/2017/model3d" xmlns:o="urn:schemas-microsoft-com:office:office" xmlns:oel="http://schemas.microsoft.com/office/2019/extlst" xmlns:r="http://schemas.openxmlformats.org/officeDocument/2006/relationships" xmlns:m="http://schemas.openxmlformats.org/officeDocument/2006/math" xmlns:v="urn:schemas-microsoft-com:vml" xmlns:wp14="http://schemas.microsoft.com/office/word/2010/wordprocessingDrawing" xmlns:wp="http://schemas.openxmlformats.org/drawingml/2006/wordprocessingDrawing" xmlns:w10="urn:schemas-microsoft-com:office:word" xmlns:w="http://schemas.openxmlformats.org/wordprocessingml/2006/main" xmlns:w14="http://schemas.microsoft.com/office/word/2010/wordml" xmlns:w15="http://schemas.microsoft.com/office/word/2012/wordml" xmlns:w16cex="http://schemas.microsoft.com/office/word/2018/wordml/cex" xmlns:w16cid="http://schemas.microsoft.com/office/word/2016/wordml/cid" xmlns:w16="http://schemas.microsoft.com/office/word/2018/wordml" xmlns:w16du="http://schemas.microsoft.com/office/word/2023/wordml/word16du" xmlns:w16sdtdh="http://schemas.microsoft.com/office/word/2020/wordml/sdtdatahash" xmlns:w16sdtfl="http://schemas.microsoft.com/office/word/2024/wordml/sdtformatlock" xmlns:w16se="http://schemas.microsoft.com/office/word/2015/wordml/symex" xmlns:wpg="http://schemas.microsoft.com/office/word/2010/wordprocessingGroup" xmlns:wpi="http://schemas.microsoft.com/office/word/2010/wordprocessingInk" xmlns:wne="http://schemas.microsoft.com/office/word/2006/wordml" xmlns:wps="http://schemas.microsoft.com/office/word/2010/wordprocessingShape" mc:Ignorable="w14 w15 w16se w16cid w16 w16cex w16sdtdh w16sdtfl w16du wp14">
   <w:abstractNum w:abstractNumId="0" w15:restartNumberingAfterBreak="0">
-    <w:nsid w:val="23897919"/>
+    <w:nsid w:val="010F56FC"/>
     <w:multiLevelType w:val="multilevel"/>
-    <w:tmpl w:val="082A77A2"/>
+    <w:tmpl w:val="EC2CE7C6"/>
     <w:lvl w:ilvl="0">
       <w:start w:val="1"/>
       <w:numFmt w:val="decimal"/>
@@ -6061,13 +7252,126 @@
     </w:lvl>
   </w:abstractNum>
   <w:abstractNum w:abstractNumId="1" w15:restartNumberingAfterBreak="0">
-    <w:nsid w:val="35041E93"/>
+    <w:nsid w:val="214338E7"/>
+    <w:multiLevelType w:val="hybridMultilevel"/>
+    <w:tmpl w:val="99049772"/>
+    <w:lvl w:ilvl="0" w:tplc="5C8036FA">
+      <w:start w:val="1"/>
+      <w:numFmt w:val="bullet"/>
+      <w:lvlText w:val="-"/>
+      <w:lvlJc w:val="left"/>
+      <w:pPr>
+        <w:ind w:left="720" w:hanging="360"/>
+      </w:pPr>
+      <w:rPr>
+        <w:rFonts w:ascii="Aptos" w:eastAsia="Aptos" w:hAnsi="Aptos" w:cs="Aptos" w:hint="default"/>
+      </w:rPr>
+    </w:lvl>
+    <w:lvl w:ilvl="1" w:tplc="04070003" w:tentative="1">
+      <w:start w:val="1"/>
+      <w:numFmt w:val="bullet"/>
+      <w:lvlText w:val="o"/>
+      <w:lvlJc w:val="left"/>
+      <w:pPr>
+        <w:ind w:left="1440" w:hanging="360"/>
+      </w:pPr>
+      <w:rPr>
+        <w:rFonts w:ascii="Courier New" w:hAnsi="Courier New" w:cs="Courier New" w:hint="default"/>
+      </w:rPr>
+    </w:lvl>
+    <w:lvl w:ilvl="2" w:tplc="04070005" w:tentative="1">
+      <w:start w:val="1"/>
+      <w:numFmt w:val="bullet"/>
+      <w:lvlText w:val=""/>
+      <w:lvlJc w:val="left"/>
+      <w:pPr>
+        <w:ind w:left="2160" w:hanging="360"/>
+      </w:pPr>
+      <w:rPr>
+        <w:rFonts w:ascii="Wingdings" w:hAnsi="Wingdings" w:hint="default"/>
+      </w:rPr>
+    </w:lvl>
+    <w:lvl w:ilvl="3" w:tplc="04070001" w:tentative="1">
+      <w:start w:val="1"/>
+      <w:numFmt w:val="bullet"/>
+      <w:lvlText w:val=""/>
+      <w:lvlJc w:val="left"/>
+      <w:pPr>
+        <w:ind w:left="2880" w:hanging="360"/>
+      </w:pPr>
+      <w:rPr>
+        <w:rFonts w:ascii="Symbol" w:hAnsi="Symbol" w:hint="default"/>
+      </w:rPr>
+    </w:lvl>
+    <w:lvl w:ilvl="4" w:tplc="04070003" w:tentative="1">
+      <w:start w:val="1"/>
+      <w:numFmt w:val="bullet"/>
+      <w:lvlText w:val="o"/>
+      <w:lvlJc w:val="left"/>
+      <w:pPr>
+        <w:ind w:left="3600" w:hanging="360"/>
+      </w:pPr>
+      <w:rPr>
+        <w:rFonts w:ascii="Courier New" w:hAnsi="Courier New" w:cs="Courier New" w:hint="default"/>
+      </w:rPr>
+    </w:lvl>
+    <w:lvl w:ilvl="5" w:tplc="04070005" w:tentative="1">
+      <w:start w:val="1"/>
+      <w:numFmt w:val="bullet"/>
+      <w:lvlText w:val=""/>
+      <w:lvlJc w:val="left"/>
+      <w:pPr>
+        <w:ind w:left="4320" w:hanging="360"/>
+      </w:pPr>
+      <w:rPr>
+        <w:rFonts w:ascii="Wingdings" w:hAnsi="Wingdings" w:hint="default"/>
+      </w:rPr>
+    </w:lvl>
+    <w:lvl w:ilvl="6" w:tplc="04070001" w:tentative="1">
+      <w:start w:val="1"/>
+      <w:numFmt w:val="bullet"/>
+      <w:lvlText w:val=""/>
+      <w:lvlJc w:val="left"/>
+      <w:pPr>
+        <w:ind w:left="5040" w:hanging="360"/>
+      </w:pPr>
+      <w:rPr>
+        <w:rFonts w:ascii="Symbol" w:hAnsi="Symbol" w:hint="default"/>
+      </w:rPr>
+    </w:lvl>
+    <w:lvl w:ilvl="7" w:tplc="04070003" w:tentative="1">
+      <w:start w:val="1"/>
+      <w:numFmt w:val="bullet"/>
+      <w:lvlText w:val="o"/>
+      <w:lvlJc w:val="left"/>
+      <w:pPr>
+        <w:ind w:left="5760" w:hanging="360"/>
+      </w:pPr>
+      <w:rPr>
+        <w:rFonts w:ascii="Courier New" w:hAnsi="Courier New" w:cs="Courier New" w:hint="default"/>
+      </w:rPr>
+    </w:lvl>
+    <w:lvl w:ilvl="8" w:tplc="04070005" w:tentative="1">
+      <w:start w:val="1"/>
+      <w:numFmt w:val="bullet"/>
+      <w:lvlText w:val=""/>
+      <w:lvlJc w:val="left"/>
+      <w:pPr>
+        <w:ind w:left="6480" w:hanging="360"/>
+      </w:pPr>
+      <w:rPr>
+        <w:rFonts w:ascii="Wingdings" w:hAnsi="Wingdings" w:hint="default"/>
+      </w:rPr>
+    </w:lvl>
+  </w:abstractNum>
+  <w:abstractNum w:abstractNumId="2" w15:restartNumberingAfterBreak="0">
+    <w:nsid w:val="23401444"/>
     <w:multiLevelType w:val="multilevel"/>
-    <w:tmpl w:val="3374568C"/>
+    <w:tmpl w:val="39D40A20"/>
     <w:lvl w:ilvl="0">
       <w:start w:val="1"/>
-      <w:numFmt w:val="decimal"/>
-      <w:lvlText w:val="%1."/>
+      <w:numFmt w:val="lowerLetter"/>
+      <w:lvlText w:val="(%1)"/>
       <w:lvlJc w:val="left"/>
       <w:pPr>
         <w:ind w:left="720" w:hanging="360"/>
@@ -6146,14 +7450,14 @@
       </w:pPr>
     </w:lvl>
   </w:abstractNum>
-  <w:abstractNum w:abstractNumId="2" w15:restartNumberingAfterBreak="0">
-    <w:nsid w:val="36384346"/>
+  <w:abstractNum w:abstractNumId="3" w15:restartNumberingAfterBreak="0">
+    <w:nsid w:val="54562DDF"/>
     <w:multiLevelType w:val="multilevel"/>
-    <w:tmpl w:val="1AB85158"/>
+    <w:tmpl w:val="4634C1DE"/>
     <w:lvl w:ilvl="0">
       <w:start w:val="1"/>
-      <w:numFmt w:val="lowerLetter"/>
-      <w:lvlText w:val="(%1)"/>
+      <w:numFmt w:val="decimal"/>
+      <w:lvlText w:val="%1."/>
       <w:lvlJc w:val="left"/>
       <w:pPr>
         <w:ind w:left="720" w:hanging="360"/>
@@ -6167,6 +7471,10 @@
       <w:pPr>
         <w:ind w:left="1440" w:hanging="360"/>
       </w:pPr>
+      <w:rPr>
+        <w:i w:val="0"/>
+        <w:iCs w:val="0"/>
+      </w:rPr>
     </w:lvl>
     <w:lvl w:ilvl="2">
       <w:start w:val="1"/>
@@ -6232,10 +7540,10 @@
       </w:pPr>
     </w:lvl>
   </w:abstractNum>
-  <w:abstractNum w:abstractNumId="3" w15:restartNumberingAfterBreak="0">
-    <w:nsid w:val="3B764FEE"/>
+  <w:abstractNum w:abstractNumId="4" w15:restartNumberingAfterBreak="0">
+    <w:nsid w:val="72D63F2F"/>
     <w:multiLevelType w:val="multilevel"/>
-    <w:tmpl w:val="587E5AEA"/>
+    <w:tmpl w:val="6590A758"/>
     <w:lvl w:ilvl="0">
       <w:start w:val="1"/>
       <w:numFmt w:val="decimal"/>
@@ -6318,19 +7626,30 @@
       </w:pPr>
     </w:lvl>
   </w:abstractNum>
-  <w:num w:numId="1" w16cid:durableId="1912736595">
+  <w:num w:numId="1" w16cid:durableId="117070293">
     <w:abstractNumId w:val="0"/>
   </w:num>
-  <w:num w:numId="2" w16cid:durableId="630398823">
+  <w:num w:numId="2" w16cid:durableId="2011714429">
+    <w:abstractNumId w:val="3"/>
+  </w:num>
+  <w:num w:numId="3" w16cid:durableId="422923765">
+    <w:abstractNumId w:val="2"/>
+  </w:num>
+  <w:num w:numId="4" w16cid:durableId="1712875891">
+    <w:abstractNumId w:val="4"/>
+  </w:num>
+  <w:num w:numId="5" w16cid:durableId="953632753">
     <w:abstractNumId w:val="1"/>
   </w:num>
-  <w:num w:numId="3" w16cid:durableId="282033297">
-    <w:abstractNumId w:val="2"/>
-  </w:num>
-  <w:num w:numId="4" w16cid:durableId="1670476227">
-    <w:abstractNumId w:val="3"/>
-  </w:num>
 </w:numbering>
+</file>
+
+<file path=word/people.xml><?xml version="1.0" encoding="utf-8"?>
+<w15:people xmlns:wpc="http://schemas.microsoft.com/office/word/2010/wordprocessingCanvas" xmlns:cx="http://schemas.microsoft.com/office/drawing/2014/chartex" xmlns:cx1="http://schemas.microsoft.com/office/drawing/2015/9/8/chartex" xmlns:cx2="http://schemas.microsoft.com/office/drawing/2015/10/21/chartex" xmlns:cx3="http://schemas.microsoft.com/office/drawing/2016/5/9/chartex" xmlns:cx4="http://schemas.microsoft.com/office/drawing/2016/5/10/chartex" xmlns:cx5="http://schemas.microsoft.com/office/drawing/2016/5/11/chartex" xmlns:cx6="http://schemas.microsoft.com/office/drawing/2016/5/12/chartex" xmlns:cx7="http://schemas.microsoft.com/office/drawing/2016/5/13/chartex" xmlns:cx8="http://schemas.microsoft.com/office/drawing/2016/5/14/chartex" xmlns:mc="http://schemas.openxmlformats.org/markup-compatibility/2006" xmlns:aink="http://schemas.microsoft.com/office/drawing/2016/ink" xmlns:am3d="http://schemas.microsoft.com/office/drawing/2017/model3d" xmlns:o="urn:schemas-microsoft-com:office:office" xmlns:oel="http://schemas.microsoft.com/office/2019/extlst" xmlns:r="http://schemas.openxmlformats.org/officeDocument/2006/relationships" xmlns:m="http://schemas.openxmlformats.org/officeDocument/2006/math" xmlns:v="urn:schemas-microsoft-com:vml" xmlns:wp14="http://schemas.microsoft.com/office/word/2010/wordprocessingDrawing" xmlns:wp="http://schemas.openxmlformats.org/drawingml/2006/wordprocessingDrawing" xmlns:w10="urn:schemas-microsoft-com:office:word" xmlns:w="http://schemas.openxmlformats.org/wordprocessingml/2006/main" xmlns:w14="http://schemas.microsoft.com/office/word/2010/wordml" xmlns:w15="http://schemas.microsoft.com/office/word/2012/wordml" xmlns:w16cex="http://schemas.microsoft.com/office/word/2018/wordml/cex" xmlns:w16cid="http://schemas.microsoft.com/office/word/2016/wordml/cid" xmlns:w16="http://schemas.microsoft.com/office/word/2018/wordml" xmlns:w16du="http://schemas.microsoft.com/office/word/2023/wordml/word16du" xmlns:w16sdtdh="http://schemas.microsoft.com/office/word/2020/wordml/sdtdatahash" xmlns:w16sdtfl="http://schemas.microsoft.com/office/word/2024/wordml/sdtformatlock" xmlns:w16se="http://schemas.microsoft.com/office/word/2015/wordml/symex" xmlns:wpg="http://schemas.microsoft.com/office/word/2010/wordprocessingGroup" xmlns:wpi="http://schemas.microsoft.com/office/word/2010/wordprocessingInk" xmlns:wne="http://schemas.microsoft.com/office/word/2006/wordml" xmlns:wps="http://schemas.microsoft.com/office/word/2010/wordprocessingShape" mc:Ignorable="w14 w15 w16se w16cid w16 w16cex w16sdtdh w16sdtfl w16du wp14">
+  <w15:person w15:author="Amelia Zein">
+    <w15:presenceInfo w15:providerId="AD" w15:userId="S::Amelia.Zein@cais-research.de::22505ac8-7049-4143-90f5-98e1e84ea902"/>
+  </w15:person>
+</w15:people>
 </file>
 
 <file path=word/styles.xml><?xml version="1.0" encoding="utf-8"?>
@@ -6341,7 +7660,7 @@
         <w:rFonts w:ascii="Aptos" w:eastAsia="Aptos" w:hAnsi="Aptos" w:cs="Aptos"/>
         <w:sz w:val="24"/>
         <w:szCs w:val="24"/>
-        <w:lang w:val="en" w:eastAsia="en-DE" w:bidi="ar-SA"/>
+        <w:lang w:val="en" w:eastAsia="de-DE" w:bidi="ar-SA"/>
       </w:rPr>
     </w:rPrDefault>
     <w:pPrDefault>
@@ -6736,7 +8055,6 @@
     <w:name w:val="heading 1"/>
     <w:basedOn w:val="Normal"/>
     <w:next w:val="Normal"/>
-    <w:link w:val="Heading1Char"/>
     <w:uiPriority w:val="9"/>
     <w:qFormat/>
     <w:pPr>
@@ -6756,7 +8074,6 @@
     <w:name w:val="heading 2"/>
     <w:basedOn w:val="Normal"/>
     <w:next w:val="Normal"/>
-    <w:link w:val="Heading2Char"/>
     <w:uiPriority w:val="9"/>
     <w:semiHidden/>
     <w:unhideWhenUsed/>
@@ -6778,7 +8095,6 @@
     <w:name w:val="heading 3"/>
     <w:basedOn w:val="Normal"/>
     <w:next w:val="Normal"/>
-    <w:link w:val="Heading3Char"/>
     <w:uiPriority w:val="9"/>
     <w:semiHidden/>
     <w:unhideWhenUsed/>
@@ -6799,7 +8115,6 @@
     <w:name w:val="heading 4"/>
     <w:basedOn w:val="Normal"/>
     <w:next w:val="Normal"/>
-    <w:link w:val="Heading4Char"/>
     <w:uiPriority w:val="9"/>
     <w:semiHidden/>
     <w:unhideWhenUsed/>
@@ -6820,7 +8135,6 @@
     <w:name w:val="heading 5"/>
     <w:basedOn w:val="Normal"/>
     <w:next w:val="Normal"/>
-    <w:link w:val="Heading5Char"/>
     <w:uiPriority w:val="9"/>
     <w:semiHidden/>
     <w:unhideWhenUsed/>
@@ -6839,7 +8153,6 @@
     <w:name w:val="heading 6"/>
     <w:basedOn w:val="Normal"/>
     <w:next w:val="Normal"/>
-    <w:link w:val="Heading6Char"/>
     <w:uiPriority w:val="9"/>
     <w:semiHidden/>
     <w:unhideWhenUsed/>
@@ -6854,71 +8167,6 @@
       <w:i/>
       <w:iCs/>
       <w:color w:val="595959"/>
-    </w:rPr>
-  </w:style>
-  <w:style w:type="paragraph" w:styleId="Heading7">
-    <w:name w:val="heading 7"/>
-    <w:basedOn w:val="Normal"/>
-    <w:next w:val="Normal"/>
-    <w:link w:val="Heading7Char"/>
-    <w:uiPriority w:val="9"/>
-    <w:semiHidden/>
-    <w:unhideWhenUsed/>
-    <w:qFormat/>
-    <w:rsid w:val="008045B2"/>
-    <w:pPr>
-      <w:keepNext/>
-      <w:keepLines/>
-      <w:spacing w:before="40" w:after="0"/>
-      <w:outlineLvl w:val="6"/>
-    </w:pPr>
-    <w:rPr>
-      <w:rFonts w:eastAsiaTheme="majorEastAsia" w:cstheme="majorBidi"/>
-      <w:color w:val="595959" w:themeColor="text1" w:themeTint="A6"/>
-    </w:rPr>
-  </w:style>
-  <w:style w:type="paragraph" w:styleId="Heading8">
-    <w:name w:val="heading 8"/>
-    <w:basedOn w:val="Normal"/>
-    <w:next w:val="Normal"/>
-    <w:link w:val="Heading8Char"/>
-    <w:uiPriority w:val="9"/>
-    <w:semiHidden/>
-    <w:unhideWhenUsed/>
-    <w:qFormat/>
-    <w:rsid w:val="008045B2"/>
-    <w:pPr>
-      <w:keepNext/>
-      <w:keepLines/>
-      <w:spacing w:after="0"/>
-      <w:outlineLvl w:val="7"/>
-    </w:pPr>
-    <w:rPr>
-      <w:rFonts w:eastAsiaTheme="majorEastAsia" w:cstheme="majorBidi"/>
-      <w:i/>
-      <w:iCs/>
-      <w:color w:val="272727" w:themeColor="text1" w:themeTint="D8"/>
-    </w:rPr>
-  </w:style>
-  <w:style w:type="paragraph" w:styleId="Heading9">
-    <w:name w:val="heading 9"/>
-    <w:basedOn w:val="Normal"/>
-    <w:next w:val="Normal"/>
-    <w:link w:val="Heading9Char"/>
-    <w:uiPriority w:val="9"/>
-    <w:semiHidden/>
-    <w:unhideWhenUsed/>
-    <w:qFormat/>
-    <w:rsid w:val="008045B2"/>
-    <w:pPr>
-      <w:keepNext/>
-      <w:keepLines/>
-      <w:spacing w:after="0"/>
-      <w:outlineLvl w:val="8"/>
-    </w:pPr>
-    <w:rPr>
-      <w:rFonts w:eastAsiaTheme="majorEastAsia" w:cstheme="majorBidi"/>
-      <w:color w:val="272727" w:themeColor="text1" w:themeTint="D8"/>
     </w:rPr>
   </w:style>
   <w:style w:type="character" w:default="1" w:styleId="DefaultParagraphFont">
@@ -6963,7 +8211,6 @@
     <w:name w:val="Title"/>
     <w:basedOn w:val="Normal"/>
     <w:next w:val="Normal"/>
-    <w:link w:val="TitleChar"/>
     <w:uiPriority w:val="10"/>
     <w:qFormat/>
     <w:pPr>
@@ -6975,380 +8222,10 @@
       <w:szCs w:val="56"/>
     </w:rPr>
   </w:style>
-  <w:style w:type="table" w:customStyle="1" w:styleId="TableNormal1">
-    <w:name w:val="TableNormal"/>
-    <w:tblPr>
-      <w:tblCellMar>
-        <w:top w:w="100" w:type="dxa"/>
-        <w:left w:w="100" w:type="dxa"/>
-        <w:bottom w:w="100" w:type="dxa"/>
-        <w:right w:w="100" w:type="dxa"/>
-      </w:tblCellMar>
-    </w:tblPr>
-  </w:style>
-  <w:style w:type="table" w:customStyle="1" w:styleId="TableNormal2">
-    <w:name w:val="TableNormal"/>
-    <w:tblPr>
-      <w:tblCellMar>
-        <w:top w:w="100" w:type="dxa"/>
-        <w:left w:w="100" w:type="dxa"/>
-        <w:bottom w:w="100" w:type="dxa"/>
-        <w:right w:w="100" w:type="dxa"/>
-      </w:tblCellMar>
-    </w:tblPr>
-  </w:style>
-  <w:style w:type="character" w:customStyle="1" w:styleId="Heading1Char">
-    <w:name w:val="Heading 1 Char"/>
-    <w:basedOn w:val="DefaultParagraphFont"/>
-    <w:link w:val="Heading1"/>
-    <w:uiPriority w:val="9"/>
-    <w:rsid w:val="008045B2"/>
-    <w:rPr>
-      <w:rFonts w:asciiTheme="majorHAnsi" w:eastAsiaTheme="majorEastAsia" w:hAnsiTheme="majorHAnsi" w:cstheme="majorBidi"/>
-      <w:color w:val="0F4761" w:themeColor="accent1" w:themeShade="BF"/>
-      <w:sz w:val="40"/>
-      <w:szCs w:val="40"/>
-    </w:rPr>
-  </w:style>
-  <w:style w:type="character" w:customStyle="1" w:styleId="Heading2Char">
-    <w:name w:val="Heading 2 Char"/>
-    <w:basedOn w:val="DefaultParagraphFont"/>
-    <w:link w:val="Heading2"/>
-    <w:uiPriority w:val="9"/>
-    <w:semiHidden/>
-    <w:rsid w:val="008045B2"/>
-    <w:rPr>
-      <w:rFonts w:asciiTheme="majorHAnsi" w:eastAsiaTheme="majorEastAsia" w:hAnsiTheme="majorHAnsi" w:cstheme="majorBidi"/>
-      <w:color w:val="0F4761" w:themeColor="accent1" w:themeShade="BF"/>
-      <w:sz w:val="32"/>
-      <w:szCs w:val="32"/>
-    </w:rPr>
-  </w:style>
-  <w:style w:type="character" w:customStyle="1" w:styleId="Heading3Char">
-    <w:name w:val="Heading 3 Char"/>
-    <w:basedOn w:val="DefaultParagraphFont"/>
-    <w:link w:val="Heading3"/>
-    <w:uiPriority w:val="9"/>
-    <w:semiHidden/>
-    <w:rsid w:val="008045B2"/>
-    <w:rPr>
-      <w:rFonts w:eastAsiaTheme="majorEastAsia" w:cstheme="majorBidi"/>
-      <w:color w:val="0F4761" w:themeColor="accent1" w:themeShade="BF"/>
-      <w:sz w:val="28"/>
-      <w:szCs w:val="28"/>
-    </w:rPr>
-  </w:style>
-  <w:style w:type="character" w:customStyle="1" w:styleId="Heading4Char">
-    <w:name w:val="Heading 4 Char"/>
-    <w:basedOn w:val="DefaultParagraphFont"/>
-    <w:link w:val="Heading4"/>
-    <w:uiPriority w:val="9"/>
-    <w:semiHidden/>
-    <w:rsid w:val="008045B2"/>
-    <w:rPr>
-      <w:rFonts w:eastAsiaTheme="majorEastAsia" w:cstheme="majorBidi"/>
-      <w:i/>
-      <w:iCs/>
-      <w:color w:val="0F4761" w:themeColor="accent1" w:themeShade="BF"/>
-    </w:rPr>
-  </w:style>
-  <w:style w:type="character" w:customStyle="1" w:styleId="Heading5Char">
-    <w:name w:val="Heading 5 Char"/>
-    <w:basedOn w:val="DefaultParagraphFont"/>
-    <w:link w:val="Heading5"/>
-    <w:uiPriority w:val="9"/>
-    <w:semiHidden/>
-    <w:rsid w:val="008045B2"/>
-    <w:rPr>
-      <w:rFonts w:eastAsiaTheme="majorEastAsia" w:cstheme="majorBidi"/>
-      <w:color w:val="0F4761" w:themeColor="accent1" w:themeShade="BF"/>
-    </w:rPr>
-  </w:style>
-  <w:style w:type="character" w:customStyle="1" w:styleId="Heading6Char">
-    <w:name w:val="Heading 6 Char"/>
-    <w:basedOn w:val="DefaultParagraphFont"/>
-    <w:link w:val="Heading6"/>
-    <w:uiPriority w:val="9"/>
-    <w:semiHidden/>
-    <w:rsid w:val="008045B2"/>
-    <w:rPr>
-      <w:rFonts w:eastAsiaTheme="majorEastAsia" w:cstheme="majorBidi"/>
-      <w:i/>
-      <w:iCs/>
-      <w:color w:val="595959" w:themeColor="text1" w:themeTint="A6"/>
-    </w:rPr>
-  </w:style>
-  <w:style w:type="character" w:customStyle="1" w:styleId="Heading7Char">
-    <w:name w:val="Heading 7 Char"/>
-    <w:basedOn w:val="DefaultParagraphFont"/>
-    <w:link w:val="Heading7"/>
-    <w:uiPriority w:val="9"/>
-    <w:semiHidden/>
-    <w:rsid w:val="008045B2"/>
-    <w:rPr>
-      <w:rFonts w:eastAsiaTheme="majorEastAsia" w:cstheme="majorBidi"/>
-      <w:color w:val="595959" w:themeColor="text1" w:themeTint="A6"/>
-    </w:rPr>
-  </w:style>
-  <w:style w:type="character" w:customStyle="1" w:styleId="Heading8Char">
-    <w:name w:val="Heading 8 Char"/>
-    <w:basedOn w:val="DefaultParagraphFont"/>
-    <w:link w:val="Heading8"/>
-    <w:uiPriority w:val="9"/>
-    <w:semiHidden/>
-    <w:rsid w:val="008045B2"/>
-    <w:rPr>
-      <w:rFonts w:eastAsiaTheme="majorEastAsia" w:cstheme="majorBidi"/>
-      <w:i/>
-      <w:iCs/>
-      <w:color w:val="272727" w:themeColor="text1" w:themeTint="D8"/>
-    </w:rPr>
-  </w:style>
-  <w:style w:type="character" w:customStyle="1" w:styleId="Heading9Char">
-    <w:name w:val="Heading 9 Char"/>
-    <w:basedOn w:val="DefaultParagraphFont"/>
-    <w:link w:val="Heading9"/>
-    <w:uiPriority w:val="9"/>
-    <w:semiHidden/>
-    <w:rsid w:val="008045B2"/>
-    <w:rPr>
-      <w:rFonts w:eastAsiaTheme="majorEastAsia" w:cstheme="majorBidi"/>
-      <w:color w:val="272727" w:themeColor="text1" w:themeTint="D8"/>
-    </w:rPr>
-  </w:style>
-  <w:style w:type="character" w:customStyle="1" w:styleId="TitleChar">
-    <w:name w:val="Title Char"/>
-    <w:basedOn w:val="DefaultParagraphFont"/>
-    <w:link w:val="Title"/>
-    <w:uiPriority w:val="10"/>
-    <w:rsid w:val="008045B2"/>
-    <w:rPr>
-      <w:rFonts w:asciiTheme="majorHAnsi" w:eastAsiaTheme="majorEastAsia" w:hAnsiTheme="majorHAnsi" w:cstheme="majorBidi"/>
-      <w:spacing w:val="-10"/>
-      <w:kern w:val="28"/>
-      <w:sz w:val="56"/>
-      <w:szCs w:val="56"/>
-    </w:rPr>
-  </w:style>
-  <w:style w:type="character" w:customStyle="1" w:styleId="SubtitleChar">
-    <w:name w:val="Subtitle Char"/>
-    <w:basedOn w:val="DefaultParagraphFont"/>
-    <w:link w:val="Subtitle"/>
-    <w:uiPriority w:val="11"/>
-    <w:rsid w:val="008045B2"/>
-    <w:rPr>
-      <w:rFonts w:eastAsiaTheme="majorEastAsia" w:cstheme="majorBidi"/>
-      <w:color w:val="595959" w:themeColor="text1" w:themeTint="A6"/>
-      <w:spacing w:val="15"/>
-      <w:sz w:val="28"/>
-      <w:szCs w:val="28"/>
-    </w:rPr>
-  </w:style>
-  <w:style w:type="paragraph" w:styleId="Quote">
-    <w:name w:val="Quote"/>
-    <w:basedOn w:val="Normal"/>
-    <w:next w:val="Normal"/>
-    <w:link w:val="QuoteChar"/>
-    <w:uiPriority w:val="29"/>
-    <w:qFormat/>
-    <w:rsid w:val="008045B2"/>
-    <w:pPr>
-      <w:spacing w:before="160"/>
-      <w:jc w:val="center"/>
-    </w:pPr>
-    <w:rPr>
-      <w:i/>
-      <w:iCs/>
-      <w:color w:val="404040" w:themeColor="text1" w:themeTint="BF"/>
-    </w:rPr>
-  </w:style>
-  <w:style w:type="character" w:customStyle="1" w:styleId="QuoteChar">
-    <w:name w:val="Quote Char"/>
-    <w:basedOn w:val="DefaultParagraphFont"/>
-    <w:link w:val="Quote"/>
-    <w:uiPriority w:val="29"/>
-    <w:rsid w:val="008045B2"/>
-    <w:rPr>
-      <w:i/>
-      <w:iCs/>
-      <w:color w:val="404040" w:themeColor="text1" w:themeTint="BF"/>
-    </w:rPr>
-  </w:style>
-  <w:style w:type="paragraph" w:styleId="ListParagraph">
-    <w:name w:val="List Paragraph"/>
-    <w:basedOn w:val="Normal"/>
-    <w:uiPriority w:val="34"/>
-    <w:qFormat/>
-    <w:rsid w:val="008045B2"/>
-    <w:pPr>
-      <w:ind w:left="720"/>
-      <w:contextualSpacing/>
-    </w:pPr>
-  </w:style>
-  <w:style w:type="character" w:styleId="IntenseEmphasis">
-    <w:name w:val="Intense Emphasis"/>
-    <w:basedOn w:val="DefaultParagraphFont"/>
-    <w:uiPriority w:val="21"/>
-    <w:qFormat/>
-    <w:rsid w:val="008045B2"/>
-    <w:rPr>
-      <w:i/>
-      <w:iCs/>
-      <w:color w:val="0F4761" w:themeColor="accent1" w:themeShade="BF"/>
-    </w:rPr>
-  </w:style>
-  <w:style w:type="paragraph" w:styleId="IntenseQuote">
-    <w:name w:val="Intense Quote"/>
-    <w:basedOn w:val="Normal"/>
-    <w:next w:val="Normal"/>
-    <w:link w:val="IntenseQuoteChar"/>
-    <w:uiPriority w:val="30"/>
-    <w:qFormat/>
-    <w:rsid w:val="008045B2"/>
-    <w:pPr>
-      <w:pBdr>
-        <w:top w:val="single" w:sz="4" w:space="10" w:color="0F4761" w:themeColor="accent1" w:themeShade="BF"/>
-        <w:bottom w:val="single" w:sz="4" w:space="10" w:color="0F4761" w:themeColor="accent1" w:themeShade="BF"/>
-      </w:pBdr>
-      <w:spacing w:before="360" w:after="360"/>
-      <w:ind w:left="864" w:right="864"/>
-      <w:jc w:val="center"/>
-    </w:pPr>
-    <w:rPr>
-      <w:i/>
-      <w:iCs/>
-      <w:color w:val="0F4761" w:themeColor="accent1" w:themeShade="BF"/>
-    </w:rPr>
-  </w:style>
-  <w:style w:type="character" w:customStyle="1" w:styleId="IntenseQuoteChar">
-    <w:name w:val="Intense Quote Char"/>
-    <w:basedOn w:val="DefaultParagraphFont"/>
-    <w:link w:val="IntenseQuote"/>
-    <w:uiPriority w:val="30"/>
-    <w:rsid w:val="008045B2"/>
-    <w:rPr>
-      <w:i/>
-      <w:iCs/>
-      <w:color w:val="0F4761" w:themeColor="accent1" w:themeShade="BF"/>
-    </w:rPr>
-  </w:style>
-  <w:style w:type="character" w:styleId="IntenseReference">
-    <w:name w:val="Intense Reference"/>
-    <w:basedOn w:val="DefaultParagraphFont"/>
-    <w:uiPriority w:val="32"/>
-    <w:qFormat/>
-    <w:rsid w:val="008045B2"/>
-    <w:rPr>
-      <w:b/>
-      <w:bCs/>
-      <w:smallCaps/>
-      <w:color w:val="0F4761" w:themeColor="accent1" w:themeShade="BF"/>
-      <w:spacing w:val="5"/>
-    </w:rPr>
-  </w:style>
-  <w:style w:type="paragraph" w:styleId="NoSpacing">
-    <w:name w:val="No Spacing"/>
-    <w:uiPriority w:val="1"/>
-    <w:qFormat/>
-    <w:rsid w:val="008045B2"/>
-    <w:pPr>
-      <w:spacing w:after="0" w:line="240" w:lineRule="auto"/>
-    </w:pPr>
-  </w:style>
-  <w:style w:type="table" w:customStyle="1" w:styleId="a">
-    <w:basedOn w:val="TableNormal"/>
-    <w:tblPr>
-      <w:tblStyleRowBandSize w:val="1"/>
-      <w:tblStyleColBandSize w:val="1"/>
-      <w:tblCellMar>
-        <w:left w:w="10" w:type="dxa"/>
-        <w:right w:w="10" w:type="dxa"/>
-      </w:tblCellMar>
-    </w:tblPr>
-  </w:style>
-  <w:style w:type="table" w:customStyle="1" w:styleId="a0">
-    <w:basedOn w:val="TableNormal"/>
-    <w:tblPr>
-      <w:tblStyleRowBandSize w:val="1"/>
-      <w:tblStyleColBandSize w:val="1"/>
-      <w:tblCellMar>
-        <w:left w:w="10" w:type="dxa"/>
-        <w:right w:w="10" w:type="dxa"/>
-      </w:tblCellMar>
-    </w:tblPr>
-  </w:style>
-  <w:style w:type="table" w:customStyle="1" w:styleId="a1">
-    <w:basedOn w:val="TableNormal"/>
-    <w:tblPr>
-      <w:tblStyleRowBandSize w:val="1"/>
-      <w:tblStyleColBandSize w:val="1"/>
-      <w:tblCellMar>
-        <w:left w:w="10" w:type="dxa"/>
-        <w:right w:w="10" w:type="dxa"/>
-      </w:tblCellMar>
-    </w:tblPr>
-  </w:style>
-  <w:style w:type="character" w:styleId="Hyperlink">
-    <w:name w:val="Hyperlink"/>
-    <w:basedOn w:val="DefaultParagraphFont"/>
-    <w:uiPriority w:val="99"/>
-    <w:unhideWhenUsed/>
-    <w:rsid w:val="00FC6B8B"/>
-    <w:rPr>
-      <w:color w:val="467886" w:themeColor="hyperlink"/>
-      <w:u w:val="single"/>
-    </w:rPr>
-  </w:style>
-  <w:style w:type="character" w:styleId="UnresolvedMention">
-    <w:name w:val="Unresolved Mention"/>
-    <w:basedOn w:val="DefaultParagraphFont"/>
-    <w:uiPriority w:val="99"/>
-    <w:semiHidden/>
-    <w:unhideWhenUsed/>
-    <w:rsid w:val="00FC6B8B"/>
-    <w:rPr>
-      <w:color w:val="605E5C"/>
-      <w:shd w:val="clear" w:color="auto" w:fill="E1DFDD"/>
-    </w:rPr>
-  </w:style>
-  <w:style w:type="table" w:customStyle="1" w:styleId="a2">
-    <w:basedOn w:val="TableNormal"/>
-    <w:tblPr>
-      <w:tblStyleRowBandSize w:val="1"/>
-      <w:tblStyleColBandSize w:val="1"/>
-      <w:tblCellMar>
-        <w:left w:w="10" w:type="dxa"/>
-        <w:right w:w="10" w:type="dxa"/>
-      </w:tblCellMar>
-    </w:tblPr>
-  </w:style>
-  <w:style w:type="table" w:customStyle="1" w:styleId="a3">
-    <w:basedOn w:val="TableNormal"/>
-    <w:tblPr>
-      <w:tblStyleRowBandSize w:val="1"/>
-      <w:tblStyleColBandSize w:val="1"/>
-      <w:tblCellMar>
-        <w:left w:w="10" w:type="dxa"/>
-        <w:right w:w="10" w:type="dxa"/>
-      </w:tblCellMar>
-    </w:tblPr>
-  </w:style>
-  <w:style w:type="table" w:customStyle="1" w:styleId="a4">
-    <w:basedOn w:val="TableNormal"/>
-    <w:tblPr>
-      <w:tblStyleRowBandSize w:val="1"/>
-      <w:tblStyleColBandSize w:val="1"/>
-      <w:tblCellMar>
-        <w:left w:w="10" w:type="dxa"/>
-        <w:right w:w="10" w:type="dxa"/>
-      </w:tblCellMar>
-    </w:tblPr>
-  </w:style>
   <w:style w:type="paragraph" w:styleId="Subtitle">
     <w:name w:val="Subtitle"/>
     <w:basedOn w:val="Normal"/>
     <w:next w:val="Normal"/>
-    <w:link w:val="SubtitleChar"/>
     <w:uiPriority w:val="11"/>
     <w:qFormat/>
     <w:rPr>
@@ -7357,44 +8234,146 @@
       <w:szCs w:val="28"/>
     </w:rPr>
   </w:style>
-  <w:style w:type="table" w:customStyle="1" w:styleId="a5">
-    <w:basedOn w:val="TableNormal"/>
+  <w:style w:type="table" w:customStyle="1" w:styleId="a">
+    <w:basedOn w:val="TableNormal0"/>
     <w:tblPr>
       <w:tblStyleRowBandSize w:val="1"/>
       <w:tblStyleColBandSize w:val="1"/>
       <w:tblCellMar>
+        <w:top w:w="0" w:type="dxa"/>
         <w:left w:w="10" w:type="dxa"/>
+        <w:bottom w:w="0" w:type="dxa"/>
         <w:right w:w="10" w:type="dxa"/>
       </w:tblCellMar>
     </w:tblPr>
   </w:style>
-  <w:style w:type="table" w:customStyle="1" w:styleId="a6">
-    <w:basedOn w:val="TableNormal"/>
+  <w:style w:type="table" w:customStyle="1" w:styleId="a0">
+    <w:basedOn w:val="TableNormal0"/>
     <w:tblPr>
       <w:tblStyleRowBandSize w:val="1"/>
       <w:tblStyleColBandSize w:val="1"/>
       <w:tblCellMar>
+        <w:top w:w="0" w:type="dxa"/>
         <w:left w:w="10" w:type="dxa"/>
+        <w:bottom w:w="0" w:type="dxa"/>
         <w:right w:w="10" w:type="dxa"/>
       </w:tblCellMar>
     </w:tblPr>
   </w:style>
-  <w:style w:type="table" w:customStyle="1" w:styleId="a7">
-    <w:basedOn w:val="TableNormal"/>
+  <w:style w:type="table" w:customStyle="1" w:styleId="a1">
+    <w:basedOn w:val="TableNormal0"/>
     <w:tblPr>
       <w:tblStyleRowBandSize w:val="1"/>
       <w:tblStyleColBandSize w:val="1"/>
       <w:tblCellMar>
+        <w:top w:w="0" w:type="dxa"/>
         <w:left w:w="10" w:type="dxa"/>
+        <w:bottom w:w="0" w:type="dxa"/>
         <w:right w:w="10" w:type="dxa"/>
       </w:tblCellMar>
     </w:tblPr>
+  </w:style>
+  <w:style w:type="table" w:styleId="TableGrid">
+    <w:name w:val="Table Grid"/>
+    <w:basedOn w:val="TableNormal"/>
+    <w:uiPriority w:val="39"/>
+    <w:rsid w:val="00B66700"/>
+    <w:pPr>
+      <w:spacing w:after="0" w:line="240" w:lineRule="auto"/>
+    </w:pPr>
+    <w:tblPr>
+      <w:tblBorders>
+        <w:top w:val="single" w:sz="4" w:space="0" w:color="auto"/>
+        <w:left w:val="single" w:sz="4" w:space="0" w:color="auto"/>
+        <w:bottom w:val="single" w:sz="4" w:space="0" w:color="auto"/>
+        <w:right w:val="single" w:sz="4" w:space="0" w:color="auto"/>
+        <w:insideH w:val="single" w:sz="4" w:space="0" w:color="auto"/>
+        <w:insideV w:val="single" w:sz="4" w:space="0" w:color="auto"/>
+      </w:tblBorders>
+    </w:tblPr>
+  </w:style>
+  <w:style w:type="paragraph" w:styleId="ListParagraph">
+    <w:name w:val="List Paragraph"/>
+    <w:basedOn w:val="Normal"/>
+    <w:uiPriority w:val="34"/>
+    <w:qFormat/>
+    <w:rsid w:val="00B66700"/>
+    <w:pPr>
+      <w:ind w:left="720"/>
+      <w:contextualSpacing/>
+    </w:pPr>
+  </w:style>
+  <w:style w:type="character" w:styleId="CommentReference">
+    <w:name w:val="annotation reference"/>
+    <w:basedOn w:val="DefaultParagraphFont"/>
+    <w:uiPriority w:val="99"/>
+    <w:semiHidden/>
+    <w:unhideWhenUsed/>
+    <w:rsid w:val="008C2D2F"/>
+    <w:rPr>
+      <w:sz w:val="16"/>
+      <w:szCs w:val="16"/>
+    </w:rPr>
+  </w:style>
+  <w:style w:type="paragraph" w:styleId="CommentText">
+    <w:name w:val="annotation text"/>
+    <w:basedOn w:val="Normal"/>
+    <w:link w:val="CommentTextChar"/>
+    <w:uiPriority w:val="99"/>
+    <w:unhideWhenUsed/>
+    <w:rsid w:val="008C2D2F"/>
+    <w:pPr>
+      <w:spacing w:line="240" w:lineRule="auto"/>
+    </w:pPr>
+    <w:rPr>
+      <w:sz w:val="20"/>
+      <w:szCs w:val="20"/>
+    </w:rPr>
+  </w:style>
+  <w:style w:type="character" w:customStyle="1" w:styleId="CommentTextChar">
+    <w:name w:val="Comment Text Char"/>
+    <w:basedOn w:val="DefaultParagraphFont"/>
+    <w:link w:val="CommentText"/>
+    <w:uiPriority w:val="99"/>
+    <w:rsid w:val="008C2D2F"/>
+    <w:rPr>
+      <w:sz w:val="20"/>
+      <w:szCs w:val="20"/>
+    </w:rPr>
+  </w:style>
+  <w:style w:type="paragraph" w:styleId="CommentSubject">
+    <w:name w:val="annotation subject"/>
+    <w:basedOn w:val="CommentText"/>
+    <w:next w:val="CommentText"/>
+    <w:link w:val="CommentSubjectChar"/>
+    <w:uiPriority w:val="99"/>
+    <w:semiHidden/>
+    <w:unhideWhenUsed/>
+    <w:rsid w:val="008C2D2F"/>
+    <w:rPr>
+      <w:b/>
+      <w:bCs/>
+    </w:rPr>
+  </w:style>
+  <w:style w:type="character" w:customStyle="1" w:styleId="CommentSubjectChar">
+    <w:name w:val="Comment Subject Char"/>
+    <w:basedOn w:val="CommentTextChar"/>
+    <w:link w:val="CommentSubject"/>
+    <w:uiPriority w:val="99"/>
+    <w:semiHidden/>
+    <w:rsid w:val="008C2D2F"/>
+    <w:rPr>
+      <w:b/>
+      <w:bCs/>
+      <w:sz w:val="20"/>
+      <w:szCs w:val="20"/>
+    </w:rPr>
   </w:style>
 </w:styles>
 </file>
 
 <file path=word/theme/theme1.xml><?xml version="1.0" encoding="utf-8"?>
-<a:theme xmlns:a="http://schemas.openxmlformats.org/drawingml/2006/main" name="Office">
+<a:theme xmlns:a="http://schemas.openxmlformats.org/drawingml/2006/main" name="Office Theme">
   <a:themeElements>
     <a:clrScheme name="Office">
       <a:dk1>
@@ -7404,44 +8383,44 @@
         <a:sysClr val="window" lastClr="FFFFFF"/>
       </a:lt1>
       <a:dk2>
-        <a:srgbClr val="0E2841"/>
+        <a:srgbClr val="1F497D"/>
       </a:dk2>
       <a:lt2>
-        <a:srgbClr val="E8E8E8"/>
+        <a:srgbClr val="EEECE1"/>
       </a:lt2>
       <a:accent1>
-        <a:srgbClr val="156082"/>
+        <a:srgbClr val="4F81BD"/>
       </a:accent1>
       <a:accent2>
-        <a:srgbClr val="E97132"/>
+        <a:srgbClr val="C0504D"/>
       </a:accent2>
       <a:accent3>
-        <a:srgbClr val="196B24"/>
+        <a:srgbClr val="9BBB59"/>
       </a:accent3>
       <a:accent4>
-        <a:srgbClr val="0F9ED5"/>
+        <a:srgbClr val="8064A2"/>
       </a:accent4>
       <a:accent5>
-        <a:srgbClr val="A02B93"/>
+        <a:srgbClr val="4BACC6"/>
       </a:accent5>
       <a:accent6>
-        <a:srgbClr val="4EA72E"/>
+        <a:srgbClr val="F79646"/>
       </a:accent6>
       <a:hlink>
-        <a:srgbClr val="467886"/>
+        <a:srgbClr val="0000FF"/>
       </a:hlink>
       <a:folHlink>
-        <a:srgbClr val="96607D"/>
+        <a:srgbClr val="800080"/>
       </a:folHlink>
     </a:clrScheme>
     <a:fontScheme name="Office">
       <a:majorFont>
-        <a:latin typeface="Aptos Display" panose="02110004020202020204"/>
+        <a:latin typeface="Calibri"/>
         <a:ea typeface=""/>
         <a:cs typeface=""/>
-        <a:font script="Jpan" typeface="游ゴシック Light"/>
+        <a:font script="Jpan" typeface="ＭＳ ゴシック"/>
         <a:font script="Hang" typeface="맑은 고딕"/>
-        <a:font script="Hans" typeface="等线 Light"/>
+        <a:font script="Hans" typeface="宋体"/>
         <a:font script="Hant" typeface="新細明體"/>
         <a:font script="Arab" typeface="Times New Roman"/>
         <a:font script="Hebr" typeface="Times New Roman"/>
@@ -7469,31 +8448,14 @@
         <a:font script="Viet" typeface="Times New Roman"/>
         <a:font script="Uigh" typeface="Microsoft Uighur"/>
         <a:font script="Geor" typeface="Sylfaen"/>
-        <a:font script="Armn" typeface="Arial"/>
-        <a:font script="Bugi" typeface="Leelawadee UI"/>
-        <a:font script="Bopo" typeface="Microsoft JhengHei"/>
-        <a:font script="Java" typeface="Javanese Text"/>
-        <a:font script="Lisu" typeface="Segoe UI"/>
-        <a:font script="Mymr" typeface="Myanmar Text"/>
-        <a:font script="Nkoo" typeface="Ebrima"/>
-        <a:font script="Olck" typeface="Nirmala UI"/>
-        <a:font script="Osma" typeface="Ebrima"/>
-        <a:font script="Phag" typeface="Phagspa"/>
-        <a:font script="Syrn" typeface="Estrangelo Edessa"/>
-        <a:font script="Syrj" typeface="Estrangelo Edessa"/>
-        <a:font script="Syre" typeface="Estrangelo Edessa"/>
-        <a:font script="Sora" typeface="Nirmala UI"/>
-        <a:font script="Tale" typeface="Microsoft Tai Le"/>
-        <a:font script="Talu" typeface="Microsoft New Tai Lue"/>
-        <a:font script="Tfng" typeface="Ebrima"/>
       </a:majorFont>
       <a:minorFont>
-        <a:latin typeface="Aptos" panose="02110004020202020204"/>
+        <a:latin typeface="Cambria"/>
         <a:ea typeface=""/>
         <a:cs typeface=""/>
-        <a:font script="Jpan" typeface="游明朝"/>
+        <a:font script="Jpan" typeface="ＭＳ 明朝"/>
         <a:font script="Hang" typeface="맑은 고딕"/>
-        <a:font script="Hans" typeface="等线"/>
+        <a:font script="Hans" typeface="宋体"/>
         <a:font script="Hant" typeface="新細明體"/>
         <a:font script="Arab" typeface="Arial"/>
         <a:font script="Hebr" typeface="Arial"/>
@@ -7521,23 +8483,6 @@
         <a:font script="Viet" typeface="Arial"/>
         <a:font script="Uigh" typeface="Microsoft Uighur"/>
         <a:font script="Geor" typeface="Sylfaen"/>
-        <a:font script="Armn" typeface="Arial"/>
-        <a:font script="Bugi" typeface="Leelawadee UI"/>
-        <a:font script="Bopo" typeface="Microsoft JhengHei"/>
-        <a:font script="Java" typeface="Javanese Text"/>
-        <a:font script="Lisu" typeface="Segoe UI"/>
-        <a:font script="Mymr" typeface="Myanmar Text"/>
-        <a:font script="Nkoo" typeface="Ebrima"/>
-        <a:font script="Olck" typeface="Nirmala UI"/>
-        <a:font script="Osma" typeface="Ebrima"/>
-        <a:font script="Phag" typeface="Phagspa"/>
-        <a:font script="Syrn" typeface="Estrangelo Edessa"/>
-        <a:font script="Syrj" typeface="Estrangelo Edessa"/>
-        <a:font script="Syre" typeface="Estrangelo Edessa"/>
-        <a:font script="Sora" typeface="Nirmala UI"/>
-        <a:font script="Tale" typeface="Microsoft Tai Le"/>
-        <a:font script="Talu" typeface="Microsoft New Tai Lue"/>
-        <a:font script="Tfng" typeface="Ebrima"/>
       </a:minorFont>
     </a:fontScheme>
     <a:fmtScheme name="Office">
@@ -7549,136 +8494,180 @@
           <a:gsLst>
             <a:gs pos="0">
               <a:schemeClr val="phClr">
-                <a:lumMod val="110000"/>
-                <a:satMod val="105000"/>
-                <a:tint val="67000"/>
+                <a:tint val="50000"/>
+                <a:satMod val="300000"/>
               </a:schemeClr>
             </a:gs>
-            <a:gs pos="50000">
+            <a:gs pos="35000">
               <a:schemeClr val="phClr">
-                <a:lumMod val="105000"/>
-                <a:satMod val="103000"/>
-                <a:tint val="73000"/>
+                <a:tint val="37000"/>
+                <a:satMod val="300000"/>
               </a:schemeClr>
             </a:gs>
             <a:gs pos="100000">
               <a:schemeClr val="phClr">
-                <a:lumMod val="105000"/>
-                <a:satMod val="109000"/>
-                <a:tint val="81000"/>
+                <a:tint val="15000"/>
+                <a:satMod val="350000"/>
               </a:schemeClr>
             </a:gs>
           </a:gsLst>
-          <a:lin ang="5400000" scaled="0"/>
+          <a:lin ang="16200000" scaled="1"/>
         </a:gradFill>
         <a:gradFill rotWithShape="1">
           <a:gsLst>
             <a:gs pos="0">
               <a:schemeClr val="phClr">
-                <a:satMod val="103000"/>
-                <a:lumMod val="102000"/>
-                <a:tint val="94000"/>
-              </a:schemeClr>
-            </a:gs>
-            <a:gs pos="50000">
-              <a:schemeClr val="phClr">
-                <a:satMod val="110000"/>
-                <a:lumMod val="100000"/>
+                <a:tint val="100000"/>
                 <a:shade val="100000"/>
+                <a:satMod val="130000"/>
               </a:schemeClr>
             </a:gs>
             <a:gs pos="100000">
               <a:schemeClr val="phClr">
-                <a:lumMod val="99000"/>
-                <a:satMod val="120000"/>
-                <a:shade val="78000"/>
+                <a:tint val="50000"/>
+                <a:shade val="100000"/>
+                <a:satMod val="350000"/>
               </a:schemeClr>
             </a:gs>
           </a:gsLst>
-          <a:lin ang="5400000" scaled="0"/>
+          <a:lin ang="16200000" scaled="0"/>
         </a:gradFill>
       </a:fillStyleLst>
       <a:lnStyleLst>
-        <a:ln w="12700" cap="flat" cmpd="sng" algn="ctr">
+        <a:ln w="9525" cap="flat" cmpd="sng" algn="ctr">
           <a:solidFill>
-            <a:schemeClr val="phClr"/>
+            <a:schemeClr val="phClr">
+              <a:shade val="95000"/>
+              <a:satMod val="105000"/>
+            </a:schemeClr>
           </a:solidFill>
           <a:prstDash val="solid"/>
-          <a:miter lim="800000"/>
-        </a:ln>
-        <a:ln w="19050" cap="flat" cmpd="sng" algn="ctr">
-          <a:solidFill>
-            <a:schemeClr val="phClr"/>
-          </a:solidFill>
-          <a:prstDash val="solid"/>
-          <a:miter lim="800000"/>
         </a:ln>
         <a:ln w="25400" cap="flat" cmpd="sng" algn="ctr">
           <a:solidFill>
             <a:schemeClr val="phClr"/>
           </a:solidFill>
           <a:prstDash val="solid"/>
-          <a:miter lim="800000"/>
+        </a:ln>
+        <a:ln w="38100" cap="flat" cmpd="sng" algn="ctr">
+          <a:solidFill>
+            <a:schemeClr val="phClr"/>
+          </a:solidFill>
+          <a:prstDash val="solid"/>
         </a:ln>
       </a:lnStyleLst>
       <a:effectStyleLst>
         <a:effectStyle>
-          <a:effectLst/>
-        </a:effectStyle>
-        <a:effectStyle>
-          <a:effectLst/>
+          <a:effectLst>
+            <a:outerShdw blurRad="40000" dist="20000" dir="5400000" rotWithShape="0">
+              <a:srgbClr val="000000">
+                <a:alpha val="38000"/>
+              </a:srgbClr>
+            </a:outerShdw>
+          </a:effectLst>
         </a:effectStyle>
         <a:effectStyle>
           <a:effectLst>
-            <a:outerShdw blurRad="57150" dist="19050" dir="5400000" algn="ctr" rotWithShape="0">
+            <a:outerShdw blurRad="40000" dist="23000" dir="5400000" rotWithShape="0">
               <a:srgbClr val="000000">
-                <a:alpha val="63000"/>
+                <a:alpha val="35000"/>
               </a:srgbClr>
             </a:outerShdw>
           </a:effectLst>
+        </a:effectStyle>
+        <a:effectStyle>
+          <a:effectLst>
+            <a:outerShdw blurRad="40000" dist="23000" dir="5400000" rotWithShape="0">
+              <a:srgbClr val="000000">
+                <a:alpha val="35000"/>
+              </a:srgbClr>
+            </a:outerShdw>
+          </a:effectLst>
+          <a:scene3d>
+            <a:camera prst="orthographicFront">
+              <a:rot lat="0" lon="0" rev="0"/>
+            </a:camera>
+            <a:lightRig rig="threePt" dir="t">
+              <a:rot lat="0" lon="0" rev="1200000"/>
+            </a:lightRig>
+          </a:scene3d>
+          <a:sp3d>
+            <a:bevelT w="63500" h="25400"/>
+          </a:sp3d>
         </a:effectStyle>
       </a:effectStyleLst>
       <a:bgFillStyleLst>
         <a:solidFill>
           <a:schemeClr val="phClr"/>
         </a:solidFill>
-        <a:solidFill>
-          <a:schemeClr val="phClr">
-            <a:tint val="95000"/>
-            <a:satMod val="170000"/>
-          </a:schemeClr>
-        </a:solidFill>
         <a:gradFill rotWithShape="1">
           <a:gsLst>
             <a:gs pos="0">
               <a:schemeClr val="phClr">
-                <a:tint val="93000"/>
-                <a:satMod val="150000"/>
-                <a:shade val="98000"/>
-                <a:lumMod val="102000"/>
+                <a:tint val="40000"/>
+                <a:satMod val="350000"/>
               </a:schemeClr>
             </a:gs>
-            <a:gs pos="50000">
+            <a:gs pos="40000">
               <a:schemeClr val="phClr">
-                <a:tint val="98000"/>
-                <a:satMod val="130000"/>
-                <a:shade val="90000"/>
-                <a:lumMod val="103000"/>
+                <a:tint val="45000"/>
+                <a:shade val="99000"/>
+                <a:satMod val="350000"/>
               </a:schemeClr>
             </a:gs>
             <a:gs pos="100000">
               <a:schemeClr val="phClr">
-                <a:shade val="63000"/>
-                <a:satMod val="120000"/>
+                <a:shade val="20000"/>
+                <a:satMod val="255000"/>
               </a:schemeClr>
             </a:gs>
           </a:gsLst>
-          <a:lin ang="5400000" scaled="0"/>
+          <a:path path="circle">
+            <a:fillToRect l="50000" t="-80000" r="50000" b="180000"/>
+          </a:path>
+        </a:gradFill>
+        <a:gradFill rotWithShape="1">
+          <a:gsLst>
+            <a:gs pos="0">
+              <a:schemeClr val="phClr">
+                <a:tint val="80000"/>
+                <a:satMod val="300000"/>
+              </a:schemeClr>
+            </a:gs>
+            <a:gs pos="100000">
+              <a:schemeClr val="phClr">
+                <a:shade val="30000"/>
+                <a:satMod val="200000"/>
+              </a:schemeClr>
+            </a:gs>
+          </a:gsLst>
+          <a:path path="circle">
+            <a:fillToRect l="50000" t="50000" r="50000" b="50000"/>
+          </a:path>
         </a:gradFill>
       </a:bgFillStyleLst>
     </a:fmtScheme>
   </a:themeElements>
   <a:objectDefaults>
+    <a:spDef>
+      <a:spPr/>
+      <a:bodyPr/>
+      <a:lstStyle/>
+      <a:style>
+        <a:lnRef idx="1">
+          <a:schemeClr val="accent1"/>
+        </a:lnRef>
+        <a:fillRef idx="3">
+          <a:schemeClr val="accent1"/>
+        </a:fillRef>
+        <a:effectRef idx="2">
+          <a:schemeClr val="accent1"/>
+        </a:effectRef>
+        <a:fontRef idx="minor">
+          <a:schemeClr val="lt1"/>
+        </a:fontRef>
+      </a:style>
+    </a:spDef>
     <a:lnDef>
       <a:spPr/>
       <a:bodyPr/>
@@ -7700,11 +8689,6 @@
     </a:lnDef>
   </a:objectDefaults>
   <a:extraClrSchemeLst/>
-  <a:extLst>
-    <a:ext uri="{05A4C25C-085E-4340-85A3-A5531E510DB2}">
-      <thm15:themeFamily xmlns:thm15="http://schemas.microsoft.com/office/thememl/2012/main" name="Office Theme" id="{2E142A2C-CD16-42D6-873A-C26D2A0506FA}" vid="{1BDDFF52-6CD6-40A5-AB3C-68EB2F1E4D0A}"/>
-    </a:ext>
-  </a:extLst>
 </a:theme>
 </file>
 

--- a/protocol_logbook.docx
+++ b/protocol_logbook.docx
@@ -1005,18 +1005,32 @@
         <w:rPr>
           <w:b/>
           <w:bCs/>
+          <w:sz w:val="22"/>
+          <w:szCs w:val="22"/>
         </w:rPr>
       </w:pPr>
       <w:r>
         <w:rPr>
           <w:b/>
           <w:bCs/>
+          <w:sz w:val="22"/>
+          <w:szCs w:val="22"/>
         </w:rPr>
         <w:t>Step 1: Pulling out OpenAlex database with two-tiered queries</w:t>
       </w:r>
     </w:p>
     <w:p>
-      <w:r>
+      <w:pPr>
+        <w:rPr>
+          <w:sz w:val="22"/>
+          <w:szCs w:val="22"/>
+        </w:rPr>
+      </w:pPr>
+      <w:r>
+        <w:rPr>
+          <w:sz w:val="22"/>
+          <w:szCs w:val="22"/>
+        </w:rPr>
         <w:t>Tier 1: without discipline filter; Tier 2: combination between key queries with discipline filter</w:t>
       </w:r>
     </w:p>
@@ -2366,7 +2380,6 @@
                 <w:sz w:val="20"/>
                 <w:szCs w:val="20"/>
               </w:rPr>
-              <w:lastRenderedPageBreak/>
               <w:t>2</w:t>
             </w:r>
           </w:p>
@@ -2472,6 +2485,7 @@
                 <w:sz w:val="20"/>
                 <w:szCs w:val="20"/>
               </w:rPr>
+              <w:lastRenderedPageBreak/>
               <w:t>2</w:t>
             </w:r>
           </w:p>
@@ -2828,12 +2842,32 @@
     </w:tbl>
     <w:p/>
     <w:p>
-      <w:r>
+      <w:pPr>
+        <w:rPr>
+          <w:sz w:val="22"/>
+          <w:szCs w:val="22"/>
+        </w:rPr>
+      </w:pPr>
+      <w:r>
+        <w:rPr>
+          <w:sz w:val="22"/>
+          <w:szCs w:val="22"/>
+        </w:rPr>
         <w:t>Records were deduplicated with three layers of filters: by its OpenAlex ID (pass 1), by DOI (pass 2), and by normalized titles (pass 3)</w:t>
       </w:r>
     </w:p>
     <w:p>
-      <w:r>
+      <w:pPr>
+        <w:rPr>
+          <w:sz w:val="22"/>
+          <w:szCs w:val="22"/>
+        </w:rPr>
+      </w:pPr>
+      <w:r>
+        <w:rPr>
+          <w:sz w:val="22"/>
+          <w:szCs w:val="22"/>
+        </w:rPr>
         <w:t>After Pass 1 = 6,050</w:t>
       </w:r>
     </w:p>
@@ -2842,16 +2876,38 @@
         <w:tabs>
           <w:tab w:val="left" w:pos="3072"/>
         </w:tabs>
-      </w:pPr>
-      <w:r>
+        <w:rPr>
+          <w:sz w:val="22"/>
+          <w:szCs w:val="22"/>
+        </w:rPr>
+      </w:pPr>
+      <w:r>
+        <w:rPr>
+          <w:sz w:val="22"/>
+          <w:szCs w:val="22"/>
+        </w:rPr>
         <w:t>After Pass 2 = 6,038</w:t>
       </w:r>
       <w:r>
+        <w:rPr>
+          <w:sz w:val="22"/>
+          <w:szCs w:val="22"/>
+        </w:rPr>
         <w:tab/>
       </w:r>
     </w:p>
     <w:p>
-      <w:r>
+      <w:pPr>
+        <w:rPr>
+          <w:sz w:val="22"/>
+          <w:szCs w:val="22"/>
+        </w:rPr>
+      </w:pPr>
+      <w:r>
+        <w:rPr>
+          <w:sz w:val="22"/>
+          <w:szCs w:val="22"/>
+        </w:rPr>
         <w:t>After Pass 3 = 5,294 records --- gets into Step 2</w:t>
       </w:r>
     </w:p>
@@ -2860,6 +2916,8 @@
         <w:rPr>
           <w:b/>
           <w:bCs/>
+          <w:sz w:val="22"/>
+          <w:szCs w:val="22"/>
         </w:rPr>
       </w:pPr>
     </w:p>
@@ -2868,12 +2926,16 @@
         <w:rPr>
           <w:b/>
           <w:bCs/>
+          <w:sz w:val="22"/>
+          <w:szCs w:val="22"/>
         </w:rPr>
       </w:pPr>
       <w:r>
         <w:rPr>
           <w:b/>
           <w:bCs/>
+          <w:sz w:val="22"/>
+          <w:szCs w:val="22"/>
         </w:rPr>
         <w:t>Step 2: Title and Abstract Screening with ASReview Lab (Model ELAS u4)</w:t>
       </w:r>
@@ -3763,20 +3825,49 @@
     </w:tbl>
     <w:p/>
     <w:p>
-      <w:r>
+      <w:pPr>
+        <w:rPr>
+          <w:sz w:val="22"/>
+          <w:szCs w:val="22"/>
+        </w:rPr>
+      </w:pPr>
+      <w:r>
+        <w:rPr>
+          <w:sz w:val="22"/>
+          <w:szCs w:val="22"/>
+        </w:rPr>
         <w:t>Stopping rules: 5% of the records --- 265. Therefore, if 265 irrelevant records appear consecutively, the screening process stops.</w:t>
       </w:r>
     </w:p>
-    <w:p/>
-    <w:p>
+    <w:p>
+      <w:pPr>
+        <w:rPr>
+          <w:sz w:val="22"/>
+          <w:szCs w:val="22"/>
+        </w:rPr>
+      </w:pPr>
+    </w:p>
+    <w:p>
+      <w:pPr>
+        <w:rPr>
+          <w:sz w:val="22"/>
+          <w:szCs w:val="22"/>
+        </w:rPr>
+      </w:pPr>
       <w:r>
         <w:rPr>
           <w:b/>
           <w:bCs/>
+          <w:sz w:val="22"/>
+          <w:szCs w:val="22"/>
         </w:rPr>
         <w:t>Finished on 22.03.2026</w:t>
       </w:r>
       <w:r>
+        <w:rPr>
+          <w:sz w:val="22"/>
+          <w:szCs w:val="22"/>
+        </w:rPr>
         <w:t xml:space="preserve"> – threshold 5% was met (265 irrelevant records appeared consecutively) after screening 1,756 records in total (33.16%). Resulted in 174 (including priors) relevant, 1,582 irrelevant, and 3,538 unlabeled records.</w:t>
       </w:r>
     </w:p>
@@ -3785,27 +3876,55 @@
         <w:rPr>
           <w:b/>
           <w:bCs/>
-        </w:rPr>
-      </w:pPr>
-      <w:r>
+          <w:sz w:val="22"/>
+          <w:szCs w:val="22"/>
+        </w:rPr>
+      </w:pPr>
+      <w:r>
+        <w:rPr>
+          <w:sz w:val="22"/>
+          <w:szCs w:val="22"/>
+        </w:rPr>
         <w:br w:type="page"/>
       </w:r>
       <w:r>
         <w:rPr>
           <w:b/>
           <w:bCs/>
+          <w:sz w:val="22"/>
+          <w:szCs w:val="22"/>
         </w:rPr>
         <w:lastRenderedPageBreak/>
         <w:t>Step 3: Full-text review</w:t>
       </w:r>
     </w:p>
     <w:p>
-      <w:r>
+      <w:pPr>
+        <w:rPr>
+          <w:sz w:val="22"/>
+          <w:szCs w:val="22"/>
+        </w:rPr>
+      </w:pPr>
+      <w:r>
+        <w:rPr>
+          <w:sz w:val="22"/>
+          <w:szCs w:val="22"/>
+        </w:rPr>
         <w:t>174 matched papers loaded on to a Zotero library. CAIS student assistant Melanie cleaned up the metadata and downloaded the full texts. Process completed on 23.03.2026.</w:t>
       </w:r>
     </w:p>
     <w:p>
-      <w:r>
+      <w:pPr>
+        <w:rPr>
+          <w:sz w:val="22"/>
+          <w:szCs w:val="22"/>
+        </w:rPr>
+      </w:pPr>
+      <w:r>
+        <w:rPr>
+          <w:sz w:val="22"/>
+          <w:szCs w:val="22"/>
+        </w:rPr>
         <w:t>Notes on the metadata cleanup:</w:t>
       </w:r>
     </w:p>
@@ -3825,18 +3944,24 @@
         <w:spacing w:after="0"/>
         <w:rPr>
           <w:color w:val="000000"/>
+          <w:sz w:val="22"/>
+          <w:szCs w:val="22"/>
         </w:rPr>
       </w:pPr>
       <w:r>
         <w:rPr>
           <w:color w:val="000000"/>
+          <w:sz w:val="22"/>
+          <w:szCs w:val="22"/>
         </w:rPr>
         <w:t xml:space="preserve">OpenAlex has indexed an English translation of one record, but the original article was actually written in Spanish: </w:t>
       </w:r>
-      <w:hyperlink r:id="rId6">
+      <w:hyperlink r:id="rId7">
         <w:r>
           <w:rPr>
             <w:color w:val="467886"/>
+            <w:sz w:val="22"/>
+            <w:szCs w:val="22"/>
             <w:u w:val="single"/>
           </w:rPr>
           <w:t>https://openalex.org/W2794804690</w:t>
@@ -3845,24 +3970,38 @@
       <w:r>
         <w:rPr>
           <w:color w:val="000000"/>
+          <w:sz w:val="22"/>
+          <w:szCs w:val="22"/>
         </w:rPr>
         <w:t xml:space="preserve"> </w:t>
       </w:r>
       <w:r>
+        <w:rPr>
+          <w:sz w:val="22"/>
+          <w:szCs w:val="22"/>
+        </w:rPr>
         <w:t>The aforementioned</w:t>
       </w:r>
       <w:r>
         <w:rPr>
           <w:color w:val="000000"/>
+          <w:sz w:val="22"/>
+          <w:szCs w:val="22"/>
         </w:rPr>
         <w:t xml:space="preserve"> record </w:t>
       </w:r>
       <w:r>
+        <w:rPr>
+          <w:sz w:val="22"/>
+          <w:szCs w:val="22"/>
+        </w:rPr>
         <w:t>was removed</w:t>
       </w:r>
       <w:r>
         <w:rPr>
           <w:color w:val="000000"/>
+          <w:sz w:val="22"/>
+          <w:szCs w:val="22"/>
         </w:rPr>
         <w:t xml:space="preserve"> because of this.</w:t>
       </w:r>
@@ -3882,18 +4021,24 @@
         </w:pBdr>
         <w:rPr>
           <w:color w:val="000000"/>
+          <w:sz w:val="22"/>
+          <w:szCs w:val="22"/>
         </w:rPr>
       </w:pPr>
       <w:r>
         <w:rPr>
           <w:color w:val="000000"/>
+          <w:sz w:val="22"/>
+          <w:szCs w:val="22"/>
         </w:rPr>
         <w:t xml:space="preserve">Two records (item type = presentation) were missing its OpenAlex ID. These were added manually: </w:t>
       </w:r>
-      <w:hyperlink r:id="rId7">
+      <w:hyperlink r:id="rId8">
         <w:r>
           <w:rPr>
             <w:color w:val="467886"/>
+            <w:sz w:val="22"/>
+            <w:szCs w:val="22"/>
             <w:u w:val="single"/>
           </w:rPr>
           <w:t>https://openalex.org/W2902580422</w:t>
@@ -3902,13 +4047,17 @@
       <w:r>
         <w:rPr>
           <w:color w:val="000000"/>
+          <w:sz w:val="22"/>
+          <w:szCs w:val="22"/>
         </w:rPr>
         <w:t xml:space="preserve"> and </w:t>
       </w:r>
-      <w:hyperlink r:id="rId8">
+      <w:hyperlink r:id="rId9">
         <w:r>
           <w:rPr>
             <w:color w:val="467886"/>
+            <w:sz w:val="22"/>
+            <w:szCs w:val="22"/>
             <w:u w:val="single"/>
           </w:rPr>
           <w:t>https://openalex.org/W4391943942</w:t>
@@ -3917,15 +4066,23 @@
       <w:r>
         <w:rPr>
           <w:color w:val="000000"/>
+          <w:sz w:val="22"/>
+          <w:szCs w:val="22"/>
         </w:rPr>
         <w:t xml:space="preserve"> by Amelia, the OpenAlex ID are kept </w:t>
       </w:r>
       <w:r>
+        <w:rPr>
+          <w:sz w:val="22"/>
+          <w:szCs w:val="22"/>
+        </w:rPr>
         <w:t>in the</w:t>
       </w:r>
       <w:r>
         <w:rPr>
           <w:color w:val="000000"/>
+          <w:sz w:val="22"/>
+          <w:szCs w:val="22"/>
         </w:rPr>
         <w:t xml:space="preserve"> “</w:t>
       </w:r>
@@ -3933,51 +4090,200 @@
         <w:rPr>
           <w:rFonts w:ascii="Courier New" w:eastAsia="Courier New" w:hAnsi="Courier New" w:cs="Courier New"/>
           <w:color w:val="000000"/>
+          <w:sz w:val="22"/>
+          <w:szCs w:val="22"/>
         </w:rPr>
         <w:t>Extra</w:t>
       </w:r>
       <w:r>
         <w:rPr>
           <w:color w:val="000000"/>
+          <w:sz w:val="22"/>
+          <w:szCs w:val="22"/>
         </w:rPr>
         <w:t>” field.</w:t>
       </w:r>
     </w:p>
     <w:p>
-      <w:r>
+      <w:pPr>
+        <w:rPr>
+          <w:sz w:val="22"/>
+          <w:szCs w:val="22"/>
+        </w:rPr>
+      </w:pPr>
+      <w:r>
+        <w:rPr>
+          <w:sz w:val="22"/>
+          <w:szCs w:val="22"/>
+        </w:rPr>
         <w:t xml:space="preserve">Step 3 screening is in </w:t>
       </w:r>
-      <w:hyperlink r:id="rId9">
+      <w:hyperlink r:id="rId10">
         <w:r>
           <w:rPr>
             <w:color w:val="467886"/>
+            <w:sz w:val="22"/>
+            <w:szCs w:val="22"/>
             <w:u w:val="single"/>
           </w:rPr>
           <w:t>Amelia’s personal Zotero library</w:t>
         </w:r>
       </w:hyperlink>
       <w:r>
-        <w:t>, since the library includes full texts and thus requires a larger storage capacity. When the process is completed, the Zotero library will be imported to a BibTeX/RIS file, including notes but excluding full text.</w:t>
-      </w:r>
-    </w:p>
-    <w:p>
-      <w:r>
+        <w:rPr>
+          <w:sz w:val="22"/>
+          <w:szCs w:val="22"/>
+        </w:rPr>
+        <w:t xml:space="preserve">, since the library includes full texts and thus requires a larger storage capacity. When the process </w:t>
+      </w:r>
+      <w:r>
+        <w:rPr>
+          <w:sz w:val="22"/>
+          <w:szCs w:val="22"/>
+        </w:rPr>
+        <w:t>was</w:t>
+      </w:r>
+      <w:r>
+        <w:rPr>
+          <w:sz w:val="22"/>
+          <w:szCs w:val="22"/>
+        </w:rPr>
+        <w:t xml:space="preserve"> completed, the Zotero library </w:t>
+      </w:r>
+      <w:r>
+        <w:rPr>
+          <w:sz w:val="22"/>
+          <w:szCs w:val="22"/>
+        </w:rPr>
+        <w:t>was</w:t>
+      </w:r>
+      <w:r>
+        <w:rPr>
+          <w:sz w:val="22"/>
+          <w:szCs w:val="22"/>
+        </w:rPr>
+        <w:t xml:space="preserve"> </w:t>
+      </w:r>
+      <w:r>
+        <w:rPr>
+          <w:sz w:val="22"/>
+          <w:szCs w:val="22"/>
+        </w:rPr>
+        <w:t>imported to a BibTeX/RIS file, including notes but excluding full text.</w:t>
+      </w:r>
+    </w:p>
+    <w:p>
+      <w:pPr>
+        <w:rPr>
+          <w:sz w:val="22"/>
+          <w:szCs w:val="22"/>
+        </w:rPr>
+      </w:pPr>
+      <w:r>
+        <w:rPr>
+          <w:sz w:val="22"/>
+          <w:szCs w:val="22"/>
+        </w:rPr>
         <w:t xml:space="preserve">Relevant records are kept in </w:t>
       </w:r>
       <w:r>
         <w:rPr>
           <w:rFonts w:ascii="Courier New" w:eastAsia="Courier New" w:hAnsi="Courier New" w:cs="Courier New"/>
+          <w:sz w:val="22"/>
+          <w:szCs w:val="22"/>
         </w:rPr>
         <w:t>/02 Refined List w/o Snowballed Rec</w:t>
       </w:r>
     </w:p>
     <w:p>
-      <w:r>
-        <w:t xml:space="preserve">When examining the preprints, if they are marked as relevant, Amelia will always look for its published version. When a published version is available, preprints are removed, and published versions are retrieved. The published versions are kept as a subcollection in </w:t>
+      <w:pPr>
+        <w:rPr>
+          <w:sz w:val="22"/>
+          <w:szCs w:val="22"/>
+        </w:rPr>
+      </w:pPr>
+      <w:r>
+        <w:rPr>
+          <w:sz w:val="22"/>
+          <w:szCs w:val="22"/>
+        </w:rPr>
+        <w:t>When examining the preprints, if they are marked as relevant, Amelia</w:t>
+      </w:r>
+      <w:r>
+        <w:rPr>
+          <w:sz w:val="22"/>
+          <w:szCs w:val="22"/>
+        </w:rPr>
+        <w:t xml:space="preserve"> </w:t>
+      </w:r>
+      <w:r>
+        <w:rPr>
+          <w:sz w:val="22"/>
+          <w:szCs w:val="22"/>
+        </w:rPr>
+        <w:t>always look</w:t>
+      </w:r>
+      <w:r>
+        <w:rPr>
+          <w:sz w:val="22"/>
+          <w:szCs w:val="22"/>
+        </w:rPr>
+        <w:t>ed</w:t>
+      </w:r>
+      <w:r>
+        <w:rPr>
+          <w:sz w:val="22"/>
+          <w:szCs w:val="22"/>
+        </w:rPr>
+        <w:t xml:space="preserve"> for its published version. When a published version </w:t>
+      </w:r>
+      <w:r>
+        <w:rPr>
+          <w:sz w:val="22"/>
+          <w:szCs w:val="22"/>
+        </w:rPr>
+        <w:t>was</w:t>
+      </w:r>
+      <w:r>
+        <w:rPr>
+          <w:sz w:val="22"/>
+          <w:szCs w:val="22"/>
+        </w:rPr>
+        <w:t xml:space="preserve"> available, preprints </w:t>
+      </w:r>
+      <w:r>
+        <w:rPr>
+          <w:sz w:val="22"/>
+          <w:szCs w:val="22"/>
+        </w:rPr>
+        <w:t>were</w:t>
+      </w:r>
+      <w:r>
+        <w:rPr>
+          <w:sz w:val="22"/>
+          <w:szCs w:val="22"/>
+        </w:rPr>
+        <w:t xml:space="preserve"> removed, and published versions </w:t>
+      </w:r>
+      <w:r>
+        <w:rPr>
+          <w:sz w:val="22"/>
+          <w:szCs w:val="22"/>
+        </w:rPr>
+        <w:t>were</w:t>
+      </w:r>
+      <w:r>
+        <w:rPr>
+          <w:sz w:val="22"/>
+          <w:szCs w:val="22"/>
+        </w:rPr>
+        <w:t xml:space="preserve"> retrieved. The published versions are kept as a subcollection in </w:t>
       </w:r>
       <w:r>
         <w:rPr>
           <w:rFonts w:ascii="Courier New" w:eastAsia="Courier New" w:hAnsi="Courier New" w:cs="Courier New"/>
+          <w:sz w:val="22"/>
+          <w:szCs w:val="22"/>
         </w:rPr>
         <w:t>/published v of the preprints</w:t>
       </w:r>
@@ -3998,11 +4304,15 @@
         <w:spacing w:after="0"/>
         <w:rPr>
           <w:color w:val="FF0000"/>
+          <w:sz w:val="22"/>
+          <w:szCs w:val="22"/>
         </w:rPr>
       </w:pPr>
       <w:r>
         <w:rPr>
           <w:color w:val="FF0000"/>
+          <w:sz w:val="22"/>
+          <w:szCs w:val="22"/>
         </w:rPr>
         <w:t>Full text screening started on 24.03.2026 (stopped at Hurlin &amp; Pérignon, 2019).</w:t>
       </w:r>
@@ -4023,11 +4333,15 @@
         <w:spacing w:after="0"/>
         <w:rPr>
           <w:color w:val="FF0000"/>
+          <w:sz w:val="22"/>
+          <w:szCs w:val="22"/>
         </w:rPr>
       </w:pPr>
       <w:r>
         <w:rPr>
           <w:color w:val="FF0000"/>
+          <w:sz w:val="22"/>
+          <w:szCs w:val="22"/>
         </w:rPr>
         <w:t>One snowballed record was added: Bleier (2025)</w:t>
       </w:r>
@@ -4048,11 +4362,15 @@
         <w:spacing w:after="0"/>
         <w:rPr>
           <w:color w:val="FF0000"/>
+          <w:sz w:val="22"/>
+          <w:szCs w:val="22"/>
         </w:rPr>
       </w:pPr>
       <w:r>
         <w:rPr>
           <w:color w:val="FF0000"/>
+          <w:sz w:val="22"/>
+          <w:szCs w:val="22"/>
         </w:rPr>
         <w:t>Full text screening restarted on 25.03.2026 (stopped at Rogers, 2025)</w:t>
       </w:r>
@@ -4073,11 +4391,15 @@
         <w:spacing w:after="0"/>
         <w:rPr>
           <w:color w:val="FF0000"/>
+          <w:sz w:val="22"/>
+          <w:szCs w:val="22"/>
         </w:rPr>
       </w:pPr>
       <w:r>
         <w:rPr>
           <w:color w:val="FF0000"/>
+          <w:sz w:val="22"/>
+          <w:szCs w:val="22"/>
         </w:rPr>
         <w:t>Two backward snowballed records were added: Knöpfle &amp; Schatto-Eckrodt (2024); Whitehouse et al. (2019); and Hayden et al. (2023)</w:t>
       </w:r>
@@ -4098,11 +4420,15 @@
         <w:spacing w:after="0"/>
         <w:rPr>
           <w:color w:val="FF0000"/>
+          <w:sz w:val="22"/>
+          <w:szCs w:val="22"/>
         </w:rPr>
       </w:pPr>
       <w:r>
         <w:rPr>
           <w:color w:val="FF0000"/>
+          <w:sz w:val="22"/>
+          <w:szCs w:val="22"/>
         </w:rPr>
         <w:t>Full text screening restarted on 26.03.2026 (stopped at Šimko, 2025)</w:t>
       </w:r>
@@ -4123,11 +4449,15 @@
         <w:spacing w:after="0"/>
         <w:rPr>
           <w:color w:val="FF0000"/>
+          <w:sz w:val="22"/>
+          <w:szCs w:val="22"/>
         </w:rPr>
       </w:pPr>
       <w:r>
         <w:rPr>
           <w:color w:val="FF0000"/>
+          <w:sz w:val="22"/>
+          <w:szCs w:val="22"/>
         </w:rPr>
         <w:t xml:space="preserve">Full text screening restarted and completed on 27.03.2026 </w:t>
       </w:r>
@@ -4148,11 +4478,15 @@
         <w:spacing w:after="0"/>
         <w:rPr>
           <w:color w:val="FF0000"/>
+          <w:sz w:val="22"/>
+          <w:szCs w:val="22"/>
         </w:rPr>
       </w:pPr>
       <w:r>
         <w:rPr>
           <w:color w:val="FF0000"/>
+          <w:sz w:val="22"/>
+          <w:szCs w:val="22"/>
         </w:rPr>
         <w:t>Two backward snowballed records were added: Vilhuber, et al. (2022) &amp; Horbach et al. (2026)</w:t>
       </w:r>
@@ -4162,6 +4496,8 @@
         <w:spacing w:after="0"/>
         <w:rPr>
           <w:color w:val="000000"/>
+          <w:sz w:val="22"/>
+          <w:szCs w:val="22"/>
         </w:rPr>
       </w:pPr>
     </w:p>
@@ -4170,6 +4506,8 @@
         <w:spacing w:after="0"/>
         <w:rPr>
           <w:color w:val="000000"/>
+          <w:sz w:val="22"/>
+          <w:szCs w:val="22"/>
         </w:rPr>
       </w:pPr>
       <w:r>
@@ -4177,19 +4515,25 @@
           <w:b/>
           <w:bCs/>
           <w:color w:val="000000"/>
+          <w:sz w:val="22"/>
+          <w:szCs w:val="22"/>
         </w:rPr>
         <w:t>Records included to Step 5 are 124</w:t>
       </w:r>
       <w:r>
         <w:rPr>
           <w:color w:val="000000"/>
+          <w:sz w:val="22"/>
+          <w:szCs w:val="22"/>
         </w:rPr>
         <w:t xml:space="preserve">, and 48 removed. Details: </w:t>
       </w:r>
-      <w:hyperlink r:id="rId10">
+      <w:hyperlink r:id="rId11">
         <w:r>
           <w:rPr>
             <w:color w:val="467886"/>
+            <w:sz w:val="22"/>
+            <w:szCs w:val="22"/>
             <w:u w:val="single"/>
           </w:rPr>
           <w:t>https://docs.google.com/spreadsheets/d/1igEM7VPpJ41-t9kMSmy5gkYYK-knBBG8?rtpof=true&amp;usp=drive_fs</w:t>
@@ -4198,6 +4542,8 @@
       <w:r>
         <w:rPr>
           <w:color w:val="000000"/>
+          <w:sz w:val="22"/>
+          <w:szCs w:val="22"/>
         </w:rPr>
         <w:t xml:space="preserve"> </w:t>
       </w:r>
@@ -4208,6 +4554,8 @@
         <w:rPr>
           <w:b/>
           <w:bCs/>
+          <w:sz w:val="22"/>
+          <w:szCs w:val="22"/>
         </w:rPr>
       </w:pPr>
     </w:p>
@@ -4216,24 +4564,61 @@
         <w:rPr>
           <w:b/>
           <w:bCs/>
+          <w:sz w:val="22"/>
+          <w:szCs w:val="22"/>
         </w:rPr>
       </w:pPr>
       <w:r>
         <w:rPr>
           <w:b/>
           <w:bCs/>
+          <w:sz w:val="22"/>
+          <w:szCs w:val="22"/>
         </w:rPr>
         <w:t>Step 4: Snowballing and supplementary grey literature search</w:t>
       </w:r>
     </w:p>
     <w:p>
-      <w:r>
-        <w:t>In Step 4, Amelia will identify any other relevant records that were not covered by the systematic search.</w:t>
-      </w:r>
-    </w:p>
-    <w:p>
-      <w:r>
-        <w:lastRenderedPageBreak/>
+      <w:pPr>
+        <w:rPr>
+          <w:sz w:val="22"/>
+          <w:szCs w:val="22"/>
+        </w:rPr>
+      </w:pPr>
+      <w:r>
+        <w:rPr>
+          <w:sz w:val="22"/>
+          <w:szCs w:val="22"/>
+        </w:rPr>
+        <w:t>In Step 4, Amelia identif</w:t>
+      </w:r>
+      <w:r>
+        <w:rPr>
+          <w:sz w:val="22"/>
+          <w:szCs w:val="22"/>
+        </w:rPr>
+        <w:t>ied</w:t>
+      </w:r>
+      <w:r>
+        <w:rPr>
+          <w:sz w:val="22"/>
+          <w:szCs w:val="22"/>
+        </w:rPr>
+        <w:t xml:space="preserve"> any other relevant records that were not covered by the systematic search.</w:t>
+      </w:r>
+    </w:p>
+    <w:p>
+      <w:pPr>
+        <w:rPr>
+          <w:sz w:val="22"/>
+          <w:szCs w:val="22"/>
+        </w:rPr>
+      </w:pPr>
+      <w:r>
+        <w:rPr>
+          <w:sz w:val="22"/>
+          <w:szCs w:val="22"/>
+        </w:rPr>
         <w:t>Following full-text review, additional records will be identified through three complementary sources:</w:t>
       </w:r>
     </w:p>
@@ -4251,18 +4636,26 @@
           <w:between w:val="nil"/>
         </w:pBdr>
         <w:spacing w:after="0"/>
+        <w:rPr>
+          <w:sz w:val="22"/>
+          <w:szCs w:val="22"/>
+        </w:rPr>
       </w:pPr>
       <w:r>
         <w:rPr>
           <w:b/>
           <w:bCs/>
           <w:color w:val="000000"/>
+          <w:sz w:val="22"/>
+          <w:szCs w:val="22"/>
         </w:rPr>
         <w:t>Backward snowballing</w:t>
       </w:r>
       <w:r>
         <w:rPr>
           <w:color w:val="000000"/>
+          <w:sz w:val="22"/>
+          <w:szCs w:val="22"/>
         </w:rPr>
         <w:t>: Reference lists of all included papers will be scanned manually for eligible records not captured by the systematic search. One round only.</w:t>
       </w:r>
@@ -4282,6 +4675,8 @@
           <w:i/>
           <w:iCs/>
           <w:color w:val="FF0000"/>
+          <w:sz w:val="22"/>
+          <w:szCs w:val="22"/>
         </w:rPr>
       </w:pPr>
       <w:r>
@@ -4289,6 +4684,8 @@
           <w:i/>
           <w:iCs/>
           <w:color w:val="FF0000"/>
+          <w:sz w:val="22"/>
+          <w:szCs w:val="22"/>
         </w:rPr>
         <w:t>Process documented in Step 3.</w:t>
       </w:r>
@@ -4306,6 +4703,8 @@
         <w:ind w:left="720"/>
         <w:rPr>
           <w:color w:val="000000"/>
+          <w:sz w:val="22"/>
+          <w:szCs w:val="22"/>
         </w:rPr>
       </w:pPr>
     </w:p>
@@ -4323,18 +4722,27 @@
           <w:between w:val="nil"/>
         </w:pBdr>
         <w:spacing w:after="0"/>
+        <w:rPr>
+          <w:sz w:val="22"/>
+          <w:szCs w:val="22"/>
+        </w:rPr>
       </w:pPr>
       <w:r>
         <w:rPr>
           <w:b/>
           <w:bCs/>
           <w:color w:val="000000"/>
-        </w:rPr>
+          <w:sz w:val="22"/>
+          <w:szCs w:val="22"/>
+        </w:rPr>
+        <w:lastRenderedPageBreak/>
         <w:t>Forward snowballing</w:t>
       </w:r>
       <w:r>
         <w:rPr>
           <w:color w:val="000000"/>
+          <w:sz w:val="22"/>
+          <w:szCs w:val="22"/>
         </w:rPr>
         <w:t>: Papers citing the included set will be retrieved via the OpenAlex API using the cites filter (one round) and deduplicated against the main pool using the existing three-pass deduplication logic applied in Step 1.</w:t>
       </w:r>
@@ -4354,6 +4762,8 @@
           <w:i/>
           <w:iCs/>
           <w:color w:val="000000"/>
+          <w:sz w:val="22"/>
+          <w:szCs w:val="22"/>
         </w:rPr>
       </w:pPr>
     </w:p>
@@ -4370,6 +4780,8 @@
         <w:ind w:left="720"/>
         <w:rPr>
           <w:color w:val="FF0000"/>
+          <w:sz w:val="22"/>
+          <w:szCs w:val="22"/>
         </w:rPr>
       </w:pPr>
       <w:r>
@@ -4377,12 +4789,16 @@
           <w:i/>
           <w:iCs/>
           <w:color w:val="FF0000"/>
+          <w:sz w:val="22"/>
+          <w:szCs w:val="22"/>
         </w:rPr>
         <w:t xml:space="preserve">Process started on 30.03.2026 </w:t>
       </w:r>
       <w:r>
         <w:rPr>
           <w:color w:val="FF0000"/>
+          <w:sz w:val="22"/>
+          <w:szCs w:val="22"/>
         </w:rPr>
         <w:t xml:space="preserve">– 2445 records were retrieved and entered to ASReview Lab. Threshold was set to 5% (122 irrelevant records appear consecutively) + 20 records. </w:t>
       </w:r>
@@ -4400,6 +4816,8 @@
         <w:ind w:left="720"/>
         <w:rPr>
           <w:color w:val="FF0000"/>
+          <w:sz w:val="22"/>
+          <w:szCs w:val="22"/>
         </w:rPr>
       </w:pPr>
       <w:r>
@@ -4407,12 +4825,16 @@
           <w:i/>
           <w:iCs/>
           <w:color w:val="FF0000"/>
+          <w:sz w:val="22"/>
+          <w:szCs w:val="22"/>
         </w:rPr>
         <w:t xml:space="preserve">Process completed on 30.03.2026 – </w:t>
       </w:r>
       <w:r>
         <w:rPr>
           <w:color w:val="FF0000"/>
+          <w:sz w:val="22"/>
+          <w:szCs w:val="22"/>
         </w:rPr>
         <w:t>18 records were marked relevant, 392 irrelevant, 2,035 unlabeled</w:t>
       </w:r>
@@ -4421,6 +4843,8 @@
           <w:i/>
           <w:iCs/>
           <w:color w:val="FF0000"/>
+          <w:sz w:val="22"/>
+          <w:szCs w:val="22"/>
         </w:rPr>
         <w:t>.</w:t>
       </w:r>
@@ -4438,6 +4862,8 @@
         <w:ind w:left="720"/>
         <w:rPr>
           <w:color w:val="FF0000"/>
+          <w:sz w:val="22"/>
+          <w:szCs w:val="22"/>
         </w:rPr>
       </w:pPr>
       <w:r>
@@ -4445,12 +4871,16 @@
           <w:i/>
           <w:iCs/>
           <w:color w:val="FF0000"/>
+          <w:sz w:val="22"/>
+          <w:szCs w:val="22"/>
         </w:rPr>
         <w:t>Full text screening started on 31.03.2026</w:t>
       </w:r>
       <w:r>
         <w:rPr>
           <w:color w:val="FF0000"/>
+          <w:sz w:val="22"/>
+          <w:szCs w:val="22"/>
         </w:rPr>
         <w:t xml:space="preserve"> – All PDF of the 18 relevant records have been imported to Zotero for screening.</w:t>
       </w:r>
@@ -4468,6 +4898,8 @@
         <w:ind w:left="720"/>
         <w:rPr>
           <w:color w:val="FF0000"/>
+          <w:sz w:val="22"/>
+          <w:szCs w:val="22"/>
         </w:rPr>
       </w:pPr>
       <w:r>
@@ -4475,12 +4907,16 @@
           <w:i/>
           <w:iCs/>
           <w:color w:val="FF0000"/>
+          <w:sz w:val="22"/>
+          <w:szCs w:val="22"/>
         </w:rPr>
         <w:t xml:space="preserve">Full text screening completed on 31.03.2026 </w:t>
       </w:r>
       <w:r>
         <w:rPr>
           <w:color w:val="FF0000"/>
+          <w:sz w:val="22"/>
+          <w:szCs w:val="22"/>
         </w:rPr>
         <w:t>– 12 records were marked relevant and 6 records were removed.</w:t>
       </w:r>
@@ -4498,6 +4934,8 @@
         <w:ind w:left="720"/>
         <w:rPr>
           <w:color w:val="000000"/>
+          <w:sz w:val="22"/>
+          <w:szCs w:val="22"/>
         </w:rPr>
       </w:pPr>
     </w:p>
@@ -4514,18 +4952,26 @@
           <w:right w:val="nil"/>
           <w:between w:val="nil"/>
         </w:pBdr>
+        <w:rPr>
+          <w:sz w:val="22"/>
+          <w:szCs w:val="22"/>
+        </w:rPr>
       </w:pPr>
       <w:r>
         <w:rPr>
           <w:b/>
           <w:bCs/>
           <w:color w:val="000000"/>
+          <w:sz w:val="22"/>
+          <w:szCs w:val="22"/>
         </w:rPr>
         <w:t>Grey literature and expert referral</w:t>
       </w:r>
       <w:r>
         <w:rPr>
           <w:color w:val="000000"/>
+          <w:sz w:val="22"/>
+          <w:szCs w:val="22"/>
         </w:rPr>
         <w:t>: A targeted search of National Bureau of Economic Research (NBER), IZA Institute of Labor Economics Discussion Papers (IZA DP), SocArXiv, ArXiv, SSOAR, GESIS Working Papers will be conducted using Tier 1 query strings. Additionally, the final list of papers included will be shared with project supervisors and the whole SocEnRep team to solicit any recommendations for relevant resources that may have been missed.</w:t>
       </w:r>
@@ -4536,6 +4982,8 @@
         <w:ind w:left="720"/>
         <w:rPr>
           <w:color w:val="FF0000"/>
+          <w:sz w:val="22"/>
+          <w:szCs w:val="22"/>
         </w:rPr>
       </w:pPr>
       <w:r>
@@ -4543,12 +4991,16 @@
           <w:i/>
           <w:iCs/>
           <w:color w:val="FF0000"/>
+          <w:sz w:val="22"/>
+          <w:szCs w:val="22"/>
         </w:rPr>
         <w:t xml:space="preserve">Update on 01.04.2026 – </w:t>
       </w:r>
       <w:r>
         <w:rPr>
           <w:color w:val="FF0000"/>
+          <w:sz w:val="22"/>
+          <w:szCs w:val="22"/>
         </w:rPr>
         <w:t>NBER, IZA DP and all preprint servers hosted by OSF are already indexed in OpenAlex.</w:t>
       </w:r>
@@ -4558,11 +5010,15 @@
         <w:ind w:left="720"/>
         <w:rPr>
           <w:color w:val="FF0000"/>
+          <w:sz w:val="22"/>
+          <w:szCs w:val="22"/>
         </w:rPr>
       </w:pPr>
       <w:r>
         <w:rPr>
           <w:color w:val="FF0000"/>
+          <w:sz w:val="22"/>
+          <w:szCs w:val="22"/>
         </w:rPr>
         <w:t>Grey literature search was conducted in SSOAR GESIS on 01.04.2026 with keywords “computational reproducibility”.</w:t>
       </w:r>
@@ -4572,17 +5028,23 @@
         <w:ind w:left="720"/>
         <w:rPr>
           <w:color w:val="FF0000"/>
+          <w:sz w:val="22"/>
+          <w:szCs w:val="22"/>
         </w:rPr>
       </w:pPr>
       <w:r>
         <w:rPr>
           <w:color w:val="FF0000"/>
+          <w:sz w:val="22"/>
+          <w:szCs w:val="22"/>
         </w:rPr>
         <w:t xml:space="preserve">Search on SSOAR returned three records: Schoch, et al. </w:t>
       </w:r>
       <w:r>
         <w:rPr>
           <w:color w:val="FF0000"/>
+          <w:sz w:val="22"/>
+          <w:szCs w:val="22"/>
           <w:lang w:val="de-DE"/>
         </w:rPr>
         <w:t xml:space="preserve">(2024); Knöpfle &amp; Schatto-Eckrodt (2024); and Weller &amp; Kinder-Kurlanda, 2016. </w:t>
@@ -4590,6 +5052,8 @@
       <w:r>
         <w:rPr>
           <w:color w:val="FF0000"/>
+          <w:sz w:val="22"/>
+          <w:szCs w:val="22"/>
         </w:rPr>
         <w:t>All of them have already been included in Step 3 search.</w:t>
       </w:r>
@@ -4606,11 +5070,15 @@
         <w:ind w:left="720"/>
         <w:rPr>
           <w:color w:val="FF0000"/>
+          <w:sz w:val="22"/>
+          <w:szCs w:val="22"/>
         </w:rPr>
       </w:pPr>
       <w:r>
         <w:rPr>
           <w:color w:val="FF0000"/>
+          <w:sz w:val="22"/>
+          <w:szCs w:val="22"/>
         </w:rPr>
         <w:t>Two new records added from SCORE project: Nosek, et al. (2026) and Miske, et al. (2026) by Amelia on 01.04.2026</w:t>
       </w:r>
@@ -4627,11 +5095,15 @@
         <w:ind w:left="720"/>
         <w:rPr>
           <w:color w:val="FF0000"/>
+          <w:sz w:val="22"/>
+          <w:szCs w:val="22"/>
         </w:rPr>
       </w:pPr>
       <w:r>
         <w:rPr>
           <w:color w:val="FF0000"/>
+          <w:sz w:val="22"/>
+          <w:szCs w:val="22"/>
         </w:rPr>
         <w:t>One new record added by Amelia on 02.04.2026: ACRe Guide for Advancing Computational Reproducibility in the Social Sciences.</w:t>
       </w:r>
@@ -4641,75 +5113,1017 @@
         <w:rPr>
           <w:b/>
           <w:bCs/>
-        </w:rPr>
-      </w:pPr>
-      <w:r>
-        <w:lastRenderedPageBreak/>
-        <w:t>All records from (a)–(c) will be screened by title/abstract using the Step 2 criteria, logged with source and screening decision, and counted separately in the PRISMA flow diagram.</w:t>
-      </w:r>
-      <w:r>
+          <w:sz w:val="22"/>
+          <w:szCs w:val="22"/>
+        </w:rPr>
+      </w:pPr>
+      <w:r>
+        <w:rPr>
+          <w:sz w:val="22"/>
+          <w:szCs w:val="22"/>
+        </w:rPr>
+        <w:t xml:space="preserve">All records from (a)–(c) </w:t>
+      </w:r>
+      <w:r>
+        <w:rPr>
+          <w:sz w:val="22"/>
+          <w:szCs w:val="22"/>
+        </w:rPr>
+        <w:t>were</w:t>
+      </w:r>
+      <w:r>
+        <w:rPr>
+          <w:sz w:val="22"/>
+          <w:szCs w:val="22"/>
+        </w:rPr>
+        <w:t xml:space="preserve"> screened by title/abstract using the Step 2 criteria, logged with source and screening decision, and counted separately in the PRISMA flow diagram.</w:t>
+      </w:r>
+      <w:r>
+        <w:rPr>
+          <w:sz w:val="22"/>
+          <w:szCs w:val="22"/>
+        </w:rPr>
         <w:br w:type="page"/>
       </w:r>
     </w:p>
     <w:p>
+      <w:pPr>
+        <w:rPr>
+          <w:sz w:val="22"/>
+          <w:szCs w:val="22"/>
+        </w:rPr>
+      </w:pPr>
       <w:r>
         <w:rPr>
           <w:b/>
           <w:bCs/>
+          <w:sz w:val="22"/>
+          <w:szCs w:val="22"/>
         </w:rPr>
         <w:lastRenderedPageBreak/>
         <w:t>Step 5: Creating PRISMA flow diagram and excerpting criteria</w:t>
       </w:r>
       <w:r>
-        <w:t xml:space="preserve"> + visualizing its causal/dependency logic using a layered DAG, with three-tier, i.e., availability, executability, consistency, as Arnim suggested</w:t>
-      </w:r>
-    </w:p>
-    <w:p>
-      <w:pPr>
-        <w:rPr>
+        <w:rPr>
+          <w:sz w:val="22"/>
+          <w:szCs w:val="22"/>
+        </w:rPr>
+        <w:t xml:space="preserve"> + visualizing its causal/dependency logic using a layered DAG, with three-tier, i.e., availability, executability, consistency</w:t>
+      </w:r>
+      <w:r>
+        <w:rPr>
+          <w:sz w:val="22"/>
+          <w:szCs w:val="22"/>
+        </w:rPr>
+        <w:t>.</w:t>
+      </w:r>
+    </w:p>
+    <w:p>
+      <w:pPr>
+        <w:rPr>
+          <w:sz w:val="22"/>
+          <w:szCs w:val="22"/>
+        </w:rPr>
+      </w:pPr>
+      <w:r>
+        <w:rPr>
+          <w:b/>
+          <w:bCs/>
+          <w:sz w:val="22"/>
+          <w:szCs w:val="22"/>
+        </w:rPr>
+        <w:t>Creating PRISMA flow diagram</w:t>
+      </w:r>
+      <w:r>
+        <w:rPr>
+          <w:b/>
+          <w:bCs/>
+          <w:sz w:val="22"/>
+          <w:szCs w:val="22"/>
+        </w:rPr>
+        <w:t xml:space="preserve"> –</w:t>
+      </w:r>
+      <w:r>
+        <w:rPr>
+          <w:sz w:val="22"/>
+          <w:szCs w:val="22"/>
+        </w:rPr>
+        <w:t xml:space="preserve"> to be done soon</w:t>
+      </w:r>
+    </w:p>
+    <w:p>
+      <w:pPr>
+        <w:rPr>
+          <w:b/>
+          <w:bCs/>
+          <w:sz w:val="22"/>
+          <w:szCs w:val="22"/>
+        </w:rPr>
+      </w:pPr>
+      <w:r>
+        <w:rPr>
+          <w:b/>
+          <w:bCs/>
+          <w:sz w:val="22"/>
+          <w:szCs w:val="22"/>
+        </w:rPr>
+        <w:t>Coding workflow</w:t>
+      </w:r>
+    </w:p>
+    <w:p>
+      <w:pPr>
+        <w:pStyle w:val="ListParagraph"/>
+        <w:numPr>
+          <w:ilvl w:val="3"/>
+          <w:numId w:val="3"/>
+        </w:numPr>
+        <w:ind w:left="450" w:hanging="270"/>
+        <w:rPr>
+          <w:sz w:val="22"/>
+          <w:szCs w:val="22"/>
+        </w:rPr>
+      </w:pPr>
+      <w:r>
+        <w:rPr>
+          <w:sz w:val="22"/>
+          <w:szCs w:val="22"/>
+        </w:rPr>
+        <w:t xml:space="preserve">Coding </w:t>
+      </w:r>
+      <w:r>
+        <w:rPr>
+          <w:sz w:val="22"/>
+          <w:szCs w:val="22"/>
+        </w:rPr>
+        <w:t xml:space="preserve">process is divided into two </w:t>
+      </w:r>
+      <w:r>
+        <w:rPr>
+          <w:sz w:val="22"/>
+          <w:szCs w:val="22"/>
+        </w:rPr>
+        <w:t>steps</w:t>
+      </w:r>
+      <w:r>
+        <w:rPr>
+          <w:sz w:val="22"/>
+          <w:szCs w:val="22"/>
+        </w:rPr>
+        <w:t>:</w:t>
+      </w:r>
+    </w:p>
+    <w:p>
+      <w:pPr>
+        <w:pStyle w:val="ListParagraph"/>
+        <w:numPr>
+          <w:ilvl w:val="4"/>
+          <w:numId w:val="3"/>
+        </w:numPr>
+        <w:ind w:left="810"/>
+        <w:rPr>
+          <w:sz w:val="22"/>
+          <w:szCs w:val="22"/>
+        </w:rPr>
+      </w:pPr>
+      <w:r>
+        <w:rPr>
+          <w:b/>
+          <w:bCs/>
+          <w:sz w:val="22"/>
+          <w:szCs w:val="22"/>
+        </w:rPr>
+        <w:t>The “descriptive, surface-level” information</w:t>
+      </w:r>
+      <w:r>
+        <w:rPr>
+          <w:sz w:val="22"/>
+          <w:szCs w:val="22"/>
+        </w:rPr>
+        <w:t>, which will be co</w:t>
+      </w:r>
+      <w:r>
+        <w:rPr>
+          <w:sz w:val="22"/>
+          <w:szCs w:val="22"/>
+        </w:rPr>
+        <w:t>ded</w:t>
+      </w:r>
+      <w:r>
+        <w:rPr>
+          <w:sz w:val="22"/>
+          <w:szCs w:val="22"/>
+        </w:rPr>
+        <w:t xml:space="preserve"> by</w:t>
+      </w:r>
+      <w:r>
+        <w:rPr>
+          <w:sz w:val="22"/>
+          <w:szCs w:val="22"/>
+        </w:rPr>
+        <w:t xml:space="preserve"> Amelia +</w:t>
+      </w:r>
+      <w:r>
+        <w:rPr>
+          <w:sz w:val="22"/>
+          <w:szCs w:val="22"/>
+        </w:rPr>
+        <w:t xml:space="preserve"> RAs (Ineke, Mehtab</w:t>
+      </w:r>
+      <w:r>
+        <w:rPr>
+          <w:sz w:val="22"/>
+          <w:szCs w:val="22"/>
+        </w:rPr>
+        <w:t xml:space="preserve">, </w:t>
+      </w:r>
+      <w:r>
+        <w:rPr>
+          <w:color w:val="EE0000"/>
+          <w:sz w:val="22"/>
+          <w:szCs w:val="22"/>
+        </w:rPr>
+        <w:t>perhaps an RA from RWI?</w:t>
+      </w:r>
+      <w:r>
+        <w:rPr>
+          <w:color w:val="EE0000"/>
+          <w:sz w:val="22"/>
+          <w:szCs w:val="22"/>
+        </w:rPr>
+        <w:t xml:space="preserve"> – to be decided on Friday, 23.04.</w:t>
+      </w:r>
+      <w:r>
+        <w:rPr>
+          <w:sz w:val="22"/>
+          <w:szCs w:val="22"/>
+        </w:rPr>
+        <w:t>)</w:t>
+      </w:r>
+      <w:r>
+        <w:rPr>
+          <w:sz w:val="22"/>
+          <w:szCs w:val="22"/>
+        </w:rPr>
+        <w:t>. RAs will code the same set of papers, but only a fraction, not all (30% or 45 papers in total)</w:t>
+      </w:r>
+      <w:r>
+        <w:rPr>
+          <w:sz w:val="22"/>
+          <w:szCs w:val="22"/>
+        </w:rPr>
+        <w:t>.</w:t>
+      </w:r>
+      <w:r>
+        <w:rPr>
+          <w:sz w:val="22"/>
+          <w:szCs w:val="22"/>
+        </w:rPr>
+        <w:t xml:space="preserve"> </w:t>
+      </w:r>
+      <w:r>
+        <w:rPr>
+          <w:sz w:val="22"/>
+          <w:szCs w:val="22"/>
+        </w:rPr>
+        <w:t xml:space="preserve">Amelia will code </w:t>
+      </w:r>
+      <w:r>
+        <w:rPr>
+          <w:sz w:val="22"/>
+          <w:szCs w:val="22"/>
+        </w:rPr>
+        <w:t>all</w:t>
+      </w:r>
+      <w:r>
+        <w:rPr>
+          <w:sz w:val="22"/>
+          <w:szCs w:val="22"/>
+        </w:rPr>
+        <w:t xml:space="preserve"> papers</w:t>
+      </w:r>
+      <w:r>
+        <w:rPr>
+          <w:sz w:val="22"/>
+          <w:szCs w:val="22"/>
+        </w:rPr>
+        <w:t xml:space="preserve">. Interrater reliability (IRR) will be calculated using Krippendorf’s </w:t>
+      </w:r>
+      <w:r>
+        <w:rPr>
+          <w:sz w:val="22"/>
+          <w:szCs w:val="22"/>
+        </w:rPr>
+        <w:t>α</w:t>
+      </w:r>
+      <w:r>
+        <w:rPr>
+          <w:sz w:val="22"/>
+          <w:szCs w:val="22"/>
+        </w:rPr>
+        <w:t xml:space="preserve">. </w:t>
+      </w:r>
+      <w:r>
+        <w:rPr>
+          <w:color w:val="000000"/>
+          <w:sz w:val="22"/>
+          <w:szCs w:val="22"/>
+        </w:rPr>
+        <w:t>A value of α ≥ 0.70 is the target threshold.</w:t>
+      </w:r>
+      <w:r>
+        <w:rPr>
+          <w:color w:val="000000"/>
+          <w:sz w:val="22"/>
+          <w:szCs w:val="22"/>
+        </w:rPr>
+        <w:t xml:space="preserve"> </w:t>
+      </w:r>
+    </w:p>
+    <w:p>
+      <w:pPr>
+        <w:pStyle w:val="ListParagraph"/>
+        <w:numPr>
+          <w:ilvl w:val="4"/>
+          <w:numId w:val="3"/>
+        </w:numPr>
+        <w:ind w:left="810"/>
+        <w:rPr>
+          <w:sz w:val="22"/>
+          <w:szCs w:val="22"/>
+        </w:rPr>
+      </w:pPr>
+      <w:r>
+        <w:rPr>
+          <w:b/>
+          <w:bCs/>
+          <w:sz w:val="22"/>
+          <w:szCs w:val="22"/>
+        </w:rPr>
+        <w:t xml:space="preserve">The </w:t>
+      </w:r>
+      <w:r>
+        <w:rPr>
+          <w:b/>
+          <w:bCs/>
+          <w:sz w:val="22"/>
+          <w:szCs w:val="22"/>
+        </w:rPr>
+        <w:t>“</w:t>
+      </w:r>
+      <w:r>
+        <w:rPr>
+          <w:b/>
+          <w:bCs/>
+          <w:sz w:val="22"/>
+          <w:szCs w:val="22"/>
+        </w:rPr>
+        <w:t>c</w:t>
+      </w:r>
+      <w:r>
+        <w:rPr>
+          <w:b/>
+          <w:bCs/>
+          <w:sz w:val="22"/>
+          <w:szCs w:val="22"/>
+        </w:rPr>
+        <w:t>riteria extraction,</w:t>
+      </w:r>
+      <w:r>
+        <w:rPr>
+          <w:b/>
+          <w:bCs/>
+          <w:sz w:val="22"/>
+          <w:szCs w:val="22"/>
+        </w:rPr>
+        <w:t>”</w:t>
+      </w:r>
+      <w:r>
+        <w:rPr>
+          <w:sz w:val="22"/>
+          <w:szCs w:val="22"/>
+        </w:rPr>
+        <w:t xml:space="preserve"> which will be done by Amelia (</w:t>
+      </w:r>
+      <w:r>
+        <w:rPr>
+          <w:sz w:val="22"/>
+          <w:szCs w:val="22"/>
+        </w:rPr>
+        <w:t xml:space="preserve">on </w:t>
+      </w:r>
+      <w:r>
+        <w:rPr>
+          <w:sz w:val="22"/>
+          <w:szCs w:val="22"/>
+        </w:rPr>
+        <w:t>all 145</w:t>
+      </w:r>
+      <w:r>
+        <w:rPr>
+          <w:sz w:val="22"/>
+          <w:szCs w:val="22"/>
+        </w:rPr>
+        <w:t xml:space="preserve"> papers</w:t>
+      </w:r>
+      <w:r>
+        <w:rPr>
+          <w:sz w:val="22"/>
+          <w:szCs w:val="22"/>
+        </w:rPr>
+        <w:t>)</w:t>
+      </w:r>
+      <w:r>
+        <w:rPr>
+          <w:sz w:val="22"/>
+          <w:szCs w:val="22"/>
+        </w:rPr>
+        <w:t>.</w:t>
+      </w:r>
+      <w:r>
+        <w:rPr>
+          <w:sz w:val="22"/>
+          <w:szCs w:val="22"/>
+        </w:rPr>
+        <w:t xml:space="preserve"> </w:t>
+      </w:r>
+      <w:r>
+        <w:rPr>
+          <w:sz w:val="22"/>
+          <w:szCs w:val="22"/>
+        </w:rPr>
+        <w:t>A</w:t>
+      </w:r>
+      <w:r>
+        <w:rPr>
+          <w:sz w:val="22"/>
+          <w:szCs w:val="22"/>
+        </w:rPr>
+        <w:t xml:space="preserve"> small fraction of the papers (</w:t>
+      </w:r>
+      <w:r>
+        <w:rPr>
+          <w:sz w:val="22"/>
+          <w:szCs w:val="22"/>
+        </w:rPr>
+        <w:t>~</w:t>
+      </w:r>
+      <w:r>
+        <w:rPr>
+          <w:sz w:val="22"/>
+          <w:szCs w:val="22"/>
+        </w:rPr>
+        <w:t>15%</w:t>
+      </w:r>
+      <w:r>
+        <w:rPr>
+          <w:sz w:val="22"/>
+          <w:szCs w:val="22"/>
+        </w:rPr>
+        <w:t>,</w:t>
+      </w:r>
+      <w:r>
+        <w:rPr>
+          <w:sz w:val="22"/>
+          <w:szCs w:val="22"/>
+        </w:rPr>
+        <w:t xml:space="preserve"> or 22 papers) will </w:t>
+      </w:r>
+      <w:r>
+        <w:rPr>
+          <w:sz w:val="22"/>
+          <w:szCs w:val="22"/>
+        </w:rPr>
+        <w:t>hopefully</w:t>
+      </w:r>
+      <w:r>
+        <w:rPr>
+          <w:sz w:val="22"/>
+          <w:szCs w:val="22"/>
+        </w:rPr>
+        <w:t xml:space="preserve"> be</w:t>
+      </w:r>
+      <w:r>
+        <w:rPr>
+          <w:sz w:val="22"/>
+          <w:szCs w:val="22"/>
+        </w:rPr>
+        <w:t xml:space="preserve"> </w:t>
+      </w:r>
+      <w:r>
+        <w:rPr>
+          <w:sz w:val="22"/>
+          <w:szCs w:val="22"/>
+        </w:rPr>
+        <w:t>done by Gunther</w:t>
+      </w:r>
+      <w:r>
+        <w:rPr>
+          <w:sz w:val="22"/>
+          <w:szCs w:val="22"/>
+        </w:rPr>
+        <w:t xml:space="preserve"> </w:t>
+      </w:r>
+      <w:r>
+        <w:rPr>
+          <w:b/>
+          <w:bCs/>
+          <w:color w:val="EE0000"/>
+          <w:sz w:val="22"/>
+          <w:szCs w:val="22"/>
+        </w:rPr>
+        <w:t>(if Gunther has a capacity</w:t>
+      </w:r>
+      <w:r>
+        <w:rPr>
+          <w:b/>
+          <w:bCs/>
+          <w:color w:val="EE0000"/>
+          <w:sz w:val="22"/>
+          <w:szCs w:val="22"/>
+        </w:rPr>
+        <w:t xml:space="preserve"> – to be decided on Friday, 23.04.</w:t>
+      </w:r>
+      <w:r>
+        <w:rPr>
+          <w:b/>
+          <w:bCs/>
+          <w:color w:val="EE0000"/>
+          <w:sz w:val="22"/>
+          <w:szCs w:val="22"/>
+        </w:rPr>
+        <w:t>)</w:t>
+      </w:r>
+      <w:r>
+        <w:rPr>
+          <w:sz w:val="22"/>
+          <w:szCs w:val="22"/>
+        </w:rPr>
+        <w:t xml:space="preserve"> to allow </w:t>
+      </w:r>
+      <w:r>
+        <w:rPr>
+          <w:sz w:val="22"/>
+          <w:szCs w:val="22"/>
+        </w:rPr>
+        <w:t xml:space="preserve">for an </w:t>
+      </w:r>
+      <w:r>
+        <w:rPr>
+          <w:sz w:val="22"/>
+          <w:szCs w:val="22"/>
+        </w:rPr>
+        <w:t>IRR calculation</w:t>
+      </w:r>
+      <w:r>
+        <w:rPr>
+          <w:sz w:val="22"/>
+          <w:szCs w:val="22"/>
+        </w:rPr>
+        <w:t>.</w:t>
+      </w:r>
+    </w:p>
+    <w:p>
+      <w:pPr>
+        <w:pStyle w:val="ListParagraph"/>
+        <w:numPr>
+          <w:ilvl w:val="3"/>
+          <w:numId w:val="3"/>
+        </w:numPr>
+        <w:ind w:left="450" w:hanging="270"/>
+        <w:rPr>
+          <w:sz w:val="22"/>
+          <w:szCs w:val="22"/>
+        </w:rPr>
+      </w:pPr>
+      <w:r>
+        <w:rPr>
+          <w:sz w:val="22"/>
+          <w:szCs w:val="22"/>
+        </w:rPr>
+        <w:t>Amelia will randomly sample 45 papers (</w:t>
+      </w:r>
+      <w:r>
+        <w:rPr>
+          <w:sz w:val="22"/>
+          <w:szCs w:val="22"/>
+        </w:rPr>
+        <w:t xml:space="preserve">for </w:t>
+      </w:r>
+      <w:r>
+        <w:rPr>
+          <w:sz w:val="22"/>
+          <w:szCs w:val="22"/>
+        </w:rPr>
+        <w:t xml:space="preserve">the </w:t>
+      </w:r>
+      <w:r>
+        <w:rPr>
+          <w:sz w:val="22"/>
+          <w:szCs w:val="22"/>
+        </w:rPr>
+        <w:t xml:space="preserve">“descriptive part” to be coded by RAs) and 22 papers (for </w:t>
+      </w:r>
+      <w:r>
+        <w:rPr>
+          <w:sz w:val="22"/>
+          <w:szCs w:val="22"/>
+        </w:rPr>
+        <w:t xml:space="preserve">the </w:t>
+      </w:r>
+      <w:r>
+        <w:rPr>
+          <w:sz w:val="22"/>
+          <w:szCs w:val="22"/>
+        </w:rPr>
+        <w:t>criteria extraction to be coded by Gunther)</w:t>
+      </w:r>
+      <w:r>
+        <w:rPr>
+          <w:sz w:val="22"/>
+          <w:szCs w:val="22"/>
+        </w:rPr>
+        <w:t xml:space="preserve">, </w:t>
+      </w:r>
+      <w:r>
+        <w:rPr>
+          <w:sz w:val="22"/>
+          <w:szCs w:val="22"/>
+        </w:rPr>
+        <w:t>proportionately taking account type of publications (e.g., journal articles, conference proceeding</w:t>
+      </w:r>
+      <w:r>
+        <w:rPr>
+          <w:sz w:val="22"/>
+          <w:szCs w:val="22"/>
+        </w:rPr>
+        <w:t>s</w:t>
+      </w:r>
+      <w:r>
+        <w:rPr>
+          <w:sz w:val="22"/>
+          <w:szCs w:val="22"/>
+        </w:rPr>
+        <w:t>, working paper</w:t>
+      </w:r>
+      <w:r>
+        <w:rPr>
+          <w:sz w:val="22"/>
+          <w:szCs w:val="22"/>
+        </w:rPr>
+        <w:t>s</w:t>
+      </w:r>
+      <w:r>
+        <w:rPr>
+          <w:sz w:val="22"/>
+          <w:szCs w:val="22"/>
+        </w:rPr>
+        <w:t>, preprints, etc.)</w:t>
+      </w:r>
+    </w:p>
+    <w:p>
+      <w:pPr>
+        <w:pStyle w:val="ListParagraph"/>
+        <w:numPr>
+          <w:ilvl w:val="3"/>
+          <w:numId w:val="3"/>
+        </w:numPr>
+        <w:ind w:left="450" w:hanging="270"/>
+        <w:rPr>
+          <w:sz w:val="22"/>
+          <w:szCs w:val="22"/>
+        </w:rPr>
+      </w:pPr>
+      <w:r>
+        <w:rPr>
+          <w:sz w:val="22"/>
+          <w:szCs w:val="22"/>
+        </w:rPr>
+        <w:t xml:space="preserve">Amelia will create a </w:t>
+      </w:r>
+      <w:r>
+        <w:rPr>
+          <w:sz w:val="22"/>
+          <w:szCs w:val="22"/>
+        </w:rPr>
+        <w:t>G</w:t>
+      </w:r>
+      <w:r>
+        <w:rPr>
+          <w:sz w:val="22"/>
+          <w:szCs w:val="22"/>
+        </w:rPr>
+        <w:t xml:space="preserve">oogle </w:t>
+      </w:r>
+      <w:r>
+        <w:rPr>
+          <w:sz w:val="22"/>
+          <w:szCs w:val="22"/>
+        </w:rPr>
+        <w:t>S</w:t>
+      </w:r>
+      <w:r>
+        <w:rPr>
+          <w:sz w:val="22"/>
+          <w:szCs w:val="22"/>
+        </w:rPr>
+        <w:t>heet containing</w:t>
+      </w:r>
+      <w:r>
+        <w:rPr>
+          <w:sz w:val="22"/>
+          <w:szCs w:val="22"/>
+        </w:rPr>
+        <w:t xml:space="preserve"> p</w:t>
+      </w:r>
+      <w:r>
+        <w:rPr>
+          <w:sz w:val="22"/>
+          <w:szCs w:val="22"/>
+        </w:rPr>
+        <w:t xml:space="preserve">re-filled links </w:t>
+      </w:r>
+      <w:r>
+        <w:rPr>
+          <w:sz w:val="22"/>
+          <w:szCs w:val="22"/>
+        </w:rPr>
+        <w:t>to</w:t>
+      </w:r>
+      <w:r>
+        <w:rPr>
+          <w:sz w:val="22"/>
+          <w:szCs w:val="22"/>
+        </w:rPr>
+        <w:t xml:space="preserve"> </w:t>
+      </w:r>
+      <w:r>
+        <w:rPr>
+          <w:sz w:val="22"/>
+          <w:szCs w:val="22"/>
+        </w:rPr>
+        <w:t>G</w:t>
+      </w:r>
+      <w:r>
+        <w:rPr>
+          <w:sz w:val="22"/>
+          <w:szCs w:val="22"/>
+        </w:rPr>
+        <w:t xml:space="preserve">oogle </w:t>
+      </w:r>
+      <w:r>
+        <w:rPr>
+          <w:sz w:val="22"/>
+          <w:szCs w:val="22"/>
+        </w:rPr>
+        <w:t>F</w:t>
+      </w:r>
+      <w:r>
+        <w:rPr>
+          <w:sz w:val="22"/>
+          <w:szCs w:val="22"/>
+        </w:rPr>
+        <w:t xml:space="preserve">orms </w:t>
+      </w:r>
+      <w:r>
+        <w:rPr>
+          <w:sz w:val="22"/>
+          <w:szCs w:val="22"/>
+        </w:rPr>
+        <w:t>for each coder</w:t>
+      </w:r>
+      <w:r>
+        <w:rPr>
+          <w:sz w:val="22"/>
+          <w:szCs w:val="22"/>
+        </w:rPr>
+        <w:t xml:space="preserve"> as well as </w:t>
+      </w:r>
+      <w:r>
+        <w:rPr>
+          <w:sz w:val="22"/>
+          <w:szCs w:val="22"/>
+        </w:rPr>
+        <w:t>G</w:t>
+      </w:r>
+      <w:r>
+        <w:rPr>
+          <w:sz w:val="22"/>
+          <w:szCs w:val="22"/>
+        </w:rPr>
+        <w:t xml:space="preserve">oogle </w:t>
+      </w:r>
+      <w:r>
+        <w:rPr>
+          <w:sz w:val="22"/>
+          <w:szCs w:val="22"/>
+        </w:rPr>
+        <w:t>D</w:t>
+      </w:r>
+      <w:r>
+        <w:rPr>
+          <w:sz w:val="22"/>
+          <w:szCs w:val="22"/>
+        </w:rPr>
+        <w:t>rive link</w:t>
+      </w:r>
+      <w:r>
+        <w:rPr>
+          <w:sz w:val="22"/>
+          <w:szCs w:val="22"/>
+        </w:rPr>
+        <w:t>s</w:t>
+      </w:r>
+      <w:r>
+        <w:rPr>
+          <w:sz w:val="22"/>
+          <w:szCs w:val="22"/>
+        </w:rPr>
+        <w:t xml:space="preserve"> to the </w:t>
+      </w:r>
+      <w:r>
+        <w:rPr>
+          <w:sz w:val="22"/>
+          <w:szCs w:val="22"/>
+        </w:rPr>
+        <w:t>papers.</w:t>
+      </w:r>
+    </w:p>
+    <w:p>
+      <w:pPr>
+        <w:pStyle w:val="ListParagraph"/>
+        <w:numPr>
+          <w:ilvl w:val="3"/>
+          <w:numId w:val="3"/>
+        </w:numPr>
+        <w:ind w:left="450" w:hanging="270"/>
+        <w:rPr>
+          <w:sz w:val="22"/>
+          <w:szCs w:val="22"/>
+        </w:rPr>
+      </w:pPr>
+      <w:r>
+        <w:rPr>
+          <w:sz w:val="22"/>
+          <w:szCs w:val="22"/>
+        </w:rPr>
+        <w:t>Amelia will schedule a brief training session</w:t>
+      </w:r>
+      <w:r>
+        <w:rPr>
+          <w:sz w:val="22"/>
+          <w:szCs w:val="22"/>
+        </w:rPr>
+        <w:t xml:space="preserve"> (</w:t>
+      </w:r>
+      <w:r>
+        <w:rPr>
+          <w:sz w:val="22"/>
+          <w:szCs w:val="22"/>
+        </w:rPr>
+        <w:t>~</w:t>
+      </w:r>
+      <w:r>
+        <w:rPr>
+          <w:sz w:val="22"/>
+          <w:szCs w:val="22"/>
+        </w:rPr>
+        <w:t>1 hour)</w:t>
+      </w:r>
+      <w:r>
+        <w:rPr>
+          <w:sz w:val="22"/>
+          <w:szCs w:val="22"/>
+        </w:rPr>
+        <w:t xml:space="preserve"> for the RAs before they start coding, ideally </w:t>
+      </w:r>
+      <w:r>
+        <w:rPr>
+          <w:sz w:val="22"/>
+          <w:szCs w:val="22"/>
+        </w:rPr>
+        <w:t>aroun</w:t>
+      </w:r>
+      <w:r>
+        <w:rPr>
+          <w:sz w:val="22"/>
+          <w:szCs w:val="22"/>
+        </w:rPr>
+        <w:t>d</w:t>
+      </w:r>
+      <w:r>
+        <w:rPr>
+          <w:sz w:val="22"/>
+          <w:szCs w:val="22"/>
+        </w:rPr>
+        <w:t xml:space="preserve"> mid-May.</w:t>
+      </w:r>
+    </w:p>
+    <w:p>
+      <w:pPr>
+        <w:pStyle w:val="ListParagraph"/>
+        <w:numPr>
+          <w:ilvl w:val="4"/>
+          <w:numId w:val="3"/>
+        </w:numPr>
+        <w:ind w:left="810"/>
+        <w:rPr>
+          <w:sz w:val="22"/>
+          <w:szCs w:val="22"/>
+        </w:rPr>
+      </w:pPr>
+      <w:r>
+        <w:rPr>
+          <w:sz w:val="22"/>
+          <w:szCs w:val="22"/>
+        </w:rPr>
+        <w:t>RAs will go through the codebook and practice cod</w:t>
+      </w:r>
+      <w:r>
+        <w:rPr>
+          <w:sz w:val="22"/>
+          <w:szCs w:val="22"/>
+        </w:rPr>
+        <w:t>ing</w:t>
+      </w:r>
+      <w:r>
+        <w:rPr>
+          <w:sz w:val="22"/>
+          <w:szCs w:val="22"/>
+        </w:rPr>
+        <w:t xml:space="preserve"> one paper together</w:t>
+      </w:r>
+      <w:r>
+        <w:rPr>
+          <w:sz w:val="22"/>
+          <w:szCs w:val="22"/>
+        </w:rPr>
+        <w:t>.</w:t>
+      </w:r>
+    </w:p>
+    <w:p>
+      <w:pPr>
+        <w:pStyle w:val="ListParagraph"/>
+        <w:ind w:left="810"/>
+        <w:rPr>
+          <w:sz w:val="22"/>
+          <w:szCs w:val="22"/>
+        </w:rPr>
+      </w:pPr>
+    </w:p>
+    <w:p>
+      <w:pPr>
+        <w:rPr>
+          <w:b/>
+          <w:bCs/>
           <w:i/>
           <w:iCs/>
-        </w:rPr>
-      </w:pPr>
-      <w:r>
-        <w:rPr>
+          <w:sz w:val="22"/>
+          <w:szCs w:val="22"/>
+        </w:rPr>
+      </w:pPr>
+      <w:r>
+        <w:rPr>
+          <w:b/>
+          <w:bCs/>
           <w:i/>
           <w:iCs/>
-        </w:rPr>
-        <w:t>“Descriptive” information that will be coded from the paper</w:t>
-      </w:r>
-      <w:r>
-        <w:rPr>
+          <w:sz w:val="22"/>
+          <w:szCs w:val="22"/>
+        </w:rPr>
+        <w:t xml:space="preserve">PART A: </w:t>
+      </w:r>
+      <w:r>
+        <w:rPr>
+          <w:b/>
+          <w:bCs/>
           <w:i/>
           <w:iCs/>
-        </w:rPr>
-        <w:t xml:space="preserve"> by at least </w:t>
-      </w:r>
-      <w:commentRangeStart w:id="0"/>
-      <w:r>
-        <w:rPr>
+          <w:sz w:val="22"/>
+          <w:szCs w:val="22"/>
+        </w:rPr>
+        <w:t>“Descriptive” information that will be coded from the paper</w:t>
+      </w:r>
+      <w:r>
+        <w:rPr>
+          <w:b/>
+          <w:bCs/>
           <w:i/>
           <w:iCs/>
-        </w:rPr>
-        <w:t>two coders</w:t>
-      </w:r>
-      <w:commentRangeEnd w:id="0"/>
-      <w:r>
-        <w:rPr>
-          <w:rStyle w:val="CommentReference"/>
+          <w:sz w:val="22"/>
+          <w:szCs w:val="22"/>
+        </w:rPr>
+        <w:t xml:space="preserve"> by </w:t>
+      </w:r>
+      <w:r>
+        <w:rPr>
+          <w:b/>
+          <w:bCs/>
           <w:i/>
           <w:iCs/>
-          <w:sz w:val="24"/>
-          <w:szCs w:val="24"/>
-        </w:rPr>
-        <w:commentReference w:id="0"/>
-      </w:r>
-      <w:r>
-        <w:rPr>
-          <w:i/>
-          <w:iCs/>
-        </w:rPr>
-        <w:t>:</w:t>
+          <w:sz w:val="22"/>
+          <w:szCs w:val="22"/>
+        </w:rPr>
+        <w:t>Amelia + RAs</w:t>
       </w:r>
     </w:p>
     <w:p>
@@ -4727,12 +6141,18 @@
         </w:pBdr>
         <w:spacing w:after="0" w:line="276" w:lineRule="auto"/>
         <w:ind w:left="567"/>
+        <w:rPr>
+          <w:sz w:val="22"/>
+          <w:szCs w:val="22"/>
+        </w:rPr>
       </w:pPr>
       <w:r>
         <w:rPr>
           <w:b/>
           <w:bCs/>
           <w:color w:val="000000"/>
+          <w:sz w:val="22"/>
+          <w:szCs w:val="22"/>
         </w:rPr>
         <w:t>Discipline specific as a focus?</w:t>
       </w:r>
@@ -4741,42 +6161,32 @@
           <w:b/>
           <w:bCs/>
           <w:color w:val="000000"/>
+          <w:sz w:val="22"/>
+          <w:szCs w:val="22"/>
         </w:rPr>
         <w:t xml:space="preserve"> </w:t>
       </w:r>
       <w:r>
         <w:rPr>
           <w:color w:val="000000"/>
-        </w:rPr>
-        <w:t>(</w:t>
+          <w:sz w:val="22"/>
+          <w:szCs w:val="22"/>
+        </w:rPr>
+        <w:t xml:space="preserve">(yes/no) – </w:t>
       </w:r>
       <w:r>
         <w:rPr>
           <w:color w:val="000000"/>
-        </w:rPr>
-        <w:t>yes/no</w:t>
+          <w:sz w:val="22"/>
+          <w:szCs w:val="22"/>
+        </w:rPr>
+        <w:t xml:space="preserve"> If yes, which discipline?</w:t>
       </w:r>
       <w:r>
         <w:rPr>
           <w:color w:val="000000"/>
-        </w:rPr>
-        <w:t>)</w:t>
-      </w:r>
-      <w:r>
-        <w:rPr>
-          <w:color w:val="000000"/>
-        </w:rPr>
-        <w:t xml:space="preserve"> – </w:t>
-      </w:r>
-      <w:r>
-        <w:rPr>
-          <w:color w:val="000000"/>
-        </w:rPr>
-        <w:t xml:space="preserve"> If yes, which discipline?</w:t>
-      </w:r>
-      <w:r>
-        <w:rPr>
-          <w:color w:val="000000"/>
+          <w:sz w:val="22"/>
+          <w:szCs w:val="22"/>
         </w:rPr>
         <w:t xml:space="preserve"> (e.g., economics, business &amp; management, sociology, political science, communication science, general social science</w:t>
       </w:r>
@@ -4792,6 +6202,10 @@
         </w:pBdr>
         <w:spacing w:after="0" w:line="276" w:lineRule="auto"/>
         <w:ind w:left="567"/>
+        <w:rPr>
+          <w:sz w:val="22"/>
+          <w:szCs w:val="22"/>
+        </w:rPr>
       </w:pPr>
     </w:p>
     <w:p>
@@ -4809,12 +6223,18 @@
         </w:pBdr>
         <w:spacing w:after="0" w:line="276" w:lineRule="auto"/>
         <w:ind w:left="567"/>
+        <w:rPr>
+          <w:sz w:val="22"/>
+          <w:szCs w:val="22"/>
+        </w:rPr>
       </w:pPr>
       <w:r>
         <w:rPr>
           <w:b/>
           <w:bCs/>
           <w:color w:val="000000"/>
+          <w:sz w:val="22"/>
+          <w:szCs w:val="22"/>
         </w:rPr>
         <w:t xml:space="preserve">Type of contribution to </w:t>
       </w:r>
@@ -4823,6 +6243,8 @@
           <w:b/>
           <w:bCs/>
           <w:color w:val="000000"/>
+          <w:sz w:val="22"/>
+          <w:szCs w:val="22"/>
         </w:rPr>
         <w:t>literature</w:t>
       </w:r>
@@ -4831,72 +6253,96 @@
           <w:b/>
           <w:bCs/>
           <w:color w:val="000000"/>
+          <w:sz w:val="22"/>
+          <w:szCs w:val="22"/>
         </w:rPr>
         <w:t>:</w:t>
       </w:r>
       <w:r>
         <w:rPr>
           <w:color w:val="000000"/>
+          <w:sz w:val="22"/>
+          <w:szCs w:val="22"/>
         </w:rPr>
         <w:t xml:space="preserve"> guidelines/policy paper, technical tool/workflow, empirical audit/assessment</w:t>
       </w:r>
       <w:r>
         <w:rPr>
           <w:color w:val="000000"/>
+          <w:sz w:val="22"/>
+          <w:szCs w:val="22"/>
         </w:rPr>
         <w:t xml:space="preserve"> (of a field/journals)</w:t>
       </w:r>
       <w:r>
         <w:rPr>
           <w:color w:val="000000"/>
+          <w:sz w:val="22"/>
+          <w:szCs w:val="22"/>
         </w:rPr>
         <w:t xml:space="preserve">, user study (survey/interview), </w:t>
       </w:r>
       <w:r>
         <w:rPr>
           <w:color w:val="000000"/>
+          <w:sz w:val="22"/>
+          <w:szCs w:val="22"/>
         </w:rPr>
         <w:t>meta-studies</w:t>
       </w:r>
       <w:r>
         <w:rPr>
           <w:color w:val="000000"/>
+          <w:sz w:val="22"/>
+          <w:szCs w:val="22"/>
         </w:rPr>
         <w:t xml:space="preserve"> paper</w:t>
       </w:r>
       <w:r>
         <w:rPr>
           <w:color w:val="000000"/>
+          <w:sz w:val="22"/>
+          <w:szCs w:val="22"/>
         </w:rPr>
         <w:t xml:space="preserve"> (e.g., sys review, meta-analysis)</w:t>
       </w:r>
       <w:r>
         <w:rPr>
           <w:color w:val="000000"/>
+          <w:sz w:val="22"/>
+          <w:szCs w:val="22"/>
         </w:rPr>
         <w:t>,</w:t>
       </w:r>
       <w:r>
         <w:rPr>
           <w:color w:val="000000"/>
+          <w:sz w:val="22"/>
+          <w:szCs w:val="22"/>
         </w:rPr>
         <w:t xml:space="preserve"> </w:t>
       </w:r>
       <w:r>
         <w:rPr>
           <w:color w:val="000000"/>
+          <w:sz w:val="22"/>
+          <w:szCs w:val="22"/>
         </w:rPr>
         <w:t xml:space="preserve">replication/reproduction </w:t>
       </w:r>
       <w:r>
         <w:rPr>
           <w:color w:val="000000"/>
+          <w:sz w:val="22"/>
+          <w:szCs w:val="22"/>
         </w:rPr>
         <w:t>attempt</w:t>
       </w:r>
       <w:r>
         <w:rPr>
           <w:color w:val="000000"/>
+          <w:sz w:val="22"/>
+          <w:szCs w:val="22"/>
         </w:rPr>
         <w:t>, educational/training, etc.</w:t>
       </w:r>
@@ -4912,6 +6358,10 @@
         </w:pBdr>
         <w:spacing w:after="0" w:line="276" w:lineRule="auto"/>
         <w:ind w:left="567"/>
+        <w:rPr>
+          <w:sz w:val="22"/>
+          <w:szCs w:val="22"/>
+        </w:rPr>
       </w:pPr>
     </w:p>
     <w:p>
@@ -4929,53 +6379,99 @@
         </w:pBdr>
         <w:spacing w:after="0" w:line="276" w:lineRule="auto"/>
         <w:ind w:left="567"/>
+        <w:rPr>
+          <w:sz w:val="22"/>
+          <w:szCs w:val="22"/>
+        </w:rPr>
       </w:pPr>
       <w:r>
         <w:rPr>
           <w:b/>
           <w:bCs/>
           <w:color w:val="000000"/>
+          <w:sz w:val="22"/>
+          <w:szCs w:val="22"/>
         </w:rPr>
         <w:t>Definition:</w:t>
       </w:r>
       <w:r>
         <w:rPr>
           <w:color w:val="000000"/>
+          <w:sz w:val="22"/>
+          <w:szCs w:val="22"/>
         </w:rPr>
         <w:t xml:space="preserve"> Does it </w:t>
       </w:r>
       <w:r>
+        <w:rPr>
+          <w:sz w:val="22"/>
+          <w:szCs w:val="22"/>
+        </w:rPr>
         <w:t>offer a definition</w:t>
       </w:r>
       <w:r>
         <w:rPr>
           <w:color w:val="000000"/>
+          <w:sz w:val="22"/>
+          <w:szCs w:val="22"/>
         </w:rPr>
         <w:t xml:space="preserve"> for (computational) reproducibility?</w:t>
       </w:r>
       <w:r>
         <w:rPr>
           <w:color w:val="000000"/>
+          <w:sz w:val="22"/>
+          <w:szCs w:val="22"/>
         </w:rPr>
         <w:t xml:space="preserve"> (yes/no)</w:t>
       </w:r>
       <w:r>
         <w:rPr>
           <w:color w:val="000000"/>
-        </w:rPr>
-        <w:t xml:space="preserve"> – If yes:</w:t>
+          <w:sz w:val="22"/>
+          <w:szCs w:val="22"/>
+        </w:rPr>
+        <w:t xml:space="preserve"> – If ye</w:t>
       </w:r>
       <w:r>
         <w:rPr>
           <w:color w:val="000000"/>
+          <w:sz w:val="22"/>
+          <w:szCs w:val="22"/>
+        </w:rPr>
+        <w:t>s</w:t>
+      </w:r>
+      <w:r>
+        <w:rPr>
+          <w:color w:val="000000"/>
+          <w:sz w:val="22"/>
+          <w:szCs w:val="22"/>
         </w:rPr>
         <w:t xml:space="preserve"> -- coder should copy-paste the definition</w:t>
       </w:r>
       <w:r>
         <w:rPr>
           <w:color w:val="000000"/>
-        </w:rPr>
-        <w:t>, then:</w:t>
+          <w:sz w:val="22"/>
+          <w:szCs w:val="22"/>
+        </w:rPr>
+        <w:t>, then</w:t>
+      </w:r>
+      <w:r>
+        <w:rPr>
+          <w:color w:val="000000"/>
+          <w:sz w:val="22"/>
+          <w:szCs w:val="22"/>
+        </w:rPr>
+        <w:t xml:space="preserve"> code</w:t>
+      </w:r>
+      <w:r>
+        <w:rPr>
+          <w:color w:val="000000"/>
+          <w:sz w:val="22"/>
+          <w:szCs w:val="22"/>
+        </w:rPr>
+        <w:t>:</w:t>
       </w:r>
     </w:p>
     <w:p>
@@ -4993,34 +6489,56 @@
         </w:pBdr>
         <w:spacing w:after="0" w:line="276" w:lineRule="auto"/>
         <w:ind w:left="1440" w:hanging="450"/>
+        <w:rPr>
+          <w:sz w:val="22"/>
+          <w:szCs w:val="22"/>
+        </w:rPr>
       </w:pPr>
       <w:r>
         <w:rPr>
           <w:b/>
           <w:bCs/>
           <w:color w:val="000000"/>
+          <w:sz w:val="22"/>
+          <w:szCs w:val="22"/>
         </w:rPr>
         <w:t>Contextual variations:</w:t>
       </w:r>
       <w:r>
         <w:rPr>
           <w:color w:val="000000"/>
+          <w:sz w:val="22"/>
+          <w:szCs w:val="22"/>
         </w:rPr>
         <w:t xml:space="preserve"> Does the paper discuss the variation of reproducibility across different contexts? </w:t>
       </w:r>
       <w:r>
+        <w:rPr>
+          <w:sz w:val="22"/>
+          <w:szCs w:val="22"/>
+        </w:rPr>
         <w:t>(yes/no, if yes, what?</w:t>
       </w:r>
       <w:r>
+        <w:rPr>
+          <w:sz w:val="22"/>
+          <w:szCs w:val="22"/>
+        </w:rPr>
         <w:t xml:space="preserve"> </w:t>
       </w:r>
       <w:r>
         <w:rPr>
           <w:color w:val="000000"/>
+          <w:sz w:val="22"/>
+          <w:szCs w:val="22"/>
         </w:rPr>
         <w:t>e.g., scientific disciplines, study design, data types, data/materials license, programming languages and software</w:t>
       </w:r>
       <w:r>
+        <w:rPr>
+          <w:sz w:val="22"/>
+          <w:szCs w:val="22"/>
+        </w:rPr>
         <w:t>)</w:t>
       </w:r>
     </w:p>
@@ -5035,6 +6553,10 @@
         </w:pBdr>
         <w:spacing w:after="0" w:line="276" w:lineRule="auto"/>
         <w:ind w:left="1440"/>
+        <w:rPr>
+          <w:sz w:val="22"/>
+          <w:szCs w:val="22"/>
+        </w:rPr>
       </w:pPr>
     </w:p>
     <w:p>
@@ -5052,29 +6574,53 @@
         </w:pBdr>
         <w:spacing w:after="0" w:line="276" w:lineRule="auto"/>
         <w:ind w:left="567"/>
+        <w:rPr>
+          <w:sz w:val="22"/>
+          <w:szCs w:val="22"/>
+        </w:rPr>
       </w:pPr>
       <w:r>
         <w:rPr>
           <w:b/>
           <w:bCs/>
+          <w:sz w:val="22"/>
+          <w:szCs w:val="22"/>
         </w:rPr>
         <w:t>Workflows, tools, and guidelines</w:t>
       </w:r>
       <w:r>
+        <w:rPr>
+          <w:sz w:val="22"/>
+          <w:szCs w:val="22"/>
+        </w:rPr>
         <w:t>: does the paper suggest specific workflow or guideline, or introduce/recommend specific tool</w:t>
       </w:r>
       <w:r>
+        <w:rPr>
+          <w:sz w:val="22"/>
+          <w:szCs w:val="22"/>
+        </w:rPr>
         <w:t>,</w:t>
       </w:r>
       <w:r>
+        <w:rPr>
+          <w:sz w:val="22"/>
+          <w:szCs w:val="22"/>
+        </w:rPr>
         <w:t xml:space="preserve"> to check reproducibility?</w:t>
       </w:r>
       <w:r>
+        <w:rPr>
+          <w:sz w:val="22"/>
+          <w:szCs w:val="22"/>
+        </w:rPr>
         <w:t xml:space="preserve"> </w:t>
       </w:r>
       <w:r>
         <w:rPr>
           <w:color w:val="000000"/>
+          <w:sz w:val="22"/>
+          <w:szCs w:val="22"/>
         </w:rPr>
         <w:t>(yes/no) – If yes:</w:t>
       </w:r>
@@ -5097,15 +6643,26 @@
         </w:tabs>
         <w:spacing w:after="0" w:line="276" w:lineRule="auto"/>
         <w:ind w:left="1440" w:hanging="450"/>
+        <w:rPr>
+          <w:sz w:val="22"/>
+          <w:szCs w:val="22"/>
+        </w:rPr>
       </w:pPr>
       <w:r>
         <w:rPr>
           <w:b/>
           <w:bCs/>
-        </w:rPr>
+          <w:sz w:val="22"/>
+          <w:szCs w:val="22"/>
+        </w:rPr>
+        <w:lastRenderedPageBreak/>
         <w:t xml:space="preserve">Workflow/steps described? </w:t>
       </w:r>
       <w:r>
+        <w:rPr>
+          <w:sz w:val="22"/>
+          <w:szCs w:val="22"/>
+        </w:rPr>
         <w:t>(e.g., explicit step-by-step, implicit/narrative, no description of workflow)</w:t>
       </w:r>
     </w:p>
@@ -5127,20 +6684,32 @@
         </w:tabs>
         <w:spacing w:after="0" w:line="276" w:lineRule="auto"/>
         <w:ind w:left="1440" w:hanging="450"/>
+        <w:rPr>
+          <w:sz w:val="22"/>
+          <w:szCs w:val="22"/>
+        </w:rPr>
       </w:pPr>
       <w:r>
         <w:rPr>
           <w:b/>
           <w:bCs/>
+          <w:sz w:val="22"/>
+          <w:szCs w:val="22"/>
         </w:rPr>
         <w:t xml:space="preserve">Computational environment </w:t>
       </w:r>
       <w:r>
+        <w:rPr>
+          <w:sz w:val="22"/>
+          <w:szCs w:val="22"/>
+        </w:rPr>
         <w:t>focus:</w:t>
       </w:r>
       <w:r>
         <w:rPr>
           <w:color w:val="000000"/>
+          <w:sz w:val="22"/>
+          <w:szCs w:val="22"/>
         </w:rPr>
         <w:t xml:space="preserve"> Does it focus on </w:t>
       </w:r>
@@ -5149,12 +6718,16 @@
           <w:b/>
           <w:bCs/>
           <w:color w:val="000000"/>
+          <w:sz w:val="22"/>
+          <w:szCs w:val="22"/>
         </w:rPr>
         <w:t>narrative reproducibility/literate programming/dynamic document approach</w:t>
       </w:r>
       <w:r>
         <w:rPr>
           <w:color w:val="000000"/>
+          <w:sz w:val="22"/>
+          <w:szCs w:val="22"/>
         </w:rPr>
         <w:t xml:space="preserve"> (e.g., Rmarkdown, Quarto, Jupyter, NotebookLM, Google Collab, etc), </w:t>
       </w:r>
@@ -5163,12 +6736,16 @@
           <w:b/>
           <w:bCs/>
           <w:color w:val="000000"/>
+          <w:sz w:val="22"/>
+          <w:szCs w:val="22"/>
         </w:rPr>
         <w:t>containerization</w:t>
       </w:r>
       <w:r>
         <w:rPr>
           <w:color w:val="000000"/>
+          <w:sz w:val="22"/>
+          <w:szCs w:val="22"/>
         </w:rPr>
         <w:t xml:space="preserve"> (e.g., Docker, CodeOcean, etc), </w:t>
       </w:r>
@@ -5177,12 +6754,16 @@
           <w:b/>
           <w:bCs/>
           <w:color w:val="000000"/>
+          <w:sz w:val="22"/>
+          <w:szCs w:val="22"/>
         </w:rPr>
         <w:t>version control</w:t>
       </w:r>
       <w:r>
         <w:rPr>
           <w:color w:val="000000"/>
+          <w:sz w:val="22"/>
+          <w:szCs w:val="22"/>
         </w:rPr>
         <w:t xml:space="preserve"> (Git, etc) package dependency management (e.g., renv), </w:t>
       </w:r>
@@ -5191,12 +6772,16 @@
           <w:b/>
           <w:bCs/>
           <w:color w:val="000000"/>
+          <w:sz w:val="22"/>
+          <w:szCs w:val="22"/>
         </w:rPr>
         <w:t>multiple approaches</w:t>
       </w:r>
       <w:r>
         <w:rPr>
           <w:color w:val="000000"/>
+          <w:sz w:val="22"/>
+          <w:szCs w:val="22"/>
         </w:rPr>
         <w:t xml:space="preserve">, or </w:t>
       </w:r>
@@ -5205,6 +6790,8 @@
           <w:b/>
           <w:bCs/>
           <w:color w:val="000000"/>
+          <w:sz w:val="22"/>
+          <w:szCs w:val="22"/>
         </w:rPr>
         <w:t>none</w:t>
       </w:r>
@@ -5213,12 +6800,16 @@
           <w:b/>
           <w:bCs/>
           <w:color w:val="000000"/>
+          <w:sz w:val="22"/>
+          <w:szCs w:val="22"/>
         </w:rPr>
         <w:t xml:space="preserve"> given</w:t>
       </w:r>
       <w:r>
         <w:rPr>
           <w:color w:val="000000"/>
+          <w:sz w:val="22"/>
+          <w:szCs w:val="22"/>
         </w:rPr>
         <w:t>?</w:t>
       </w:r>
@@ -5241,18 +6832,26 @@
         </w:tabs>
         <w:spacing w:after="0" w:line="276" w:lineRule="auto"/>
         <w:ind w:left="1440" w:hanging="450"/>
+        <w:rPr>
+          <w:sz w:val="22"/>
+          <w:szCs w:val="22"/>
+        </w:rPr>
       </w:pPr>
       <w:r>
         <w:rPr>
           <w:b/>
           <w:bCs/>
           <w:color w:val="000000"/>
+          <w:sz w:val="22"/>
+          <w:szCs w:val="22"/>
         </w:rPr>
         <w:t>Programming language</w:t>
       </w:r>
       <w:r>
         <w:rPr>
           <w:color w:val="000000"/>
+          <w:sz w:val="22"/>
+          <w:szCs w:val="22"/>
         </w:rPr>
         <w:t xml:space="preserve"> focus: R, Python, Stata, Julia, etc.</w:t>
       </w:r>
@@ -5275,18 +6874,26 @@
         </w:tabs>
         <w:spacing w:after="0" w:line="276" w:lineRule="auto"/>
         <w:ind w:left="1440" w:hanging="450"/>
+        <w:rPr>
+          <w:sz w:val="22"/>
+          <w:szCs w:val="22"/>
+        </w:rPr>
       </w:pPr>
       <w:r>
         <w:rPr>
           <w:b/>
           <w:bCs/>
           <w:color w:val="000000"/>
+          <w:sz w:val="22"/>
+          <w:szCs w:val="22"/>
         </w:rPr>
         <w:t>Data type focus</w:t>
       </w:r>
       <w:r>
         <w:rPr>
           <w:color w:val="000000"/>
+          <w:sz w:val="22"/>
+          <w:szCs w:val="22"/>
         </w:rPr>
         <w:t>: survey/experimental data, admin data, digital trace data, text data, proprietary/confidential data, etc.</w:t>
       </w:r>
@@ -5309,18 +6916,26 @@
         </w:tabs>
         <w:spacing w:after="0" w:line="276" w:lineRule="auto"/>
         <w:ind w:left="1440" w:hanging="450"/>
+        <w:rPr>
+          <w:sz w:val="22"/>
+          <w:szCs w:val="22"/>
+        </w:rPr>
       </w:pPr>
       <w:r>
         <w:rPr>
           <w:b/>
           <w:bCs/>
           <w:color w:val="000000"/>
+          <w:sz w:val="22"/>
+          <w:szCs w:val="22"/>
         </w:rPr>
         <w:t>Workflow automation</w:t>
       </w:r>
       <w:r>
         <w:rPr>
           <w:color w:val="000000"/>
+          <w:sz w:val="22"/>
+          <w:szCs w:val="22"/>
         </w:rPr>
         <w:t>: does the paper suggest full/partial automated workflow? Does it involve LLM?</w:t>
       </w:r>
@@ -5336,6 +6951,10 @@
           <w:between w:val="nil"/>
         </w:pBdr>
         <w:spacing w:after="0" w:line="276" w:lineRule="auto"/>
+        <w:rPr>
+          <w:sz w:val="22"/>
+          <w:szCs w:val="22"/>
+        </w:rPr>
       </w:pPr>
     </w:p>
     <w:p>
@@ -5353,11 +6972,17 @@
           <w:between w:val="nil"/>
         </w:pBdr>
         <w:spacing w:after="0" w:line="276" w:lineRule="auto"/>
+        <w:rPr>
+          <w:sz w:val="22"/>
+          <w:szCs w:val="22"/>
+        </w:rPr>
       </w:pPr>
       <w:r>
         <w:rPr>
           <w:b/>
           <w:bCs/>
+          <w:sz w:val="22"/>
+          <w:szCs w:val="22"/>
         </w:rPr>
         <w:t xml:space="preserve">Reproducibility </w:t>
       </w:r>
@@ -5365,6 +6990,8 @@
         <w:rPr>
           <w:b/>
           <w:bCs/>
+          <w:sz w:val="22"/>
+          <w:szCs w:val="22"/>
         </w:rPr>
         <w:t>audit</w:t>
       </w:r>
@@ -5372,6 +6999,8 @@
         <w:rPr>
           <w:b/>
           <w:bCs/>
+          <w:sz w:val="22"/>
+          <w:szCs w:val="22"/>
         </w:rPr>
         <w:t xml:space="preserve"> in practice</w:t>
       </w:r>
@@ -5379,6 +7008,8 @@
         <w:rPr>
           <w:b/>
           <w:bCs/>
+          <w:sz w:val="22"/>
+          <w:szCs w:val="22"/>
         </w:rPr>
         <w:t xml:space="preserve"> </w:t>
       </w:r>
@@ -5398,18 +7029,32 @@
           <w:between w:val="nil"/>
         </w:pBdr>
         <w:spacing w:after="0" w:line="276" w:lineRule="auto"/>
+        <w:rPr>
+          <w:sz w:val="22"/>
+          <w:szCs w:val="22"/>
+        </w:rPr>
       </w:pPr>
       <w:r>
         <w:rPr>
           <w:b/>
           <w:bCs/>
+          <w:sz w:val="22"/>
+          <w:szCs w:val="22"/>
         </w:rPr>
         <w:t>Badging/scoring system</w:t>
       </w:r>
       <w:r>
+        <w:rPr>
+          <w:sz w:val="22"/>
+          <w:szCs w:val="22"/>
+        </w:rPr>
         <w:t>: does the paper describe/suggest scoring/awarding badges for reproducibility evaluation?</w:t>
       </w:r>
       <w:r>
+        <w:rPr>
+          <w:sz w:val="22"/>
+          <w:szCs w:val="22"/>
+        </w:rPr>
         <w:t xml:space="preserve"> (yes/no)</w:t>
       </w:r>
     </w:p>
@@ -5428,19 +7073,26 @@
           <w:between w:val="nil"/>
         </w:pBdr>
         <w:spacing w:after="0" w:line="276" w:lineRule="auto"/>
+        <w:rPr>
+          <w:sz w:val="22"/>
+          <w:szCs w:val="22"/>
+        </w:rPr>
       </w:pPr>
       <w:r>
         <w:rPr>
           <w:b/>
           <w:bCs/>
-        </w:rPr>
-        <w:lastRenderedPageBreak/>
+          <w:sz w:val="22"/>
+          <w:szCs w:val="22"/>
+        </w:rPr>
         <w:t xml:space="preserve">Who </w:t>
       </w:r>
       <w:r>
         <w:rPr>
           <w:b/>
           <w:bCs/>
+          <w:sz w:val="22"/>
+          <w:szCs w:val="22"/>
         </w:rPr>
         <w:t>runs</w:t>
       </w:r>
@@ -5448,6 +7100,8 @@
         <w:rPr>
           <w:b/>
           <w:bCs/>
+          <w:sz w:val="22"/>
+          <w:szCs w:val="22"/>
         </w:rPr>
         <w:t xml:space="preserve"> the </w:t>
       </w:r>
@@ -5455,6 +7109,8 @@
         <w:rPr>
           <w:b/>
           <w:bCs/>
+          <w:sz w:val="22"/>
+          <w:szCs w:val="22"/>
         </w:rPr>
         <w:t>audit</w:t>
       </w:r>
@@ -5462,19 +7118,37 @@
         <w:rPr>
           <w:b/>
           <w:bCs/>
+          <w:sz w:val="22"/>
+          <w:szCs w:val="22"/>
         </w:rPr>
         <w:t>?</w:t>
       </w:r>
       <w:r>
+        <w:rPr>
+          <w:sz w:val="22"/>
+          <w:szCs w:val="22"/>
+        </w:rPr>
         <w:t xml:space="preserve"> Does the paper describe/suggest who</w:t>
       </w:r>
       <w:r>
+        <w:rPr>
+          <w:sz w:val="22"/>
+          <w:szCs w:val="22"/>
+        </w:rPr>
         <w:t xml:space="preserve"> should be</w:t>
       </w:r>
       <w:r>
+        <w:rPr>
+          <w:sz w:val="22"/>
+          <w:szCs w:val="22"/>
+        </w:rPr>
         <w:t xml:space="preserve"> responsible for the check? (e.g., author, data editor, third party</w:t>
       </w:r>
       <w:r>
+        <w:rPr>
+          <w:sz w:val="22"/>
+          <w:szCs w:val="22"/>
+        </w:rPr>
         <w:t>, none described)</w:t>
       </w:r>
     </w:p>
@@ -5496,12 +7170,16 @@
         <w:rPr>
           <w:i/>
           <w:iCs/>
+          <w:sz w:val="22"/>
+          <w:szCs w:val="22"/>
         </w:rPr>
       </w:pPr>
       <w:r>
         <w:rPr>
           <w:b/>
           <w:bCs/>
+          <w:sz w:val="22"/>
+          <w:szCs w:val="22"/>
         </w:rPr>
         <w:t xml:space="preserve">When </w:t>
       </w:r>
@@ -5509,6 +7187,8 @@
         <w:rPr>
           <w:b/>
           <w:bCs/>
+          <w:sz w:val="22"/>
+          <w:szCs w:val="22"/>
         </w:rPr>
         <w:t>does</w:t>
       </w:r>
@@ -5516,43 +7196,79 @@
         <w:rPr>
           <w:b/>
           <w:bCs/>
+          <w:sz w:val="22"/>
+          <w:szCs w:val="22"/>
         </w:rPr>
         <w:t xml:space="preserve"> one verify?</w:t>
       </w:r>
       <w:r>
-        <w:t xml:space="preserve"> </w:t>
-      </w:r>
-      <w:r>
-        <w:t>Does t</w:t>
-      </w:r>
-      <w:r>
-        <w:t xml:space="preserve">he paper describe/suggest when reproducibility </w:t>
-      </w:r>
-      <w:r>
+        <w:rPr>
+          <w:sz w:val="22"/>
+          <w:szCs w:val="22"/>
+        </w:rPr>
+        <w:t xml:space="preserve"> Does the paper describe/suggest when reproducibility </w:t>
+      </w:r>
+      <w:r>
+        <w:rPr>
+          <w:sz w:val="22"/>
+          <w:szCs w:val="22"/>
+        </w:rPr>
         <w:t>check</w:t>
       </w:r>
       <w:r>
+        <w:rPr>
+          <w:sz w:val="22"/>
+          <w:szCs w:val="22"/>
+        </w:rPr>
         <w:t xml:space="preserve"> should be conducted (e.g., </w:t>
       </w:r>
       <w:r>
+        <w:rPr>
+          <w:sz w:val="22"/>
+          <w:szCs w:val="22"/>
+        </w:rPr>
         <w:t xml:space="preserve">proactively </w:t>
       </w:r>
       <w:r>
+        <w:rPr>
+          <w:sz w:val="22"/>
+          <w:szCs w:val="22"/>
+        </w:rPr>
         <w:t xml:space="preserve">before submission, </w:t>
       </w:r>
       <w:r>
+        <w:rPr>
+          <w:sz w:val="22"/>
+          <w:szCs w:val="22"/>
+        </w:rPr>
         <w:t xml:space="preserve">after acceptance but before </w:t>
       </w:r>
       <w:r>
+        <w:rPr>
+          <w:sz w:val="22"/>
+          <w:szCs w:val="22"/>
+        </w:rPr>
         <w:t>publication</w:t>
       </w:r>
       <w:r>
+        <w:rPr>
+          <w:sz w:val="22"/>
+          <w:szCs w:val="22"/>
+        </w:rPr>
         <w:t>, after publication, non</w:t>
       </w:r>
       <w:r>
+        <w:rPr>
+          <w:sz w:val="22"/>
+          <w:szCs w:val="22"/>
+        </w:rPr>
         <w:t>e</w:t>
       </w:r>
       <w:r>
+        <w:rPr>
+          <w:sz w:val="22"/>
+          <w:szCs w:val="22"/>
+        </w:rPr>
         <w:t xml:space="preserve"> described)</w:t>
       </w:r>
     </w:p>
@@ -5569,6 +7285,8 @@
         <w:rPr>
           <w:i/>
           <w:iCs/>
+          <w:sz w:val="22"/>
+          <w:szCs w:val="22"/>
         </w:rPr>
       </w:pPr>
     </w:p>
@@ -5585,6 +7303,8 @@
         <w:rPr>
           <w:i/>
           <w:iCs/>
+          <w:sz w:val="22"/>
+          <w:szCs w:val="22"/>
         </w:rPr>
       </w:pPr>
     </w:p>
@@ -5601,8 +7321,8 @@
         <w:rPr>
           <w:b/>
           <w:bCs/>
-          <w:i/>
-          <w:iCs/>
+          <w:sz w:val="22"/>
+          <w:szCs w:val="22"/>
         </w:rPr>
       </w:pPr>
       <w:r>
@@ -5611,8 +7331,10 @@
           <w:bCs/>
           <w:i/>
           <w:iCs/>
-        </w:rPr>
-        <w:t>Information extraction to</w:t>
+          <w:sz w:val="22"/>
+          <w:szCs w:val="22"/>
+        </w:rPr>
+        <w:t>PART B</w:t>
       </w:r>
       <w:r>
         <w:rPr>
@@ -5620,8 +7342,10 @@
           <w:bCs/>
           <w:i/>
           <w:iCs/>
-        </w:rPr>
-        <w:t xml:space="preserve"> </w:t>
+          <w:sz w:val="22"/>
+          <w:szCs w:val="22"/>
+        </w:rPr>
+        <w:t>:</w:t>
       </w:r>
       <w:r>
         <w:rPr>
@@ -5629,8 +7353,10 @@
           <w:bCs/>
           <w:i/>
           <w:iCs/>
-        </w:rPr>
-        <w:t xml:space="preserve">answer the </w:t>
+          <w:sz w:val="22"/>
+          <w:szCs w:val="22"/>
+        </w:rPr>
+        <w:t xml:space="preserve"> </w:t>
       </w:r>
       <w:r>
         <w:rPr>
@@ -5638,8 +7364,10 @@
           <w:bCs/>
           <w:i/>
           <w:iCs/>
-        </w:rPr>
-        <w:t>main RQ</w:t>
+          <w:sz w:val="22"/>
+          <w:szCs w:val="22"/>
+        </w:rPr>
+        <w:t>Information extraction to</w:t>
       </w:r>
       <w:r>
         <w:rPr>
@@ -5647,8 +7375,43 @@
           <w:bCs/>
           <w:i/>
           <w:iCs/>
-        </w:rPr>
-        <w:t xml:space="preserve"> – will be done primarily by Amelia</w:t>
+          <w:sz w:val="22"/>
+          <w:szCs w:val="22"/>
+        </w:rPr>
+        <w:t xml:space="preserve"> </w:t>
+      </w:r>
+      <w:r>
+        <w:rPr>
+          <w:b/>
+          <w:bCs/>
+          <w:i/>
+          <w:iCs/>
+          <w:sz w:val="22"/>
+          <w:szCs w:val="22"/>
+        </w:rPr>
+        <w:t xml:space="preserve">answer the </w:t>
+      </w:r>
+      <w:r>
+        <w:rPr>
+          <w:b/>
+          <w:bCs/>
+          <w:i/>
+          <w:iCs/>
+          <w:sz w:val="22"/>
+          <w:szCs w:val="22"/>
+        </w:rPr>
+        <w:t>main RQ</w:t>
+      </w:r>
+      <w:r>
+        <w:rPr>
+          <w:b/>
+          <w:bCs/>
+          <w:i/>
+          <w:iCs/>
+          <w:sz w:val="22"/>
+          <w:szCs w:val="22"/>
+        </w:rPr>
+        <w:t xml:space="preserve"> by Amelia (and possibly Gunther)</w:t>
       </w:r>
     </w:p>
     <w:p>
@@ -5661,18 +7424,32 @@
           <w:between w:val="nil"/>
         </w:pBdr>
         <w:spacing w:after="0" w:line="276" w:lineRule="auto"/>
+        <w:rPr>
+          <w:sz w:val="22"/>
+          <w:szCs w:val="22"/>
+        </w:rPr>
       </w:pPr>
       <w:r>
         <w:rPr>
           <w:b/>
           <w:bCs/>
+          <w:sz w:val="22"/>
+          <w:szCs w:val="22"/>
         </w:rPr>
         <w:t>Criteria extractions:</w:t>
       </w:r>
       <w:r>
+        <w:rPr>
+          <w:sz w:val="22"/>
+          <w:szCs w:val="22"/>
+        </w:rPr>
         <w:t xml:space="preserve"> Does the paper mention the criteria used to evaluate/judge success/failure to reproduce an analysis? </w:t>
       </w:r>
       <w:r>
+        <w:rPr>
+          <w:sz w:val="22"/>
+          <w:szCs w:val="22"/>
+        </w:rPr>
         <w:t xml:space="preserve"> If yes, are they one of these below?</w:t>
       </w:r>
     </w:p>
@@ -5686,6 +7463,10 @@
           <w:between w:val="nil"/>
         </w:pBdr>
         <w:spacing w:after="0" w:line="276" w:lineRule="auto"/>
+        <w:rPr>
+          <w:sz w:val="22"/>
+          <w:szCs w:val="22"/>
+        </w:rPr>
       </w:pPr>
     </w:p>
     <w:tbl>
@@ -5695,9 +7476,9 @@
         <w:tblLook w:val="04A0" w:firstRow="1" w:lastRow="0" w:firstColumn="1" w:lastColumn="0" w:noHBand="0" w:noVBand="1"/>
       </w:tblPr>
       <w:tblGrid>
-        <w:gridCol w:w="2925"/>
-        <w:gridCol w:w="3040"/>
-        <w:gridCol w:w="3097"/>
+        <w:gridCol w:w="3012"/>
+        <w:gridCol w:w="3104"/>
+        <w:gridCol w:w="2946"/>
       </w:tblGrid>
       <w:tr>
         <w:tc>
@@ -5711,18 +7492,18 @@
               <w:rPr>
                 <w:b/>
                 <w:bCs/>
-                <w:sz w:val="22"/>
-                <w:szCs w:val="22"/>
+                <w:sz w:val="20"/>
+                <w:szCs w:val="20"/>
               </w:rPr>
             </w:pPr>
             <w:r>
               <w:rPr>
                 <w:b/>
                 <w:bCs/>
-                <w:sz w:val="22"/>
-                <w:szCs w:val="22"/>
-              </w:rPr>
-              <w:t>Accessibility</w:t>
+                <w:sz w:val="20"/>
+                <w:szCs w:val="20"/>
+              </w:rPr>
+              <w:t>Availability</w:t>
             </w:r>
           </w:p>
         </w:tc>
@@ -5737,16 +7518,16 @@
               <w:rPr>
                 <w:b/>
                 <w:bCs/>
-                <w:sz w:val="22"/>
-                <w:szCs w:val="22"/>
+                <w:sz w:val="20"/>
+                <w:szCs w:val="20"/>
               </w:rPr>
             </w:pPr>
             <w:r>
               <w:rPr>
                 <w:b/>
                 <w:bCs/>
-                <w:sz w:val="22"/>
-                <w:szCs w:val="22"/>
+                <w:sz w:val="20"/>
+                <w:szCs w:val="20"/>
               </w:rPr>
               <w:t>Executability</w:t>
             </w:r>
@@ -5763,16 +7544,16 @@
               <w:rPr>
                 <w:b/>
                 <w:bCs/>
-                <w:sz w:val="22"/>
-                <w:szCs w:val="22"/>
+                <w:sz w:val="20"/>
+                <w:szCs w:val="20"/>
               </w:rPr>
             </w:pPr>
             <w:r>
               <w:rPr>
                 <w:b/>
                 <w:bCs/>
-                <w:sz w:val="22"/>
-                <w:szCs w:val="22"/>
+                <w:sz w:val="20"/>
+                <w:szCs w:val="20"/>
               </w:rPr>
               <w:t>Consistency</w:t>
             </w:r>
@@ -5794,37 +7575,37 @@
               <w:spacing w:line="276" w:lineRule="auto"/>
               <w:ind w:left="342" w:hanging="270"/>
               <w:rPr>
-                <w:sz w:val="22"/>
-                <w:szCs w:val="22"/>
+                <w:sz w:val="20"/>
+                <w:szCs w:val="20"/>
               </w:rPr>
             </w:pPr>
             <w:r>
               <w:rPr>
                 <w:b/>
                 <w:bCs/>
-                <w:sz w:val="22"/>
-                <w:szCs w:val="22"/>
+                <w:sz w:val="20"/>
+                <w:szCs w:val="20"/>
               </w:rPr>
               <w:t>Data deposit</w:t>
             </w:r>
             <w:r>
               <w:rPr>
-                <w:sz w:val="22"/>
-                <w:szCs w:val="22"/>
+                <w:sz w:val="20"/>
+                <w:szCs w:val="20"/>
               </w:rPr>
               <w:t xml:space="preserve"> (</w:t>
             </w:r>
             <w:r>
               <w:rPr>
-                <w:sz w:val="22"/>
-                <w:szCs w:val="22"/>
+                <w:sz w:val="20"/>
+                <w:szCs w:val="20"/>
               </w:rPr>
               <w:t xml:space="preserve">e.g., </w:t>
             </w:r>
             <w:r>
               <w:rPr>
-                <w:sz w:val="22"/>
-                <w:szCs w:val="22"/>
+                <w:sz w:val="20"/>
+                <w:szCs w:val="20"/>
               </w:rPr>
               <w:t>raw, cleaned, or synthetic)</w:t>
             </w:r>
@@ -5841,16 +7622,16 @@
               <w:rPr>
                 <w:b/>
                 <w:bCs/>
-                <w:sz w:val="22"/>
-                <w:szCs w:val="22"/>
+                <w:sz w:val="20"/>
+                <w:szCs w:val="20"/>
               </w:rPr>
             </w:pPr>
             <w:r>
               <w:rPr>
                 <w:b/>
                 <w:bCs/>
-                <w:sz w:val="22"/>
-                <w:szCs w:val="22"/>
+                <w:sz w:val="20"/>
+                <w:szCs w:val="20"/>
               </w:rPr>
               <w:t>Code deposit</w:t>
             </w:r>
@@ -5858,15 +7639,15 @@
               <w:rPr>
                 <w:b/>
                 <w:bCs/>
-                <w:sz w:val="22"/>
-                <w:szCs w:val="22"/>
+                <w:sz w:val="20"/>
+                <w:szCs w:val="20"/>
               </w:rPr>
               <w:t xml:space="preserve"> </w:t>
             </w:r>
             <w:r>
               <w:rPr>
-                <w:sz w:val="22"/>
-                <w:szCs w:val="22"/>
+                <w:sz w:val="20"/>
+                <w:szCs w:val="20"/>
               </w:rPr>
               <w:t>(e.g., master script, cleaning script, analysis script)</w:t>
             </w:r>
@@ -5881,58 +7662,58 @@
               <w:spacing w:line="276" w:lineRule="auto"/>
               <w:ind w:left="342" w:hanging="270"/>
               <w:rPr>
-                <w:sz w:val="22"/>
-                <w:szCs w:val="22"/>
+                <w:sz w:val="20"/>
+                <w:szCs w:val="20"/>
               </w:rPr>
             </w:pPr>
             <w:r>
               <w:rPr>
                 <w:b/>
                 <w:bCs/>
-                <w:sz w:val="22"/>
-                <w:szCs w:val="22"/>
+                <w:sz w:val="20"/>
+                <w:szCs w:val="20"/>
               </w:rPr>
               <w:t>Data documentation</w:t>
             </w:r>
             <w:r>
               <w:rPr>
-                <w:sz w:val="22"/>
-                <w:szCs w:val="22"/>
+                <w:sz w:val="20"/>
+                <w:szCs w:val="20"/>
               </w:rPr>
               <w:t xml:space="preserve"> (</w:t>
             </w:r>
             <w:r>
               <w:rPr>
-                <w:sz w:val="22"/>
-                <w:szCs w:val="22"/>
+                <w:sz w:val="20"/>
+                <w:szCs w:val="20"/>
               </w:rPr>
               <w:t xml:space="preserve">in </w:t>
             </w:r>
             <w:r>
               <w:rPr>
-                <w:sz w:val="22"/>
-                <w:szCs w:val="22"/>
+                <w:sz w:val="20"/>
+                <w:szCs w:val="20"/>
               </w:rPr>
               <w:t xml:space="preserve">README and/or codebook) which </w:t>
             </w:r>
             <w:r>
               <w:rPr>
-                <w:sz w:val="22"/>
-                <w:szCs w:val="22"/>
+                <w:sz w:val="20"/>
+                <w:szCs w:val="20"/>
               </w:rPr>
               <w:t>involves</w:t>
             </w:r>
             <w:r>
               <w:rPr>
-                <w:sz w:val="22"/>
-                <w:szCs w:val="22"/>
+                <w:sz w:val="20"/>
+                <w:szCs w:val="20"/>
               </w:rPr>
               <w:t xml:space="preserve"> variable definition, instructions for data preparations (If raw data is submitted) and data analysis, description of each file in the package, software and package versions + dependencies, computing requirements</w:t>
             </w:r>
             <w:r>
               <w:rPr>
-                <w:sz w:val="22"/>
-                <w:szCs w:val="22"/>
+                <w:sz w:val="20"/>
+                <w:szCs w:val="20"/>
               </w:rPr>
               <w:t xml:space="preserve"> + runtime</w:t>
             </w:r>
@@ -5947,65 +7728,66 @@
               <w:spacing w:line="276" w:lineRule="auto"/>
               <w:ind w:left="342" w:hanging="270"/>
               <w:rPr>
-                <w:sz w:val="22"/>
-                <w:szCs w:val="22"/>
+                <w:sz w:val="20"/>
+                <w:szCs w:val="20"/>
               </w:rPr>
             </w:pPr>
             <w:r>
               <w:rPr>
                 <w:b/>
                 <w:bCs/>
-                <w:sz w:val="22"/>
-                <w:szCs w:val="22"/>
+                <w:sz w:val="20"/>
+                <w:szCs w:val="20"/>
               </w:rPr>
               <w:t>Data provenance</w:t>
             </w:r>
             <w:r>
               <w:rPr>
-                <w:sz w:val="22"/>
-                <w:szCs w:val="22"/>
+                <w:sz w:val="20"/>
+                <w:szCs w:val="20"/>
               </w:rPr>
               <w:t xml:space="preserve"> (</w:t>
             </w:r>
             <w:r>
               <w:rPr>
-                <w:sz w:val="22"/>
-                <w:szCs w:val="22"/>
+                <w:sz w:val="20"/>
+                <w:szCs w:val="20"/>
               </w:rPr>
               <w:t xml:space="preserve">in </w:t>
             </w:r>
             <w:r>
               <w:rPr>
-                <w:sz w:val="22"/>
-                <w:szCs w:val="22"/>
+                <w:sz w:val="20"/>
+                <w:szCs w:val="20"/>
               </w:rPr>
               <w:t xml:space="preserve">README or in manuscript) </w:t>
             </w:r>
             <w:r>
               <w:rPr>
-                <w:sz w:val="22"/>
-                <w:szCs w:val="22"/>
-              </w:rPr>
+                <w:sz w:val="20"/>
+                <w:szCs w:val="20"/>
+              </w:rPr>
+              <w:lastRenderedPageBreak/>
               <w:t>data source with URL, instruction for data access</w:t>
             </w:r>
             <w:r>
               <w:rPr>
-                <w:sz w:val="22"/>
-                <w:szCs w:val="22"/>
+                <w:sz w:val="20"/>
+                <w:szCs w:val="20"/>
               </w:rPr>
               <w:t xml:space="preserve">, data version and access date, version history, </w:t>
             </w:r>
             <w:r>
               <w:rPr>
-                <w:sz w:val="22"/>
-                <w:szCs w:val="22"/>
+                <w:sz w:val="20"/>
+                <w:szCs w:val="20"/>
               </w:rPr>
               <w:t xml:space="preserve">log file (for STATA), </w:t>
             </w:r>
             <w:r>
               <w:rPr>
-                <w:sz w:val="22"/>
-                <w:szCs w:val="22"/>
+                <w:sz w:val="20"/>
+                <w:szCs w:val="20"/>
               </w:rPr>
               <w:t>etc.</w:t>
             </w:r>
@@ -6020,51 +7802,51 @@
               <w:spacing w:line="276" w:lineRule="auto"/>
               <w:ind w:left="342" w:hanging="270"/>
               <w:rPr>
-                <w:sz w:val="22"/>
-                <w:szCs w:val="22"/>
+                <w:sz w:val="20"/>
+                <w:szCs w:val="20"/>
               </w:rPr>
             </w:pPr>
             <w:r>
               <w:rPr>
                 <w:b/>
                 <w:bCs/>
-                <w:sz w:val="22"/>
-                <w:szCs w:val="22"/>
+                <w:sz w:val="20"/>
+                <w:szCs w:val="20"/>
               </w:rPr>
               <w:t xml:space="preserve">License </w:t>
             </w:r>
             <w:r>
               <w:rPr>
-                <w:sz w:val="22"/>
-                <w:szCs w:val="22"/>
+                <w:sz w:val="20"/>
+                <w:szCs w:val="20"/>
               </w:rPr>
               <w:t>(</w:t>
             </w:r>
             <w:r>
               <w:rPr>
-                <w:sz w:val="22"/>
-                <w:szCs w:val="22"/>
+                <w:sz w:val="20"/>
+                <w:szCs w:val="20"/>
               </w:rPr>
               <w:t xml:space="preserve">in </w:t>
             </w:r>
             <w:r>
               <w:rPr>
-                <w:sz w:val="22"/>
-                <w:szCs w:val="22"/>
+                <w:sz w:val="20"/>
+                <w:szCs w:val="20"/>
               </w:rPr>
               <w:t>README</w:t>
             </w:r>
             <w:r>
               <w:rPr>
-                <w:sz w:val="22"/>
-                <w:szCs w:val="22"/>
+                <w:sz w:val="20"/>
+                <w:szCs w:val="20"/>
               </w:rPr>
               <w:t>)</w:t>
             </w:r>
             <w:r>
               <w:rPr>
-                <w:sz w:val="22"/>
-                <w:szCs w:val="22"/>
+                <w:sz w:val="20"/>
+                <w:szCs w:val="20"/>
               </w:rPr>
               <w:t xml:space="preserve"> data and code licenses specified)</w:t>
             </w:r>
@@ -6084,30 +7866,31 @@
               <w:spacing w:line="276" w:lineRule="auto"/>
               <w:ind w:left="288" w:hanging="252"/>
               <w:rPr>
-                <w:sz w:val="22"/>
-                <w:szCs w:val="22"/>
+                <w:sz w:val="20"/>
+                <w:szCs w:val="20"/>
               </w:rPr>
             </w:pPr>
             <w:r>
               <w:rPr>
                 <w:b/>
                 <w:bCs/>
-                <w:sz w:val="22"/>
-                <w:szCs w:val="22"/>
-              </w:rPr>
+                <w:sz w:val="20"/>
+                <w:szCs w:val="20"/>
+              </w:rPr>
+              <w:lastRenderedPageBreak/>
               <w:t>Dependency resolution</w:t>
             </w:r>
             <w:r>
               <w:rPr>
-                <w:sz w:val="22"/>
-                <w:szCs w:val="22"/>
+                <w:sz w:val="20"/>
+                <w:szCs w:val="20"/>
               </w:rPr>
               <w:t xml:space="preserve"> (e.g., all packages/libraries are </w:t>
             </w:r>
             <w:r>
               <w:rPr>
-                <w:sz w:val="22"/>
-                <w:szCs w:val="22"/>
+                <w:sz w:val="20"/>
+                <w:szCs w:val="20"/>
               </w:rPr>
               <w:t>successfully installed)</w:t>
             </w:r>
@@ -6124,16 +7907,16 @@
               <w:rPr>
                 <w:b/>
                 <w:bCs/>
-                <w:sz w:val="22"/>
-                <w:szCs w:val="22"/>
+                <w:sz w:val="20"/>
+                <w:szCs w:val="20"/>
               </w:rPr>
             </w:pPr>
             <w:r>
               <w:rPr>
                 <w:b/>
                 <w:bCs/>
-                <w:sz w:val="22"/>
-                <w:szCs w:val="22"/>
+                <w:sz w:val="20"/>
+                <w:szCs w:val="20"/>
               </w:rPr>
               <w:t>Path resolution</w:t>
             </w:r>
@@ -6141,15 +7924,15 @@
               <w:rPr>
                 <w:b/>
                 <w:bCs/>
-                <w:sz w:val="22"/>
-                <w:szCs w:val="22"/>
+                <w:sz w:val="20"/>
+                <w:szCs w:val="20"/>
               </w:rPr>
               <w:t xml:space="preserve"> </w:t>
             </w:r>
             <w:r>
               <w:rPr>
-                <w:sz w:val="22"/>
-                <w:szCs w:val="22"/>
+                <w:sz w:val="20"/>
+                <w:szCs w:val="20"/>
               </w:rPr>
               <w:t>(e.g., no hardcoded paths)</w:t>
             </w:r>
@@ -6164,23 +7947,23 @@
               <w:spacing w:line="276" w:lineRule="auto"/>
               <w:ind w:left="288" w:hanging="252"/>
               <w:rPr>
-                <w:sz w:val="22"/>
-                <w:szCs w:val="22"/>
+                <w:sz w:val="20"/>
+                <w:szCs w:val="20"/>
               </w:rPr>
             </w:pPr>
             <w:r>
               <w:rPr>
                 <w:b/>
                 <w:bCs/>
-                <w:sz w:val="22"/>
-                <w:szCs w:val="22"/>
+                <w:sz w:val="20"/>
+                <w:szCs w:val="20"/>
               </w:rPr>
               <w:t>Computing environment</w:t>
             </w:r>
             <w:r>
               <w:rPr>
-                <w:sz w:val="22"/>
-                <w:szCs w:val="22"/>
+                <w:sz w:val="20"/>
+                <w:szCs w:val="20"/>
               </w:rPr>
               <w:t xml:space="preserve"> can be reproduced (e.g., via container, dependency management, or others)</w:t>
             </w:r>
@@ -6195,16 +7978,16 @@
               <w:spacing w:line="276" w:lineRule="auto"/>
               <w:ind w:left="288" w:hanging="252"/>
               <w:rPr>
-                <w:sz w:val="22"/>
-                <w:szCs w:val="22"/>
+                <w:sz w:val="20"/>
+                <w:szCs w:val="20"/>
               </w:rPr>
             </w:pPr>
             <w:r>
               <w:rPr>
                 <w:b/>
                 <w:bCs/>
-                <w:sz w:val="22"/>
-                <w:szCs w:val="22"/>
+                <w:sz w:val="20"/>
+                <w:szCs w:val="20"/>
               </w:rPr>
               <w:t>Coding e</w:t>
             </w:r>
@@ -6212,50 +7995,50 @@
               <w:rPr>
                 <w:b/>
                 <w:bCs/>
-                <w:sz w:val="22"/>
-                <w:szCs w:val="22"/>
+                <w:sz w:val="20"/>
+                <w:szCs w:val="20"/>
               </w:rPr>
               <w:t>rror handling</w:t>
             </w:r>
             <w:r>
               <w:rPr>
-                <w:sz w:val="22"/>
-                <w:szCs w:val="22"/>
+                <w:sz w:val="20"/>
+                <w:szCs w:val="20"/>
               </w:rPr>
               <w:t xml:space="preserve"> (e.g., how </w:t>
             </w:r>
             <w:r>
               <w:rPr>
-                <w:sz w:val="22"/>
-                <w:szCs w:val="22"/>
+                <w:sz w:val="20"/>
+                <w:szCs w:val="20"/>
               </w:rPr>
               <w:t>severe</w:t>
             </w:r>
             <w:r>
               <w:rPr>
-                <w:sz w:val="22"/>
-                <w:szCs w:val="22"/>
+                <w:sz w:val="20"/>
+                <w:szCs w:val="20"/>
               </w:rPr>
               <w:t xml:space="preserve"> coding error should be tolerated</w:t>
             </w:r>
             <w:r>
               <w:rPr>
-                <w:sz w:val="22"/>
-                <w:szCs w:val="22"/>
+                <w:sz w:val="20"/>
+                <w:szCs w:val="20"/>
               </w:rPr>
               <w:t xml:space="preserve"> and be corrected by reproducers</w:t>
             </w:r>
             <w:r>
               <w:rPr>
-                <w:sz w:val="22"/>
-                <w:szCs w:val="22"/>
+                <w:sz w:val="20"/>
+                <w:szCs w:val="20"/>
               </w:rPr>
               <w:t>?</w:t>
             </w:r>
             <w:r>
               <w:rPr>
-                <w:sz w:val="22"/>
-                <w:szCs w:val="22"/>
+                <w:sz w:val="20"/>
+                <w:szCs w:val="20"/>
               </w:rPr>
               <w:t>)</w:t>
             </w:r>
@@ -6275,8 +8058,8 @@
               <w:spacing w:line="276" w:lineRule="auto"/>
               <w:ind w:left="294" w:hanging="270"/>
               <w:rPr>
-                <w:sz w:val="22"/>
-                <w:szCs w:val="22"/>
+                <w:sz w:val="20"/>
+                <w:szCs w:val="20"/>
                 <w:highlight w:val="yellow"/>
               </w:rPr>
             </w:pPr>
@@ -6284,32 +8067,32 @@
               <w:rPr>
                 <w:b/>
                 <w:bCs/>
-                <w:sz w:val="22"/>
-                <w:szCs w:val="22"/>
+                <w:sz w:val="20"/>
+                <w:szCs w:val="20"/>
                 <w:highlight w:val="yellow"/>
               </w:rPr>
               <w:t>Codes consistent</w:t>
             </w:r>
             <w:r>
               <w:rPr>
-                <w:sz w:val="22"/>
-                <w:szCs w:val="22"/>
+                <w:sz w:val="20"/>
+                <w:szCs w:val="20"/>
                 <w:highlight w:val="yellow"/>
               </w:rPr>
               <w:t xml:space="preserve"> with the </w:t>
             </w:r>
             <w:r>
               <w:rPr>
-                <w:sz w:val="22"/>
-                <w:szCs w:val="22"/>
+                <w:sz w:val="20"/>
+                <w:szCs w:val="20"/>
                 <w:highlight w:val="yellow"/>
               </w:rPr>
               <w:t xml:space="preserve">analysis </w:t>
             </w:r>
             <w:r>
               <w:rPr>
-                <w:sz w:val="22"/>
-                <w:szCs w:val="22"/>
+                <w:sz w:val="20"/>
+                <w:szCs w:val="20"/>
                 <w:highlight w:val="yellow"/>
               </w:rPr>
               <w:t xml:space="preserve">claims </w:t>
@@ -6325,16 +8108,16 @@
               <w:spacing w:line="276" w:lineRule="auto"/>
               <w:ind w:left="294" w:hanging="270"/>
               <w:rPr>
-                <w:sz w:val="22"/>
-                <w:szCs w:val="22"/>
+                <w:sz w:val="20"/>
+                <w:szCs w:val="20"/>
               </w:rPr>
             </w:pPr>
             <w:r>
               <w:rPr>
                 <w:b/>
                 <w:bCs/>
-                <w:sz w:val="22"/>
-                <w:szCs w:val="22"/>
+                <w:sz w:val="20"/>
+                <w:szCs w:val="20"/>
               </w:rPr>
               <w:t>Numerical output</w:t>
             </w:r>
@@ -6342,8 +8125,8 @@
               <w:rPr>
                 <w:b/>
                 <w:bCs/>
-                <w:sz w:val="22"/>
-                <w:szCs w:val="22"/>
+                <w:sz w:val="20"/>
+                <w:szCs w:val="20"/>
               </w:rPr>
               <w:t xml:space="preserve"> of </w:t>
             </w:r>
@@ -6351,8 +8134,8 @@
               <w:rPr>
                 <w:b/>
                 <w:bCs/>
-                <w:sz w:val="22"/>
-                <w:szCs w:val="22"/>
+                <w:sz w:val="20"/>
+                <w:szCs w:val="20"/>
               </w:rPr>
               <w:t>main</w:t>
             </w:r>
@@ -6360,8 +8143,8 @@
               <w:rPr>
                 <w:b/>
                 <w:bCs/>
-                <w:sz w:val="22"/>
-                <w:szCs w:val="22"/>
+                <w:sz w:val="20"/>
+                <w:szCs w:val="20"/>
               </w:rPr>
               <w:t xml:space="preserve"> analysis</w:t>
             </w:r>
@@ -6369,15 +8152,15 @@
               <w:rPr>
                 <w:b/>
                 <w:bCs/>
-                <w:sz w:val="22"/>
-                <w:szCs w:val="22"/>
+                <w:sz w:val="20"/>
+                <w:szCs w:val="20"/>
               </w:rPr>
               <w:t xml:space="preserve"> </w:t>
             </w:r>
             <w:r>
               <w:rPr>
-                <w:sz w:val="22"/>
-                <w:szCs w:val="22"/>
+                <w:sz w:val="20"/>
+                <w:szCs w:val="20"/>
               </w:rPr>
               <w:t>matching</w:t>
             </w:r>
@@ -6392,23 +8175,23 @@
               <w:spacing w:line="276" w:lineRule="auto"/>
               <w:ind w:left="294" w:hanging="270"/>
               <w:rPr>
-                <w:sz w:val="22"/>
-                <w:szCs w:val="22"/>
+                <w:sz w:val="20"/>
+                <w:szCs w:val="20"/>
               </w:rPr>
             </w:pPr>
             <w:r>
               <w:rPr>
                 <w:b/>
                 <w:bCs/>
-                <w:sz w:val="22"/>
-                <w:szCs w:val="22"/>
+                <w:sz w:val="20"/>
+                <w:szCs w:val="20"/>
               </w:rPr>
               <w:t>Table/figure</w:t>
             </w:r>
             <w:r>
               <w:rPr>
-                <w:sz w:val="22"/>
-                <w:szCs w:val="22"/>
+                <w:sz w:val="20"/>
+                <w:szCs w:val="20"/>
               </w:rPr>
               <w:t xml:space="preserve"> matching</w:t>
             </w:r>
@@ -6423,37 +8206,37 @@
               <w:spacing w:line="276" w:lineRule="auto"/>
               <w:ind w:left="294" w:hanging="270"/>
               <w:rPr>
-                <w:sz w:val="22"/>
-                <w:szCs w:val="22"/>
-              </w:rPr>
-            </w:pPr>
-            <w:commentRangeStart w:id="1"/>
+                <w:sz w:val="20"/>
+                <w:szCs w:val="20"/>
+              </w:rPr>
+            </w:pPr>
+            <w:commentRangeStart w:id="0"/>
             <w:r>
               <w:rPr>
                 <w:b/>
                 <w:bCs/>
-                <w:sz w:val="22"/>
-                <w:szCs w:val="22"/>
+                <w:sz w:val="20"/>
+                <w:szCs w:val="20"/>
                 <w:highlight w:val="yellow"/>
               </w:rPr>
               <w:t>Criteria for partial reproducibility</w:t>
             </w:r>
             <w:r>
               <w:rPr>
-                <w:sz w:val="22"/>
-                <w:szCs w:val="22"/>
+                <w:sz w:val="20"/>
+                <w:szCs w:val="20"/>
                 <w:highlight w:val="yellow"/>
               </w:rPr>
               <w:t xml:space="preserve"> (fully vs. partially reproduced results defined and distinguished)</w:t>
             </w:r>
-            <w:commentRangeEnd w:id="1"/>
+            <w:commentRangeEnd w:id="0"/>
             <w:r>
               <w:rPr>
                 <w:rStyle w:val="CommentReference"/>
-                <w:sz w:val="22"/>
-                <w:szCs w:val="22"/>
-              </w:rPr>
-              <w:commentReference w:id="1"/>
+                <w:sz w:val="20"/>
+                <w:szCs w:val="20"/>
+              </w:rPr>
+              <w:commentReference w:id="0"/>
             </w:r>
           </w:p>
         </w:tc>
@@ -6481,20 +8264,44 @@
           <w:between w:val="nil"/>
         </w:pBdr>
         <w:spacing w:after="0" w:line="276" w:lineRule="auto"/>
-      </w:pPr>
-      <w:r>
+        <w:rPr>
+          <w:sz w:val="22"/>
+          <w:szCs w:val="22"/>
+        </w:rPr>
+      </w:pPr>
+      <w:r>
+        <w:rPr>
+          <w:sz w:val="22"/>
+          <w:szCs w:val="22"/>
+        </w:rPr>
         <w:t>If not</w:t>
       </w:r>
       <w:r>
+        <w:rPr>
+          <w:sz w:val="22"/>
+          <w:szCs w:val="22"/>
+        </w:rPr>
         <w:t xml:space="preserve"> one of these above</w:t>
       </w:r>
       <w:r>
+        <w:rPr>
+          <w:sz w:val="22"/>
+          <w:szCs w:val="22"/>
+        </w:rPr>
         <w:t>, then new criteri</w:t>
       </w:r>
       <w:r>
+        <w:rPr>
+          <w:sz w:val="22"/>
+          <w:szCs w:val="22"/>
+        </w:rPr>
         <w:t>on</w:t>
       </w:r>
       <w:r>
+        <w:rPr>
+          <w:sz w:val="22"/>
+          <w:szCs w:val="22"/>
+        </w:rPr>
         <w:t xml:space="preserve"> will be added as a new entry.</w:t>
       </w:r>
     </w:p>
@@ -6508,6 +8315,10 @@
           <w:between w:val="nil"/>
         </w:pBdr>
         <w:spacing w:after="0" w:line="276" w:lineRule="auto"/>
+        <w:rPr>
+          <w:sz w:val="22"/>
+          <w:szCs w:val="22"/>
+        </w:rPr>
       </w:pPr>
     </w:p>
     <w:p>
@@ -6520,8 +8331,16 @@
           <w:between w:val="nil"/>
         </w:pBdr>
         <w:spacing w:after="0" w:line="276" w:lineRule="auto"/>
-      </w:pPr>
-      <w:r>
+        <w:rPr>
+          <w:sz w:val="22"/>
+          <w:szCs w:val="22"/>
+        </w:rPr>
+      </w:pPr>
+      <w:r>
+        <w:rPr>
+          <w:sz w:val="22"/>
+          <w:szCs w:val="22"/>
+        </w:rPr>
         <w:t>Each of these criteria will be coded according to these dimensions:</w:t>
       </w:r>
     </w:p>
@@ -6544,8 +8363,16 @@
         </w:tabs>
         <w:spacing w:after="0" w:line="276" w:lineRule="auto"/>
         <w:ind w:left="630"/>
-      </w:pPr>
-      <w:r>
+        <w:rPr>
+          <w:sz w:val="22"/>
+          <w:szCs w:val="22"/>
+        </w:rPr>
+      </w:pPr>
+      <w:r>
+        <w:rPr>
+          <w:sz w:val="22"/>
+          <w:szCs w:val="22"/>
+        </w:rPr>
         <w:t>Explicitness</w:t>
       </w:r>
     </w:p>
@@ -6568,8 +8395,16 @@
         </w:tabs>
         <w:spacing w:after="0" w:line="276" w:lineRule="auto"/>
         <w:ind w:left="1080"/>
-      </w:pPr>
-      <w:r>
+        <w:rPr>
+          <w:sz w:val="22"/>
+          <w:szCs w:val="22"/>
+        </w:rPr>
+      </w:pPr>
+      <w:r>
+        <w:rPr>
+          <w:sz w:val="22"/>
+          <w:szCs w:val="22"/>
+        </w:rPr>
         <w:t>Explicit if the criterion is described/operationalized and formulated as a rule</w:t>
       </w:r>
     </w:p>
@@ -6592,20 +8427,44 @@
         </w:tabs>
         <w:spacing w:after="0" w:line="276" w:lineRule="auto"/>
         <w:ind w:left="1080"/>
-      </w:pPr>
-      <w:r>
+        <w:rPr>
+          <w:sz w:val="22"/>
+          <w:szCs w:val="22"/>
+        </w:rPr>
+      </w:pPr>
+      <w:r>
+        <w:rPr>
+          <w:sz w:val="22"/>
+          <w:szCs w:val="22"/>
+        </w:rPr>
         <w:t xml:space="preserve">Implicit if the </w:t>
       </w:r>
       <w:r>
+        <w:rPr>
+          <w:sz w:val="22"/>
+          <w:szCs w:val="22"/>
+        </w:rPr>
         <w:t xml:space="preserve">criterion </w:t>
       </w:r>
       <w:r>
+        <w:rPr>
+          <w:sz w:val="22"/>
+          <w:szCs w:val="22"/>
+        </w:rPr>
         <w:t xml:space="preserve">is described/operationalized BUT NOT </w:t>
       </w:r>
       <w:r>
+        <w:rPr>
+          <w:sz w:val="22"/>
+          <w:szCs w:val="22"/>
+        </w:rPr>
         <w:t>prescribed</w:t>
       </w:r>
       <w:r>
+        <w:rPr>
+          <w:sz w:val="22"/>
+          <w:szCs w:val="22"/>
+        </w:rPr>
         <w:t xml:space="preserve"> as a rule</w:t>
       </w:r>
     </w:p>
@@ -6624,6 +8483,10 @@
         </w:tabs>
         <w:spacing w:after="0" w:line="276" w:lineRule="auto"/>
         <w:ind w:left="1080"/>
+        <w:rPr>
+          <w:sz w:val="22"/>
+          <w:szCs w:val="22"/>
+        </w:rPr>
       </w:pPr>
     </w:p>
     <w:p>
@@ -6645,11 +8508,23 @@
         </w:tabs>
         <w:spacing w:after="0" w:line="276" w:lineRule="auto"/>
         <w:ind w:left="630"/>
-      </w:pPr>
-      <w:r>
+        <w:rPr>
+          <w:sz w:val="22"/>
+          <w:szCs w:val="22"/>
+        </w:rPr>
+      </w:pPr>
+      <w:r>
+        <w:rPr>
+          <w:sz w:val="22"/>
+          <w:szCs w:val="22"/>
+        </w:rPr>
         <w:t>Conditionality</w:t>
       </w:r>
       <w:r>
+        <w:rPr>
+          <w:sz w:val="22"/>
+          <w:szCs w:val="22"/>
+        </w:rPr>
         <w:t xml:space="preserve"> – to generate the dependency diagram of the criteria</w:t>
       </w:r>
     </w:p>
@@ -6672,26 +8547,58 @@
         </w:tabs>
         <w:spacing w:after="0" w:line="276" w:lineRule="auto"/>
         <w:ind w:left="1080"/>
-      </w:pPr>
-      <w:r>
+        <w:rPr>
+          <w:sz w:val="22"/>
+          <w:szCs w:val="22"/>
+        </w:rPr>
+      </w:pPr>
+      <w:r>
+        <w:rPr>
+          <w:sz w:val="22"/>
+          <w:szCs w:val="22"/>
+        </w:rPr>
         <w:t xml:space="preserve">Is the criterion a </w:t>
       </w:r>
       <w:r>
+        <w:rPr>
+          <w:sz w:val="22"/>
+          <w:szCs w:val="22"/>
+        </w:rPr>
         <w:t>pre-requisite</w:t>
       </w:r>
       <w:r>
+        <w:rPr>
+          <w:sz w:val="22"/>
+          <w:szCs w:val="22"/>
+        </w:rPr>
         <w:t xml:space="preserve"> </w:t>
       </w:r>
       <w:r>
+        <w:rPr>
+          <w:sz w:val="22"/>
+          <w:szCs w:val="22"/>
+        </w:rPr>
         <w:t>for</w:t>
       </w:r>
       <w:r>
+        <w:rPr>
+          <w:sz w:val="22"/>
+          <w:szCs w:val="22"/>
+        </w:rPr>
         <w:t xml:space="preserve"> other criteria? If so, wh</w:t>
       </w:r>
       <w:r>
+        <w:rPr>
+          <w:sz w:val="22"/>
+          <w:szCs w:val="22"/>
+        </w:rPr>
         <w:t>ich ones</w:t>
       </w:r>
       <w:r>
+        <w:rPr>
+          <w:sz w:val="22"/>
+          <w:szCs w:val="22"/>
+        </w:rPr>
         <w:t>?</w:t>
       </w:r>
     </w:p>
@@ -6714,14 +8621,30 @@
         </w:tabs>
         <w:spacing w:after="0" w:line="276" w:lineRule="auto"/>
         <w:ind w:left="1080"/>
-      </w:pPr>
-      <w:r>
+        <w:rPr>
+          <w:sz w:val="22"/>
+          <w:szCs w:val="22"/>
+        </w:rPr>
+      </w:pPr>
+      <w:r>
+        <w:rPr>
+          <w:sz w:val="22"/>
+          <w:szCs w:val="22"/>
+        </w:rPr>
         <w:t>Does the criterion depend on other criteria? If so</w:t>
       </w:r>
       <w:r>
+        <w:rPr>
+          <w:sz w:val="22"/>
+          <w:szCs w:val="22"/>
+        </w:rPr>
         <w:t>,</w:t>
       </w:r>
       <w:r>
+        <w:rPr>
+          <w:sz w:val="22"/>
+          <w:szCs w:val="22"/>
+        </w:rPr>
         <w:t xml:space="preserve"> which ones?</w:t>
       </w:r>
     </w:p>
@@ -6740,6 +8663,10 @@
         </w:tabs>
         <w:spacing w:after="0" w:line="276" w:lineRule="auto"/>
         <w:ind w:left="1080"/>
+        <w:rPr>
+          <w:sz w:val="22"/>
+          <w:szCs w:val="22"/>
+        </w:rPr>
       </w:pPr>
     </w:p>
     <w:p>
@@ -6761,8 +8688,16 @@
         </w:tabs>
         <w:spacing w:after="0" w:line="276" w:lineRule="auto"/>
         <w:ind w:left="630"/>
-      </w:pPr>
-      <w:r>
+        <w:rPr>
+          <w:sz w:val="22"/>
+          <w:szCs w:val="22"/>
+        </w:rPr>
+      </w:pPr>
+      <w:r>
+        <w:rPr>
+          <w:sz w:val="22"/>
+          <w:szCs w:val="22"/>
+        </w:rPr>
         <w:t>Automation</w:t>
       </w:r>
     </w:p>
@@ -6785,29 +8720,65 @@
         </w:tabs>
         <w:spacing w:after="0" w:line="276" w:lineRule="auto"/>
         <w:ind w:left="1080"/>
-      </w:pPr>
-      <w:r>
+        <w:rPr>
+          <w:sz w:val="22"/>
+          <w:szCs w:val="22"/>
+        </w:rPr>
+      </w:pPr>
+      <w:r>
+        <w:rPr>
+          <w:sz w:val="22"/>
+          <w:szCs w:val="22"/>
+        </w:rPr>
         <w:t>Can the criterion be automated</w:t>
       </w:r>
       <w:r>
+        <w:rPr>
+          <w:sz w:val="22"/>
+          <w:szCs w:val="22"/>
+        </w:rPr>
         <w:t>,</w:t>
       </w:r>
       <w:r>
+        <w:rPr>
+          <w:sz w:val="22"/>
+          <w:szCs w:val="22"/>
+        </w:rPr>
         <w:t xml:space="preserve"> or </w:t>
       </w:r>
       <w:r>
+        <w:rPr>
+          <w:sz w:val="22"/>
+          <w:szCs w:val="22"/>
+        </w:rPr>
         <w:t xml:space="preserve">should it </w:t>
       </w:r>
       <w:r>
+        <w:rPr>
+          <w:sz w:val="22"/>
+          <w:szCs w:val="22"/>
+        </w:rPr>
         <w:t>strictly</w:t>
       </w:r>
       <w:r>
+        <w:rPr>
+          <w:sz w:val="22"/>
+          <w:szCs w:val="22"/>
+        </w:rPr>
         <w:t xml:space="preserve"> be</w:t>
       </w:r>
       <w:r>
+        <w:rPr>
+          <w:sz w:val="22"/>
+          <w:szCs w:val="22"/>
+        </w:rPr>
         <w:t xml:space="preserve"> </w:t>
       </w:r>
       <w:r>
+        <w:rPr>
+          <w:sz w:val="22"/>
+          <w:szCs w:val="22"/>
+        </w:rPr>
         <w:t>manually checked?</w:t>
       </w:r>
     </w:p>
@@ -6830,8 +8801,16 @@
         </w:tabs>
         <w:spacing w:after="0" w:line="276" w:lineRule="auto"/>
         <w:ind w:left="1080"/>
-      </w:pPr>
-      <w:r>
+        <w:rPr>
+          <w:sz w:val="22"/>
+          <w:szCs w:val="22"/>
+        </w:rPr>
+      </w:pPr>
+      <w:r>
+        <w:rPr>
+          <w:sz w:val="22"/>
+          <w:szCs w:val="22"/>
+        </w:rPr>
         <w:t>If automated, is LLM involved?</w:t>
       </w:r>
     </w:p>
@@ -6840,6 +8819,8 @@
         <w:rPr>
           <w:b/>
           <w:bCs/>
+          <w:sz w:val="22"/>
+          <w:szCs w:val="22"/>
         </w:rPr>
       </w:pPr>
     </w:p>
@@ -6848,14 +8829,47 @@
         <w:rPr>
           <w:b/>
           <w:bCs/>
+          <w:sz w:val="22"/>
+          <w:szCs w:val="22"/>
         </w:rPr>
       </w:pPr>
       <w:r>
         <w:rPr>
           <w:b/>
           <w:bCs/>
-        </w:rPr>
+          <w:sz w:val="22"/>
+          <w:szCs w:val="22"/>
+        </w:rPr>
+        <w:br w:type="page"/>
+      </w:r>
+    </w:p>
+    <w:p>
+      <w:pPr>
+        <w:rPr>
+          <w:b/>
+          <w:bCs/>
+          <w:sz w:val="22"/>
+          <w:szCs w:val="22"/>
+        </w:rPr>
+      </w:pPr>
+      <w:r>
+        <w:rPr>
+          <w:b/>
+          <w:bCs/>
+          <w:sz w:val="22"/>
+          <w:szCs w:val="22"/>
+        </w:rPr>
+        <w:lastRenderedPageBreak/>
         <w:t>Possible themes</w:t>
+      </w:r>
+      <w:r>
+        <w:rPr>
+          <w:b/>
+          <w:bCs/>
+          <w:sz w:val="22"/>
+          <w:szCs w:val="22"/>
+        </w:rPr>
+        <w:t xml:space="preserve"> --- to be done later</w:t>
       </w:r>
     </w:p>
     <w:p>
@@ -6863,7 +8877,7 @@
         <w:pStyle w:val="ListParagraph"/>
         <w:numPr>
           <w:ilvl w:val="3"/>
-          <w:numId w:val="3"/>
+          <w:numId w:val="6"/>
         </w:numPr>
         <w:pBdr>
           <w:top w:val="nil"/>
@@ -6874,10 +8888,16 @@
         </w:pBdr>
         <w:spacing w:after="0"/>
         <w:ind w:left="450" w:hanging="270"/>
+        <w:rPr>
+          <w:sz w:val="22"/>
+          <w:szCs w:val="22"/>
+        </w:rPr>
       </w:pPr>
       <w:r>
         <w:rPr>
           <w:color w:val="000000"/>
+          <w:sz w:val="22"/>
+          <w:szCs w:val="22"/>
         </w:rPr>
         <w:t>Criteria</w:t>
       </w:r>
@@ -6886,7 +8906,7 @@
       <w:pPr>
         <w:numPr>
           <w:ilvl w:val="7"/>
-          <w:numId w:val="3"/>
+          <w:numId w:val="6"/>
         </w:numPr>
         <w:pBdr>
           <w:top w:val="nil"/>
@@ -6897,10 +8917,16 @@
         </w:pBdr>
         <w:spacing w:after="0"/>
         <w:ind w:left="851" w:hanging="284"/>
+        <w:rPr>
+          <w:sz w:val="22"/>
+          <w:szCs w:val="22"/>
+        </w:rPr>
       </w:pPr>
       <w:r>
         <w:rPr>
           <w:color w:val="000000"/>
+          <w:sz w:val="22"/>
+          <w:szCs w:val="22"/>
         </w:rPr>
         <w:t>What does reproducibility mean across different disciplines, different research designs, and data type?</w:t>
       </w:r>
@@ -6909,7 +8935,7 @@
       <w:pPr>
         <w:numPr>
           <w:ilvl w:val="7"/>
-          <w:numId w:val="3"/>
+          <w:numId w:val="6"/>
         </w:numPr>
         <w:pBdr>
           <w:top w:val="nil"/>
@@ -6920,10 +8946,16 @@
         </w:pBdr>
         <w:spacing w:after="0"/>
         <w:ind w:left="851" w:hanging="284"/>
+        <w:rPr>
+          <w:sz w:val="22"/>
+          <w:szCs w:val="22"/>
+        </w:rPr>
       </w:pPr>
       <w:r>
         <w:rPr>
           <w:color w:val="000000"/>
+          <w:sz w:val="22"/>
+          <w:szCs w:val="22"/>
         </w:rPr>
         <w:t xml:space="preserve">Layers of the criteria </w:t>
       </w:r>
@@ -6932,7 +8964,7 @@
       <w:pPr>
         <w:numPr>
           <w:ilvl w:val="7"/>
-          <w:numId w:val="3"/>
+          <w:numId w:val="6"/>
         </w:numPr>
         <w:pBdr>
           <w:top w:val="nil"/>
@@ -6943,10 +8975,16 @@
         </w:pBdr>
         <w:spacing w:after="0"/>
         <w:ind w:left="851" w:hanging="284"/>
+        <w:rPr>
+          <w:sz w:val="22"/>
+          <w:szCs w:val="22"/>
+        </w:rPr>
       </w:pPr>
       <w:r>
         <w:rPr>
           <w:color w:val="000000"/>
+          <w:sz w:val="22"/>
+          <w:szCs w:val="22"/>
         </w:rPr>
         <w:t>Visualizing the dependency logic of the reproducibility criteria</w:t>
       </w:r>
@@ -6955,7 +8993,7 @@
       <w:pPr>
         <w:numPr>
           <w:ilvl w:val="6"/>
-          <w:numId w:val="3"/>
+          <w:numId w:val="6"/>
         </w:numPr>
         <w:pBdr>
           <w:top w:val="nil"/>
@@ -6966,10 +9004,16 @@
         </w:pBdr>
         <w:spacing w:after="0"/>
         <w:ind w:left="426" w:hanging="284"/>
+        <w:rPr>
+          <w:sz w:val="22"/>
+          <w:szCs w:val="22"/>
+        </w:rPr>
       </w:pPr>
       <w:r>
         <w:rPr>
           <w:color w:val="000000"/>
+          <w:sz w:val="22"/>
+          <w:szCs w:val="22"/>
         </w:rPr>
         <w:t>Barriers</w:t>
       </w:r>
@@ -6978,7 +9022,7 @@
       <w:pPr>
         <w:numPr>
           <w:ilvl w:val="7"/>
-          <w:numId w:val="3"/>
+          <w:numId w:val="6"/>
         </w:numPr>
         <w:pBdr>
           <w:top w:val="nil"/>
@@ -6989,10 +9033,16 @@
         </w:pBdr>
         <w:spacing w:after="0"/>
         <w:ind w:left="851" w:hanging="284"/>
+        <w:rPr>
+          <w:sz w:val="22"/>
+          <w:szCs w:val="22"/>
+        </w:rPr>
       </w:pPr>
       <w:r>
         <w:rPr>
           <w:color w:val="000000"/>
+          <w:sz w:val="22"/>
+          <w:szCs w:val="22"/>
         </w:rPr>
         <w:t>What caused the reproducibility check to fail?</w:t>
       </w:r>
@@ -7001,7 +9051,7 @@
       <w:pPr>
         <w:numPr>
           <w:ilvl w:val="7"/>
-          <w:numId w:val="3"/>
+          <w:numId w:val="6"/>
         </w:numPr>
         <w:pBdr>
           <w:top w:val="nil"/>
@@ -7012,10 +9062,16 @@
         </w:pBdr>
         <w:spacing w:after="0"/>
         <w:ind w:left="851" w:hanging="284"/>
+        <w:rPr>
+          <w:sz w:val="22"/>
+          <w:szCs w:val="22"/>
+        </w:rPr>
       </w:pPr>
       <w:r>
         <w:rPr>
           <w:color w:val="000000"/>
+          <w:sz w:val="22"/>
+          <w:szCs w:val="22"/>
         </w:rPr>
         <w:t>What are individual and structural barriers that hamper reproducibility?</w:t>
       </w:r>
@@ -7024,7 +9080,7 @@
       <w:pPr>
         <w:numPr>
           <w:ilvl w:val="6"/>
-          <w:numId w:val="3"/>
+          <w:numId w:val="6"/>
         </w:numPr>
         <w:pBdr>
           <w:top w:val="nil"/>
@@ -7035,10 +9091,16 @@
         </w:pBdr>
         <w:spacing w:after="0"/>
         <w:ind w:left="426" w:hanging="284"/>
+        <w:rPr>
+          <w:sz w:val="22"/>
+          <w:szCs w:val="22"/>
+        </w:rPr>
       </w:pPr>
       <w:r>
         <w:rPr>
           <w:color w:val="000000"/>
+          <w:sz w:val="22"/>
+          <w:szCs w:val="22"/>
         </w:rPr>
         <w:t xml:space="preserve">Who bears the cost of reproducibility check? </w:t>
       </w:r>
@@ -7047,7 +9109,7 @@
       <w:pPr>
         <w:numPr>
           <w:ilvl w:val="6"/>
-          <w:numId w:val="3"/>
+          <w:numId w:val="6"/>
         </w:numPr>
         <w:pBdr>
           <w:top w:val="nil"/>
@@ -7058,10 +9120,16 @@
         </w:pBdr>
         <w:spacing w:after="0"/>
         <w:ind w:left="426" w:hanging="284"/>
+        <w:rPr>
+          <w:sz w:val="22"/>
+          <w:szCs w:val="22"/>
+        </w:rPr>
       </w:pPr>
       <w:r>
         <w:rPr>
           <w:color w:val="000000"/>
+          <w:sz w:val="22"/>
+          <w:szCs w:val="22"/>
         </w:rPr>
         <w:t>Issues with sensitive/proprietary data</w:t>
       </w:r>
@@ -7078,26 +9146,7 @@
 
 <file path=word/comments.xml><?xml version="1.0" encoding="utf-8"?>
 <w:comments xmlns:wpc="http://schemas.microsoft.com/office/word/2010/wordprocessingCanvas" xmlns:cx="http://schemas.microsoft.com/office/drawing/2014/chartex" xmlns:cx1="http://schemas.microsoft.com/office/drawing/2015/9/8/chartex" xmlns:cx2="http://schemas.microsoft.com/office/drawing/2015/10/21/chartex" xmlns:cx3="http://schemas.microsoft.com/office/drawing/2016/5/9/chartex" xmlns:cx4="http://schemas.microsoft.com/office/drawing/2016/5/10/chartex" xmlns:cx5="http://schemas.microsoft.com/office/drawing/2016/5/11/chartex" xmlns:cx6="http://schemas.microsoft.com/office/drawing/2016/5/12/chartex" xmlns:cx7="http://schemas.microsoft.com/office/drawing/2016/5/13/chartex" xmlns:cx8="http://schemas.microsoft.com/office/drawing/2016/5/14/chartex" xmlns:mc="http://schemas.openxmlformats.org/markup-compatibility/2006" xmlns:aink="http://schemas.microsoft.com/office/drawing/2016/ink" xmlns:am3d="http://schemas.microsoft.com/office/drawing/2017/model3d" xmlns:o="urn:schemas-microsoft-com:office:office" xmlns:oel="http://schemas.microsoft.com/office/2019/extlst" xmlns:r="http://schemas.openxmlformats.org/officeDocument/2006/relationships" xmlns:m="http://schemas.openxmlformats.org/officeDocument/2006/math" xmlns:v="urn:schemas-microsoft-com:vml" xmlns:wp14="http://schemas.microsoft.com/office/word/2010/wordprocessingDrawing" xmlns:wp="http://schemas.openxmlformats.org/drawingml/2006/wordprocessingDrawing" xmlns:w10="urn:schemas-microsoft-com:office:word" xmlns:w="http://schemas.openxmlformats.org/wordprocessingml/2006/main" xmlns:w14="http://schemas.microsoft.com/office/word/2010/wordml" xmlns:w15="http://schemas.microsoft.com/office/word/2012/wordml" xmlns:w16cex="http://schemas.microsoft.com/office/word/2018/wordml/cex" xmlns:w16cid="http://schemas.microsoft.com/office/word/2016/wordml/cid" xmlns:w16="http://schemas.microsoft.com/office/word/2018/wordml" xmlns:w16du="http://schemas.microsoft.com/office/word/2023/wordml/word16du" xmlns:w16sdtdh="http://schemas.microsoft.com/office/word/2020/wordml/sdtdatahash" xmlns:w16sdtfl="http://schemas.microsoft.com/office/word/2024/wordml/sdtformatlock" xmlns:w16se="http://schemas.microsoft.com/office/word/2015/wordml/symex" xmlns:wpg="http://schemas.microsoft.com/office/word/2010/wordprocessingGroup" xmlns:wpi="http://schemas.microsoft.com/office/word/2010/wordprocessingInk" xmlns:wne="http://schemas.microsoft.com/office/word/2006/wordml" xmlns:wps="http://schemas.microsoft.com/office/word/2010/wordprocessingShape" mc:Ignorable="w14 w15 w16se w16cid w16 w16cex w16sdtdh w16sdtfl w16du wp14">
-  <w:comment w:id="0" w:author="Amelia Zein" w:date="2026-04-20T14:15:00Z" w:initials="AZ">
-    <w:p>
-      <w:pPr>
-        <w:pStyle w:val="CommentText"/>
-      </w:pPr>
-      <w:r>
-        <w:rPr>
-          <w:rStyle w:val="CommentReference"/>
-        </w:rPr>
-        <w:annotationRef/>
-      </w:r>
-      <w:r>
-        <w:rPr>
-          <w:lang w:val="en-US"/>
-        </w:rPr>
-        <w:t>Thus interrater agreement can be calculated – e.g., Cohen‘s kappa</w:t>
-      </w:r>
-    </w:p>
-  </w:comment>
-  <w:comment w:id="1" w:author="Amelia Zein" w:date="2026-04-20T11:30:00Z" w:initials="AZ">
+  <w:comment w:id="0" w:author="Amelia Zein" w:date="2026-04-20T11:30:00Z" w:initials="AZ">
     <w:p>
       <w:pPr>
         <w:pStyle w:val="CommentText"/>
@@ -7144,21 +9193,18 @@
 
 <file path=word/commentsExtended.xml><?xml version="1.0" encoding="utf-8"?>
 <w15:commentsEx xmlns:wpc="http://schemas.microsoft.com/office/word/2010/wordprocessingCanvas" xmlns:cx="http://schemas.microsoft.com/office/drawing/2014/chartex" xmlns:cx1="http://schemas.microsoft.com/office/drawing/2015/9/8/chartex" xmlns:cx2="http://schemas.microsoft.com/office/drawing/2015/10/21/chartex" xmlns:cx3="http://schemas.microsoft.com/office/drawing/2016/5/9/chartex" xmlns:cx4="http://schemas.microsoft.com/office/drawing/2016/5/10/chartex" xmlns:cx5="http://schemas.microsoft.com/office/drawing/2016/5/11/chartex" xmlns:cx6="http://schemas.microsoft.com/office/drawing/2016/5/12/chartex" xmlns:cx7="http://schemas.microsoft.com/office/drawing/2016/5/13/chartex" xmlns:cx8="http://schemas.microsoft.com/office/drawing/2016/5/14/chartex" xmlns:mc="http://schemas.openxmlformats.org/markup-compatibility/2006" xmlns:aink="http://schemas.microsoft.com/office/drawing/2016/ink" xmlns:am3d="http://schemas.microsoft.com/office/drawing/2017/model3d" xmlns:o="urn:schemas-microsoft-com:office:office" xmlns:oel="http://schemas.microsoft.com/office/2019/extlst" xmlns:r="http://schemas.openxmlformats.org/officeDocument/2006/relationships" xmlns:m="http://schemas.openxmlformats.org/officeDocument/2006/math" xmlns:v="urn:schemas-microsoft-com:vml" xmlns:wp14="http://schemas.microsoft.com/office/word/2010/wordprocessingDrawing" xmlns:wp="http://schemas.openxmlformats.org/drawingml/2006/wordprocessingDrawing" xmlns:w10="urn:schemas-microsoft-com:office:word" xmlns:w="http://schemas.openxmlformats.org/wordprocessingml/2006/main" xmlns:w14="http://schemas.microsoft.com/office/word/2010/wordml" xmlns:w15="http://schemas.microsoft.com/office/word/2012/wordml" xmlns:w16cex="http://schemas.microsoft.com/office/word/2018/wordml/cex" xmlns:w16cid="http://schemas.microsoft.com/office/word/2016/wordml/cid" xmlns:w16="http://schemas.microsoft.com/office/word/2018/wordml" xmlns:w16du="http://schemas.microsoft.com/office/word/2023/wordml/word16du" xmlns:w16sdtdh="http://schemas.microsoft.com/office/word/2020/wordml/sdtdatahash" xmlns:w16sdtfl="http://schemas.microsoft.com/office/word/2024/wordml/sdtformatlock" xmlns:w16se="http://schemas.microsoft.com/office/word/2015/wordml/symex" xmlns:wpg="http://schemas.microsoft.com/office/word/2010/wordprocessingGroup" xmlns:wpi="http://schemas.microsoft.com/office/word/2010/wordprocessingInk" xmlns:wne="http://schemas.microsoft.com/office/word/2006/wordml" xmlns:wps="http://schemas.microsoft.com/office/word/2010/wordprocessingShape" mc:Ignorable="w14 w15 w16se w16cid w16 w16cex w16sdtdh w16sdtfl w16du wp14">
-  <w15:commentEx w15:paraId="7410B8BB" w15:done="0"/>
   <w15:commentEx w15:paraId="1C816CA9" w15:done="0"/>
 </w15:commentsEx>
 </file>
 
 <file path=word/commentsExtensible.xml><?xml version="1.0" encoding="utf-8"?>
 <w16cex:commentsExtensible xmlns:wpc="http://schemas.microsoft.com/office/word/2010/wordprocessingCanvas" xmlns:cx="http://schemas.microsoft.com/office/drawing/2014/chartex" xmlns:cx1="http://schemas.microsoft.com/office/drawing/2015/9/8/chartex" xmlns:cx2="http://schemas.microsoft.com/office/drawing/2015/10/21/chartex" xmlns:cx3="http://schemas.microsoft.com/office/drawing/2016/5/9/chartex" xmlns:cx4="http://schemas.microsoft.com/office/drawing/2016/5/10/chartex" xmlns:cx5="http://schemas.microsoft.com/office/drawing/2016/5/11/chartex" xmlns:cx6="http://schemas.microsoft.com/office/drawing/2016/5/12/chartex" xmlns:cx7="http://schemas.microsoft.com/office/drawing/2016/5/13/chartex" xmlns:cx8="http://schemas.microsoft.com/office/drawing/2016/5/14/chartex" xmlns:cr="http://schemas.microsoft.com/office/comments/2020/reactions" xmlns:mc="http://schemas.openxmlformats.org/markup-compatibility/2006" xmlns:aink="http://schemas.microsoft.com/office/drawing/2016/ink" xmlns:am3d="http://schemas.microsoft.com/office/drawing/2017/model3d" xmlns:o="urn:schemas-microsoft-com:office:office" xmlns:oel="http://schemas.microsoft.com/office/2019/extlst" xmlns:r="http://schemas.openxmlformats.org/officeDocument/2006/relationships" xmlns:m="http://schemas.openxmlformats.org/officeDocument/2006/math" xmlns:v="urn:schemas-microsoft-com:vml" xmlns:wp14="http://schemas.microsoft.com/office/word/2010/wordprocessingDrawing" xmlns:wp="http://schemas.openxmlformats.org/drawingml/2006/wordprocessingDrawing" xmlns:w10="urn:schemas-microsoft-com:office:word" xmlns:w="http://schemas.openxmlformats.org/wordprocessingml/2006/main" xmlns:w14="http://schemas.microsoft.com/office/word/2010/wordml" xmlns:w15="http://schemas.microsoft.com/office/word/2012/wordml" xmlns:w16cex="http://schemas.microsoft.com/office/word/2018/wordml/cex" xmlns:w16cid="http://schemas.microsoft.com/office/word/2016/wordml/cid" xmlns:w16="http://schemas.microsoft.com/office/word/2018/wordml" xmlns:w16du="http://schemas.microsoft.com/office/word/2023/wordml/word16du" xmlns:w16sdtdh="http://schemas.microsoft.com/office/word/2020/wordml/sdtdatahash" xmlns:w16sdtfl="http://schemas.microsoft.com/office/word/2024/wordml/sdtformatlock" xmlns:w16se="http://schemas.microsoft.com/office/word/2015/wordml/symex" xmlns:wpg="http://schemas.microsoft.com/office/word/2010/wordprocessingGroup" xmlns:wpi="http://schemas.microsoft.com/office/word/2010/wordprocessingInk" xmlns:wne="http://schemas.microsoft.com/office/word/2006/wordml" xmlns:wps="http://schemas.microsoft.com/office/word/2010/wordprocessingShape" mc:Ignorable="w14 w15 w16se w16cid w16 w16cex w16sdtdh w16sdtfl cr w16du wp14">
-  <w16cex:commentExtensible w16cex:durableId="5B44FD04" w16cex:dateUtc="2026-04-20T12:15:00Z"/>
   <w16cex:commentExtensible w16cex:durableId="6FF1C02A" w16cex:dateUtc="2026-04-20T09:30:00Z"/>
 </w16cex:commentsExtensible>
 </file>
 
 <file path=word/commentsIds.xml><?xml version="1.0" encoding="utf-8"?>
 <w16cid:commentsIds xmlns:wpc="http://schemas.microsoft.com/office/word/2010/wordprocessingCanvas" xmlns:cx="http://schemas.microsoft.com/office/drawing/2014/chartex" xmlns:cx1="http://schemas.microsoft.com/office/drawing/2015/9/8/chartex" xmlns:cx2="http://schemas.microsoft.com/office/drawing/2015/10/21/chartex" xmlns:cx3="http://schemas.microsoft.com/office/drawing/2016/5/9/chartex" xmlns:cx4="http://schemas.microsoft.com/office/drawing/2016/5/10/chartex" xmlns:cx5="http://schemas.microsoft.com/office/drawing/2016/5/11/chartex" xmlns:cx6="http://schemas.microsoft.com/office/drawing/2016/5/12/chartex" xmlns:cx7="http://schemas.microsoft.com/office/drawing/2016/5/13/chartex" xmlns:cx8="http://schemas.microsoft.com/office/drawing/2016/5/14/chartex" xmlns:mc="http://schemas.openxmlformats.org/markup-compatibility/2006" xmlns:aink="http://schemas.microsoft.com/office/drawing/2016/ink" xmlns:am3d="http://schemas.microsoft.com/office/drawing/2017/model3d" xmlns:o="urn:schemas-microsoft-com:office:office" xmlns:oel="http://schemas.microsoft.com/office/2019/extlst" xmlns:r="http://schemas.openxmlformats.org/officeDocument/2006/relationships" xmlns:m="http://schemas.openxmlformats.org/officeDocument/2006/math" xmlns:v="urn:schemas-microsoft-com:vml" xmlns:wp14="http://schemas.microsoft.com/office/word/2010/wordprocessingDrawing" xmlns:wp="http://schemas.openxmlformats.org/drawingml/2006/wordprocessingDrawing" xmlns:w10="urn:schemas-microsoft-com:office:word" xmlns:w="http://schemas.openxmlformats.org/wordprocessingml/2006/main" xmlns:w14="http://schemas.microsoft.com/office/word/2010/wordml" xmlns:w15="http://schemas.microsoft.com/office/word/2012/wordml" xmlns:w16cex="http://schemas.microsoft.com/office/word/2018/wordml/cex" xmlns:w16cid="http://schemas.microsoft.com/office/word/2016/wordml/cid" xmlns:w16="http://schemas.microsoft.com/office/word/2018/wordml" xmlns:w16du="http://schemas.microsoft.com/office/word/2023/wordml/word16du" xmlns:w16sdtdh="http://schemas.microsoft.com/office/word/2020/wordml/sdtdatahash" xmlns:w16sdtfl="http://schemas.microsoft.com/office/word/2024/wordml/sdtformatlock" xmlns:w16se="http://schemas.microsoft.com/office/word/2015/wordml/symex" xmlns:wpg="http://schemas.microsoft.com/office/word/2010/wordprocessingGroup" xmlns:wpi="http://schemas.microsoft.com/office/word/2010/wordprocessingInk" xmlns:wne="http://schemas.microsoft.com/office/word/2006/wordml" xmlns:wps="http://schemas.microsoft.com/office/word/2010/wordprocessingShape" mc:Ignorable="w14 w15 w16se w16cid w16 w16cex w16sdtdh w16sdtfl w16du wp14">
-  <w16cid:commentId w16cid:paraId="7410B8BB" w16cid:durableId="5B44FD04"/>
   <w16cid:commentId w16cid:paraId="1C816CA9" w16cid:durableId="6FF1C02A"/>
 </w16cid:commentsIds>
 </file>
@@ -7451,6 +9497,92 @@
     </w:lvl>
   </w:abstractNum>
   <w:abstractNum w:abstractNumId="3" w15:restartNumberingAfterBreak="0">
+    <w:nsid w:val="2F44757B"/>
+    <w:multiLevelType w:val="multilevel"/>
+    <w:tmpl w:val="39D40A20"/>
+    <w:lvl w:ilvl="0">
+      <w:start w:val="1"/>
+      <w:numFmt w:val="lowerLetter"/>
+      <w:lvlText w:val="(%1)"/>
+      <w:lvlJc w:val="left"/>
+      <w:pPr>
+        <w:ind w:left="720" w:hanging="360"/>
+      </w:pPr>
+    </w:lvl>
+    <w:lvl w:ilvl="1">
+      <w:start w:val="1"/>
+      <w:numFmt w:val="lowerLetter"/>
+      <w:lvlText w:val="%2."/>
+      <w:lvlJc w:val="left"/>
+      <w:pPr>
+        <w:ind w:left="1440" w:hanging="360"/>
+      </w:pPr>
+    </w:lvl>
+    <w:lvl w:ilvl="2">
+      <w:start w:val="1"/>
+      <w:numFmt w:val="lowerRoman"/>
+      <w:lvlText w:val="%3."/>
+      <w:lvlJc w:val="right"/>
+      <w:pPr>
+        <w:ind w:left="2160" w:hanging="180"/>
+      </w:pPr>
+    </w:lvl>
+    <w:lvl w:ilvl="3">
+      <w:start w:val="1"/>
+      <w:numFmt w:val="decimal"/>
+      <w:lvlText w:val="%4."/>
+      <w:lvlJc w:val="left"/>
+      <w:pPr>
+        <w:ind w:left="2880" w:hanging="360"/>
+      </w:pPr>
+    </w:lvl>
+    <w:lvl w:ilvl="4">
+      <w:start w:val="1"/>
+      <w:numFmt w:val="lowerLetter"/>
+      <w:lvlText w:val="%5."/>
+      <w:lvlJc w:val="left"/>
+      <w:pPr>
+        <w:ind w:left="3600" w:hanging="360"/>
+      </w:pPr>
+    </w:lvl>
+    <w:lvl w:ilvl="5">
+      <w:start w:val="1"/>
+      <w:numFmt w:val="lowerRoman"/>
+      <w:lvlText w:val="%6."/>
+      <w:lvlJc w:val="right"/>
+      <w:pPr>
+        <w:ind w:left="4320" w:hanging="180"/>
+      </w:pPr>
+    </w:lvl>
+    <w:lvl w:ilvl="6">
+      <w:start w:val="1"/>
+      <w:numFmt w:val="decimal"/>
+      <w:lvlText w:val="%7."/>
+      <w:lvlJc w:val="left"/>
+      <w:pPr>
+        <w:ind w:left="5040" w:hanging="360"/>
+      </w:pPr>
+    </w:lvl>
+    <w:lvl w:ilvl="7">
+      <w:start w:val="1"/>
+      <w:numFmt w:val="lowerLetter"/>
+      <w:lvlText w:val="%8."/>
+      <w:lvlJc w:val="left"/>
+      <w:pPr>
+        <w:ind w:left="5760" w:hanging="360"/>
+      </w:pPr>
+    </w:lvl>
+    <w:lvl w:ilvl="8">
+      <w:start w:val="1"/>
+      <w:numFmt w:val="lowerRoman"/>
+      <w:lvlText w:val="%9."/>
+      <w:lvlJc w:val="right"/>
+      <w:pPr>
+        <w:ind w:left="6480" w:hanging="180"/>
+      </w:pPr>
+    </w:lvl>
+  </w:abstractNum>
+  <w:abstractNum w:abstractNumId="4" w15:restartNumberingAfterBreak="0">
     <w:nsid w:val="54562DDF"/>
     <w:multiLevelType w:val="multilevel"/>
     <w:tmpl w:val="4634C1DE"/>
@@ -7540,7 +9672,7 @@
       </w:pPr>
     </w:lvl>
   </w:abstractNum>
-  <w:abstractNum w:abstractNumId="4" w15:restartNumberingAfterBreak="0">
+  <w:abstractNum w:abstractNumId="5" w15:restartNumberingAfterBreak="0">
     <w:nsid w:val="72D63F2F"/>
     <w:multiLevelType w:val="multilevel"/>
     <w:tmpl w:val="6590A758"/>
@@ -7630,16 +9762,19 @@
     <w:abstractNumId w:val="0"/>
   </w:num>
   <w:num w:numId="2" w16cid:durableId="2011714429">
-    <w:abstractNumId w:val="3"/>
+    <w:abstractNumId w:val="4"/>
   </w:num>
   <w:num w:numId="3" w16cid:durableId="422923765">
     <w:abstractNumId w:val="2"/>
   </w:num>
   <w:num w:numId="4" w16cid:durableId="1712875891">
-    <w:abstractNumId w:val="4"/>
+    <w:abstractNumId w:val="5"/>
   </w:num>
   <w:num w:numId="5" w16cid:durableId="953632753">
     <w:abstractNumId w:val="1"/>
+  </w:num>
+  <w:num w:numId="6" w16cid:durableId="843320699">
+    <w:abstractNumId w:val="3"/>
   </w:num>
 </w:numbering>
 </file>
@@ -8698,6 +10833,10 @@
 </go:gDocsCustomXmlDataStorage>
 </file>
 
+<file path=customXml/item2.xml><?xml version="1.0" encoding="utf-8"?>
+<b:Sources xmlns:b="http://schemas.openxmlformats.org/officeDocument/2006/bibliography" xmlns="http://schemas.openxmlformats.org/officeDocument/2006/bibliography" SelectedStyle="\APASixthEditionOfficeOnline.xsl" StyleName="APA" Version="6"/>
+</file>
+
 <file path=customXml/itemProps1.xml><?xml version="1.0" encoding="utf-8"?>
 <ds:datastoreItem xmlns:ds="http://schemas.openxmlformats.org/officeDocument/2006/customXml" ds:itemID="{11111111-1234-1234-1234-123412341234}">
   <ds:schemaRefs>
@@ -8705,4 +10844,12 @@
     <ds:schemaRef ds:uri="http://schemas.openxmlformats.org/officeDocument/2006/relationships"/>
   </ds:schemaRefs>
 </ds:datastoreItem>
+</file>
+
+<file path=customXml/itemProps2.xml><?xml version="1.0" encoding="utf-8"?>
+<ds:datastoreItem xmlns:ds="http://schemas.openxmlformats.org/officeDocument/2006/customXml" ds:itemID="{5EB69EE2-61EE-41A9-8A11-63BA6EB079CF}">
+  <ds:schemaRefs>
+    <ds:schemaRef ds:uri="http://schemas.openxmlformats.org/officeDocument/2006/bibliography"/>
+  </ds:schemaRefs>
+</ds:datastoreItem>
 </file>
--- a/protocol_logbook.docx
+++ b/protocol_logbook.docx
@@ -4304,6 +4304,35 @@
     <w:p>
       <w:pPr>
         <w:numPr>
+          <w:ilvl w:val="0"/>
+          <w:numId w:val="2"/>
+        </w:numPr>
+        <w:pBdr>
+          <w:top w:val="nil"/>
+          <w:left w:val="nil"/>
+          <w:bottom w:val="nil"/>
+          <w:right w:val="nil"/>
+          <w:between w:val="nil"/>
+        </w:pBdr>
+        <w:spacing w:after="0"/>
+        <w:rPr>
+          <w:color w:val="FF0000"/>
+          <w:sz w:val="22"/>
+          <w:szCs w:val="22"/>
+        </w:rPr>
+      </w:pPr>
+      <w:r>
+        <w:rPr>
+          <w:color w:val="FF0000"/>
+          <w:sz w:val="22"/>
+          <w:szCs w:val="22"/>
+        </w:rPr>
+        <w:t>Full text screening restarted on 25.03.2026 (stopped at Rogers, 2025)</w:t>
+      </w:r>
+    </w:p>
+    <w:p>
+      <w:pPr>
+        <w:numPr>
           <w:ilvl w:val="1"/>
           <w:numId w:val="2"/>
         </w:numPr>
@@ -4327,7 +4356,15 @@
           <w:sz w:val="22"/>
           <w:szCs w:val="22"/>
         </w:rPr>
-        <w:t>One snowballed record was added: Bleier (2025)</w:t>
+        <w:t>Three</w:t>
+      </w:r>
+      <w:r>
+        <w:rPr>
+          <w:color w:val="FF0000"/>
+          <w:sz w:val="22"/>
+          <w:szCs w:val="22"/>
+        </w:rPr>
+        <w:t xml:space="preserve"> backward snowballed records were added: Knöpfle &amp; Schatto-Eckrodt (2024); Whitehouse et al. (2019); and Hayden et al. (2023)</w:t>
       </w:r>
     </w:p>
     <w:p>
@@ -4356,7 +4393,36 @@
           <w:sz w:val="22"/>
           <w:szCs w:val="22"/>
         </w:rPr>
-        <w:t>Full text screening restarted on 25.03.2026 (stopped at Rogers, 2025)</w:t>
+        <w:t>Full text screening restarted on 26.03.2026 (stopped at Šimko, 2025)</w:t>
+      </w:r>
+    </w:p>
+    <w:p>
+      <w:pPr>
+        <w:numPr>
+          <w:ilvl w:val="0"/>
+          <w:numId w:val="2"/>
+        </w:numPr>
+        <w:pBdr>
+          <w:top w:val="nil"/>
+          <w:left w:val="nil"/>
+          <w:bottom w:val="nil"/>
+          <w:right w:val="nil"/>
+          <w:between w:val="nil"/>
+        </w:pBdr>
+        <w:spacing w:after="0"/>
+        <w:rPr>
+          <w:color w:val="FF0000"/>
+          <w:sz w:val="22"/>
+          <w:szCs w:val="22"/>
+        </w:rPr>
+      </w:pPr>
+      <w:r>
+        <w:rPr>
+          <w:color w:val="FF0000"/>
+          <w:sz w:val="22"/>
+          <w:szCs w:val="22"/>
+        </w:rPr>
+        <w:t xml:space="preserve">Full text screening restarted and completed on 27.03.2026 </w:t>
       </w:r>
     </w:p>
     <w:p>
@@ -4385,93 +4451,6 @@
           <w:sz w:val="22"/>
           <w:szCs w:val="22"/>
         </w:rPr>
-        <w:t>Two backward snowballed records were added: Knöpfle &amp; Schatto-Eckrodt (2024); Whitehouse et al. (2019); and Hayden et al. (2023)</w:t>
-      </w:r>
-    </w:p>
-    <w:p>
-      <w:pPr>
-        <w:numPr>
-          <w:ilvl w:val="0"/>
-          <w:numId w:val="2"/>
-        </w:numPr>
-        <w:pBdr>
-          <w:top w:val="nil"/>
-          <w:left w:val="nil"/>
-          <w:bottom w:val="nil"/>
-          <w:right w:val="nil"/>
-          <w:between w:val="nil"/>
-        </w:pBdr>
-        <w:spacing w:after="0"/>
-        <w:rPr>
-          <w:color w:val="FF0000"/>
-          <w:sz w:val="22"/>
-          <w:szCs w:val="22"/>
-        </w:rPr>
-      </w:pPr>
-      <w:r>
-        <w:rPr>
-          <w:color w:val="FF0000"/>
-          <w:sz w:val="22"/>
-          <w:szCs w:val="22"/>
-        </w:rPr>
-        <w:t>Full text screening restarted on 26.03.2026 (stopped at Šimko, 2025)</w:t>
-      </w:r>
-    </w:p>
-    <w:p>
-      <w:pPr>
-        <w:numPr>
-          <w:ilvl w:val="0"/>
-          <w:numId w:val="2"/>
-        </w:numPr>
-        <w:pBdr>
-          <w:top w:val="nil"/>
-          <w:left w:val="nil"/>
-          <w:bottom w:val="nil"/>
-          <w:right w:val="nil"/>
-          <w:between w:val="nil"/>
-        </w:pBdr>
-        <w:spacing w:after="0"/>
-        <w:rPr>
-          <w:color w:val="FF0000"/>
-          <w:sz w:val="22"/>
-          <w:szCs w:val="22"/>
-        </w:rPr>
-      </w:pPr>
-      <w:r>
-        <w:rPr>
-          <w:color w:val="FF0000"/>
-          <w:sz w:val="22"/>
-          <w:szCs w:val="22"/>
-        </w:rPr>
-        <w:t xml:space="preserve">Full text screening restarted and completed on 27.03.2026 </w:t>
-      </w:r>
-    </w:p>
-    <w:p>
-      <w:pPr>
-        <w:numPr>
-          <w:ilvl w:val="1"/>
-          <w:numId w:val="2"/>
-        </w:numPr>
-        <w:pBdr>
-          <w:top w:val="nil"/>
-          <w:left w:val="nil"/>
-          <w:bottom w:val="nil"/>
-          <w:right w:val="nil"/>
-          <w:between w:val="nil"/>
-        </w:pBdr>
-        <w:spacing w:after="0"/>
-        <w:rPr>
-          <w:color w:val="FF0000"/>
-          <w:sz w:val="22"/>
-          <w:szCs w:val="22"/>
-        </w:rPr>
-      </w:pPr>
-      <w:r>
-        <w:rPr>
-          <w:color w:val="FF0000"/>
-          <w:sz w:val="22"/>
-          <w:szCs w:val="22"/>
-        </w:rPr>
         <w:t>Two backward snowballed records were added: Vilhuber, et al. (2022) &amp; Horbach et al. (2026)</w:t>
       </w:r>
     </w:p>
@@ -4704,7 +4683,6 @@
           <w:sz w:val="22"/>
           <w:szCs w:val="22"/>
         </w:rPr>
-        <w:lastRenderedPageBreak/>
         <w:t>Forward snowballing</w:t>
       </w:r>
       <w:r>
@@ -5025,6 +5003,31 @@
           <w:szCs w:val="22"/>
         </w:rPr>
         <w:t>All of them have already been included in Step 3 search.</w:t>
+      </w:r>
+    </w:p>
+    <w:p>
+      <w:pPr>
+        <w:pBdr>
+          <w:top w:val="nil"/>
+          <w:left w:val="nil"/>
+          <w:bottom w:val="nil"/>
+          <w:right w:val="nil"/>
+          <w:between w:val="nil"/>
+        </w:pBdr>
+        <w:ind w:left="720"/>
+        <w:rPr>
+          <w:color w:val="FF0000"/>
+          <w:sz w:val="22"/>
+          <w:szCs w:val="22"/>
+        </w:rPr>
+      </w:pPr>
+      <w:r>
+        <w:rPr>
+          <w:color w:val="FF0000"/>
+          <w:sz w:val="22"/>
+          <w:szCs w:val="22"/>
+        </w:rPr>
+        <w:t>One new record added from GESIS Working Papers – Bleier (2025)</w:t>
       </w:r>
     </w:p>
     <w:p>

--- a/protocol_logbook.docx
+++ b/protocol_logbook.docx
@@ -105,7 +105,15 @@
           <w:sz w:val="22"/>
           <w:szCs w:val="22"/>
         </w:rPr>
-        <w:t>12</w:t>
+        <w:t>2</w:t>
+      </w:r>
+      <w:r>
+        <w:rPr>
+          <w:color w:val="000000"/>
+          <w:sz w:val="22"/>
+          <w:szCs w:val="22"/>
+        </w:rPr>
+        <w:t>8</w:t>
       </w:r>
       <w:r>
         <w:rPr>
@@ -4356,15 +4364,7 @@
           <w:sz w:val="22"/>
           <w:szCs w:val="22"/>
         </w:rPr>
-        <w:t>Three</w:t>
-      </w:r>
-      <w:r>
-        <w:rPr>
-          <w:color w:val="FF0000"/>
-          <w:sz w:val="22"/>
-          <w:szCs w:val="22"/>
-        </w:rPr>
-        <w:t xml:space="preserve"> backward snowballed records were added: Knöpfle &amp; Schatto-Eckrodt (2024); Whitehouse et al. (2019); and Hayden et al. (2023)</w:t>
+        <w:t>Three backward snowballed records were added: Knöpfle &amp; Schatto-Eckrodt (2024); Whitehouse et al. (2019); and Hayden et al. (2023)</w:t>
       </w:r>
     </w:p>
     <w:p>
@@ -5272,27 +5272,87 @@
       </w:r>
       <w:r>
         <w:rPr>
-          <w:color w:val="000000"/>
-          <w:sz w:val="22"/>
-          <w:szCs w:val="22"/>
-        </w:rPr>
-        <w:t>, which will be coded by Amelia + RAs (Ineke, Mehtab, +</w:t>
-      </w:r>
-      <w:r>
-        <w:rPr>
-          <w:color w:val="000000"/>
-          <w:sz w:val="22"/>
-          <w:szCs w:val="22"/>
-        </w:rPr>
-        <w:t xml:space="preserve"> RA from RW</w:t>
-      </w:r>
-      <w:r>
-        <w:rPr>
-          <w:color w:val="000000"/>
-          <w:sz w:val="22"/>
-          <w:szCs w:val="22"/>
-        </w:rPr>
-        <w:t>I)</w:t>
+          <w:b/>
+          <w:bCs/>
+          <w:color w:val="000000"/>
+          <w:sz w:val="22"/>
+          <w:szCs w:val="22"/>
+        </w:rPr>
+        <w:t>,</w:t>
+      </w:r>
+      <w:r>
+        <w:rPr>
+          <w:b/>
+          <w:bCs/>
+          <w:color w:val="000000"/>
+          <w:sz w:val="22"/>
+          <w:szCs w:val="22"/>
+        </w:rPr>
+        <w:t xml:space="preserve"> (Part A)</w:t>
+      </w:r>
+      <w:r>
+        <w:rPr>
+          <w:color w:val="000000"/>
+          <w:sz w:val="22"/>
+          <w:szCs w:val="22"/>
+        </w:rPr>
+        <w:t xml:space="preserve"> which will be coded by Amelia + RAs (Ineke</w:t>
+      </w:r>
+      <w:r>
+        <w:rPr>
+          <w:color w:val="000000"/>
+          <w:sz w:val="22"/>
+          <w:szCs w:val="22"/>
+        </w:rPr>
+        <w:t>/CAIS</w:t>
+      </w:r>
+      <w:r>
+        <w:rPr>
+          <w:color w:val="000000"/>
+          <w:sz w:val="22"/>
+          <w:szCs w:val="22"/>
+        </w:rPr>
+        <w:t>, Mehtab</w:t>
+      </w:r>
+      <w:r>
+        <w:rPr>
+          <w:color w:val="000000"/>
+          <w:sz w:val="22"/>
+          <w:szCs w:val="22"/>
+        </w:rPr>
+        <w:t>/GESIS</w:t>
+      </w:r>
+      <w:r>
+        <w:rPr>
+          <w:color w:val="000000"/>
+          <w:sz w:val="22"/>
+          <w:szCs w:val="22"/>
+        </w:rPr>
+        <w:t>, +</w:t>
+      </w:r>
+      <w:r>
+        <w:rPr>
+          <w:color w:val="000000"/>
+          <w:sz w:val="22"/>
+          <w:szCs w:val="22"/>
+        </w:rPr>
+        <w:t xml:space="preserve"> </w:t>
+      </w:r>
+      <w:r>
+        <w:rPr>
+          <w:color w:val="000000"/>
+          <w:sz w:val="22"/>
+          <w:szCs w:val="22"/>
+        </w:rPr>
+        <w:t>Elisabetta/RWI</w:t>
+      </w:r>
+      <w:r>
+        <w:rPr>
+          <w:color w:val="000000"/>
+          <w:sz w:val="22"/>
+          <w:szCs w:val="22"/>
+        </w:rPr>
+        <w:t>)</w:t>
       </w:r>
       <w:r>
         <w:rPr>
@@ -5336,11 +5396,21 @@
       </w:r>
       <w:r>
         <w:rPr>
-          <w:color w:val="000000"/>
-          <w:sz w:val="22"/>
-          <w:szCs w:val="22"/>
-        </w:rPr>
-        <w:t xml:space="preserve"> which will be done by Amelia (on all 145 papers). A small fraction of the papers (~10%, or 15 papers) will hopefully be done by Gunther</w:t>
+          <w:b/>
+          <w:bCs/>
+          <w:color w:val="000000"/>
+          <w:sz w:val="22"/>
+          <w:szCs w:val="22"/>
+        </w:rPr>
+        <w:t xml:space="preserve"> (Part B)</w:t>
+      </w:r>
+      <w:r>
+        <w:rPr>
+          <w:color w:val="000000"/>
+          <w:sz w:val="22"/>
+          <w:szCs w:val="22"/>
+        </w:rPr>
+        <w:t xml:space="preserve"> which will be done by Amelia (on all 145 papers). A small fraction of the papers (~10%, or 15 papers) will be done by Gunther</w:t>
       </w:r>
       <w:r>
         <w:rPr>
@@ -5388,7 +5458,90 @@
           <w:sz w:val="22"/>
           <w:szCs w:val="22"/>
         </w:rPr>
-        <w:t>Amelia will randomly sample 45 papers (for the “descriptive part” to be coded by RAs) and 22 papers (for the criteria extraction to be coded by Gunther), proportionately taking account type of publications (e.g., journal articles, conference proceedings, working papers, preprints, etc.)</w:t>
+        <w:t>Amelia randomly sample</w:t>
+      </w:r>
+      <w:r>
+        <w:rPr>
+          <w:color w:val="000000"/>
+          <w:sz w:val="22"/>
+          <w:szCs w:val="22"/>
+        </w:rPr>
+        <w:t>d</w:t>
+      </w:r>
+      <w:r>
+        <w:rPr>
+          <w:color w:val="000000"/>
+          <w:sz w:val="22"/>
+          <w:szCs w:val="22"/>
+        </w:rPr>
+        <w:t xml:space="preserve"> 45 papers (for the “descriptive part” to be coded by RAs) and </w:t>
+      </w:r>
+      <w:r>
+        <w:rPr>
+          <w:color w:val="000000"/>
+          <w:sz w:val="22"/>
+          <w:szCs w:val="22"/>
+        </w:rPr>
+        <w:t>15</w:t>
+      </w:r>
+      <w:r>
+        <w:rPr>
+          <w:color w:val="000000"/>
+          <w:sz w:val="22"/>
+          <w:szCs w:val="22"/>
+        </w:rPr>
+        <w:t xml:space="preserve"> papers (for the criteria extraction to be coded by Gunther), proportionately taking account type of publications (e.g., journal articles, conference proceedings, working papers, preprints, etc.)</w:t>
+      </w:r>
+      <w:r>
+        <w:rPr>
+          <w:color w:val="000000"/>
+          <w:sz w:val="22"/>
+          <w:szCs w:val="22"/>
+        </w:rPr>
+        <w:t xml:space="preserve"> UPDATE (28.05.2026): Done, results can be accessed in </w:t>
+      </w:r>
+      <w:hyperlink r:id="rId13" w:history="1">
+        <w:r>
+          <w:rPr>
+            <w:rStyle w:val="Hyperlink"/>
+            <w:rFonts w:ascii="Courier New" w:eastAsia="Courier New" w:hAnsi="Courier New" w:cs="Courier New"/>
+            <w:sz w:val="22"/>
+            <w:szCs w:val="22"/>
+          </w:rPr>
+          <w:t>/lit_search_output</w:t>
+        </w:r>
+      </w:hyperlink>
+      <w:r>
+        <w:rPr>
+          <w:rFonts w:ascii="Courier New" w:eastAsia="Courier New" w:hAnsi="Courier New" w:cs="Courier New"/>
+          <w:sz w:val="22"/>
+          <w:szCs w:val="22"/>
+        </w:rPr>
+        <w:t xml:space="preserve"> </w:t>
+      </w:r>
+      <w:r>
+        <w:rPr>
+          <w:rFonts w:eastAsia="Courier New" w:cs="Courier New"/>
+          <w:sz w:val="22"/>
+          <w:szCs w:val="22"/>
+        </w:rPr>
+        <w:t>(</w:t>
+      </w:r>
+      <w:r>
+        <w:rPr>
+          <w:rFonts w:eastAsia="Courier New" w:cs="Courier New"/>
+          <w:sz w:val="22"/>
+          <w:szCs w:val="22"/>
+        </w:rPr>
+        <w:t>11_irr_sample_descriptive.csv and 11_irr_sample_criteria.csv</w:t>
+      </w:r>
+      <w:r>
+        <w:rPr>
+          <w:rFonts w:eastAsia="Courier New" w:cs="Courier New"/>
+          <w:sz w:val="22"/>
+          <w:szCs w:val="22"/>
+        </w:rPr>
+        <w:t>)</w:t>
       </w:r>
     </w:p>
     <w:p>
@@ -5448,22 +5601,7 @@
           <w:sz w:val="22"/>
           <w:szCs w:val="22"/>
         </w:rPr>
-        <w:t>Amelia will schedule a brief training session (~1 hour) for the RAs before they start coding, ideally around mid-May</w:t>
-      </w:r>
-      <w:r>
-        <w:rPr>
-          <w:sz w:val="22"/>
-          <w:szCs w:val="22"/>
-        </w:rPr>
-        <w:t>, or late-May at the latest</w:t>
-      </w:r>
-      <w:r>
-        <w:rPr>
-          <w:color w:val="000000"/>
-          <w:sz w:val="22"/>
-          <w:szCs w:val="22"/>
-        </w:rPr>
-        <w:t>.</w:t>
+        <w:t>The coding procedure for RA will be done as follows:</w:t>
       </w:r>
     </w:p>
     <w:p>
@@ -5493,14 +5631,31 @@
           <w:sz w:val="22"/>
           <w:szCs w:val="22"/>
         </w:rPr>
-        <w:t xml:space="preserve">RAs will go through the codebook and practice coding one paper together to </w:t>
-      </w:r>
-      <w:r>
-        <w:rPr>
-          <w:sz w:val="22"/>
-          <w:szCs w:val="22"/>
-        </w:rPr>
-        <w:t>maximize IRR</w:t>
+        <w:t>RAs will go through the codebook</w:t>
+      </w:r>
+      <w:r>
+        <w:rPr>
+          <w:color w:val="000000"/>
+          <w:sz w:val="22"/>
+          <w:szCs w:val="22"/>
+        </w:rPr>
+        <w:t xml:space="preserve"> independently</w:t>
+      </w:r>
+      <w:r>
+        <w:rPr>
+          <w:color w:val="000000"/>
+          <w:sz w:val="22"/>
+          <w:szCs w:val="22"/>
+        </w:rPr>
+        <w:t xml:space="preserve"> and practice coding one paper </w:t>
+      </w:r>
+      <w:r>
+        <w:rPr>
+          <w:color w:val="000000"/>
+          <w:sz w:val="22"/>
+          <w:szCs w:val="22"/>
+        </w:rPr>
+        <w:t>to estimate the duration of coding one paper</w:t>
       </w:r>
       <w:r>
         <w:rPr>
@@ -5527,6 +5682,166 @@
         <w:spacing w:after="0"/>
         <w:ind w:left="810"/>
         <w:rPr>
+          <w:color w:val="000000"/>
+          <w:sz w:val="22"/>
+          <w:szCs w:val="22"/>
+        </w:rPr>
+      </w:pPr>
+      <w:r>
+        <w:rPr>
+          <w:color w:val="000000"/>
+          <w:sz w:val="22"/>
+          <w:szCs w:val="22"/>
+        </w:rPr>
+        <w:t xml:space="preserve">Amelia will then compare </w:t>
+      </w:r>
+      <w:r>
+        <w:rPr>
+          <w:color w:val="000000"/>
+          <w:sz w:val="22"/>
+          <w:szCs w:val="22"/>
+        </w:rPr>
+        <w:t>the results and see if a “training session” is necessary. If RAs coding results do not differ significantly, then they can proceed coding the sample.</w:t>
+      </w:r>
+      <w:r>
+        <w:rPr>
+          <w:color w:val="000000"/>
+          <w:sz w:val="22"/>
+          <w:szCs w:val="22"/>
+        </w:rPr>
+        <w:t xml:space="preserve"> </w:t>
+      </w:r>
+      <w:r>
+        <w:rPr>
+          <w:b/>
+          <w:bCs/>
+          <w:color w:val="EE0000"/>
+          <w:sz w:val="22"/>
+          <w:szCs w:val="22"/>
+        </w:rPr>
+        <w:t>UPDATE (28.05.2026)</w:t>
+      </w:r>
+      <w:r>
+        <w:rPr>
+          <w:color w:val="000000"/>
+          <w:sz w:val="22"/>
+          <w:szCs w:val="22"/>
+        </w:rPr>
+        <w:t xml:space="preserve">: </w:t>
+      </w:r>
+      <w:r>
+        <w:rPr>
+          <w:color w:val="000000"/>
+          <w:sz w:val="22"/>
+          <w:szCs w:val="22"/>
+        </w:rPr>
+        <w:t xml:space="preserve">All RAs have completed a trial coding, and it is concluded a “synchronization meeting” is needed. </w:t>
+      </w:r>
+      <w:r>
+        <w:rPr>
+          <w:b/>
+          <w:bCs/>
+          <w:color w:val="EE0000"/>
+          <w:sz w:val="22"/>
+          <w:szCs w:val="22"/>
+        </w:rPr>
+        <w:t>UPDATE (29.05.2026)</w:t>
+      </w:r>
+      <w:r>
+        <w:rPr>
+          <w:color w:val="000000"/>
+          <w:sz w:val="22"/>
+          <w:szCs w:val="22"/>
+        </w:rPr>
+        <w:t xml:space="preserve"> Synchronization meeting is scheduled for Monday, 08.06.2026.</w:t>
+      </w:r>
+    </w:p>
+    <w:p>
+      <w:pPr>
+        <w:numPr>
+          <w:ilvl w:val="4"/>
+          <w:numId w:val="3"/>
+        </w:numPr>
+        <w:pBdr>
+          <w:top w:val="nil"/>
+          <w:left w:val="nil"/>
+          <w:bottom w:val="nil"/>
+          <w:right w:val="nil"/>
+          <w:between w:val="nil"/>
+        </w:pBdr>
+        <w:spacing w:after="0"/>
+        <w:ind w:left="810"/>
+        <w:rPr>
+          <w:color w:val="000000"/>
+          <w:sz w:val="22"/>
+          <w:szCs w:val="22"/>
+        </w:rPr>
+      </w:pPr>
+      <w:r>
+        <w:rPr>
+          <w:color w:val="000000"/>
+          <w:sz w:val="22"/>
+          <w:szCs w:val="22"/>
+        </w:rPr>
+        <w:t>Once the full coding process is finished, a</w:t>
+      </w:r>
+      <w:r>
+        <w:rPr>
+          <w:color w:val="000000"/>
+          <w:sz w:val="22"/>
+          <w:szCs w:val="22"/>
+        </w:rPr>
+        <w:t xml:space="preserve"> “reconciliation meeting” will be conducted in the case of high discrepancy between RA</w:t>
+      </w:r>
+      <w:r>
+        <w:rPr>
+          <w:color w:val="000000"/>
+          <w:sz w:val="22"/>
+          <w:szCs w:val="22"/>
+        </w:rPr>
+        <w:t>s</w:t>
+      </w:r>
+      <w:r>
+        <w:rPr>
+          <w:color w:val="000000"/>
+          <w:sz w:val="22"/>
+          <w:szCs w:val="22"/>
+        </w:rPr>
+        <w:t xml:space="preserve"> </w:t>
+      </w:r>
+      <w:r>
+        <w:rPr>
+          <w:color w:val="000000"/>
+          <w:sz w:val="22"/>
+          <w:szCs w:val="22"/>
+        </w:rPr>
+        <w:t>is found</w:t>
+      </w:r>
+      <w:r>
+        <w:rPr>
+          <w:color w:val="000000"/>
+          <w:sz w:val="22"/>
+          <w:szCs w:val="22"/>
+        </w:rPr>
+        <w:t>.</w:t>
+      </w:r>
+    </w:p>
+    <w:p>
+      <w:pPr>
+        <w:numPr>
+          <w:ilvl w:val="4"/>
+          <w:numId w:val="3"/>
+        </w:numPr>
+        <w:pBdr>
+          <w:top w:val="nil"/>
+          <w:left w:val="nil"/>
+          <w:bottom w:val="nil"/>
+          <w:right w:val="nil"/>
+          <w:between w:val="nil"/>
+        </w:pBdr>
+        <w:spacing w:after="0"/>
+        <w:ind w:left="810"/>
+        <w:rPr>
           <w:sz w:val="22"/>
           <w:szCs w:val="22"/>
         </w:rPr>
@@ -5538,7 +5853,7 @@
         </w:rPr>
         <w:t xml:space="preserve">Codebook can be found here </w:t>
       </w:r>
-      <w:hyperlink r:id="rId13">
+      <w:hyperlink r:id="rId14">
         <w:r>
           <w:rPr>
             <w:color w:val="0000EE"/>
@@ -5730,6 +6045,7 @@
           <w:sz w:val="22"/>
           <w:szCs w:val="22"/>
         </w:rPr>
+        <w:lastRenderedPageBreak/>
         <w:t>Definition:</w:t>
       </w:r>
       <w:r>
@@ -5861,7 +6177,6 @@
           <w:sz w:val="22"/>
           <w:szCs w:val="22"/>
         </w:rPr>
-        <w:lastRenderedPageBreak/>
         <w:t>Workflows, tools, and guidelines</w:t>
       </w:r>
       <w:r>
@@ -6390,22 +6705,6 @@
     </w:p>
     <w:p>
       <w:pPr>
-        <w:pBdr>
-          <w:top w:val="nil"/>
-          <w:left w:val="nil"/>
-          <w:bottom w:val="nil"/>
-          <w:right w:val="nil"/>
-          <w:between w:val="nil"/>
-        </w:pBdr>
-        <w:spacing w:after="0" w:line="276" w:lineRule="auto"/>
-        <w:rPr>
-          <w:b/>
-          <w:bCs/>
-          <w:sz w:val="22"/>
-          <w:szCs w:val="22"/>
-        </w:rPr>
-      </w:pPr>
-      <w:r>
         <w:rPr>
           <w:b/>
           <w:bCs/>
@@ -6414,8 +6713,7 @@
           <w:sz w:val="22"/>
           <w:szCs w:val="22"/>
         </w:rPr>
-        <w:t>PART B: Information extraction to answer the main RQ by Amelia (and</w:t>
-      </w:r>
+      </w:pPr>
       <w:r>
         <w:rPr>
           <w:b/>
@@ -6425,8 +6723,26 @@
           <w:sz w:val="22"/>
           <w:szCs w:val="22"/>
         </w:rPr>
-        <w:t xml:space="preserve"> </w:t>
-      </w:r>
+        <w:br w:type="page"/>
+      </w:r>
+    </w:p>
+    <w:p>
+      <w:pPr>
+        <w:pBdr>
+          <w:top w:val="nil"/>
+          <w:left w:val="nil"/>
+          <w:bottom w:val="nil"/>
+          <w:right w:val="nil"/>
+          <w:between w:val="nil"/>
+        </w:pBdr>
+        <w:spacing w:after="0" w:line="276" w:lineRule="auto"/>
+        <w:rPr>
+          <w:b/>
+          <w:bCs/>
+          <w:sz w:val="22"/>
+          <w:szCs w:val="22"/>
+        </w:rPr>
+      </w:pPr>
       <w:r>
         <w:rPr>
           <w:b/>
@@ -6436,39 +6752,1378 @@
           <w:sz w:val="22"/>
           <w:szCs w:val="22"/>
         </w:rPr>
-        <w:t>Gunther)</w:t>
-      </w:r>
-    </w:p>
-    <w:p>
-      <w:pPr>
-        <w:pBdr>
-          <w:top w:val="nil"/>
-          <w:left w:val="nil"/>
-          <w:bottom w:val="nil"/>
-          <w:right w:val="nil"/>
-          <w:between w:val="nil"/>
-        </w:pBdr>
-        <w:spacing w:after="0" w:line="276" w:lineRule="auto"/>
-        <w:rPr>
-          <w:sz w:val="22"/>
-          <w:szCs w:val="22"/>
-        </w:rPr>
-      </w:pPr>
+        <w:lastRenderedPageBreak/>
+        <w:t>PART B: Information extraction to answer the main RQ by Amelia (and</w:t>
+      </w:r>
       <w:r>
         <w:rPr>
           <w:b/>
           <w:bCs/>
-          <w:sz w:val="22"/>
-          <w:szCs w:val="22"/>
-        </w:rPr>
-        <w:t>Criteria extractions:</w:t>
-      </w:r>
-      <w:r>
-        <w:rPr>
-          <w:sz w:val="22"/>
-          <w:szCs w:val="22"/>
-        </w:rPr>
-        <w:t xml:space="preserve"> Does the paper mention the criteria used to evaluate/judge success/failure to reproduce an analysis?  If yes, are they one of these below?</w:t>
+          <w:i/>
+          <w:iCs/>
+          <w:sz w:val="22"/>
+          <w:szCs w:val="22"/>
+        </w:rPr>
+        <w:t xml:space="preserve"> </w:t>
+      </w:r>
+      <w:r>
+        <w:rPr>
+          <w:b/>
+          <w:bCs/>
+          <w:i/>
+          <w:iCs/>
+          <w:sz w:val="22"/>
+          <w:szCs w:val="22"/>
+        </w:rPr>
+        <w:t>Gunther)</w:t>
+      </w:r>
+    </w:p>
+    <w:p>
+      <w:pPr>
+        <w:pBdr>
+          <w:top w:val="nil"/>
+          <w:left w:val="nil"/>
+          <w:bottom w:val="nil"/>
+          <w:right w:val="nil"/>
+          <w:between w:val="nil"/>
+        </w:pBdr>
+        <w:spacing w:after="0" w:line="276" w:lineRule="auto"/>
+        <w:rPr>
+          <w:b/>
+          <w:bCs/>
+          <w:sz w:val="22"/>
+          <w:szCs w:val="22"/>
+        </w:rPr>
+      </w:pPr>
+    </w:p>
+    <w:p>
+      <w:pPr>
+        <w:pBdr>
+          <w:top w:val="nil"/>
+          <w:left w:val="nil"/>
+          <w:bottom w:val="nil"/>
+          <w:right w:val="nil"/>
+          <w:between w:val="nil"/>
+        </w:pBdr>
+        <w:spacing w:after="0" w:line="276" w:lineRule="auto"/>
+        <w:rPr>
+          <w:sz w:val="22"/>
+          <w:szCs w:val="22"/>
+        </w:rPr>
+      </w:pPr>
+      <w:r>
+        <w:rPr>
+          <w:b/>
+          <w:bCs/>
+          <w:sz w:val="22"/>
+          <w:szCs w:val="22"/>
+        </w:rPr>
+        <w:t>Criteria extractions</w:t>
+      </w:r>
+      <w:r>
+        <w:rPr>
+          <w:b/>
+          <w:bCs/>
+          <w:sz w:val="22"/>
+          <w:szCs w:val="22"/>
+        </w:rPr>
+        <w:t xml:space="preserve"> main RQ</w:t>
+      </w:r>
+      <w:r>
+        <w:rPr>
+          <w:b/>
+          <w:bCs/>
+          <w:sz w:val="22"/>
+          <w:szCs w:val="22"/>
+        </w:rPr>
+        <w:t>:</w:t>
+      </w:r>
+      <w:r>
+        <w:rPr>
+          <w:sz w:val="22"/>
+          <w:szCs w:val="22"/>
+        </w:rPr>
+        <w:t xml:space="preserve"> Does the paper mention the criteria used to evaluate/judge success/failure to reproduce an analysis? </w:t>
+      </w:r>
+      <w:r>
+        <w:rPr>
+          <w:sz w:val="22"/>
+          <w:szCs w:val="22"/>
+        </w:rPr>
+        <w:t>This is divided into two parts:</w:t>
+      </w:r>
+    </w:p>
+    <w:p>
+      <w:pPr>
+        <w:pStyle w:val="ListParagraph"/>
+        <w:numPr>
+          <w:ilvl w:val="3"/>
+          <w:numId w:val="2"/>
+        </w:numPr>
+        <w:pBdr>
+          <w:top w:val="nil"/>
+          <w:left w:val="nil"/>
+          <w:bottom w:val="nil"/>
+          <w:right w:val="nil"/>
+          <w:between w:val="nil"/>
+        </w:pBdr>
+        <w:spacing w:after="0" w:line="276" w:lineRule="auto"/>
+        <w:ind w:left="720"/>
+        <w:rPr>
+          <w:sz w:val="22"/>
+          <w:szCs w:val="22"/>
+        </w:rPr>
+      </w:pPr>
+      <w:r>
+        <w:rPr>
+          <w:sz w:val="22"/>
+          <w:szCs w:val="22"/>
+        </w:rPr>
+        <w:t xml:space="preserve">B1 — </w:t>
+      </w:r>
+      <w:r>
+        <w:rPr>
+          <w:sz w:val="22"/>
+          <w:szCs w:val="22"/>
+        </w:rPr>
+        <w:t>General reproducibility evaluation</w:t>
+      </w:r>
+      <w:r>
+        <w:rPr>
+          <w:sz w:val="22"/>
+          <w:szCs w:val="22"/>
+        </w:rPr>
+        <w:t xml:space="preserve">: How the paper operationalizes reproducibility success overall (classification, scope, statistical criterion). </w:t>
+      </w:r>
+    </w:p>
+    <w:p>
+      <w:pPr>
+        <w:pStyle w:val="ListParagraph"/>
+        <w:numPr>
+          <w:ilvl w:val="3"/>
+          <w:numId w:val="2"/>
+        </w:numPr>
+        <w:pBdr>
+          <w:top w:val="nil"/>
+          <w:left w:val="nil"/>
+          <w:bottom w:val="nil"/>
+          <w:right w:val="nil"/>
+          <w:between w:val="nil"/>
+        </w:pBdr>
+        <w:spacing w:after="0" w:line="276" w:lineRule="auto"/>
+        <w:ind w:left="720"/>
+        <w:rPr>
+          <w:sz w:val="22"/>
+          <w:szCs w:val="22"/>
+        </w:rPr>
+      </w:pPr>
+      <w:r>
+        <w:rPr>
+          <w:sz w:val="22"/>
+          <w:szCs w:val="22"/>
+        </w:rPr>
+        <w:t xml:space="preserve">B2 — </w:t>
+      </w:r>
+      <w:r>
+        <w:rPr>
+          <w:sz w:val="22"/>
+          <w:szCs w:val="22"/>
+        </w:rPr>
+        <w:t>Specific reproducibility criteria</w:t>
+      </w:r>
+      <w:r>
+        <w:rPr>
+          <w:sz w:val="22"/>
+          <w:szCs w:val="22"/>
+        </w:rPr>
+        <w:t>: Which specific criteria the paper invokes across Availability, Executability, and Consistency dimensions, and how each is framed.</w:t>
+      </w:r>
+    </w:p>
+    <w:p>
+      <w:pPr>
+        <w:pBdr>
+          <w:top w:val="nil"/>
+          <w:left w:val="nil"/>
+          <w:bottom w:val="nil"/>
+          <w:right w:val="nil"/>
+          <w:between w:val="nil"/>
+        </w:pBdr>
+        <w:spacing w:after="0" w:line="276" w:lineRule="auto"/>
+        <w:rPr>
+          <w:sz w:val="22"/>
+          <w:szCs w:val="22"/>
+        </w:rPr>
+      </w:pPr>
+    </w:p>
+    <w:p>
+      <w:pPr>
+        <w:pBdr>
+          <w:top w:val="nil"/>
+          <w:left w:val="nil"/>
+          <w:bottom w:val="nil"/>
+          <w:right w:val="nil"/>
+          <w:between w:val="nil"/>
+        </w:pBdr>
+        <w:spacing w:after="0" w:line="276" w:lineRule="auto"/>
+        <w:rPr>
+          <w:b/>
+          <w:bCs/>
+          <w:sz w:val="22"/>
+          <w:szCs w:val="22"/>
+        </w:rPr>
+      </w:pPr>
+      <w:r>
+        <w:rPr>
+          <w:b/>
+          <w:bCs/>
+          <w:sz w:val="22"/>
+          <w:szCs w:val="22"/>
+        </w:rPr>
+        <w:t>B1. General reproducibility evaluation</w:t>
+      </w:r>
+    </w:p>
+    <w:p>
+      <w:pPr>
+        <w:pBdr>
+          <w:top w:val="nil"/>
+          <w:left w:val="nil"/>
+          <w:bottom w:val="nil"/>
+          <w:right w:val="nil"/>
+          <w:between w:val="nil"/>
+        </w:pBdr>
+        <w:spacing w:after="0" w:line="276" w:lineRule="auto"/>
+        <w:rPr>
+          <w:sz w:val="22"/>
+          <w:szCs w:val="22"/>
+          <w:lang w:val="en-US"/>
+        </w:rPr>
+      </w:pPr>
+      <w:r>
+        <w:rPr>
+          <w:sz w:val="22"/>
+          <w:szCs w:val="22"/>
+          <w:lang w:val="en-US"/>
+        </w:rPr>
+        <w:t>This section examines how each paper quantifies or operationalizes the success or failure of computational reproducibility. Each paper usually contains one</w:t>
+      </w:r>
+      <w:r>
+        <w:rPr>
+          <w:sz w:val="22"/>
+          <w:szCs w:val="22"/>
+          <w:lang w:val="en-US"/>
+        </w:rPr>
+        <w:t xml:space="preserve"> general</w:t>
+      </w:r>
+      <w:r>
+        <w:rPr>
+          <w:sz w:val="22"/>
+          <w:szCs w:val="22"/>
+          <w:lang w:val="en-US"/>
+        </w:rPr>
+        <w:t xml:space="preserve"> operationalization, though it is possible for a paper to contain multiple descriptions (e.g., mentioning both a binary pass/fail and a continuum with a tolerance threshold). If multiple operationalizations exist, all of them must be coded into the coding sheet.</w:t>
+      </w:r>
+    </w:p>
+    <w:p>
+      <w:pPr>
+        <w:pBdr>
+          <w:top w:val="nil"/>
+          <w:left w:val="nil"/>
+          <w:bottom w:val="nil"/>
+          <w:right w:val="nil"/>
+          <w:between w:val="nil"/>
+        </w:pBdr>
+        <w:spacing w:after="0" w:line="276" w:lineRule="auto"/>
+        <w:rPr>
+          <w:sz w:val="22"/>
+          <w:szCs w:val="22"/>
+        </w:rPr>
+      </w:pPr>
+    </w:p>
+    <w:p>
+      <w:pPr>
+        <w:pBdr>
+          <w:top w:val="nil"/>
+          <w:left w:val="nil"/>
+          <w:bottom w:val="nil"/>
+          <w:right w:val="nil"/>
+          <w:between w:val="nil"/>
+        </w:pBdr>
+        <w:spacing w:after="0" w:line="276" w:lineRule="auto"/>
+        <w:rPr>
+          <w:sz w:val="22"/>
+          <w:szCs w:val="22"/>
+        </w:rPr>
+      </w:pPr>
+      <w:r>
+        <w:rPr>
+          <w:sz w:val="22"/>
+          <w:szCs w:val="22"/>
+        </w:rPr>
+        <w:t xml:space="preserve">Each operationalization is evaluated by </w:t>
+      </w:r>
+      <w:r>
+        <w:rPr>
+          <w:sz w:val="22"/>
+          <w:szCs w:val="22"/>
+        </w:rPr>
+        <w:t>four</w:t>
+      </w:r>
+      <w:r>
+        <w:rPr>
+          <w:sz w:val="22"/>
+          <w:szCs w:val="22"/>
+        </w:rPr>
+        <w:t xml:space="preserve"> indicators:</w:t>
+      </w:r>
+    </w:p>
+    <w:p>
+      <w:pPr>
+        <w:pStyle w:val="ListParagraph"/>
+        <w:numPr>
+          <w:ilvl w:val="6"/>
+          <w:numId w:val="2"/>
+        </w:numPr>
+        <w:pBdr>
+          <w:top w:val="nil"/>
+          <w:left w:val="nil"/>
+          <w:bottom w:val="nil"/>
+          <w:right w:val="nil"/>
+          <w:between w:val="nil"/>
+        </w:pBdr>
+        <w:spacing w:after="0" w:line="276" w:lineRule="auto"/>
+        <w:ind w:left="810"/>
+        <w:rPr>
+          <w:sz w:val="22"/>
+          <w:szCs w:val="22"/>
+        </w:rPr>
+      </w:pPr>
+      <w:r>
+        <w:rPr>
+          <w:sz w:val="22"/>
+          <w:szCs w:val="22"/>
+        </w:rPr>
+        <w:t>Reproducibility c</w:t>
+      </w:r>
+      <w:r>
+        <w:rPr>
+          <w:sz w:val="22"/>
+          <w:szCs w:val="22"/>
+        </w:rPr>
+        <w:t>lassification, which can be:</w:t>
+      </w:r>
+    </w:p>
+    <w:p>
+      <w:pPr>
+        <w:pStyle w:val="ListParagraph"/>
+        <w:numPr>
+          <w:ilvl w:val="7"/>
+          <w:numId w:val="2"/>
+        </w:numPr>
+        <w:pBdr>
+          <w:top w:val="nil"/>
+          <w:left w:val="nil"/>
+          <w:bottom w:val="nil"/>
+          <w:right w:val="nil"/>
+          <w:between w:val="nil"/>
+        </w:pBdr>
+        <w:spacing w:after="0" w:line="276" w:lineRule="auto"/>
+        <w:ind w:left="1170"/>
+        <w:rPr>
+          <w:sz w:val="22"/>
+          <w:szCs w:val="22"/>
+        </w:rPr>
+      </w:pPr>
+      <w:r>
+        <w:rPr>
+          <w:sz w:val="22"/>
+          <w:szCs w:val="22"/>
+        </w:rPr>
+        <w:t>Binary – t</w:t>
+      </w:r>
+      <w:r>
+        <w:rPr>
+          <w:sz w:val="22"/>
+          <w:szCs w:val="22"/>
+        </w:rPr>
+        <w:t>wo</w:t>
+      </w:r>
+      <w:r>
+        <w:rPr>
+          <w:sz w:val="22"/>
+          <w:szCs w:val="22"/>
+        </w:rPr>
+        <w:t xml:space="preserve"> </w:t>
+      </w:r>
+      <w:r>
+        <w:rPr>
+          <w:sz w:val="22"/>
+          <w:szCs w:val="22"/>
+        </w:rPr>
+        <w:t>discrete outcomes</w:t>
+      </w:r>
+      <w:r>
+        <w:rPr>
+          <w:sz w:val="22"/>
+          <w:szCs w:val="22"/>
+        </w:rPr>
+        <w:t xml:space="preserve"> (e.g.,</w:t>
+      </w:r>
+      <w:r>
+        <w:rPr>
+          <w:sz w:val="22"/>
+          <w:szCs w:val="22"/>
+        </w:rPr>
+        <w:t xml:space="preserve"> reproduced</w:t>
+      </w:r>
+      <w:r>
+        <w:rPr>
+          <w:sz w:val="22"/>
+          <w:szCs w:val="22"/>
+        </w:rPr>
+        <w:t>/</w:t>
+      </w:r>
+      <w:r>
+        <w:rPr>
+          <w:sz w:val="22"/>
+          <w:szCs w:val="22"/>
+        </w:rPr>
+        <w:t>not reproduced</w:t>
+      </w:r>
+      <w:r>
+        <w:rPr>
+          <w:sz w:val="22"/>
+          <w:szCs w:val="22"/>
+        </w:rPr>
+        <w:t>, success/failure)</w:t>
+      </w:r>
+    </w:p>
+    <w:p>
+      <w:pPr>
+        <w:pStyle w:val="ListParagraph"/>
+        <w:numPr>
+          <w:ilvl w:val="7"/>
+          <w:numId w:val="2"/>
+        </w:numPr>
+        <w:pBdr>
+          <w:top w:val="nil"/>
+          <w:left w:val="nil"/>
+          <w:bottom w:val="nil"/>
+          <w:right w:val="nil"/>
+          <w:between w:val="nil"/>
+        </w:pBdr>
+        <w:spacing w:after="0" w:line="276" w:lineRule="auto"/>
+        <w:ind w:left="1170"/>
+        <w:rPr>
+          <w:sz w:val="22"/>
+          <w:szCs w:val="22"/>
+        </w:rPr>
+      </w:pPr>
+      <w:r>
+        <w:rPr>
+          <w:sz w:val="22"/>
+          <w:szCs w:val="22"/>
+        </w:rPr>
+        <w:t>Ordinal – t</w:t>
+      </w:r>
+      <w:r>
+        <w:rPr>
+          <w:sz w:val="22"/>
+          <w:szCs w:val="22"/>
+        </w:rPr>
+        <w:t>hree</w:t>
+      </w:r>
+      <w:r>
+        <w:rPr>
+          <w:sz w:val="22"/>
+          <w:szCs w:val="22"/>
+        </w:rPr>
+        <w:t xml:space="preserve"> </w:t>
+      </w:r>
+      <w:r>
+        <w:rPr>
+          <w:sz w:val="22"/>
+          <w:szCs w:val="22"/>
+        </w:rPr>
+        <w:t>or more discrete ordered categories (e.g., fully/partially/not reproduced)</w:t>
+      </w:r>
+      <w:r>
+        <w:rPr>
+          <w:sz w:val="22"/>
+          <w:szCs w:val="22"/>
+        </w:rPr>
+        <w:t xml:space="preserve"> </w:t>
+      </w:r>
+    </w:p>
+    <w:p>
+      <w:pPr>
+        <w:pStyle w:val="ListParagraph"/>
+        <w:numPr>
+          <w:ilvl w:val="7"/>
+          <w:numId w:val="2"/>
+        </w:numPr>
+        <w:pBdr>
+          <w:top w:val="nil"/>
+          <w:left w:val="nil"/>
+          <w:bottom w:val="nil"/>
+          <w:right w:val="nil"/>
+          <w:between w:val="nil"/>
+        </w:pBdr>
+        <w:spacing w:after="0" w:line="276" w:lineRule="auto"/>
+        <w:ind w:left="1170"/>
+        <w:rPr>
+          <w:sz w:val="22"/>
+          <w:szCs w:val="22"/>
+        </w:rPr>
+      </w:pPr>
+      <w:r>
+        <w:rPr>
+          <w:sz w:val="22"/>
+          <w:szCs w:val="22"/>
+        </w:rPr>
+        <w:t xml:space="preserve">Continuum – </w:t>
+      </w:r>
+      <w:r>
+        <w:rPr>
+          <w:sz w:val="22"/>
+          <w:szCs w:val="22"/>
+        </w:rPr>
+        <w:t>A quantitative measure (e.g., reproducibility score 1–10, percentage</w:t>
+      </w:r>
+      <w:r>
+        <w:rPr>
+          <w:sz w:val="22"/>
+          <w:szCs w:val="22"/>
+        </w:rPr>
+        <w:t xml:space="preserve"> results</w:t>
+      </w:r>
+      <w:r>
+        <w:rPr>
+          <w:sz w:val="22"/>
+          <w:szCs w:val="22"/>
+        </w:rPr>
+        <w:t xml:space="preserve"> match)</w:t>
+      </w:r>
+      <w:r>
+        <w:rPr>
+          <w:sz w:val="22"/>
+          <w:szCs w:val="22"/>
+        </w:rPr>
+        <w:t xml:space="preserve"> </w:t>
+      </w:r>
+    </w:p>
+    <w:p>
+      <w:pPr>
+        <w:pStyle w:val="ListParagraph"/>
+        <w:numPr>
+          <w:ilvl w:val="7"/>
+          <w:numId w:val="2"/>
+        </w:numPr>
+        <w:pBdr>
+          <w:top w:val="nil"/>
+          <w:left w:val="nil"/>
+          <w:bottom w:val="nil"/>
+          <w:right w:val="nil"/>
+          <w:between w:val="nil"/>
+        </w:pBdr>
+        <w:spacing w:after="0" w:line="276" w:lineRule="auto"/>
+        <w:ind w:left="1170"/>
+        <w:rPr>
+          <w:sz w:val="22"/>
+          <w:szCs w:val="22"/>
+        </w:rPr>
+      </w:pPr>
+      <w:r>
+        <w:rPr>
+          <w:sz w:val="22"/>
+          <w:szCs w:val="22"/>
+        </w:rPr>
+        <w:t>Not specified – classification cannot be determined</w:t>
+      </w:r>
+    </w:p>
+    <w:p>
+      <w:pPr>
+        <w:pStyle w:val="ListParagraph"/>
+        <w:pBdr>
+          <w:top w:val="nil"/>
+          <w:left w:val="nil"/>
+          <w:bottom w:val="nil"/>
+          <w:right w:val="nil"/>
+          <w:between w:val="nil"/>
+        </w:pBdr>
+        <w:spacing w:after="0" w:line="276" w:lineRule="auto"/>
+        <w:ind w:left="1170"/>
+        <w:rPr>
+          <w:sz w:val="22"/>
+          <w:szCs w:val="22"/>
+        </w:rPr>
+      </w:pPr>
+    </w:p>
+    <w:p>
+      <w:pPr>
+        <w:pStyle w:val="ListParagraph"/>
+        <w:numPr>
+          <w:ilvl w:val="6"/>
+          <w:numId w:val="2"/>
+        </w:numPr>
+        <w:pBdr>
+          <w:top w:val="nil"/>
+          <w:left w:val="nil"/>
+          <w:bottom w:val="nil"/>
+          <w:right w:val="nil"/>
+          <w:between w:val="nil"/>
+        </w:pBdr>
+        <w:spacing w:after="0" w:line="276" w:lineRule="auto"/>
+        <w:ind w:left="810"/>
+        <w:rPr>
+          <w:sz w:val="22"/>
+          <w:szCs w:val="22"/>
+        </w:rPr>
+      </w:pPr>
+      <w:r>
+        <w:rPr>
+          <w:sz w:val="22"/>
+          <w:szCs w:val="22"/>
+        </w:rPr>
+        <w:t>Unit of reproducibility check, which can be:</w:t>
+      </w:r>
+    </w:p>
+    <w:p>
+      <w:pPr>
+        <w:pStyle w:val="ListParagraph"/>
+        <w:numPr>
+          <w:ilvl w:val="7"/>
+          <w:numId w:val="2"/>
+        </w:numPr>
+        <w:pBdr>
+          <w:top w:val="nil"/>
+          <w:left w:val="nil"/>
+          <w:bottom w:val="nil"/>
+          <w:right w:val="nil"/>
+          <w:between w:val="nil"/>
+        </w:pBdr>
+        <w:spacing w:after="0" w:line="276" w:lineRule="auto"/>
+        <w:ind w:left="1170"/>
+        <w:rPr>
+          <w:sz w:val="22"/>
+          <w:szCs w:val="22"/>
+          <w:lang w:val="en-US"/>
+        </w:rPr>
+      </w:pPr>
+      <w:r>
+        <w:rPr>
+          <w:sz w:val="22"/>
+          <w:szCs w:val="22"/>
+        </w:rPr>
+        <w:t xml:space="preserve">Paper-level – </w:t>
+      </w:r>
+      <w:r>
+        <w:rPr>
+          <w:sz w:val="22"/>
+          <w:szCs w:val="22"/>
+          <w:lang w:val="en-US"/>
+        </w:rPr>
+        <w:t>The</w:t>
+      </w:r>
+      <w:r>
+        <w:rPr>
+          <w:sz w:val="22"/>
+          <w:szCs w:val="22"/>
+          <w:lang w:val="en-US"/>
+        </w:rPr>
+        <w:t xml:space="preserve"> </w:t>
+      </w:r>
+      <w:r>
+        <w:rPr>
+          <w:i/>
+          <w:iCs/>
+          <w:sz w:val="22"/>
+          <w:szCs w:val="22"/>
+          <w:lang w:val="en-US"/>
+        </w:rPr>
+        <w:t>paper</w:t>
+      </w:r>
+      <w:r>
+        <w:rPr>
+          <w:sz w:val="22"/>
+          <w:szCs w:val="22"/>
+          <w:lang w:val="en-US"/>
+        </w:rPr>
+        <w:t> as a whole gets one assessment</w:t>
+      </w:r>
+    </w:p>
+    <w:p>
+      <w:pPr>
+        <w:pStyle w:val="ListParagraph"/>
+        <w:numPr>
+          <w:ilvl w:val="7"/>
+          <w:numId w:val="2"/>
+        </w:numPr>
+        <w:pBdr>
+          <w:top w:val="nil"/>
+          <w:left w:val="nil"/>
+          <w:bottom w:val="nil"/>
+          <w:right w:val="nil"/>
+          <w:between w:val="nil"/>
+        </w:pBdr>
+        <w:spacing w:after="0" w:line="276" w:lineRule="auto"/>
+        <w:ind w:left="1170"/>
+        <w:rPr>
+          <w:sz w:val="22"/>
+          <w:szCs w:val="22"/>
+          <w:lang w:val="en-US"/>
+        </w:rPr>
+      </w:pPr>
+      <w:r>
+        <w:rPr>
+          <w:sz w:val="22"/>
+          <w:szCs w:val="22"/>
+        </w:rPr>
+        <w:t xml:space="preserve">Claim-level – </w:t>
+      </w:r>
+      <w:r>
+        <w:rPr>
+          <w:sz w:val="22"/>
+          <w:szCs w:val="22"/>
+          <w:lang w:val="en-US"/>
+        </w:rPr>
+        <w:t>Each</w:t>
+      </w:r>
+      <w:r>
+        <w:rPr>
+          <w:sz w:val="22"/>
+          <w:szCs w:val="22"/>
+          <w:lang w:val="en-US"/>
+        </w:rPr>
+        <w:t xml:space="preserve"> </w:t>
+      </w:r>
+      <w:r>
+        <w:rPr>
+          <w:sz w:val="22"/>
+          <w:szCs w:val="22"/>
+          <w:lang w:val="en-US"/>
+        </w:rPr>
+        <w:t>individual </w:t>
+      </w:r>
+      <w:r>
+        <w:rPr>
+          <w:i/>
+          <w:iCs/>
+          <w:sz w:val="22"/>
+          <w:szCs w:val="22"/>
+          <w:lang w:val="en-US"/>
+        </w:rPr>
+        <w:t>claim/result</w:t>
+      </w:r>
+      <w:r>
+        <w:rPr>
+          <w:sz w:val="22"/>
+          <w:szCs w:val="22"/>
+          <w:lang w:val="en-US"/>
+        </w:rPr>
+        <w:t> gets its own assessment</w:t>
+      </w:r>
+    </w:p>
+    <w:p>
+      <w:pPr>
+        <w:pStyle w:val="ListParagraph"/>
+        <w:numPr>
+          <w:ilvl w:val="7"/>
+          <w:numId w:val="2"/>
+        </w:numPr>
+        <w:pBdr>
+          <w:top w:val="nil"/>
+          <w:left w:val="nil"/>
+          <w:bottom w:val="nil"/>
+          <w:right w:val="nil"/>
+          <w:between w:val="nil"/>
+        </w:pBdr>
+        <w:spacing w:after="0" w:line="276" w:lineRule="auto"/>
+        <w:ind w:left="1170"/>
+        <w:rPr>
+          <w:sz w:val="22"/>
+          <w:szCs w:val="22"/>
+        </w:rPr>
+      </w:pPr>
+      <w:r>
+        <w:rPr>
+          <w:sz w:val="22"/>
+          <w:szCs w:val="22"/>
+        </w:rPr>
+        <w:t>Not specified – unit of analysis cannot be determined</w:t>
+      </w:r>
+    </w:p>
+    <w:p>
+      <w:pPr>
+        <w:pStyle w:val="ListParagraph"/>
+        <w:pBdr>
+          <w:top w:val="nil"/>
+          <w:left w:val="nil"/>
+          <w:bottom w:val="nil"/>
+          <w:right w:val="nil"/>
+          <w:between w:val="nil"/>
+        </w:pBdr>
+        <w:spacing w:after="0" w:line="276" w:lineRule="auto"/>
+        <w:ind w:left="1170"/>
+        <w:rPr>
+          <w:sz w:val="22"/>
+          <w:szCs w:val="22"/>
+        </w:rPr>
+      </w:pPr>
+    </w:p>
+    <w:p>
+      <w:pPr>
+        <w:pStyle w:val="ListParagraph"/>
+        <w:numPr>
+          <w:ilvl w:val="6"/>
+          <w:numId w:val="2"/>
+        </w:numPr>
+        <w:pBdr>
+          <w:top w:val="nil"/>
+          <w:left w:val="nil"/>
+          <w:bottom w:val="nil"/>
+          <w:right w:val="nil"/>
+          <w:between w:val="nil"/>
+        </w:pBdr>
+        <w:spacing w:after="0" w:line="276" w:lineRule="auto"/>
+        <w:ind w:left="810"/>
+        <w:rPr>
+          <w:sz w:val="22"/>
+          <w:szCs w:val="22"/>
+        </w:rPr>
+      </w:pPr>
+      <w:r>
+        <w:rPr>
+          <w:sz w:val="22"/>
+          <w:szCs w:val="22"/>
+        </w:rPr>
+        <w:t>Coverage</w:t>
+      </w:r>
+    </w:p>
+    <w:p>
+      <w:pPr>
+        <w:pStyle w:val="ListParagraph"/>
+        <w:numPr>
+          <w:ilvl w:val="7"/>
+          <w:numId w:val="2"/>
+        </w:numPr>
+        <w:pBdr>
+          <w:top w:val="nil"/>
+          <w:left w:val="nil"/>
+          <w:bottom w:val="nil"/>
+          <w:right w:val="nil"/>
+          <w:between w:val="nil"/>
+        </w:pBdr>
+        <w:spacing w:after="0" w:line="276" w:lineRule="auto"/>
+        <w:ind w:left="1170"/>
+        <w:rPr>
+          <w:sz w:val="22"/>
+          <w:szCs w:val="22"/>
+        </w:rPr>
+      </w:pPr>
+      <w:r>
+        <w:rPr>
+          <w:sz w:val="22"/>
+          <w:szCs w:val="22"/>
+        </w:rPr>
+        <w:t xml:space="preserve">All claims – </w:t>
+      </w:r>
+      <w:r>
+        <w:rPr>
+          <w:sz w:val="22"/>
+          <w:szCs w:val="22"/>
+        </w:rPr>
+        <w:t>every</w:t>
+      </w:r>
+      <w:r>
+        <w:rPr>
+          <w:sz w:val="22"/>
+          <w:szCs w:val="22"/>
+        </w:rPr>
+        <w:t xml:space="preserve"> </w:t>
+      </w:r>
+      <w:r>
+        <w:rPr>
+          <w:sz w:val="22"/>
+          <w:szCs w:val="22"/>
+        </w:rPr>
+        <w:t>result</w:t>
+      </w:r>
+      <w:r>
+        <w:rPr>
+          <w:sz w:val="22"/>
+          <w:szCs w:val="22"/>
+        </w:rPr>
+        <w:t>/claim presented</w:t>
+      </w:r>
+      <w:r>
+        <w:rPr>
+          <w:sz w:val="22"/>
+          <w:szCs w:val="22"/>
+        </w:rPr>
+        <w:t xml:space="preserve"> in </w:t>
+      </w:r>
+      <w:r>
+        <w:rPr>
+          <w:sz w:val="22"/>
+          <w:szCs w:val="22"/>
+        </w:rPr>
+        <w:t xml:space="preserve">a </w:t>
+      </w:r>
+      <w:r>
+        <w:rPr>
+          <w:sz w:val="22"/>
+          <w:szCs w:val="22"/>
+        </w:rPr>
+        <w:t xml:space="preserve">paper </w:t>
+      </w:r>
+      <w:r>
+        <w:rPr>
+          <w:sz w:val="22"/>
+          <w:szCs w:val="22"/>
+        </w:rPr>
+        <w:t>should be included in the reproducibility check</w:t>
+      </w:r>
+    </w:p>
+    <w:p>
+      <w:pPr>
+        <w:pStyle w:val="ListParagraph"/>
+        <w:numPr>
+          <w:ilvl w:val="7"/>
+          <w:numId w:val="2"/>
+        </w:numPr>
+        <w:pBdr>
+          <w:top w:val="nil"/>
+          <w:left w:val="nil"/>
+          <w:bottom w:val="nil"/>
+          <w:right w:val="nil"/>
+          <w:between w:val="nil"/>
+        </w:pBdr>
+        <w:spacing w:after="0" w:line="276" w:lineRule="auto"/>
+        <w:ind w:left="1170"/>
+        <w:rPr>
+          <w:sz w:val="22"/>
+          <w:szCs w:val="22"/>
+        </w:rPr>
+      </w:pPr>
+      <w:r>
+        <w:rPr>
+          <w:sz w:val="22"/>
+          <w:szCs w:val="22"/>
+        </w:rPr>
+        <w:t xml:space="preserve">Only focal/primary claim </w:t>
+      </w:r>
+      <w:r>
+        <w:rPr>
+          <w:sz w:val="22"/>
+          <w:szCs w:val="22"/>
+        </w:rPr>
+        <w:t xml:space="preserve">– </w:t>
+      </w:r>
+      <w:r>
+        <w:rPr>
+          <w:sz w:val="22"/>
+          <w:szCs w:val="22"/>
+        </w:rPr>
+        <w:t>only primary results, as defined by the authors or the reproducer</w:t>
+      </w:r>
+    </w:p>
+    <w:p>
+      <w:pPr>
+        <w:pStyle w:val="ListParagraph"/>
+        <w:numPr>
+          <w:ilvl w:val="7"/>
+          <w:numId w:val="2"/>
+        </w:numPr>
+        <w:pBdr>
+          <w:top w:val="nil"/>
+          <w:left w:val="nil"/>
+          <w:bottom w:val="nil"/>
+          <w:right w:val="nil"/>
+          <w:between w:val="nil"/>
+        </w:pBdr>
+        <w:spacing w:after="0" w:line="276" w:lineRule="auto"/>
+        <w:ind w:left="1170"/>
+        <w:rPr>
+          <w:sz w:val="22"/>
+          <w:szCs w:val="22"/>
+        </w:rPr>
+      </w:pPr>
+      <w:r>
+        <w:rPr>
+          <w:sz w:val="22"/>
+          <w:szCs w:val="22"/>
+        </w:rPr>
+        <w:t xml:space="preserve">Fixed </w:t>
+      </w:r>
+      <w:r>
+        <w:rPr>
+          <w:i/>
+          <w:iCs/>
+          <w:sz w:val="22"/>
+          <w:szCs w:val="22"/>
+        </w:rPr>
+        <w:t xml:space="preserve">n </w:t>
+      </w:r>
+      <w:r>
+        <w:rPr>
+          <w:sz w:val="22"/>
+          <w:szCs w:val="22"/>
+        </w:rPr>
+        <w:t xml:space="preserve">of claim – </w:t>
+      </w:r>
+      <w:r>
+        <w:rPr>
+          <w:sz w:val="22"/>
+          <w:szCs w:val="22"/>
+        </w:rPr>
+        <w:t>a</w:t>
+      </w:r>
+      <w:r>
+        <w:rPr>
+          <w:sz w:val="22"/>
+          <w:szCs w:val="22"/>
+        </w:rPr>
+        <w:t xml:space="preserve"> </w:t>
+      </w:r>
+      <w:r>
+        <w:rPr>
+          <w:sz w:val="22"/>
+          <w:szCs w:val="22"/>
+        </w:rPr>
+        <w:t xml:space="preserve">pre-specified cap (e.g., </w:t>
+      </w:r>
+      <w:r>
+        <w:rPr>
+          <w:sz w:val="22"/>
+          <w:szCs w:val="22"/>
+        </w:rPr>
+        <w:t>“</w:t>
+      </w:r>
+      <w:r>
+        <w:rPr>
+          <w:sz w:val="22"/>
+          <w:szCs w:val="22"/>
+        </w:rPr>
+        <w:t>up to 5 claims per paper</w:t>
+      </w:r>
+      <w:r>
+        <w:rPr>
+          <w:sz w:val="22"/>
+          <w:szCs w:val="22"/>
+        </w:rPr>
+        <w:t>”</w:t>
+      </w:r>
+      <w:r>
+        <w:rPr>
+          <w:sz w:val="22"/>
+          <w:szCs w:val="22"/>
+        </w:rPr>
+        <w:t>)</w:t>
+      </w:r>
+    </w:p>
+    <w:p>
+      <w:pPr>
+        <w:pStyle w:val="ListParagraph"/>
+        <w:numPr>
+          <w:ilvl w:val="7"/>
+          <w:numId w:val="2"/>
+        </w:numPr>
+        <w:pBdr>
+          <w:top w:val="nil"/>
+          <w:left w:val="nil"/>
+          <w:bottom w:val="nil"/>
+          <w:right w:val="nil"/>
+          <w:between w:val="nil"/>
+        </w:pBdr>
+        <w:spacing w:after="0" w:line="276" w:lineRule="auto"/>
+        <w:ind w:left="1170"/>
+        <w:rPr>
+          <w:sz w:val="22"/>
+          <w:szCs w:val="22"/>
+        </w:rPr>
+      </w:pPr>
+      <w:r>
+        <w:rPr>
+          <w:sz w:val="22"/>
+          <w:szCs w:val="22"/>
+        </w:rPr>
+        <w:t xml:space="preserve">Sampled – A </w:t>
+      </w:r>
+      <w:r>
+        <w:rPr>
+          <w:sz w:val="22"/>
+          <w:szCs w:val="22"/>
+        </w:rPr>
+        <w:t>random or representative subset</w:t>
+      </w:r>
+      <w:r>
+        <w:rPr>
+          <w:sz w:val="22"/>
+          <w:szCs w:val="22"/>
+        </w:rPr>
+        <w:t xml:space="preserve"> of claims</w:t>
+      </w:r>
+    </w:p>
+    <w:p>
+      <w:pPr>
+        <w:pStyle w:val="ListParagraph"/>
+        <w:numPr>
+          <w:ilvl w:val="7"/>
+          <w:numId w:val="2"/>
+        </w:numPr>
+        <w:pBdr>
+          <w:top w:val="nil"/>
+          <w:left w:val="nil"/>
+          <w:bottom w:val="nil"/>
+          <w:right w:val="nil"/>
+          <w:between w:val="nil"/>
+        </w:pBdr>
+        <w:spacing w:after="0" w:line="276" w:lineRule="auto"/>
+        <w:ind w:left="1170"/>
+        <w:rPr>
+          <w:sz w:val="22"/>
+          <w:szCs w:val="22"/>
+        </w:rPr>
+      </w:pPr>
+      <w:r>
+        <w:rPr>
+          <w:sz w:val="22"/>
+          <w:szCs w:val="22"/>
+        </w:rPr>
+        <w:t xml:space="preserve"> </w:t>
+      </w:r>
+      <w:r>
+        <w:rPr>
+          <w:sz w:val="22"/>
+          <w:szCs w:val="22"/>
+        </w:rPr>
+        <w:t>Not specified – coverage cannot be determined</w:t>
+      </w:r>
+    </w:p>
+    <w:p>
+      <w:pPr>
+        <w:pStyle w:val="ListParagraph"/>
+        <w:pBdr>
+          <w:top w:val="nil"/>
+          <w:left w:val="nil"/>
+          <w:bottom w:val="nil"/>
+          <w:right w:val="nil"/>
+          <w:between w:val="nil"/>
+        </w:pBdr>
+        <w:spacing w:after="0" w:line="276" w:lineRule="auto"/>
+        <w:ind w:left="1170"/>
+        <w:rPr>
+          <w:sz w:val="22"/>
+          <w:szCs w:val="22"/>
+        </w:rPr>
+      </w:pPr>
+    </w:p>
+    <w:p>
+      <w:pPr>
+        <w:pStyle w:val="ListParagraph"/>
+        <w:numPr>
+          <w:ilvl w:val="6"/>
+          <w:numId w:val="2"/>
+        </w:numPr>
+        <w:pBdr>
+          <w:top w:val="nil"/>
+          <w:left w:val="nil"/>
+          <w:bottom w:val="nil"/>
+          <w:right w:val="nil"/>
+          <w:between w:val="nil"/>
+        </w:pBdr>
+        <w:spacing w:after="0" w:line="276" w:lineRule="auto"/>
+        <w:ind w:left="810"/>
+        <w:rPr>
+          <w:sz w:val="22"/>
+          <w:szCs w:val="22"/>
+        </w:rPr>
+      </w:pPr>
+      <w:r>
+        <w:rPr>
+          <w:sz w:val="22"/>
+          <w:szCs w:val="22"/>
+        </w:rPr>
+        <w:t xml:space="preserve">Statistical criterion </w:t>
+      </w:r>
+      <w:r>
+        <w:rPr>
+          <w:sz w:val="22"/>
+          <w:szCs w:val="22"/>
+        </w:rPr>
+        <w:t xml:space="preserve">– this is coded as a </w:t>
+      </w:r>
+      <w:r>
+        <w:rPr>
+          <w:b/>
+          <w:bCs/>
+          <w:sz w:val="22"/>
+          <w:szCs w:val="22"/>
+        </w:rPr>
+        <w:t>free text</w:t>
+      </w:r>
+      <w:r>
+        <w:rPr>
+          <w:sz w:val="22"/>
+          <w:szCs w:val="22"/>
+        </w:rPr>
+        <w:t xml:space="preserve">, which contains statistical criteria </w:t>
+      </w:r>
+      <w:r>
+        <w:rPr>
+          <w:sz w:val="22"/>
+          <w:szCs w:val="22"/>
+        </w:rPr>
+        <w:t xml:space="preserve">used to judge reproducibility success/failure (e.g., </w:t>
+      </w:r>
+      <w:r>
+        <w:rPr>
+          <w:i/>
+          <w:iCs/>
+          <w:sz w:val="22"/>
+          <w:szCs w:val="22"/>
+        </w:rPr>
+        <w:t xml:space="preserve">p </w:t>
+      </w:r>
+      <w:r>
+        <w:rPr>
+          <w:sz w:val="22"/>
+          <w:szCs w:val="22"/>
+        </w:rPr>
+        <w:t>values within n% of the original, ES should be +/- n% of the reported original).</w:t>
+      </w:r>
+    </w:p>
+    <w:p>
+      <w:pPr>
+        <w:pBdr>
+          <w:top w:val="nil"/>
+          <w:left w:val="nil"/>
+          <w:bottom w:val="nil"/>
+          <w:right w:val="nil"/>
+          <w:between w:val="nil"/>
+        </w:pBdr>
+        <w:spacing w:after="0" w:line="276" w:lineRule="auto"/>
+        <w:rPr>
+          <w:sz w:val="22"/>
+          <w:szCs w:val="22"/>
+        </w:rPr>
+      </w:pPr>
+    </w:p>
+    <w:p>
+      <w:pPr>
+        <w:pBdr>
+          <w:top w:val="nil"/>
+          <w:left w:val="nil"/>
+          <w:bottom w:val="nil"/>
+          <w:right w:val="nil"/>
+          <w:between w:val="nil"/>
+        </w:pBdr>
+        <w:spacing w:after="0" w:line="276" w:lineRule="auto"/>
+        <w:rPr>
+          <w:b/>
+          <w:bCs/>
+          <w:sz w:val="22"/>
+          <w:szCs w:val="22"/>
+        </w:rPr>
+      </w:pPr>
+      <w:r>
+        <w:rPr>
+          <w:b/>
+          <w:bCs/>
+          <w:sz w:val="22"/>
+          <w:szCs w:val="22"/>
+        </w:rPr>
+        <w:t>B2. Reproducibility Criteria</w:t>
+      </w:r>
+    </w:p>
+    <w:p>
+      <w:pPr>
+        <w:pBdr>
+          <w:top w:val="nil"/>
+          <w:left w:val="nil"/>
+          <w:bottom w:val="nil"/>
+          <w:right w:val="nil"/>
+          <w:between w:val="nil"/>
+        </w:pBdr>
+        <w:spacing w:after="0" w:line="276" w:lineRule="auto"/>
+        <w:rPr>
+          <w:sz w:val="22"/>
+          <w:szCs w:val="22"/>
+        </w:rPr>
+      </w:pPr>
+      <w:r>
+        <w:rPr>
+          <w:sz w:val="22"/>
+          <w:szCs w:val="22"/>
+        </w:rPr>
+        <w:t xml:space="preserve">This part focuses on specific criteria suggested by the paper for judging the success/failure of computational reproducibility check. It is very possible that one paper contains multiple criteria, therefore each of </w:t>
+      </w:r>
+      <w:r>
+        <w:rPr>
+          <w:sz w:val="22"/>
+          <w:szCs w:val="22"/>
+        </w:rPr>
+        <w:t>these criteria</w:t>
+      </w:r>
+      <w:r>
+        <w:rPr>
+          <w:sz w:val="22"/>
+          <w:szCs w:val="22"/>
+        </w:rPr>
+        <w:t xml:space="preserve"> should be recorded in the coding sheet.</w:t>
+      </w:r>
+    </w:p>
+    <w:p>
+      <w:pPr>
+        <w:pBdr>
+          <w:top w:val="nil"/>
+          <w:left w:val="nil"/>
+          <w:bottom w:val="nil"/>
+          <w:right w:val="nil"/>
+          <w:between w:val="nil"/>
+        </w:pBdr>
+        <w:spacing w:after="0" w:line="276" w:lineRule="auto"/>
+        <w:rPr>
+          <w:sz w:val="22"/>
+          <w:szCs w:val="22"/>
+        </w:rPr>
+      </w:pPr>
+    </w:p>
+    <w:p>
+      <w:pPr>
+        <w:pBdr>
+          <w:top w:val="nil"/>
+          <w:left w:val="nil"/>
+          <w:bottom w:val="nil"/>
+          <w:right w:val="nil"/>
+          <w:between w:val="nil"/>
+        </w:pBdr>
+        <w:spacing w:after="0" w:line="276" w:lineRule="auto"/>
+        <w:rPr>
+          <w:sz w:val="22"/>
+          <w:szCs w:val="22"/>
+        </w:rPr>
+      </w:pPr>
+      <w:r>
+        <w:rPr>
+          <w:sz w:val="22"/>
+          <w:szCs w:val="22"/>
+        </w:rPr>
+        <w:t xml:space="preserve">The criteria </w:t>
+      </w:r>
+      <w:r>
+        <w:rPr>
+          <w:sz w:val="22"/>
+          <w:szCs w:val="22"/>
+        </w:rPr>
+        <w:t>are</w:t>
+      </w:r>
+      <w:r>
+        <w:rPr>
+          <w:sz w:val="22"/>
+          <w:szCs w:val="22"/>
+        </w:rPr>
+        <w:t xml:space="preserve"> mapped on to three dimensions of computational reproducibility as follows:</w:t>
       </w:r>
     </w:p>
     <w:p>
@@ -6490,7 +8145,7 @@
     <w:tbl>
       <w:tblPr>
         <w:tblStyle w:val="a2"/>
-        <w:tblW w:w="9062" w:type="dxa"/>
+        <w:tblW w:w="9625" w:type="dxa"/>
         <w:tblInd w:w="0" w:type="dxa"/>
         <w:tblBorders>
           <w:top w:val="single" w:sz="4" w:space="0" w:color="000000"/>
@@ -6504,14 +8159,14 @@
         <w:tblLook w:val="0400" w:firstRow="0" w:lastRow="0" w:firstColumn="0" w:lastColumn="0" w:noHBand="0" w:noVBand="1"/>
       </w:tblPr>
       <w:tblGrid>
-        <w:gridCol w:w="3012"/>
-        <w:gridCol w:w="3104"/>
-        <w:gridCol w:w="2946"/>
+        <w:gridCol w:w="3865"/>
+        <w:gridCol w:w="3060"/>
+        <w:gridCol w:w="2700"/>
       </w:tblGrid>
       <w:tr>
         <w:tc>
           <w:tcPr>
-            <w:tcW w:w="3012" w:type="dxa"/>
+            <w:tcW w:w="3865" w:type="dxa"/>
           </w:tcPr>
           <w:p>
             <w:pPr>
@@ -6537,7 +8192,7 @@
         </w:tc>
         <w:tc>
           <w:tcPr>
-            <w:tcW w:w="3104" w:type="dxa"/>
+            <w:tcW w:w="3060" w:type="dxa"/>
           </w:tcPr>
           <w:p>
             <w:pPr>
@@ -6563,7 +8218,7 @@
         </w:tc>
         <w:tc>
           <w:tcPr>
-            <w:tcW w:w="2946" w:type="dxa"/>
+            <w:tcW w:w="2700" w:type="dxa"/>
           </w:tcPr>
           <w:p>
             <w:pPr>
@@ -6591,7 +8246,7 @@
       <w:tr>
         <w:tc>
           <w:tcPr>
-            <w:tcW w:w="3012" w:type="dxa"/>
+            <w:tcW w:w="3865" w:type="dxa"/>
           </w:tcPr>
           <w:p>
             <w:pPr>
@@ -6744,7 +8399,6 @@
                 <w:sz w:val="20"/>
                 <w:szCs w:val="20"/>
               </w:rPr>
-              <w:lastRenderedPageBreak/>
               <w:t>Data provenance</w:t>
             </w:r>
             <w:r>
@@ -6799,7 +8453,7 @@
         </w:tc>
         <w:tc>
           <w:tcPr>
-            <w:tcW w:w="3104" w:type="dxa"/>
+            <w:tcW w:w="3060" w:type="dxa"/>
           </w:tcPr>
           <w:p>
             <w:pPr>
@@ -6830,7 +8484,6 @@
                 <w:sz w:val="20"/>
                 <w:szCs w:val="20"/>
               </w:rPr>
-              <w:lastRenderedPageBreak/>
               <w:t>Dependency resolution</w:t>
             </w:r>
             <w:r>
@@ -6967,7 +8620,7 @@
         </w:tc>
         <w:tc>
           <w:tcPr>
-            <w:tcW w:w="2946" w:type="dxa"/>
+            <w:tcW w:w="2700" w:type="dxa"/>
           </w:tcPr>
           <w:p>
             <w:pPr>
@@ -6988,7 +8641,6 @@
                 <w:color w:val="000000"/>
                 <w:sz w:val="20"/>
                 <w:szCs w:val="20"/>
-                <w:highlight w:val="yellow"/>
               </w:rPr>
             </w:pPr>
             <w:r>
@@ -6998,7 +8650,6 @@
                 <w:color w:val="000000"/>
                 <w:sz w:val="20"/>
                 <w:szCs w:val="20"/>
-                <w:highlight w:val="yellow"/>
               </w:rPr>
               <w:t>Codes consistent</w:t>
             </w:r>
@@ -7007,7 +8658,6 @@
                 <w:color w:val="000000"/>
                 <w:sz w:val="20"/>
                 <w:szCs w:val="20"/>
-                <w:highlight w:val="yellow"/>
               </w:rPr>
               <w:t xml:space="preserve"> with the analysis claims </w:t>
             </w:r>
@@ -7094,10 +8744,6 @@
           </w:p>
           <w:p>
             <w:pPr>
-              <w:numPr>
-                <w:ilvl w:val="0"/>
-                <w:numId w:val="5"/>
-              </w:numPr>
               <w:pBdr>
                 <w:top w:val="nil"/>
                 <w:left w:val="nil"/>
@@ -7106,7 +8752,7 @@
                 <w:between w:val="nil"/>
               </w:pBdr>
               <w:spacing w:after="160" w:line="276" w:lineRule="auto"/>
-              <w:ind w:left="294" w:hanging="270"/>
+              <w:ind w:left="24"/>
               <w:rPr>
                 <w:color w:val="000000"/>
                 <w:sz w:val="20"/>
@@ -7132,26 +8778,6 @@
                 <w:commentRangeStart w:id="2"/>
               </w:sdtContent>
             </w:sdt>
-            <w:r>
-              <w:rPr>
-                <w:b/>
-                <w:bCs/>
-                <w:color w:val="000000"/>
-                <w:sz w:val="20"/>
-                <w:szCs w:val="20"/>
-                <w:highlight w:val="yellow"/>
-              </w:rPr>
-              <w:t>Criteria for partial reproducibility</w:t>
-            </w:r>
-            <w:r>
-              <w:rPr>
-                <w:color w:val="000000"/>
-                <w:sz w:val="20"/>
-                <w:szCs w:val="20"/>
-                <w:highlight w:val="yellow"/>
-              </w:rPr>
-              <w:t xml:space="preserve"> (fully vs. partially reproduced results defined and distinguished)</w:t>
-            </w:r>
             <w:commentRangeEnd w:id="0"/>
             <w:r>
               <w:rPr>
@@ -7218,7 +8844,49 @@
           <w:sz w:val="22"/>
           <w:szCs w:val="22"/>
         </w:rPr>
-        <w:t>If not one of these above, then new criterion will be added as a new entry.</w:t>
+        <w:t xml:space="preserve">….but if </w:t>
+      </w:r>
+      <w:r>
+        <w:rPr>
+          <w:sz w:val="22"/>
+          <w:szCs w:val="22"/>
+        </w:rPr>
+        <w:t>a new criterion label/dimension is found</w:t>
+      </w:r>
+      <w:r>
+        <w:rPr>
+          <w:sz w:val="22"/>
+          <w:szCs w:val="22"/>
+        </w:rPr>
+        <w:t xml:space="preserve">, </w:t>
+      </w:r>
+      <w:r>
+        <w:rPr>
+          <w:sz w:val="22"/>
+          <w:szCs w:val="22"/>
+        </w:rPr>
+        <w:t>they</w:t>
+      </w:r>
+      <w:r>
+        <w:rPr>
+          <w:sz w:val="22"/>
+          <w:szCs w:val="22"/>
+        </w:rPr>
+        <w:t xml:space="preserve"> will be </w:t>
+      </w:r>
+      <w:r>
+        <w:rPr>
+          <w:sz w:val="22"/>
+          <w:szCs w:val="22"/>
+        </w:rPr>
+        <w:t>flagged</w:t>
+      </w:r>
+      <w:r>
+        <w:rPr>
+          <w:sz w:val="22"/>
+          <w:szCs w:val="22"/>
+        </w:rPr>
+        <w:t xml:space="preserve"> as a new entry.</w:t>
       </w:r>
     </w:p>
     <w:p>
@@ -7257,31 +8925,46 @@
           <w:sz w:val="22"/>
           <w:szCs w:val="22"/>
         </w:rPr>
-        <w:t>Each of these criteria will be coded according to these dimensions:</w:t>
-      </w:r>
-    </w:p>
-    <w:p>
-      <w:pPr>
-        <w:pBdr>
-          <w:top w:val="nil"/>
-          <w:left w:val="nil"/>
-          <w:bottom w:val="nil"/>
-          <w:right w:val="nil"/>
-          <w:between w:val="nil"/>
-        </w:pBdr>
-        <w:spacing w:after="0" w:line="276" w:lineRule="auto"/>
-        <w:rPr>
-          <w:sz w:val="22"/>
-          <w:szCs w:val="22"/>
-        </w:rPr>
-      </w:pPr>
-    </w:p>
-    <w:p>
-      <w:pPr>
-        <w:numPr>
-          <w:ilvl w:val="6"/>
-          <w:numId w:val="2"/>
-        </w:numPr>
+        <w:t>Each of these criteria</w:t>
+      </w:r>
+      <w:r>
+        <w:rPr>
+          <w:sz w:val="22"/>
+          <w:szCs w:val="22"/>
+        </w:rPr>
+        <w:t xml:space="preserve"> extracted in</w:t>
+      </w:r>
+      <w:r>
+        <w:rPr>
+          <w:sz w:val="22"/>
+          <w:szCs w:val="22"/>
+        </w:rPr>
+        <w:t xml:space="preserve"> the</w:t>
+      </w:r>
+      <w:r>
+        <w:rPr>
+          <w:sz w:val="22"/>
+          <w:szCs w:val="22"/>
+        </w:rPr>
+        <w:t xml:space="preserve"> B2</w:t>
+      </w:r>
+      <w:r>
+        <w:rPr>
+          <w:sz w:val="22"/>
+          <w:szCs w:val="22"/>
+        </w:rPr>
+        <w:t xml:space="preserve"> part</w:t>
+      </w:r>
+      <w:r>
+        <w:rPr>
+          <w:sz w:val="22"/>
+          <w:szCs w:val="22"/>
+        </w:rPr>
+        <w:t xml:space="preserve"> will be coded according to these dimensions:</w:t>
+      </w:r>
+    </w:p>
+    <w:p>
+      <w:pPr>
         <w:pBdr>
           <w:top w:val="nil"/>
           <w:left w:val="nil"/>
@@ -7293,11 +8976,34 @@
           <w:tab w:val="left" w:pos="630"/>
         </w:tabs>
         <w:spacing w:after="0" w:line="276" w:lineRule="auto"/>
-        <w:ind w:left="630"/>
+        <w:rPr>
+          <w:sz w:val="22"/>
+          <w:szCs w:val="22"/>
+        </w:rPr>
+      </w:pPr>
+    </w:p>
+    <w:p>
+      <w:pPr>
+        <w:pStyle w:val="ListParagraph"/>
+        <w:numPr>
+          <w:ilvl w:val="3"/>
+          <w:numId w:val="10"/>
+        </w:numPr>
+        <w:pBdr>
+          <w:top w:val="nil"/>
+          <w:left w:val="nil"/>
+          <w:bottom w:val="nil"/>
+          <w:right w:val="nil"/>
+          <w:between w:val="nil"/>
+        </w:pBdr>
+        <w:tabs>
+          <w:tab w:val="left" w:pos="630"/>
+        </w:tabs>
+        <w:spacing w:after="0" w:line="276" w:lineRule="auto"/>
+        <w:ind w:left="720"/>
         <w:rPr>
           <w:b/>
           <w:bCs/>
-          <w:color w:val="000000"/>
           <w:sz w:val="22"/>
           <w:szCs w:val="22"/>
         </w:rPr>
@@ -7306,7 +9012,6 @@
         <w:rPr>
           <w:b/>
           <w:bCs/>
-          <w:color w:val="000000"/>
           <w:sz w:val="22"/>
           <w:szCs w:val="22"/>
         </w:rPr>
@@ -7316,18 +9021,26 @@
         <w:rPr>
           <w:b/>
           <w:bCs/>
-          <w:color w:val="000000"/>
           <w:sz w:val="22"/>
           <w:szCs w:val="22"/>
         </w:rPr>
         <w:t>framing of the criteria</w:t>
+      </w:r>
+      <w:r>
+        <w:rPr>
+          <w:b/>
+          <w:bCs/>
+          <w:sz w:val="22"/>
+          <w:szCs w:val="22"/>
+        </w:rPr>
+        <w:t xml:space="preserve"> </w:t>
       </w:r>
     </w:p>
     <w:p>
       <w:pPr>
         <w:numPr>
           <w:ilvl w:val="7"/>
-          <w:numId w:val="2"/>
+          <w:numId w:val="10"/>
         </w:numPr>
         <w:pBdr>
           <w:top w:val="nil"/>
@@ -7342,7 +9055,6 @@
         <w:spacing w:after="0" w:line="276" w:lineRule="auto"/>
         <w:ind w:left="1080"/>
         <w:rPr>
-          <w:color w:val="000000"/>
           <w:sz w:val="22"/>
           <w:szCs w:val="22"/>
         </w:rPr>
@@ -7351,25 +9063,66 @@
         <w:rPr>
           <w:b/>
           <w:bCs/>
-          <w:color w:val="000000"/>
-          <w:sz w:val="22"/>
-          <w:szCs w:val="22"/>
+          <w:color w:val="EE0000"/>
+          <w:sz w:val="22"/>
+          <w:szCs w:val="22"/>
+          <w:u w:val="single"/>
         </w:rPr>
         <w:t>Injunctive</w:t>
       </w:r>
       <w:r>
         <w:rPr>
-          <w:color w:val="000000"/>
-          <w:sz w:val="22"/>
-          <w:szCs w:val="22"/>
-        </w:rPr>
-        <w:t>: stated as a rule/requirement – prescriptive or proscriptive languages (e.g., must, should, require – “</w:t>
+          <w:sz w:val="22"/>
+          <w:szCs w:val="22"/>
+        </w:rPr>
+        <w:t xml:space="preserve">: stated as a rule/requirement </w:t>
+      </w:r>
+      <w:r>
+        <w:rPr>
+          <w:sz w:val="22"/>
+          <w:szCs w:val="22"/>
+        </w:rPr>
+        <w:t xml:space="preserve">or </w:t>
+      </w:r>
+      <w:r>
+        <w:rPr>
+          <w:sz w:val="22"/>
+          <w:szCs w:val="22"/>
+        </w:rPr>
+        <w:t xml:space="preserve">a </w:t>
+      </w:r>
+      <w:r>
+        <w:rPr>
+          <w:sz w:val="22"/>
+          <w:szCs w:val="22"/>
+        </w:rPr>
+        <w:t>barrier</w:t>
+      </w:r>
+      <w:r>
+        <w:rPr>
+          <w:sz w:val="22"/>
+          <w:szCs w:val="22"/>
+        </w:rPr>
+        <w:t xml:space="preserve"> to reproduce</w:t>
+      </w:r>
+      <w:r>
+        <w:rPr>
+          <w:sz w:val="22"/>
+          <w:szCs w:val="22"/>
+        </w:rPr>
+        <w:t xml:space="preserve"> </w:t>
+      </w:r>
+      <w:r>
+        <w:rPr>
+          <w:sz w:val="22"/>
+          <w:szCs w:val="22"/>
+        </w:rPr>
+        <w:t>– prescriptive or proscriptive languages (e.g., must, should, require – “</w:t>
       </w:r>
       <w:r>
         <w:rPr>
           <w:i/>
           <w:iCs/>
-          <w:color w:val="000000"/>
           <w:sz w:val="22"/>
           <w:szCs w:val="22"/>
         </w:rPr>
@@ -7377,17 +9130,29 @@
       </w:r>
       <w:r>
         <w:rPr>
-          <w:color w:val="000000"/>
-          <w:sz w:val="22"/>
-          <w:szCs w:val="22"/>
-        </w:rPr>
-        <w:t>” or “</w:t>
+          <w:sz w:val="22"/>
+          <w:szCs w:val="22"/>
+        </w:rPr>
+        <w:t>”</w:t>
+      </w:r>
+      <w:r>
+        <w:rPr>
+          <w:sz w:val="22"/>
+          <w:szCs w:val="22"/>
+        </w:rPr>
+        <w:t>,</w:t>
+      </w:r>
+      <w:r>
+        <w:rPr>
+          <w:sz w:val="22"/>
+          <w:szCs w:val="22"/>
+        </w:rPr>
+        <w:t xml:space="preserve"> “</w:t>
       </w:r>
       <w:r>
         <w:rPr>
           <w:i/>
           <w:iCs/>
-          <w:color w:val="000000"/>
           <w:sz w:val="22"/>
           <w:szCs w:val="22"/>
         </w:rPr>
@@ -7395,18 +9160,47 @@
       </w:r>
       <w:r>
         <w:rPr>
-          <w:color w:val="000000"/>
-          <w:sz w:val="22"/>
-          <w:szCs w:val="22"/>
-        </w:rPr>
-        <w:t>”)</w:t>
+          <w:sz w:val="22"/>
+          <w:szCs w:val="22"/>
+        </w:rPr>
+        <w:t>”</w:t>
+      </w:r>
+      <w:r>
+        <w:rPr>
+          <w:sz w:val="22"/>
+          <w:szCs w:val="22"/>
+        </w:rPr>
+        <w:t>, or “</w:t>
+      </w:r>
+      <w:r>
+        <w:rPr>
+          <w:i/>
+          <w:iCs/>
+          <w:sz w:val="22"/>
+          <w:szCs w:val="22"/>
+        </w:rPr>
+        <w:t>unavailable source codes is a critical barrier to reproduce results</w:t>
+      </w:r>
+      <w:r>
+        <w:rPr>
+          <w:sz w:val="22"/>
+          <w:szCs w:val="22"/>
+        </w:rPr>
+        <w:t>”</w:t>
+      </w:r>
+      <w:r>
+        <w:rPr>
+          <w:sz w:val="22"/>
+          <w:szCs w:val="22"/>
+        </w:rPr>
+        <w:t>)</w:t>
       </w:r>
     </w:p>
     <w:p>
       <w:pPr>
         <w:numPr>
           <w:ilvl w:val="7"/>
-          <w:numId w:val="2"/>
+          <w:numId w:val="10"/>
         </w:numPr>
         <w:pBdr>
           <w:top w:val="nil"/>
@@ -7421,7 +9215,6 @@
         <w:spacing w:after="0" w:line="276" w:lineRule="auto"/>
         <w:ind w:left="1080"/>
         <w:rPr>
-          <w:color w:val="000000"/>
           <w:sz w:val="22"/>
           <w:szCs w:val="22"/>
         </w:rPr>
@@ -7430,15 +9223,15 @@
         <w:rPr>
           <w:b/>
           <w:bCs/>
-          <w:color w:val="000000"/>
-          <w:sz w:val="22"/>
-          <w:szCs w:val="22"/>
+          <w:color w:val="EE0000"/>
+          <w:sz w:val="22"/>
+          <w:szCs w:val="22"/>
+          <w:u w:val="single"/>
         </w:rPr>
         <w:t>Descriptive</w:t>
       </w:r>
       <w:r>
         <w:rPr>
-          <w:color w:val="000000"/>
           <w:sz w:val="22"/>
           <w:szCs w:val="22"/>
         </w:rPr>
@@ -7448,7 +9241,6 @@
       <w:commentRangeStart w:id="4"/>
       <w:r>
         <w:rPr>
-          <w:color w:val="000000"/>
           <w:sz w:val="22"/>
           <w:szCs w:val="22"/>
         </w:rPr>
@@ -7458,7 +9250,6 @@
       <w:r>
         <w:rPr>
           <w:rStyle w:val="CommentReference"/>
-          <w:color w:val="000000"/>
           <w:sz w:val="22"/>
           <w:szCs w:val="22"/>
         </w:rPr>
@@ -7468,7 +9259,6 @@
       <w:r>
         <w:rPr>
           <w:rStyle w:val="CommentReference"/>
-          <w:color w:val="000000"/>
           <w:sz w:val="22"/>
           <w:szCs w:val="22"/>
         </w:rPr>
@@ -7476,17 +9266,43 @@
       </w:r>
       <w:r>
         <w:rPr>
-          <w:color w:val="000000"/>
-          <w:sz w:val="22"/>
-          <w:szCs w:val="22"/>
-        </w:rPr>
-        <w:t>observational language (e.g., most journals, most researchers, typically – “</w:t>
+          <w:sz w:val="22"/>
+          <w:szCs w:val="22"/>
+        </w:rPr>
+        <w:t xml:space="preserve">observational </w:t>
+      </w:r>
+      <w:r>
+        <w:rPr>
+          <w:sz w:val="22"/>
+          <w:szCs w:val="22"/>
+        </w:rPr>
+        <w:t>describing common practice</w:t>
+      </w:r>
+      <w:r>
+        <w:rPr>
+          <w:sz w:val="22"/>
+          <w:szCs w:val="22"/>
+        </w:rPr>
+        <w:t xml:space="preserve"> (e.g., most journals, most researchers, typically</w:t>
+      </w:r>
+      <w:r>
+        <w:rPr>
+          <w:sz w:val="22"/>
+          <w:szCs w:val="22"/>
+        </w:rPr>
+        <w:t>, common practice, widespread norms, etc.</w:t>
+      </w:r>
+      <w:r>
+        <w:rPr>
+          <w:sz w:val="22"/>
+          <w:szCs w:val="22"/>
+        </w:rPr>
+        <w:t xml:space="preserve"> – “</w:t>
       </w:r>
       <w:r>
         <w:rPr>
           <w:i/>
           <w:iCs/>
-          <w:color w:val="000000"/>
           <w:sz w:val="22"/>
           <w:szCs w:val="22"/>
         </w:rPr>
@@ -7494,7 +9310,6 @@
       </w:r>
       <w:r>
         <w:rPr>
-          <w:color w:val="000000"/>
           <w:sz w:val="22"/>
           <w:szCs w:val="22"/>
         </w:rPr>
@@ -7504,35 +9319,13 @@
         <w:rPr>
           <w:i/>
           <w:iCs/>
-          <w:color w:val="000000"/>
-          <w:sz w:val="22"/>
-          <w:szCs w:val="22"/>
-        </w:rPr>
-        <w:t xml:space="preserve">Most </w:t>
-      </w:r>
-      <w:r>
-        <w:rPr>
-          <w:i/>
-          <w:iCs/>
-          <w:color w:val="000000"/>
-          <w:sz w:val="22"/>
-          <w:szCs w:val="22"/>
-        </w:rPr>
-        <w:t xml:space="preserve">CCS </w:t>
-      </w:r>
-      <w:r>
-        <w:rPr>
-          <w:i/>
-          <w:iCs/>
-          <w:color w:val="000000"/>
-          <w:sz w:val="22"/>
-          <w:szCs w:val="22"/>
-        </w:rPr>
-        <w:t>journals now expect replication packages to be deposited upon acceptance</w:t>
-      </w:r>
-      <w:r>
-        <w:rPr>
-          <w:color w:val="000000"/>
+          <w:sz w:val="22"/>
+          <w:szCs w:val="22"/>
+        </w:rPr>
+        <w:t>Most CCS journals now expect replication packages to be deposited upon acceptance</w:t>
+      </w:r>
+      <w:r>
+        <w:rPr>
           <w:sz w:val="22"/>
           <w:szCs w:val="22"/>
         </w:rPr>
@@ -7543,7 +9336,7 @@
       <w:pPr>
         <w:numPr>
           <w:ilvl w:val="7"/>
-          <w:numId w:val="2"/>
+          <w:numId w:val="10"/>
         </w:numPr>
         <w:pBdr>
           <w:top w:val="nil"/>
@@ -7558,7 +9351,6 @@
         <w:spacing w:after="0" w:line="276" w:lineRule="auto"/>
         <w:ind w:left="1080"/>
         <w:rPr>
-          <w:color w:val="000000"/>
           <w:sz w:val="22"/>
           <w:szCs w:val="22"/>
         </w:rPr>
@@ -7567,49 +9359,50 @@
         <w:rPr>
           <w:b/>
           <w:bCs/>
-          <w:color w:val="000000"/>
-          <w:sz w:val="22"/>
-          <w:szCs w:val="22"/>
+          <w:color w:val="EE0000"/>
+          <w:sz w:val="22"/>
+          <w:szCs w:val="22"/>
+          <w:u w:val="single"/>
         </w:rPr>
         <w:t>Tacit</w:t>
       </w:r>
       <w:r>
         <w:rPr>
-          <w:b/>
-          <w:bCs/>
-          <w:color w:val="000000"/>
-          <w:sz w:val="22"/>
-          <w:szCs w:val="22"/>
-        </w:rPr>
-        <w:t xml:space="preserve"> norms</w:t>
-      </w:r>
-      <w:r>
-        <w:rPr>
-          <w:color w:val="000000"/>
-          <w:sz w:val="22"/>
-          <w:szCs w:val="22"/>
-        </w:rPr>
-        <w:t>: present</w:t>
-      </w:r>
-      <w:r>
-        <w:rPr>
-          <w:color w:val="000000"/>
-          <w:sz w:val="22"/>
-          <w:szCs w:val="22"/>
-        </w:rPr>
-        <w:t>ed</w:t>
-      </w:r>
-      <w:r>
-        <w:rPr>
-          <w:color w:val="000000"/>
-          <w:sz w:val="22"/>
-          <w:szCs w:val="22"/>
-        </w:rPr>
-        <w:t xml:space="preserve"> as an assumption but never stated explicitly as a rule (e.g., a</w:t>
-      </w:r>
-      <w:r>
-        <w:rPr>
-          <w:color w:val="000000"/>
+          <w:sz w:val="22"/>
+          <w:szCs w:val="22"/>
+        </w:rPr>
+        <w:t xml:space="preserve">: </w:t>
+      </w:r>
+      <w:r>
+        <w:rPr>
+          <w:sz w:val="22"/>
+          <w:szCs w:val="22"/>
+        </w:rPr>
+        <w:t>inferred by the coder</w:t>
+      </w:r>
+      <w:r>
+        <w:rPr>
+          <w:sz w:val="22"/>
+          <w:szCs w:val="22"/>
+        </w:rPr>
+        <w:t xml:space="preserve"> as an assumption</w:t>
+      </w:r>
+      <w:r>
+        <w:rPr>
+          <w:sz w:val="22"/>
+          <w:szCs w:val="22"/>
+        </w:rPr>
+        <w:t xml:space="preserve"> held by the author(s) of the paper</w:t>
+      </w:r>
+      <w:r>
+        <w:rPr>
+          <w:sz w:val="22"/>
+          <w:szCs w:val="22"/>
+        </w:rPr>
+        <w:t xml:space="preserve"> but never stated explicitly as a rule (e.g., a</w:t>
+      </w:r>
+      <w:r>
+        <w:rPr>
           <w:sz w:val="22"/>
           <w:szCs w:val="22"/>
         </w:rPr>
@@ -7617,7 +9410,36 @@
       </w:r>
       <w:r>
         <w:rPr>
-          <w:color w:val="000000"/>
+          <w:sz w:val="22"/>
+          <w:szCs w:val="22"/>
+        </w:rPr>
+        <w:t xml:space="preserve"> reproducibility attempt </w:t>
+      </w:r>
+      <w:r>
+        <w:rPr>
+          <w:i/>
+          <w:iCs/>
+          <w:sz w:val="22"/>
+          <w:szCs w:val="22"/>
+        </w:rPr>
+        <w:t>flagged hardcoded path errors</w:t>
+      </w:r>
+      <w:r>
+        <w:rPr>
+          <w:sz w:val="22"/>
+          <w:szCs w:val="22"/>
+        </w:rPr>
+        <w:t xml:space="preserve"> during execution but </w:t>
+      </w:r>
+      <w:r>
+        <w:rPr>
+          <w:sz w:val="22"/>
+          <w:szCs w:val="22"/>
+        </w:rPr>
+        <w:t>doesn’t</w:t>
+      </w:r>
+      <w:r>
+        <w:rPr>
           <w:sz w:val="22"/>
           <w:szCs w:val="22"/>
         </w:rPr>
@@ -7625,39 +9447,6 @@
       </w:r>
       <w:r>
         <w:rPr>
-          <w:color w:val="000000"/>
-          <w:sz w:val="22"/>
-          <w:szCs w:val="22"/>
-        </w:rPr>
-        <w:t xml:space="preserve">reproducibility attempt </w:t>
-      </w:r>
-      <w:r>
-        <w:rPr>
-          <w:color w:val="000000"/>
-          <w:sz w:val="22"/>
-          <w:szCs w:val="22"/>
-        </w:rPr>
-        <w:t>flag</w:t>
-      </w:r>
-      <w:r>
-        <w:rPr>
-          <w:color w:val="000000"/>
-          <w:sz w:val="22"/>
-          <w:szCs w:val="22"/>
-        </w:rPr>
-        <w:t>ged</w:t>
-      </w:r>
-      <w:r>
-        <w:rPr>
-          <w:color w:val="000000"/>
-          <w:sz w:val="22"/>
-          <w:szCs w:val="22"/>
-        </w:rPr>
-        <w:t xml:space="preserve"> hardcoded path errors during execution but never </w:t>
-      </w:r>
-      <w:r>
-        <w:rPr>
-          <w:color w:val="000000"/>
           <w:sz w:val="22"/>
           <w:szCs w:val="22"/>
         </w:rPr>
@@ -7665,15 +9454,13 @@
       </w:r>
       <w:r>
         <w:rPr>
-          <w:color w:val="000000"/>
-          <w:sz w:val="22"/>
-          <w:szCs w:val="22"/>
-        </w:rPr>
-        <w:t>lists path independence as a</w:t>
-      </w:r>
-      <w:r>
-        <w:rPr>
-          <w:color w:val="000000"/>
+          <w:sz w:val="22"/>
+          <w:szCs w:val="22"/>
+        </w:rPr>
+        <w:t>mention</w:t>
+      </w:r>
+      <w:r>
+        <w:rPr>
           <w:sz w:val="22"/>
           <w:szCs w:val="22"/>
         </w:rPr>
@@ -7681,23 +9468,60 @@
       </w:r>
       <w:r>
         <w:rPr>
-          <w:color w:val="000000"/>
-          <w:sz w:val="22"/>
-          <w:szCs w:val="22"/>
-        </w:rPr>
-        <w:t>criterion</w:t>
-      </w:r>
-      <w:r>
-        <w:rPr>
-          <w:color w:val="000000"/>
-          <w:sz w:val="22"/>
-          <w:szCs w:val="22"/>
-        </w:rPr>
-        <w:t>)</w:t>
-      </w:r>
-    </w:p>
-    <w:p>
-      <w:pPr>
+          <w:sz w:val="22"/>
+          <w:szCs w:val="22"/>
+        </w:rPr>
+        <w:t xml:space="preserve">file </w:t>
+      </w:r>
+      <w:r>
+        <w:rPr>
+          <w:sz w:val="22"/>
+          <w:szCs w:val="22"/>
+        </w:rPr>
+        <w:t>path</w:t>
+      </w:r>
+      <w:r>
+        <w:rPr>
+          <w:sz w:val="22"/>
+          <w:szCs w:val="22"/>
+        </w:rPr>
+        <w:t xml:space="preserve"> independence</w:t>
+      </w:r>
+      <w:r>
+        <w:rPr>
+          <w:sz w:val="22"/>
+          <w:szCs w:val="22"/>
+        </w:rPr>
+        <w:t xml:space="preserve"> as a</w:t>
+      </w:r>
+      <w:r>
+        <w:rPr>
+          <w:sz w:val="22"/>
+          <w:szCs w:val="22"/>
+        </w:rPr>
+        <w:t xml:space="preserve"> </w:t>
+      </w:r>
+      <w:r>
+        <w:rPr>
+          <w:sz w:val="22"/>
+          <w:szCs w:val="22"/>
+        </w:rPr>
+        <w:t>criterion)</w:t>
+      </w:r>
+      <w:r>
+        <w:rPr>
+          <w:sz w:val="22"/>
+          <w:szCs w:val="22"/>
+        </w:rPr>
+        <w:t xml:space="preserve"> </w:t>
+      </w:r>
+    </w:p>
+    <w:p>
+      <w:pPr>
+        <w:numPr>
+          <w:ilvl w:val="7"/>
+          <w:numId w:val="10"/>
+        </w:numPr>
         <w:pBdr>
           <w:top w:val="nil"/>
           <w:left w:val="nil"/>
@@ -7711,32 +9535,6 @@
         <w:spacing w:after="0" w:line="276" w:lineRule="auto"/>
         <w:ind w:left="1080"/>
         <w:rPr>
-          <w:color w:val="000000"/>
-          <w:sz w:val="22"/>
-          <w:szCs w:val="22"/>
-        </w:rPr>
-      </w:pPr>
-    </w:p>
-    <w:p>
-      <w:pPr>
-        <w:numPr>
-          <w:ilvl w:val="6"/>
-          <w:numId w:val="2"/>
-        </w:numPr>
-        <w:pBdr>
-          <w:top w:val="nil"/>
-          <w:left w:val="nil"/>
-          <w:bottom w:val="nil"/>
-          <w:right w:val="nil"/>
-          <w:between w:val="nil"/>
-        </w:pBdr>
-        <w:tabs>
-          <w:tab w:val="left" w:pos="630"/>
-        </w:tabs>
-        <w:spacing w:after="0" w:line="276" w:lineRule="auto"/>
-        <w:ind w:left="630"/>
-        <w:rPr>
-          <w:color w:val="000000"/>
           <w:sz w:val="22"/>
           <w:szCs w:val="22"/>
         </w:rPr>
@@ -7745,27 +9543,34 @@
         <w:rPr>
           <w:b/>
           <w:bCs/>
-          <w:color w:val="000000"/>
-          <w:sz w:val="22"/>
-          <w:szCs w:val="22"/>
-        </w:rPr>
-        <w:t xml:space="preserve">Conditionality </w:t>
-      </w:r>
-      <w:r>
-        <w:rPr>
-          <w:color w:val="000000"/>
-          <w:sz w:val="22"/>
-          <w:szCs w:val="22"/>
-        </w:rPr>
-        <w:t>– to generate the dependency diagram of the criteria</w:t>
-      </w:r>
-    </w:p>
-    <w:p>
-      <w:pPr>
-        <w:numPr>
-          <w:ilvl w:val="7"/>
-          <w:numId w:val="2"/>
-        </w:numPr>
+          <w:color w:val="EE0000"/>
+          <w:sz w:val="22"/>
+          <w:szCs w:val="22"/>
+          <w:u w:val="single"/>
+        </w:rPr>
+        <w:t>U</w:t>
+      </w:r>
+      <w:r>
+        <w:rPr>
+          <w:b/>
+          <w:bCs/>
+          <w:color w:val="EE0000"/>
+          <w:sz w:val="22"/>
+          <w:szCs w:val="22"/>
+          <w:u w:val="single"/>
+        </w:rPr>
+        <w:t>nclear</w:t>
+      </w:r>
+      <w:r>
+        <w:rPr>
+          <w:sz w:val="22"/>
+          <w:szCs w:val="22"/>
+        </w:rPr>
+        <w:t>: when it is difficult to determine the normative framing, coders can choose this option</w:t>
+      </w:r>
+    </w:p>
+    <w:p>
+      <w:pPr>
         <w:pBdr>
           <w:top w:val="nil"/>
           <w:left w:val="nil"/>
@@ -7784,20 +9589,55 @@
           <w:szCs w:val="22"/>
         </w:rPr>
       </w:pPr>
-      <w:r>
-        <w:rPr>
-          <w:color w:val="000000"/>
-          <w:sz w:val="22"/>
-          <w:szCs w:val="22"/>
-        </w:rPr>
-        <w:t>Is the criterion a pre-requisite for other criteria? If so, which ones?</w:t>
+    </w:p>
+    <w:p>
+      <w:pPr>
+        <w:numPr>
+          <w:ilvl w:val="6"/>
+          <w:numId w:val="10"/>
+        </w:numPr>
+        <w:pBdr>
+          <w:top w:val="nil"/>
+          <w:left w:val="nil"/>
+          <w:bottom w:val="nil"/>
+          <w:right w:val="nil"/>
+          <w:between w:val="nil"/>
+        </w:pBdr>
+        <w:tabs>
+          <w:tab w:val="left" w:pos="720"/>
+        </w:tabs>
+        <w:spacing w:after="0" w:line="276" w:lineRule="auto"/>
+        <w:ind w:left="630" w:hanging="270"/>
+        <w:rPr>
+          <w:color w:val="000000"/>
+          <w:sz w:val="22"/>
+          <w:szCs w:val="22"/>
+        </w:rPr>
+      </w:pPr>
+      <w:r>
+        <w:rPr>
+          <w:b/>
+          <w:bCs/>
+          <w:color w:val="000000"/>
+          <w:sz w:val="22"/>
+          <w:szCs w:val="22"/>
+        </w:rPr>
+        <w:t xml:space="preserve">Conditionality </w:t>
+      </w:r>
+      <w:r>
+        <w:rPr>
+          <w:color w:val="000000"/>
+          <w:sz w:val="22"/>
+          <w:szCs w:val="22"/>
+        </w:rPr>
+        <w:t>– to generate the dependency diagram of the criteria</w:t>
       </w:r>
     </w:p>
     <w:p>
       <w:pPr>
         <w:numPr>
           <w:ilvl w:val="7"/>
-          <w:numId w:val="2"/>
+          <w:numId w:val="10"/>
         </w:numPr>
         <w:pBdr>
           <w:top w:val="nil"/>
@@ -7823,11 +9663,15 @@
           <w:sz w:val="22"/>
           <w:szCs w:val="22"/>
         </w:rPr>
-        <w:t>Does the criterion depend on other criteria? If so, which ones?</w:t>
-      </w:r>
-    </w:p>
-    <w:p>
-      <w:pPr>
+        <w:t>Is the criterion a pre-requisite for other criteria? If so, which ones?</w:t>
+      </w:r>
+    </w:p>
+    <w:p>
+      <w:pPr>
+        <w:numPr>
+          <w:ilvl w:val="7"/>
+          <w:numId w:val="10"/>
+        </w:numPr>
         <w:pBdr>
           <w:top w:val="nil"/>
           <w:left w:val="nil"/>
@@ -7846,50 +9690,18 @@
           <w:szCs w:val="22"/>
         </w:rPr>
       </w:pPr>
-    </w:p>
-    <w:p>
-      <w:pPr>
-        <w:numPr>
-          <w:ilvl w:val="6"/>
-          <w:numId w:val="2"/>
-        </w:numPr>
-        <w:pBdr>
-          <w:top w:val="nil"/>
-          <w:left w:val="nil"/>
-          <w:bottom w:val="nil"/>
-          <w:right w:val="nil"/>
-          <w:between w:val="nil"/>
-        </w:pBdr>
-        <w:tabs>
-          <w:tab w:val="left" w:pos="630"/>
-        </w:tabs>
-        <w:spacing w:after="0" w:line="276" w:lineRule="auto"/>
-        <w:ind w:left="630"/>
-        <w:rPr>
-          <w:b/>
-          <w:bCs/>
-          <w:color w:val="000000"/>
-          <w:sz w:val="22"/>
-          <w:szCs w:val="22"/>
-        </w:rPr>
-      </w:pPr>
-      <w:r>
-        <w:rPr>
-          <w:b/>
-          <w:bCs/>
-          <w:color w:val="000000"/>
-          <w:sz w:val="22"/>
-          <w:szCs w:val="22"/>
-        </w:rPr>
-        <w:t>Automation</w:t>
-      </w:r>
-    </w:p>
-    <w:p>
-      <w:pPr>
-        <w:numPr>
-          <w:ilvl w:val="7"/>
-          <w:numId w:val="2"/>
-        </w:numPr>
+      <w:r>
+        <w:rPr>
+          <w:color w:val="000000"/>
+          <w:sz w:val="22"/>
+          <w:szCs w:val="22"/>
+        </w:rPr>
+        <w:lastRenderedPageBreak/>
+        <w:t>Does the criterion depend on other criteria? If so, which ones?</w:t>
+      </w:r>
+    </w:p>
+    <w:p>
+      <w:pPr>
         <w:pBdr>
           <w:top w:val="nil"/>
           <w:left w:val="nil"/>
@@ -7908,20 +9720,49 @@
           <w:szCs w:val="22"/>
         </w:rPr>
       </w:pPr>
-      <w:r>
-        <w:rPr>
-          <w:color w:val="000000"/>
-          <w:sz w:val="22"/>
-          <w:szCs w:val="22"/>
-        </w:rPr>
-        <w:t>Can the criterion be automated, or should it strictly be manually checked?</w:t>
+    </w:p>
+    <w:p>
+      <w:pPr>
+        <w:numPr>
+          <w:ilvl w:val="6"/>
+          <w:numId w:val="10"/>
+        </w:numPr>
+        <w:pBdr>
+          <w:top w:val="nil"/>
+          <w:left w:val="nil"/>
+          <w:bottom w:val="nil"/>
+          <w:right w:val="nil"/>
+          <w:between w:val="nil"/>
+        </w:pBdr>
+        <w:tabs>
+          <w:tab w:val="left" w:pos="630"/>
+        </w:tabs>
+        <w:spacing w:after="0" w:line="276" w:lineRule="auto"/>
+        <w:ind w:left="630" w:hanging="270"/>
+        <w:rPr>
+          <w:b/>
+          <w:bCs/>
+          <w:color w:val="000000"/>
+          <w:sz w:val="22"/>
+          <w:szCs w:val="22"/>
+        </w:rPr>
+      </w:pPr>
+      <w:r>
+        <w:rPr>
+          <w:b/>
+          <w:bCs/>
+          <w:color w:val="000000"/>
+          <w:sz w:val="22"/>
+          <w:szCs w:val="22"/>
+        </w:rPr>
+        <w:t>Automation</w:t>
       </w:r>
     </w:p>
     <w:p>
       <w:pPr>
         <w:numPr>
           <w:ilvl w:val="7"/>
-          <w:numId w:val="2"/>
+          <w:numId w:val="10"/>
         </w:numPr>
         <w:pBdr>
           <w:top w:val="nil"/>
@@ -7947,7 +9788,72 @@
           <w:sz w:val="22"/>
           <w:szCs w:val="22"/>
         </w:rPr>
+        <w:t>According to the paper, can th</w:t>
+      </w:r>
+      <w:r>
+        <w:rPr>
+          <w:color w:val="000000"/>
+          <w:sz w:val="22"/>
+          <w:szCs w:val="22"/>
+        </w:rPr>
+        <w:t>is</w:t>
+      </w:r>
+      <w:r>
+        <w:rPr>
+          <w:color w:val="000000"/>
+          <w:sz w:val="22"/>
+          <w:szCs w:val="22"/>
+        </w:rPr>
+        <w:t xml:space="preserve"> criterion be automated, or should it strictly be manually checked?</w:t>
+      </w:r>
+      <w:r>
+        <w:rPr>
+          <w:color w:val="000000"/>
+          <w:sz w:val="22"/>
+          <w:szCs w:val="22"/>
+        </w:rPr>
+        <w:t xml:space="preserve"> – yes, automated; no, should be manual; uncertain/unclear</w:t>
+      </w:r>
+    </w:p>
+    <w:p>
+      <w:pPr>
+        <w:numPr>
+          <w:ilvl w:val="7"/>
+          <w:numId w:val="10"/>
+        </w:numPr>
+        <w:pBdr>
+          <w:top w:val="nil"/>
+          <w:left w:val="nil"/>
+          <w:bottom w:val="nil"/>
+          <w:right w:val="nil"/>
+          <w:between w:val="nil"/>
+        </w:pBdr>
+        <w:tabs>
+          <w:tab w:val="left" w:pos="630"/>
+        </w:tabs>
+        <w:spacing w:after="0" w:line="276" w:lineRule="auto"/>
+        <w:ind w:left="1080"/>
+        <w:rPr>
+          <w:color w:val="000000"/>
+          <w:sz w:val="22"/>
+          <w:szCs w:val="22"/>
+        </w:rPr>
+      </w:pPr>
+      <w:r>
+        <w:rPr>
+          <w:color w:val="000000"/>
+          <w:sz w:val="22"/>
+          <w:szCs w:val="22"/>
+        </w:rPr>
         <w:t>If automated, is LLM involved?</w:t>
+      </w:r>
+      <w:r>
+        <w:rPr>
+          <w:color w:val="000000"/>
+          <w:sz w:val="22"/>
+          <w:szCs w:val="22"/>
+        </w:rPr>
+        <w:t xml:space="preserve"> Yes, no</w:t>
       </w:r>
     </w:p>
     <w:p>
@@ -8617,10 +10523,7 @@
         <w:annotationRef/>
       </w:r>
       <w:r>
-        <w:rPr>
-          <w:lang w:val="en-US"/>
-        </w:rPr>
-        <w:t>I agree – something that may be perceived as „too obvious“ (e.g., „share your data“) probably won‘t too often appear as a rule. And I also agree with your second point, so I reworded the explicitness inspired by „social norms theory“ (descriptive vs. Injunctive norms). Let me know your thoughts!</w:t>
+        <w:t>I agree – something that may be perceived as „too obvious“ (e.g., „share your data“) probably wouldn‘t too often appear as a rule. And I also agree with your second point, so I revised the explicitness criteria inspired by „social norms theory“ (descriptive vs. Injunctive norms). Please let me know your thoughts!</w:t>
       </w:r>
     </w:p>
   </w:comment>
@@ -8860,6 +10763,155 @@
     </w:lvl>
   </w:abstractNum>
   <w:abstractNum w:abstractNumId="2" w15:restartNumberingAfterBreak="0">
+    <w:nsid w:val="190A4D5A"/>
+    <w:multiLevelType w:val="multilevel"/>
+    <w:tmpl w:val="5B287DA4"/>
+    <w:lvl w:ilvl="0">
+      <w:start w:val="1"/>
+      <w:numFmt w:val="bullet"/>
+      <w:lvlText w:val=""/>
+      <w:lvlJc w:val="left"/>
+      <w:pPr>
+        <w:tabs>
+          <w:tab w:val="num" w:pos="720"/>
+        </w:tabs>
+        <w:ind w:left="720" w:hanging="360"/>
+      </w:pPr>
+      <w:rPr>
+        <w:rFonts w:ascii="Symbol" w:hAnsi="Symbol" w:hint="default"/>
+        <w:sz w:val="20"/>
+      </w:rPr>
+    </w:lvl>
+    <w:lvl w:ilvl="1" w:tentative="1">
+      <w:start w:val="1"/>
+      <w:numFmt w:val="bullet"/>
+      <w:lvlText w:val=""/>
+      <w:lvlJc w:val="left"/>
+      <w:pPr>
+        <w:tabs>
+          <w:tab w:val="num" w:pos="1440"/>
+        </w:tabs>
+        <w:ind w:left="1440" w:hanging="360"/>
+      </w:pPr>
+      <w:rPr>
+        <w:rFonts w:ascii="Symbol" w:hAnsi="Symbol" w:hint="default"/>
+        <w:sz w:val="20"/>
+      </w:rPr>
+    </w:lvl>
+    <w:lvl w:ilvl="2" w:tentative="1">
+      <w:start w:val="1"/>
+      <w:numFmt w:val="bullet"/>
+      <w:lvlText w:val=""/>
+      <w:lvlJc w:val="left"/>
+      <w:pPr>
+        <w:tabs>
+          <w:tab w:val="num" w:pos="2160"/>
+        </w:tabs>
+        <w:ind w:left="2160" w:hanging="360"/>
+      </w:pPr>
+      <w:rPr>
+        <w:rFonts w:ascii="Symbol" w:hAnsi="Symbol" w:hint="default"/>
+        <w:sz w:val="20"/>
+      </w:rPr>
+    </w:lvl>
+    <w:lvl w:ilvl="3" w:tentative="1">
+      <w:start w:val="1"/>
+      <w:numFmt w:val="bullet"/>
+      <w:lvlText w:val=""/>
+      <w:lvlJc w:val="left"/>
+      <w:pPr>
+        <w:tabs>
+          <w:tab w:val="num" w:pos="2880"/>
+        </w:tabs>
+        <w:ind w:left="2880" w:hanging="360"/>
+      </w:pPr>
+      <w:rPr>
+        <w:rFonts w:ascii="Symbol" w:hAnsi="Symbol" w:hint="default"/>
+        <w:sz w:val="20"/>
+      </w:rPr>
+    </w:lvl>
+    <w:lvl w:ilvl="4" w:tentative="1">
+      <w:start w:val="1"/>
+      <w:numFmt w:val="bullet"/>
+      <w:lvlText w:val=""/>
+      <w:lvlJc w:val="left"/>
+      <w:pPr>
+        <w:tabs>
+          <w:tab w:val="num" w:pos="3600"/>
+        </w:tabs>
+        <w:ind w:left="3600" w:hanging="360"/>
+      </w:pPr>
+      <w:rPr>
+        <w:rFonts w:ascii="Symbol" w:hAnsi="Symbol" w:hint="default"/>
+        <w:sz w:val="20"/>
+      </w:rPr>
+    </w:lvl>
+    <w:lvl w:ilvl="5" w:tentative="1">
+      <w:start w:val="1"/>
+      <w:numFmt w:val="bullet"/>
+      <w:lvlText w:val=""/>
+      <w:lvlJc w:val="left"/>
+      <w:pPr>
+        <w:tabs>
+          <w:tab w:val="num" w:pos="4320"/>
+        </w:tabs>
+        <w:ind w:left="4320" w:hanging="360"/>
+      </w:pPr>
+      <w:rPr>
+        <w:rFonts w:ascii="Symbol" w:hAnsi="Symbol" w:hint="default"/>
+        <w:sz w:val="20"/>
+      </w:rPr>
+    </w:lvl>
+    <w:lvl w:ilvl="6" w:tentative="1">
+      <w:start w:val="1"/>
+      <w:numFmt w:val="bullet"/>
+      <w:lvlText w:val=""/>
+      <w:lvlJc w:val="left"/>
+      <w:pPr>
+        <w:tabs>
+          <w:tab w:val="num" w:pos="5040"/>
+        </w:tabs>
+        <w:ind w:left="5040" w:hanging="360"/>
+      </w:pPr>
+      <w:rPr>
+        <w:rFonts w:ascii="Symbol" w:hAnsi="Symbol" w:hint="default"/>
+        <w:sz w:val="20"/>
+      </w:rPr>
+    </w:lvl>
+    <w:lvl w:ilvl="7" w:tentative="1">
+      <w:start w:val="1"/>
+      <w:numFmt w:val="bullet"/>
+      <w:lvlText w:val=""/>
+      <w:lvlJc w:val="left"/>
+      <w:pPr>
+        <w:tabs>
+          <w:tab w:val="num" w:pos="5760"/>
+        </w:tabs>
+        <w:ind w:left="5760" w:hanging="360"/>
+      </w:pPr>
+      <w:rPr>
+        <w:rFonts w:ascii="Symbol" w:hAnsi="Symbol" w:hint="default"/>
+        <w:sz w:val="20"/>
+      </w:rPr>
+    </w:lvl>
+    <w:lvl w:ilvl="8" w:tentative="1">
+      <w:start w:val="1"/>
+      <w:numFmt w:val="bullet"/>
+      <w:lvlText w:val=""/>
+      <w:lvlJc w:val="left"/>
+      <w:pPr>
+        <w:tabs>
+          <w:tab w:val="num" w:pos="6480"/>
+        </w:tabs>
+        <w:ind w:left="6480" w:hanging="360"/>
+      </w:pPr>
+      <w:rPr>
+        <w:rFonts w:ascii="Symbol" w:hAnsi="Symbol" w:hint="default"/>
+        <w:sz w:val="20"/>
+      </w:rPr>
+    </w:lvl>
+  </w:abstractNum>
+  <w:abstractNum w:abstractNumId="3" w15:restartNumberingAfterBreak="0">
     <w:nsid w:val="1A624D6D"/>
     <w:multiLevelType w:val="multilevel"/>
     <w:tmpl w:val="67823BF8"/>
@@ -8945,7 +10997,156 @@
       </w:pPr>
     </w:lvl>
   </w:abstractNum>
-  <w:abstractNum w:abstractNumId="3" w15:restartNumberingAfterBreak="0">
+  <w:abstractNum w:abstractNumId="4" w15:restartNumberingAfterBreak="0">
+    <w:nsid w:val="3C6D5CAB"/>
+    <w:multiLevelType w:val="multilevel"/>
+    <w:tmpl w:val="BB2C3476"/>
+    <w:lvl w:ilvl="0">
+      <w:start w:val="1"/>
+      <w:numFmt w:val="bullet"/>
+      <w:lvlText w:val=""/>
+      <w:lvlJc w:val="left"/>
+      <w:pPr>
+        <w:tabs>
+          <w:tab w:val="num" w:pos="720"/>
+        </w:tabs>
+        <w:ind w:left="720" w:hanging="360"/>
+      </w:pPr>
+      <w:rPr>
+        <w:rFonts w:ascii="Symbol" w:hAnsi="Symbol" w:hint="default"/>
+        <w:sz w:val="20"/>
+      </w:rPr>
+    </w:lvl>
+    <w:lvl w:ilvl="1" w:tentative="1">
+      <w:start w:val="1"/>
+      <w:numFmt w:val="bullet"/>
+      <w:lvlText w:val=""/>
+      <w:lvlJc w:val="left"/>
+      <w:pPr>
+        <w:tabs>
+          <w:tab w:val="num" w:pos="1440"/>
+        </w:tabs>
+        <w:ind w:left="1440" w:hanging="360"/>
+      </w:pPr>
+      <w:rPr>
+        <w:rFonts w:ascii="Symbol" w:hAnsi="Symbol" w:hint="default"/>
+        <w:sz w:val="20"/>
+      </w:rPr>
+    </w:lvl>
+    <w:lvl w:ilvl="2" w:tentative="1">
+      <w:start w:val="1"/>
+      <w:numFmt w:val="bullet"/>
+      <w:lvlText w:val=""/>
+      <w:lvlJc w:val="left"/>
+      <w:pPr>
+        <w:tabs>
+          <w:tab w:val="num" w:pos="2160"/>
+        </w:tabs>
+        <w:ind w:left="2160" w:hanging="360"/>
+      </w:pPr>
+      <w:rPr>
+        <w:rFonts w:ascii="Symbol" w:hAnsi="Symbol" w:hint="default"/>
+        <w:sz w:val="20"/>
+      </w:rPr>
+    </w:lvl>
+    <w:lvl w:ilvl="3" w:tentative="1">
+      <w:start w:val="1"/>
+      <w:numFmt w:val="bullet"/>
+      <w:lvlText w:val=""/>
+      <w:lvlJc w:val="left"/>
+      <w:pPr>
+        <w:tabs>
+          <w:tab w:val="num" w:pos="2880"/>
+        </w:tabs>
+        <w:ind w:left="2880" w:hanging="360"/>
+      </w:pPr>
+      <w:rPr>
+        <w:rFonts w:ascii="Symbol" w:hAnsi="Symbol" w:hint="default"/>
+        <w:sz w:val="20"/>
+      </w:rPr>
+    </w:lvl>
+    <w:lvl w:ilvl="4" w:tentative="1">
+      <w:start w:val="1"/>
+      <w:numFmt w:val="bullet"/>
+      <w:lvlText w:val=""/>
+      <w:lvlJc w:val="left"/>
+      <w:pPr>
+        <w:tabs>
+          <w:tab w:val="num" w:pos="3600"/>
+        </w:tabs>
+        <w:ind w:left="3600" w:hanging="360"/>
+      </w:pPr>
+      <w:rPr>
+        <w:rFonts w:ascii="Symbol" w:hAnsi="Symbol" w:hint="default"/>
+        <w:sz w:val="20"/>
+      </w:rPr>
+    </w:lvl>
+    <w:lvl w:ilvl="5" w:tentative="1">
+      <w:start w:val="1"/>
+      <w:numFmt w:val="bullet"/>
+      <w:lvlText w:val=""/>
+      <w:lvlJc w:val="left"/>
+      <w:pPr>
+        <w:tabs>
+          <w:tab w:val="num" w:pos="4320"/>
+        </w:tabs>
+        <w:ind w:left="4320" w:hanging="360"/>
+      </w:pPr>
+      <w:rPr>
+        <w:rFonts w:ascii="Symbol" w:hAnsi="Symbol" w:hint="default"/>
+        <w:sz w:val="20"/>
+      </w:rPr>
+    </w:lvl>
+    <w:lvl w:ilvl="6" w:tentative="1">
+      <w:start w:val="1"/>
+      <w:numFmt w:val="bullet"/>
+      <w:lvlText w:val=""/>
+      <w:lvlJc w:val="left"/>
+      <w:pPr>
+        <w:tabs>
+          <w:tab w:val="num" w:pos="5040"/>
+        </w:tabs>
+        <w:ind w:left="5040" w:hanging="360"/>
+      </w:pPr>
+      <w:rPr>
+        <w:rFonts w:ascii="Symbol" w:hAnsi="Symbol" w:hint="default"/>
+        <w:sz w:val="20"/>
+      </w:rPr>
+    </w:lvl>
+    <w:lvl w:ilvl="7" w:tentative="1">
+      <w:start w:val="1"/>
+      <w:numFmt w:val="bullet"/>
+      <w:lvlText w:val=""/>
+      <w:lvlJc w:val="left"/>
+      <w:pPr>
+        <w:tabs>
+          <w:tab w:val="num" w:pos="5760"/>
+        </w:tabs>
+        <w:ind w:left="5760" w:hanging="360"/>
+      </w:pPr>
+      <w:rPr>
+        <w:rFonts w:ascii="Symbol" w:hAnsi="Symbol" w:hint="default"/>
+        <w:sz w:val="20"/>
+      </w:rPr>
+    </w:lvl>
+    <w:lvl w:ilvl="8" w:tentative="1">
+      <w:start w:val="1"/>
+      <w:numFmt w:val="bullet"/>
+      <w:lvlText w:val=""/>
+      <w:lvlJc w:val="left"/>
+      <w:pPr>
+        <w:tabs>
+          <w:tab w:val="num" w:pos="6480"/>
+        </w:tabs>
+        <w:ind w:left="6480" w:hanging="360"/>
+      </w:pPr>
+      <w:rPr>
+        <w:rFonts w:ascii="Symbol" w:hAnsi="Symbol" w:hint="default"/>
+        <w:sz w:val="20"/>
+      </w:rPr>
+    </w:lvl>
+  </w:abstractNum>
+  <w:abstractNum w:abstractNumId="5" w15:restartNumberingAfterBreak="0">
     <w:nsid w:val="43DE565B"/>
     <w:multiLevelType w:val="multilevel"/>
     <w:tmpl w:val="3BC0B19C"/>
@@ -9031,7 +11232,7 @@
       </w:pPr>
     </w:lvl>
   </w:abstractNum>
-  <w:abstractNum w:abstractNumId="4" w15:restartNumberingAfterBreak="0">
+  <w:abstractNum w:abstractNumId="6" w15:restartNumberingAfterBreak="0">
     <w:nsid w:val="49B5650D"/>
     <w:multiLevelType w:val="multilevel"/>
     <w:tmpl w:val="C102EAFE"/>
@@ -9117,7 +11318,7 @@
       </w:pPr>
     </w:lvl>
   </w:abstractNum>
-  <w:abstractNum w:abstractNumId="5" w15:restartNumberingAfterBreak="0">
+  <w:abstractNum w:abstractNumId="7" w15:restartNumberingAfterBreak="0">
     <w:nsid w:val="4A2F3D1B"/>
     <w:multiLevelType w:val="multilevel"/>
     <w:tmpl w:val="08029844"/>
@@ -9203,23 +11404,215 @@
       </w:pPr>
     </w:lvl>
   </w:abstractNum>
+  <w:abstractNum w:abstractNumId="8" w15:restartNumberingAfterBreak="0">
+    <w:nsid w:val="54562DDF"/>
+    <w:multiLevelType w:val="multilevel"/>
+    <w:tmpl w:val="4634C1DE"/>
+    <w:lvl w:ilvl="0">
+      <w:start w:val="1"/>
+      <w:numFmt w:val="decimal"/>
+      <w:lvlText w:val="%1."/>
+      <w:lvlJc w:val="left"/>
+      <w:pPr>
+        <w:ind w:left="720" w:hanging="360"/>
+      </w:pPr>
+    </w:lvl>
+    <w:lvl w:ilvl="1">
+      <w:start w:val="1"/>
+      <w:numFmt w:val="lowerLetter"/>
+      <w:lvlText w:val="%2."/>
+      <w:lvlJc w:val="left"/>
+      <w:pPr>
+        <w:ind w:left="1440" w:hanging="360"/>
+      </w:pPr>
+      <w:rPr>
+        <w:i w:val="0"/>
+        <w:iCs w:val="0"/>
+      </w:rPr>
+    </w:lvl>
+    <w:lvl w:ilvl="2">
+      <w:start w:val="1"/>
+      <w:numFmt w:val="lowerRoman"/>
+      <w:lvlText w:val="%3."/>
+      <w:lvlJc w:val="right"/>
+      <w:pPr>
+        <w:ind w:left="2160" w:hanging="180"/>
+      </w:pPr>
+    </w:lvl>
+    <w:lvl w:ilvl="3">
+      <w:start w:val="1"/>
+      <w:numFmt w:val="decimal"/>
+      <w:lvlText w:val="%4."/>
+      <w:lvlJc w:val="left"/>
+      <w:pPr>
+        <w:ind w:left="2880" w:hanging="360"/>
+      </w:pPr>
+    </w:lvl>
+    <w:lvl w:ilvl="4">
+      <w:start w:val="1"/>
+      <w:numFmt w:val="lowerLetter"/>
+      <w:lvlText w:val="%5."/>
+      <w:lvlJc w:val="left"/>
+      <w:pPr>
+        <w:ind w:left="3600" w:hanging="360"/>
+      </w:pPr>
+    </w:lvl>
+    <w:lvl w:ilvl="5">
+      <w:start w:val="1"/>
+      <w:numFmt w:val="lowerRoman"/>
+      <w:lvlText w:val="%6."/>
+      <w:lvlJc w:val="right"/>
+      <w:pPr>
+        <w:ind w:left="4320" w:hanging="180"/>
+      </w:pPr>
+    </w:lvl>
+    <w:lvl w:ilvl="6">
+      <w:start w:val="1"/>
+      <w:numFmt w:val="decimal"/>
+      <w:lvlText w:val="%7."/>
+      <w:lvlJc w:val="left"/>
+      <w:pPr>
+        <w:ind w:left="5040" w:hanging="360"/>
+      </w:pPr>
+    </w:lvl>
+    <w:lvl w:ilvl="7">
+      <w:start w:val="1"/>
+      <w:numFmt w:val="lowerLetter"/>
+      <w:lvlText w:val="%8."/>
+      <w:lvlJc w:val="left"/>
+      <w:pPr>
+        <w:ind w:left="5760" w:hanging="360"/>
+      </w:pPr>
+    </w:lvl>
+    <w:lvl w:ilvl="8">
+      <w:start w:val="1"/>
+      <w:numFmt w:val="lowerRoman"/>
+      <w:lvlText w:val="%9."/>
+      <w:lvlJc w:val="right"/>
+      <w:pPr>
+        <w:ind w:left="6480" w:hanging="180"/>
+      </w:pPr>
+    </w:lvl>
+  </w:abstractNum>
+  <w:abstractNum w:abstractNumId="9" w15:restartNumberingAfterBreak="0">
+    <w:nsid w:val="6EDA67B2"/>
+    <w:multiLevelType w:val="multilevel"/>
+    <w:tmpl w:val="72048382"/>
+    <w:lvl w:ilvl="0">
+      <w:start w:val="1"/>
+      <w:numFmt w:val="decimal"/>
+      <w:lvlText w:val="%1."/>
+      <w:lvlJc w:val="left"/>
+      <w:pPr>
+        <w:ind w:left="720" w:hanging="360"/>
+      </w:pPr>
+    </w:lvl>
+    <w:lvl w:ilvl="1">
+      <w:start w:val="1"/>
+      <w:numFmt w:val="lowerLetter"/>
+      <w:lvlText w:val="%2."/>
+      <w:lvlJc w:val="left"/>
+      <w:pPr>
+        <w:ind w:left="1440" w:hanging="360"/>
+      </w:pPr>
+      <w:rPr>
+        <w:i w:val="0"/>
+        <w:iCs w:val="0"/>
+      </w:rPr>
+    </w:lvl>
+    <w:lvl w:ilvl="2">
+      <w:start w:val="1"/>
+      <w:numFmt w:val="lowerRoman"/>
+      <w:lvlText w:val="%3."/>
+      <w:lvlJc w:val="right"/>
+      <w:pPr>
+        <w:ind w:left="2160" w:hanging="180"/>
+      </w:pPr>
+    </w:lvl>
+    <w:lvl w:ilvl="3">
+      <w:start w:val="1"/>
+      <w:numFmt w:val="decimal"/>
+      <w:lvlText w:val="%4."/>
+      <w:lvlJc w:val="left"/>
+      <w:pPr>
+        <w:ind w:left="2880" w:hanging="360"/>
+      </w:pPr>
+    </w:lvl>
+    <w:lvl w:ilvl="4">
+      <w:start w:val="1"/>
+      <w:numFmt w:val="lowerLetter"/>
+      <w:lvlText w:val="%5."/>
+      <w:lvlJc w:val="left"/>
+      <w:pPr>
+        <w:ind w:left="3600" w:hanging="360"/>
+      </w:pPr>
+    </w:lvl>
+    <w:lvl w:ilvl="5">
+      <w:start w:val="1"/>
+      <w:numFmt w:val="lowerRoman"/>
+      <w:lvlText w:val="%6."/>
+      <w:lvlJc w:val="right"/>
+      <w:pPr>
+        <w:ind w:left="4320" w:hanging="180"/>
+      </w:pPr>
+    </w:lvl>
+    <w:lvl w:ilvl="6">
+      <w:start w:val="1"/>
+      <w:numFmt w:val="decimal"/>
+      <w:lvlText w:val="%7."/>
+      <w:lvlJc w:val="left"/>
+      <w:pPr>
+        <w:ind w:left="5040" w:hanging="360"/>
+      </w:pPr>
+    </w:lvl>
+    <w:lvl w:ilvl="7">
+      <w:start w:val="1"/>
+      <w:numFmt w:val="lowerLetter"/>
+      <w:lvlText w:val="%8."/>
+      <w:lvlJc w:val="left"/>
+      <w:pPr>
+        <w:ind w:left="5760" w:hanging="360"/>
+      </w:pPr>
+    </w:lvl>
+    <w:lvl w:ilvl="8">
+      <w:start w:val="1"/>
+      <w:numFmt w:val="lowerRoman"/>
+      <w:lvlText w:val="%9."/>
+      <w:lvlJc w:val="right"/>
+      <w:pPr>
+        <w:ind w:left="6480" w:hanging="180"/>
+      </w:pPr>
+    </w:lvl>
+  </w:abstractNum>
   <w:num w:numId="1" w16cid:durableId="1810056487">
-    <w:abstractNumId w:val="2"/>
+    <w:abstractNumId w:val="3"/>
   </w:num>
   <w:num w:numId="2" w16cid:durableId="1319067893">
     <w:abstractNumId w:val="0"/>
   </w:num>
   <w:num w:numId="3" w16cid:durableId="224724616">
-    <w:abstractNumId w:val="4"/>
+    <w:abstractNumId w:val="6"/>
   </w:num>
   <w:num w:numId="4" w16cid:durableId="2110738775">
-    <w:abstractNumId w:val="3"/>
+    <w:abstractNumId w:val="5"/>
   </w:num>
   <w:num w:numId="5" w16cid:durableId="717362327">
     <w:abstractNumId w:val="1"/>
   </w:num>
   <w:num w:numId="6" w16cid:durableId="326708617">
-    <w:abstractNumId w:val="5"/>
+    <w:abstractNumId w:val="7"/>
+  </w:num>
+  <w:num w:numId="7" w16cid:durableId="2011714429">
+    <w:abstractNumId w:val="8"/>
+  </w:num>
+  <w:num w:numId="8" w16cid:durableId="1220824069">
+    <w:abstractNumId w:val="2"/>
+  </w:num>
+  <w:num w:numId="9" w16cid:durableId="1887058262">
+    <w:abstractNumId w:val="4"/>
+  </w:num>
+  <w:num w:numId="10" w16cid:durableId="1965041196">
+    <w:abstractNumId w:val="9"/>
   </w:num>
 </w:numbering>
 </file>
@@ -9932,6 +12325,40 @@
       <w:szCs w:val="20"/>
     </w:rPr>
   </w:style>
+  <w:style w:type="paragraph" w:styleId="ListParagraph">
+    <w:name w:val="List Paragraph"/>
+    <w:basedOn w:val="Normal"/>
+    <w:uiPriority w:val="34"/>
+    <w:qFormat/>
+    <w:rsid w:val="00DC1BCB"/>
+    <w:pPr>
+      <w:ind w:left="720"/>
+      <w:contextualSpacing/>
+    </w:pPr>
+  </w:style>
+  <w:style w:type="character" w:styleId="Hyperlink">
+    <w:name w:val="Hyperlink"/>
+    <w:basedOn w:val="DefaultParagraphFont"/>
+    <w:uiPriority w:val="99"/>
+    <w:unhideWhenUsed/>
+    <w:rsid w:val="00DC4AFD"/>
+    <w:rPr>
+      <w:color w:val="0000FF" w:themeColor="hyperlink"/>
+      <w:u w:val="single"/>
+    </w:rPr>
+  </w:style>
+  <w:style w:type="character" w:styleId="UnresolvedMention">
+    <w:name w:val="Unresolved Mention"/>
+    <w:basedOn w:val="DefaultParagraphFont"/>
+    <w:uiPriority w:val="99"/>
+    <w:semiHidden/>
+    <w:unhideWhenUsed/>
+    <w:rsid w:val="00DC4AFD"/>
+    <w:rPr>
+      <w:color w:val="605E5C"/>
+      <w:shd w:val="clear" w:color="auto" w:fill="E1DFDD"/>
+    </w:rPr>
+  </w:style>
 </w:styles>
 </file>
 

--- a/protocol_logbook.docx
+++ b/protocol_logbook.docx
@@ -113,15 +113,23 @@
           <w:sz w:val="22"/>
           <w:szCs w:val="22"/>
         </w:rPr>
-        <w:t>8</w:t>
-      </w:r>
-      <w:r>
-        <w:rPr>
-          <w:color w:val="000000"/>
-          <w:sz w:val="22"/>
-          <w:szCs w:val="22"/>
-        </w:rPr>
-        <w:t>.05</w:t>
+        <w:t>4</w:t>
+      </w:r>
+      <w:r>
+        <w:rPr>
+          <w:color w:val="000000"/>
+          <w:sz w:val="22"/>
+          <w:szCs w:val="22"/>
+        </w:rPr>
+        <w:t>.0</w:t>
+      </w:r>
+      <w:r>
+        <w:rPr>
+          <w:color w:val="000000"/>
+          <w:sz w:val="22"/>
+          <w:szCs w:val="22"/>
+        </w:rPr>
+        <w:t>7</w:t>
       </w:r>
       <w:r>
         <w:rPr>
@@ -5753,7 +5761,23 @@
           <w:sz w:val="22"/>
           <w:szCs w:val="22"/>
         </w:rPr>
-        <w:t xml:space="preserve"> Synchronization meeting is scheduled for Monday, 08.06.2026.</w:t>
+        <w:t xml:space="preserve"> Synchronization meeting </w:t>
+      </w:r>
+      <w:r>
+        <w:rPr>
+          <w:color w:val="000000"/>
+          <w:sz w:val="22"/>
+          <w:szCs w:val="22"/>
+        </w:rPr>
+        <w:t>was held on</w:t>
+      </w:r>
+      <w:r>
+        <w:rPr>
+          <w:color w:val="000000"/>
+          <w:sz w:val="22"/>
+          <w:szCs w:val="22"/>
+        </w:rPr>
+        <w:t xml:space="preserve"> Monday, 08.06.2026.</w:t>
       </w:r>
     </w:p>
     <w:p>
@@ -8767,15 +8791,19 @@
               <w:sdtContent>
                 <w:commentRangeStart w:id="0"/>
                 <w:commentRangeStart w:id="1"/>
+                <w:commentRangeStart w:id="2"/>
               </w:sdtContent>
             </w:sdt>
             <w:sdt>
               <w:sdtPr>
                 <w:tag w:val="goog_rdk_1"/>
                 <w:id w:val="2013337808"/>
+                <w:showingPlcHdr/>
               </w:sdtPr>
               <w:sdtContent>
-                <w:commentRangeStart w:id="2"/>
+                <w:r>
+                  <w:t xml:space="preserve">     </w:t>
+                </w:r>
               </w:sdtContent>
             </w:sdt>
             <w:commentRangeEnd w:id="0"/>
@@ -8788,6 +8816,16 @@
               </w:rPr>
               <w:commentReference w:id="0"/>
             </w:r>
+            <w:commentRangeEnd w:id="1"/>
+            <w:r>
+              <w:rPr>
+                <w:rStyle w:val="CommentReference"/>
+                <w:color w:val="000000"/>
+                <w:sz w:val="20"/>
+                <w:szCs w:val="20"/>
+              </w:rPr>
+              <w:commentReference w:id="1"/>
+            </w:r>
             <w:commentRangeEnd w:id="2"/>
             <w:r>
               <w:rPr>
@@ -8797,16 +8835,6 @@
                 <w:szCs w:val="20"/>
               </w:rPr>
               <w:commentReference w:id="2"/>
-            </w:r>
-            <w:commentRangeEnd w:id="1"/>
-            <w:r>
-              <w:rPr>
-                <w:rStyle w:val="CommentReference"/>
-                <w:color w:val="000000"/>
-                <w:sz w:val="20"/>
-                <w:szCs w:val="20"/>
-              </w:rPr>
-              <w:commentReference w:id="1"/>
             </w:r>
           </w:p>
         </w:tc>
@@ -9876,6 +9904,1603 @@
         </w:rPr>
       </w:pPr>
       <w:r>
+        <w:rPr>
+          <w:b/>
+          <w:bCs/>
+          <w:sz w:val="22"/>
+          <w:szCs w:val="22"/>
+        </w:rPr>
+        <w:br w:type="page"/>
+      </w:r>
+    </w:p>
+    <w:p>
+      <w:pPr>
+        <w:rPr>
+          <w:b/>
+          <w:bCs/>
+          <w:sz w:val="22"/>
+          <w:szCs w:val="22"/>
+        </w:rPr>
+      </w:pPr>
+      <w:r>
+        <w:rPr>
+          <w:b/>
+          <w:bCs/>
+          <w:sz w:val="22"/>
+          <w:szCs w:val="22"/>
+        </w:rPr>
+        <w:lastRenderedPageBreak/>
+        <w:t xml:space="preserve">Coding process (descriptive and </w:t>
+      </w:r>
+      <w:r>
+        <w:rPr>
+          <w:b/>
+          <w:bCs/>
+          <w:sz w:val="22"/>
+          <w:szCs w:val="22"/>
+        </w:rPr>
+        <w:t>criteria extraction</w:t>
+      </w:r>
+      <w:r>
+        <w:rPr>
+          <w:b/>
+          <w:bCs/>
+          <w:sz w:val="22"/>
+          <w:szCs w:val="22"/>
+        </w:rPr>
+        <w:t>)</w:t>
+      </w:r>
+    </w:p>
+    <w:p>
+      <w:pPr>
+        <w:rPr>
+          <w:sz w:val="22"/>
+          <w:szCs w:val="22"/>
+        </w:rPr>
+      </w:pPr>
+      <w:r>
+        <w:rPr>
+          <w:sz w:val="22"/>
+          <w:szCs w:val="22"/>
+        </w:rPr>
+        <w:t>Coder: Amelia</w:t>
+      </w:r>
+    </w:p>
+    <w:tbl>
+      <w:tblPr>
+        <w:tblStyle w:val="TableGrid"/>
+        <w:tblW w:w="0" w:type="auto"/>
+        <w:tblLook w:val="04A0" w:firstRow="1" w:lastRow="0" w:firstColumn="1" w:lastColumn="0" w:noHBand="0" w:noVBand="1"/>
+      </w:tblPr>
+      <w:tblGrid>
+        <w:gridCol w:w="568"/>
+        <w:gridCol w:w="2899"/>
+        <w:gridCol w:w="2826"/>
+        <w:gridCol w:w="2769"/>
+      </w:tblGrid>
+      <w:tr>
+        <w:tc>
+          <w:tcPr>
+            <w:tcW w:w="568" w:type="dxa"/>
+          </w:tcPr>
+          <w:p>
+            <w:pPr>
+              <w:rPr>
+                <w:b/>
+                <w:bCs/>
+                <w:sz w:val="22"/>
+                <w:szCs w:val="22"/>
+              </w:rPr>
+            </w:pPr>
+            <w:r>
+              <w:rPr>
+                <w:b/>
+                <w:bCs/>
+                <w:sz w:val="22"/>
+                <w:szCs w:val="22"/>
+              </w:rPr>
+              <w:t>No.</w:t>
+            </w:r>
+          </w:p>
+        </w:tc>
+        <w:tc>
+          <w:tcPr>
+            <w:tcW w:w="2899" w:type="dxa"/>
+          </w:tcPr>
+          <w:p>
+            <w:pPr>
+              <w:rPr>
+                <w:b/>
+                <w:bCs/>
+                <w:sz w:val="22"/>
+                <w:szCs w:val="22"/>
+              </w:rPr>
+            </w:pPr>
+            <w:r>
+              <w:rPr>
+                <w:b/>
+                <w:bCs/>
+                <w:sz w:val="22"/>
+                <w:szCs w:val="22"/>
+              </w:rPr>
+              <w:t>Log</w:t>
+            </w:r>
+          </w:p>
+        </w:tc>
+        <w:tc>
+          <w:tcPr>
+            <w:tcW w:w="2826" w:type="dxa"/>
+          </w:tcPr>
+          <w:p>
+            <w:pPr>
+              <w:rPr>
+                <w:b/>
+                <w:bCs/>
+                <w:sz w:val="22"/>
+                <w:szCs w:val="22"/>
+              </w:rPr>
+            </w:pPr>
+            <w:r>
+              <w:rPr>
+                <w:b/>
+                <w:bCs/>
+                <w:sz w:val="22"/>
+                <w:szCs w:val="22"/>
+              </w:rPr>
+              <w:t>Last coded paper</w:t>
+            </w:r>
+          </w:p>
+        </w:tc>
+        <w:tc>
+          <w:tcPr>
+            <w:tcW w:w="2769" w:type="dxa"/>
+          </w:tcPr>
+          <w:p>
+            <w:pPr>
+              <w:rPr>
+                <w:b/>
+                <w:bCs/>
+                <w:sz w:val="22"/>
+                <w:szCs w:val="22"/>
+              </w:rPr>
+            </w:pPr>
+            <w:r>
+              <w:rPr>
+                <w:b/>
+                <w:bCs/>
+                <w:sz w:val="22"/>
+                <w:szCs w:val="22"/>
+              </w:rPr>
+              <w:t>Total N finished</w:t>
+            </w:r>
+          </w:p>
+        </w:tc>
+      </w:tr>
+      <w:tr>
+        <w:tc>
+          <w:tcPr>
+            <w:tcW w:w="568" w:type="dxa"/>
+          </w:tcPr>
+          <w:p>
+            <w:pPr>
+              <w:rPr>
+                <w:sz w:val="22"/>
+                <w:szCs w:val="22"/>
+              </w:rPr>
+            </w:pPr>
+            <w:r>
+              <w:rPr>
+                <w:sz w:val="22"/>
+                <w:szCs w:val="22"/>
+              </w:rPr>
+              <w:t>1.</w:t>
+            </w:r>
+          </w:p>
+        </w:tc>
+        <w:tc>
+          <w:tcPr>
+            <w:tcW w:w="2899" w:type="dxa"/>
+          </w:tcPr>
+          <w:p>
+            <w:pPr>
+              <w:rPr>
+                <w:sz w:val="22"/>
+                <w:szCs w:val="22"/>
+              </w:rPr>
+            </w:pPr>
+            <w:r>
+              <w:rPr>
+                <w:sz w:val="22"/>
+                <w:szCs w:val="22"/>
+              </w:rPr>
+              <w:t>15.06.2026</w:t>
+            </w:r>
+          </w:p>
+        </w:tc>
+        <w:tc>
+          <w:tcPr>
+            <w:tcW w:w="2826" w:type="dxa"/>
+          </w:tcPr>
+          <w:p>
+            <w:pPr>
+              <w:rPr>
+                <w:sz w:val="22"/>
+                <w:szCs w:val="22"/>
+              </w:rPr>
+            </w:pPr>
+            <w:r>
+              <w:rPr>
+                <w:sz w:val="22"/>
+                <w:szCs w:val="22"/>
+              </w:rPr>
+              <w:t>Akella et al., 2024</w:t>
+            </w:r>
+          </w:p>
+        </w:tc>
+        <w:tc>
+          <w:tcPr>
+            <w:tcW w:w="2769" w:type="dxa"/>
+          </w:tcPr>
+          <w:p>
+            <w:pPr>
+              <w:rPr>
+                <w:sz w:val="22"/>
+                <w:szCs w:val="22"/>
+              </w:rPr>
+            </w:pPr>
+            <w:r>
+              <w:rPr>
+                <w:sz w:val="22"/>
+                <w:szCs w:val="22"/>
+              </w:rPr>
+              <w:t>4</w:t>
+            </w:r>
+          </w:p>
+        </w:tc>
+      </w:tr>
+      <w:tr>
+        <w:tc>
+          <w:tcPr>
+            <w:tcW w:w="568" w:type="dxa"/>
+          </w:tcPr>
+          <w:p>
+            <w:pPr>
+              <w:rPr>
+                <w:sz w:val="22"/>
+                <w:szCs w:val="22"/>
+              </w:rPr>
+            </w:pPr>
+            <w:r>
+              <w:rPr>
+                <w:sz w:val="22"/>
+                <w:szCs w:val="22"/>
+              </w:rPr>
+              <w:t>2.</w:t>
+            </w:r>
+          </w:p>
+        </w:tc>
+        <w:tc>
+          <w:tcPr>
+            <w:tcW w:w="2899" w:type="dxa"/>
+          </w:tcPr>
+          <w:p>
+            <w:pPr>
+              <w:rPr>
+                <w:sz w:val="22"/>
+                <w:szCs w:val="22"/>
+              </w:rPr>
+            </w:pPr>
+            <w:r>
+              <w:rPr>
+                <w:sz w:val="22"/>
+                <w:szCs w:val="22"/>
+              </w:rPr>
+              <w:t>16.06.2026</w:t>
+            </w:r>
+          </w:p>
+        </w:tc>
+        <w:tc>
+          <w:tcPr>
+            <w:tcW w:w="2826" w:type="dxa"/>
+          </w:tcPr>
+          <w:p>
+            <w:pPr>
+              <w:rPr>
+                <w:sz w:val="22"/>
+                <w:szCs w:val="22"/>
+              </w:rPr>
+            </w:pPr>
+            <w:r>
+              <w:rPr>
+                <w:sz w:val="22"/>
+                <w:szCs w:val="22"/>
+              </w:rPr>
+              <w:t>Bleier, 2025</w:t>
+            </w:r>
+          </w:p>
+        </w:tc>
+        <w:tc>
+          <w:tcPr>
+            <w:tcW w:w="2769" w:type="dxa"/>
+          </w:tcPr>
+          <w:p>
+            <w:pPr>
+              <w:rPr>
+                <w:sz w:val="22"/>
+                <w:szCs w:val="22"/>
+              </w:rPr>
+            </w:pPr>
+            <w:r>
+              <w:rPr>
+                <w:sz w:val="22"/>
+                <w:szCs w:val="22"/>
+              </w:rPr>
+              <w:t>12</w:t>
+            </w:r>
+          </w:p>
+        </w:tc>
+      </w:tr>
+      <w:tr>
+        <w:tc>
+          <w:tcPr>
+            <w:tcW w:w="568" w:type="dxa"/>
+          </w:tcPr>
+          <w:p>
+            <w:pPr>
+              <w:rPr>
+                <w:sz w:val="22"/>
+                <w:szCs w:val="22"/>
+              </w:rPr>
+            </w:pPr>
+            <w:r>
+              <w:rPr>
+                <w:sz w:val="22"/>
+                <w:szCs w:val="22"/>
+              </w:rPr>
+              <w:t>3.</w:t>
+            </w:r>
+          </w:p>
+        </w:tc>
+        <w:tc>
+          <w:tcPr>
+            <w:tcW w:w="2899" w:type="dxa"/>
+          </w:tcPr>
+          <w:p>
+            <w:pPr>
+              <w:rPr>
+                <w:sz w:val="22"/>
+                <w:szCs w:val="22"/>
+              </w:rPr>
+            </w:pPr>
+            <w:r>
+              <w:rPr>
+                <w:sz w:val="22"/>
+                <w:szCs w:val="22"/>
+              </w:rPr>
+              <w:t>18.06.2026</w:t>
+            </w:r>
+          </w:p>
+        </w:tc>
+        <w:tc>
+          <w:tcPr>
+            <w:tcW w:w="2826" w:type="dxa"/>
+          </w:tcPr>
+          <w:p>
+            <w:pPr>
+              <w:rPr>
+                <w:sz w:val="22"/>
+                <w:szCs w:val="22"/>
+              </w:rPr>
+            </w:pPr>
+            <w:r>
+              <w:rPr>
+                <w:sz w:val="22"/>
+                <w:szCs w:val="22"/>
+              </w:rPr>
+              <w:t>Breznau et al 2025</w:t>
+            </w:r>
+          </w:p>
+        </w:tc>
+        <w:tc>
+          <w:tcPr>
+            <w:tcW w:w="2769" w:type="dxa"/>
+          </w:tcPr>
+          <w:p>
+            <w:pPr>
+              <w:rPr>
+                <w:sz w:val="22"/>
+                <w:szCs w:val="22"/>
+              </w:rPr>
+            </w:pPr>
+            <w:r>
+              <w:rPr>
+                <w:sz w:val="22"/>
+                <w:szCs w:val="22"/>
+              </w:rPr>
+              <w:t>16</w:t>
+            </w:r>
+          </w:p>
+        </w:tc>
+      </w:tr>
+      <w:tr>
+        <w:tc>
+          <w:tcPr>
+            <w:tcW w:w="568" w:type="dxa"/>
+          </w:tcPr>
+          <w:p>
+            <w:pPr>
+              <w:rPr>
+                <w:sz w:val="22"/>
+                <w:szCs w:val="22"/>
+              </w:rPr>
+            </w:pPr>
+            <w:r>
+              <w:rPr>
+                <w:sz w:val="22"/>
+                <w:szCs w:val="22"/>
+              </w:rPr>
+              <w:t>4.</w:t>
+            </w:r>
+          </w:p>
+        </w:tc>
+        <w:tc>
+          <w:tcPr>
+            <w:tcW w:w="2899" w:type="dxa"/>
+          </w:tcPr>
+          <w:p>
+            <w:pPr>
+              <w:rPr>
+                <w:sz w:val="22"/>
+                <w:szCs w:val="22"/>
+              </w:rPr>
+            </w:pPr>
+            <w:r>
+              <w:rPr>
+                <w:sz w:val="22"/>
+                <w:szCs w:val="22"/>
+              </w:rPr>
+              <w:t>21.06.2026</w:t>
+            </w:r>
+          </w:p>
+        </w:tc>
+        <w:tc>
+          <w:tcPr>
+            <w:tcW w:w="2826" w:type="dxa"/>
+          </w:tcPr>
+          <w:p>
+            <w:pPr>
+              <w:rPr>
+                <w:sz w:val="22"/>
+                <w:szCs w:val="22"/>
+              </w:rPr>
+            </w:pPr>
+            <w:r>
+              <w:rPr>
+                <w:sz w:val="22"/>
+                <w:szCs w:val="22"/>
+              </w:rPr>
+              <w:t>Brodeur et al 2024</w:t>
+            </w:r>
+          </w:p>
+        </w:tc>
+        <w:tc>
+          <w:tcPr>
+            <w:tcW w:w="2769" w:type="dxa"/>
+          </w:tcPr>
+          <w:p>
+            <w:pPr>
+              <w:rPr>
+                <w:sz w:val="22"/>
+                <w:szCs w:val="22"/>
+              </w:rPr>
+            </w:pPr>
+            <w:r>
+              <w:rPr>
+                <w:sz w:val="22"/>
+                <w:szCs w:val="22"/>
+              </w:rPr>
+              <w:t>18</w:t>
+            </w:r>
+          </w:p>
+        </w:tc>
+      </w:tr>
+      <w:tr>
+        <w:tc>
+          <w:tcPr>
+            <w:tcW w:w="568" w:type="dxa"/>
+          </w:tcPr>
+          <w:p>
+            <w:pPr>
+              <w:rPr>
+                <w:sz w:val="22"/>
+                <w:szCs w:val="22"/>
+              </w:rPr>
+            </w:pPr>
+            <w:r>
+              <w:rPr>
+                <w:sz w:val="22"/>
+                <w:szCs w:val="22"/>
+              </w:rPr>
+              <w:t>5.</w:t>
+            </w:r>
+          </w:p>
+        </w:tc>
+        <w:tc>
+          <w:tcPr>
+            <w:tcW w:w="2899" w:type="dxa"/>
+          </w:tcPr>
+          <w:p>
+            <w:pPr>
+              <w:rPr>
+                <w:sz w:val="22"/>
+                <w:szCs w:val="22"/>
+              </w:rPr>
+            </w:pPr>
+            <w:r>
+              <w:rPr>
+                <w:sz w:val="22"/>
+                <w:szCs w:val="22"/>
+              </w:rPr>
+              <w:t>13</w:t>
+            </w:r>
+            <w:r>
+              <w:rPr>
+                <w:sz w:val="22"/>
+                <w:szCs w:val="22"/>
+              </w:rPr>
+              <w:t>.07.2026</w:t>
+            </w:r>
+          </w:p>
+        </w:tc>
+        <w:tc>
+          <w:tcPr>
+            <w:tcW w:w="2826" w:type="dxa"/>
+          </w:tcPr>
+          <w:p>
+            <w:pPr>
+              <w:rPr>
+                <w:sz w:val="22"/>
+                <w:szCs w:val="22"/>
+              </w:rPr>
+            </w:pPr>
+            <w:r>
+              <w:rPr>
+                <w:sz w:val="22"/>
+                <w:szCs w:val="22"/>
+              </w:rPr>
+              <w:t>Costa et al 2023</w:t>
+            </w:r>
+          </w:p>
+        </w:tc>
+        <w:tc>
+          <w:tcPr>
+            <w:tcW w:w="2769" w:type="dxa"/>
+          </w:tcPr>
+          <w:p>
+            <w:pPr>
+              <w:rPr>
+                <w:sz w:val="22"/>
+                <w:szCs w:val="22"/>
+              </w:rPr>
+            </w:pPr>
+            <w:r>
+              <w:rPr>
+                <w:sz w:val="22"/>
+                <w:szCs w:val="22"/>
+              </w:rPr>
+              <w:t>2</w:t>
+            </w:r>
+            <w:r>
+              <w:rPr>
+                <w:sz w:val="22"/>
+                <w:szCs w:val="22"/>
+              </w:rPr>
+              <w:t>9</w:t>
+            </w:r>
+          </w:p>
+        </w:tc>
+      </w:tr>
+      <w:tr>
+        <w:tc>
+          <w:tcPr>
+            <w:tcW w:w="568" w:type="dxa"/>
+          </w:tcPr>
+          <w:p>
+            <w:pPr>
+              <w:rPr>
+                <w:sz w:val="22"/>
+                <w:szCs w:val="22"/>
+              </w:rPr>
+            </w:pPr>
+            <w:r>
+              <w:rPr>
+                <w:sz w:val="22"/>
+                <w:szCs w:val="22"/>
+              </w:rPr>
+              <w:t>6.</w:t>
+            </w:r>
+          </w:p>
+        </w:tc>
+        <w:tc>
+          <w:tcPr>
+            <w:tcW w:w="2899" w:type="dxa"/>
+          </w:tcPr>
+          <w:p>
+            <w:pPr>
+              <w:rPr>
+                <w:sz w:val="22"/>
+                <w:szCs w:val="22"/>
+              </w:rPr>
+            </w:pPr>
+            <w:r>
+              <w:rPr>
+                <w:sz w:val="22"/>
+                <w:szCs w:val="22"/>
+              </w:rPr>
+              <w:t>14.07.2026</w:t>
+            </w:r>
+          </w:p>
+        </w:tc>
+        <w:tc>
+          <w:tcPr>
+            <w:tcW w:w="2826" w:type="dxa"/>
+          </w:tcPr>
+          <w:p>
+            <w:pPr>
+              <w:rPr>
+                <w:sz w:val="22"/>
+                <w:szCs w:val="22"/>
+              </w:rPr>
+            </w:pPr>
+            <w:r>
+              <w:rPr>
+                <w:sz w:val="22"/>
+                <w:szCs w:val="22"/>
+              </w:rPr>
+              <w:t>Guiteras</w:t>
+            </w:r>
+            <w:r>
+              <w:rPr>
+                <w:sz w:val="22"/>
+                <w:szCs w:val="22"/>
+              </w:rPr>
+              <w:t xml:space="preserve"> et al 202</w:t>
+            </w:r>
+            <w:r>
+              <w:rPr>
+                <w:sz w:val="22"/>
+                <w:szCs w:val="22"/>
+              </w:rPr>
+              <w:t>3</w:t>
+            </w:r>
+          </w:p>
+        </w:tc>
+        <w:tc>
+          <w:tcPr>
+            <w:tcW w:w="2769" w:type="dxa"/>
+          </w:tcPr>
+          <w:p>
+            <w:pPr>
+              <w:rPr>
+                <w:sz w:val="22"/>
+                <w:szCs w:val="22"/>
+              </w:rPr>
+            </w:pPr>
+            <w:r>
+              <w:rPr>
+                <w:sz w:val="22"/>
+                <w:szCs w:val="22"/>
+              </w:rPr>
+              <w:t>4</w:t>
+            </w:r>
+            <w:r>
+              <w:rPr>
+                <w:sz w:val="22"/>
+                <w:szCs w:val="22"/>
+              </w:rPr>
+              <w:t>6</w:t>
+            </w:r>
+          </w:p>
+        </w:tc>
+      </w:tr>
+      <w:tr>
+        <w:tc>
+          <w:tcPr>
+            <w:tcW w:w="568" w:type="dxa"/>
+          </w:tcPr>
+          <w:p>
+            <w:pPr>
+              <w:rPr>
+                <w:sz w:val="22"/>
+                <w:szCs w:val="22"/>
+              </w:rPr>
+            </w:pPr>
+            <w:r>
+              <w:rPr>
+                <w:sz w:val="22"/>
+                <w:szCs w:val="22"/>
+              </w:rPr>
+              <w:t>7.</w:t>
+            </w:r>
+          </w:p>
+        </w:tc>
+        <w:tc>
+          <w:tcPr>
+            <w:tcW w:w="2899" w:type="dxa"/>
+          </w:tcPr>
+          <w:p>
+            <w:pPr>
+              <w:rPr>
+                <w:sz w:val="22"/>
+                <w:szCs w:val="22"/>
+              </w:rPr>
+            </w:pPr>
+            <w:r>
+              <w:rPr>
+                <w:sz w:val="22"/>
+                <w:szCs w:val="22"/>
+              </w:rPr>
+              <w:t>15.07.2026</w:t>
+            </w:r>
+          </w:p>
+        </w:tc>
+        <w:tc>
+          <w:tcPr>
+            <w:tcW w:w="2826" w:type="dxa"/>
+          </w:tcPr>
+          <w:p>
+            <w:pPr>
+              <w:rPr>
+                <w:sz w:val="22"/>
+                <w:szCs w:val="22"/>
+              </w:rPr>
+            </w:pPr>
+            <w:r>
+              <w:rPr>
+                <w:sz w:val="22"/>
+                <w:szCs w:val="22"/>
+              </w:rPr>
+              <w:t>Ho et al 2026</w:t>
+            </w:r>
+          </w:p>
+        </w:tc>
+        <w:tc>
+          <w:tcPr>
+            <w:tcW w:w="2769" w:type="dxa"/>
+          </w:tcPr>
+          <w:p>
+            <w:pPr>
+              <w:rPr>
+                <w:sz w:val="22"/>
+                <w:szCs w:val="22"/>
+              </w:rPr>
+            </w:pPr>
+            <w:r>
+              <w:rPr>
+                <w:sz w:val="22"/>
+                <w:szCs w:val="22"/>
+              </w:rPr>
+              <w:t>5</w:t>
+            </w:r>
+            <w:r>
+              <w:rPr>
+                <w:sz w:val="22"/>
+                <w:szCs w:val="22"/>
+              </w:rPr>
+              <w:t>6</w:t>
+            </w:r>
+          </w:p>
+        </w:tc>
+      </w:tr>
+      <w:tr>
+        <w:tc>
+          <w:tcPr>
+            <w:tcW w:w="568" w:type="dxa"/>
+          </w:tcPr>
+          <w:p>
+            <w:pPr>
+              <w:rPr>
+                <w:sz w:val="22"/>
+                <w:szCs w:val="22"/>
+              </w:rPr>
+            </w:pPr>
+            <w:r>
+              <w:rPr>
+                <w:sz w:val="22"/>
+                <w:szCs w:val="22"/>
+              </w:rPr>
+              <w:t>8.</w:t>
+            </w:r>
+          </w:p>
+        </w:tc>
+        <w:tc>
+          <w:tcPr>
+            <w:tcW w:w="2899" w:type="dxa"/>
+          </w:tcPr>
+          <w:p>
+            <w:pPr>
+              <w:rPr>
+                <w:sz w:val="22"/>
+                <w:szCs w:val="22"/>
+              </w:rPr>
+            </w:pPr>
+            <w:r>
+              <w:rPr>
+                <w:sz w:val="22"/>
+                <w:szCs w:val="22"/>
+              </w:rPr>
+              <w:t>16.07.2026</w:t>
+            </w:r>
+          </w:p>
+        </w:tc>
+        <w:tc>
+          <w:tcPr>
+            <w:tcW w:w="2826" w:type="dxa"/>
+          </w:tcPr>
+          <w:p>
+            <w:pPr>
+              <w:rPr>
+                <w:sz w:val="22"/>
+                <w:szCs w:val="22"/>
+              </w:rPr>
+            </w:pPr>
+            <w:r>
+              <w:rPr>
+                <w:sz w:val="22"/>
+                <w:szCs w:val="22"/>
+              </w:rPr>
+              <w:t>Mikytuck</w:t>
+            </w:r>
+            <w:r>
+              <w:rPr>
+                <w:sz w:val="22"/>
+                <w:szCs w:val="22"/>
+              </w:rPr>
+              <w:t xml:space="preserve"> et al 202</w:t>
+            </w:r>
+            <w:r>
+              <w:rPr>
+                <w:sz w:val="22"/>
+                <w:szCs w:val="22"/>
+              </w:rPr>
+              <w:t>2</w:t>
+            </w:r>
+          </w:p>
+        </w:tc>
+        <w:tc>
+          <w:tcPr>
+            <w:tcW w:w="2769" w:type="dxa"/>
+          </w:tcPr>
+          <w:p>
+            <w:pPr>
+              <w:rPr>
+                <w:sz w:val="22"/>
+                <w:szCs w:val="22"/>
+              </w:rPr>
+            </w:pPr>
+            <w:r>
+              <w:rPr>
+                <w:sz w:val="22"/>
+                <w:szCs w:val="22"/>
+              </w:rPr>
+              <w:t>7</w:t>
+            </w:r>
+            <w:r>
+              <w:rPr>
+                <w:sz w:val="22"/>
+                <w:szCs w:val="22"/>
+              </w:rPr>
+              <w:t>1</w:t>
+            </w:r>
+          </w:p>
+        </w:tc>
+      </w:tr>
+      <w:tr>
+        <w:tc>
+          <w:tcPr>
+            <w:tcW w:w="568" w:type="dxa"/>
+          </w:tcPr>
+          <w:p>
+            <w:pPr>
+              <w:rPr>
+                <w:sz w:val="22"/>
+                <w:szCs w:val="22"/>
+              </w:rPr>
+            </w:pPr>
+            <w:r>
+              <w:rPr>
+                <w:sz w:val="22"/>
+                <w:szCs w:val="22"/>
+              </w:rPr>
+              <w:t>9.</w:t>
+            </w:r>
+          </w:p>
+        </w:tc>
+        <w:tc>
+          <w:tcPr>
+            <w:tcW w:w="2899" w:type="dxa"/>
+          </w:tcPr>
+          <w:p>
+            <w:pPr>
+              <w:rPr>
+                <w:sz w:val="22"/>
+                <w:szCs w:val="22"/>
+              </w:rPr>
+            </w:pPr>
+            <w:r>
+              <w:rPr>
+                <w:sz w:val="22"/>
+                <w:szCs w:val="22"/>
+              </w:rPr>
+              <w:t>17</w:t>
+            </w:r>
+            <w:r>
+              <w:rPr>
+                <w:sz w:val="22"/>
+                <w:szCs w:val="22"/>
+              </w:rPr>
+              <w:t>.07.2026</w:t>
+            </w:r>
+          </w:p>
+        </w:tc>
+        <w:tc>
+          <w:tcPr>
+            <w:tcW w:w="2826" w:type="dxa"/>
+          </w:tcPr>
+          <w:p>
+            <w:pPr>
+              <w:rPr>
+                <w:sz w:val="22"/>
+                <w:szCs w:val="22"/>
+              </w:rPr>
+            </w:pPr>
+            <w:r>
+              <w:rPr>
+                <w:sz w:val="22"/>
+                <w:szCs w:val="22"/>
+              </w:rPr>
+              <w:t>Orozco et al 2020</w:t>
+            </w:r>
+          </w:p>
+        </w:tc>
+        <w:tc>
+          <w:tcPr>
+            <w:tcW w:w="2769" w:type="dxa"/>
+          </w:tcPr>
+          <w:p>
+            <w:pPr>
+              <w:rPr>
+                <w:sz w:val="22"/>
+                <w:szCs w:val="22"/>
+              </w:rPr>
+            </w:pPr>
+            <w:r>
+              <w:rPr>
+                <w:sz w:val="22"/>
+                <w:szCs w:val="22"/>
+              </w:rPr>
+              <w:t>81</w:t>
+            </w:r>
+          </w:p>
+        </w:tc>
+      </w:tr>
+      <w:tr>
+        <w:tc>
+          <w:tcPr>
+            <w:tcW w:w="568" w:type="dxa"/>
+          </w:tcPr>
+          <w:p>
+            <w:pPr>
+              <w:rPr>
+                <w:sz w:val="22"/>
+                <w:szCs w:val="22"/>
+              </w:rPr>
+            </w:pPr>
+            <w:r>
+              <w:rPr>
+                <w:sz w:val="22"/>
+                <w:szCs w:val="22"/>
+              </w:rPr>
+              <w:t>10.</w:t>
+            </w:r>
+          </w:p>
+        </w:tc>
+        <w:tc>
+          <w:tcPr>
+            <w:tcW w:w="2899" w:type="dxa"/>
+          </w:tcPr>
+          <w:p>
+            <w:pPr>
+              <w:rPr>
+                <w:sz w:val="22"/>
+                <w:szCs w:val="22"/>
+              </w:rPr>
+            </w:pPr>
+            <w:r>
+              <w:rPr>
+                <w:sz w:val="22"/>
+                <w:szCs w:val="22"/>
+              </w:rPr>
+              <w:t>20</w:t>
+            </w:r>
+            <w:r>
+              <w:rPr>
+                <w:sz w:val="22"/>
+                <w:szCs w:val="22"/>
+              </w:rPr>
+              <w:t>.07.2026</w:t>
+            </w:r>
+          </w:p>
+        </w:tc>
+        <w:tc>
+          <w:tcPr>
+            <w:tcW w:w="2826" w:type="dxa"/>
+          </w:tcPr>
+          <w:p>
+            <w:pPr>
+              <w:rPr>
+                <w:sz w:val="22"/>
+                <w:szCs w:val="22"/>
+              </w:rPr>
+            </w:pPr>
+            <w:r>
+              <w:rPr>
+                <w:sz w:val="22"/>
+                <w:szCs w:val="22"/>
+              </w:rPr>
+              <w:t>Pellizari et al 2017</w:t>
+            </w:r>
+          </w:p>
+        </w:tc>
+        <w:tc>
+          <w:tcPr>
+            <w:tcW w:w="2769" w:type="dxa"/>
+          </w:tcPr>
+          <w:p>
+            <w:pPr>
+              <w:rPr>
+                <w:sz w:val="22"/>
+                <w:szCs w:val="22"/>
+              </w:rPr>
+            </w:pPr>
+            <w:r>
+              <w:rPr>
+                <w:sz w:val="22"/>
+                <w:szCs w:val="22"/>
+              </w:rPr>
+              <w:t>92</w:t>
+            </w:r>
+          </w:p>
+        </w:tc>
+      </w:tr>
+      <w:tr>
+        <w:tc>
+          <w:tcPr>
+            <w:tcW w:w="568" w:type="dxa"/>
+          </w:tcPr>
+          <w:p>
+            <w:pPr>
+              <w:rPr>
+                <w:sz w:val="22"/>
+                <w:szCs w:val="22"/>
+              </w:rPr>
+            </w:pPr>
+            <w:r>
+              <w:rPr>
+                <w:sz w:val="22"/>
+                <w:szCs w:val="22"/>
+              </w:rPr>
+              <w:t>1</w:t>
+            </w:r>
+            <w:r>
+              <w:rPr>
+                <w:sz w:val="22"/>
+                <w:szCs w:val="22"/>
+              </w:rPr>
+              <w:t>1.</w:t>
+            </w:r>
+          </w:p>
+        </w:tc>
+        <w:tc>
+          <w:tcPr>
+            <w:tcW w:w="2899" w:type="dxa"/>
+          </w:tcPr>
+          <w:p>
+            <w:pPr>
+              <w:rPr>
+                <w:sz w:val="22"/>
+                <w:szCs w:val="22"/>
+              </w:rPr>
+            </w:pPr>
+            <w:r>
+              <w:rPr>
+                <w:sz w:val="22"/>
+                <w:szCs w:val="22"/>
+              </w:rPr>
+              <w:t>21</w:t>
+            </w:r>
+            <w:r>
+              <w:rPr>
+                <w:sz w:val="22"/>
+                <w:szCs w:val="22"/>
+              </w:rPr>
+              <w:t>.07.2026</w:t>
+            </w:r>
+          </w:p>
+        </w:tc>
+        <w:tc>
+          <w:tcPr>
+            <w:tcW w:w="2826" w:type="dxa"/>
+          </w:tcPr>
+          <w:p>
+            <w:pPr>
+              <w:rPr>
+                <w:sz w:val="22"/>
+                <w:szCs w:val="22"/>
+              </w:rPr>
+            </w:pPr>
+            <w:r>
+              <w:rPr>
+                <w:sz w:val="22"/>
+                <w:szCs w:val="22"/>
+              </w:rPr>
+              <w:t>Saju et al 2025</w:t>
+            </w:r>
+          </w:p>
+        </w:tc>
+        <w:tc>
+          <w:tcPr>
+            <w:tcW w:w="2769" w:type="dxa"/>
+          </w:tcPr>
+          <w:p>
+            <w:pPr>
+              <w:rPr>
+                <w:sz w:val="22"/>
+                <w:szCs w:val="22"/>
+              </w:rPr>
+            </w:pPr>
+            <w:r>
+              <w:rPr>
+                <w:sz w:val="22"/>
+                <w:szCs w:val="22"/>
+              </w:rPr>
+              <w:t>105</w:t>
+            </w:r>
+          </w:p>
+        </w:tc>
+      </w:tr>
+      <w:tr>
+        <w:tc>
+          <w:tcPr>
+            <w:tcW w:w="568" w:type="dxa"/>
+          </w:tcPr>
+          <w:p>
+            <w:pPr>
+              <w:rPr>
+                <w:sz w:val="22"/>
+                <w:szCs w:val="22"/>
+              </w:rPr>
+            </w:pPr>
+            <w:r>
+              <w:rPr>
+                <w:sz w:val="22"/>
+                <w:szCs w:val="22"/>
+              </w:rPr>
+              <w:t>1</w:t>
+            </w:r>
+            <w:r>
+              <w:rPr>
+                <w:sz w:val="22"/>
+                <w:szCs w:val="22"/>
+              </w:rPr>
+              <w:t>2.</w:t>
+            </w:r>
+          </w:p>
+        </w:tc>
+        <w:tc>
+          <w:tcPr>
+            <w:tcW w:w="2899" w:type="dxa"/>
+          </w:tcPr>
+          <w:p>
+            <w:pPr>
+              <w:rPr>
+                <w:sz w:val="22"/>
+                <w:szCs w:val="22"/>
+              </w:rPr>
+            </w:pPr>
+            <w:r>
+              <w:rPr>
+                <w:sz w:val="22"/>
+                <w:szCs w:val="22"/>
+              </w:rPr>
+              <w:t>22.07.2026</w:t>
+            </w:r>
+          </w:p>
+        </w:tc>
+        <w:tc>
+          <w:tcPr>
+            <w:tcW w:w="2826" w:type="dxa"/>
+          </w:tcPr>
+          <w:p>
+            <w:pPr>
+              <w:rPr>
+                <w:sz w:val="22"/>
+                <w:szCs w:val="22"/>
+              </w:rPr>
+            </w:pPr>
+            <w:r>
+              <w:rPr>
+                <w:sz w:val="22"/>
+                <w:szCs w:val="22"/>
+              </w:rPr>
+              <w:t>Simkus</w:t>
+            </w:r>
+            <w:r>
+              <w:rPr>
+                <w:sz w:val="22"/>
+                <w:szCs w:val="22"/>
+              </w:rPr>
+              <w:t xml:space="preserve"> et al 2024</w:t>
+            </w:r>
+          </w:p>
+        </w:tc>
+        <w:tc>
+          <w:tcPr>
+            <w:tcW w:w="2769" w:type="dxa"/>
+          </w:tcPr>
+          <w:p>
+            <w:pPr>
+              <w:rPr>
+                <w:sz w:val="22"/>
+                <w:szCs w:val="22"/>
+              </w:rPr>
+            </w:pPr>
+            <w:r>
+              <w:rPr>
+                <w:sz w:val="22"/>
+                <w:szCs w:val="22"/>
+              </w:rPr>
+              <w:t>11</w:t>
+            </w:r>
+            <w:r>
+              <w:rPr>
+                <w:sz w:val="22"/>
+                <w:szCs w:val="22"/>
+              </w:rPr>
+              <w:t>5</w:t>
+            </w:r>
+          </w:p>
+        </w:tc>
+      </w:tr>
+      <w:tr>
+        <w:tc>
+          <w:tcPr>
+            <w:tcW w:w="568" w:type="dxa"/>
+          </w:tcPr>
+          <w:p>
+            <w:pPr>
+              <w:rPr>
+                <w:sz w:val="22"/>
+                <w:szCs w:val="22"/>
+              </w:rPr>
+            </w:pPr>
+            <w:r>
+              <w:rPr>
+                <w:sz w:val="22"/>
+                <w:szCs w:val="22"/>
+              </w:rPr>
+              <w:t>13.</w:t>
+            </w:r>
+          </w:p>
+        </w:tc>
+        <w:tc>
+          <w:tcPr>
+            <w:tcW w:w="2899" w:type="dxa"/>
+          </w:tcPr>
+          <w:p>
+            <w:pPr>
+              <w:rPr>
+                <w:sz w:val="22"/>
+                <w:szCs w:val="22"/>
+              </w:rPr>
+            </w:pPr>
+            <w:r>
+              <w:rPr>
+                <w:sz w:val="22"/>
+                <w:szCs w:val="22"/>
+              </w:rPr>
+              <w:t>23.07.2026</w:t>
+            </w:r>
+          </w:p>
+        </w:tc>
+        <w:tc>
+          <w:tcPr>
+            <w:tcW w:w="2826" w:type="dxa"/>
+          </w:tcPr>
+          <w:p>
+            <w:pPr>
+              <w:rPr>
+                <w:sz w:val="22"/>
+                <w:szCs w:val="22"/>
+              </w:rPr>
+            </w:pPr>
+            <w:r>
+              <w:rPr>
+                <w:sz w:val="22"/>
+                <w:szCs w:val="22"/>
+              </w:rPr>
+              <w:t>Vilhuber 20</w:t>
+            </w:r>
+            <w:r>
+              <w:rPr>
+                <w:sz w:val="22"/>
+                <w:szCs w:val="22"/>
+              </w:rPr>
+              <w:t>23</w:t>
+            </w:r>
+          </w:p>
+        </w:tc>
+        <w:tc>
+          <w:tcPr>
+            <w:tcW w:w="2769" w:type="dxa"/>
+          </w:tcPr>
+          <w:p>
+            <w:pPr>
+              <w:rPr>
+                <w:sz w:val="22"/>
+                <w:szCs w:val="22"/>
+              </w:rPr>
+            </w:pPr>
+            <w:r>
+              <w:rPr>
+                <w:sz w:val="22"/>
+                <w:szCs w:val="22"/>
+              </w:rPr>
+              <w:t>13</w:t>
+            </w:r>
+            <w:r>
+              <w:rPr>
+                <w:sz w:val="22"/>
+                <w:szCs w:val="22"/>
+              </w:rPr>
+              <w:t>1</w:t>
+            </w:r>
+          </w:p>
+        </w:tc>
+      </w:tr>
+      <w:tr>
+        <w:tc>
+          <w:tcPr>
+            <w:tcW w:w="568" w:type="dxa"/>
+          </w:tcPr>
+          <w:p>
+            <w:pPr>
+              <w:rPr>
+                <w:sz w:val="22"/>
+                <w:szCs w:val="22"/>
+              </w:rPr>
+            </w:pPr>
+            <w:r>
+              <w:rPr>
+                <w:sz w:val="22"/>
+                <w:szCs w:val="22"/>
+              </w:rPr>
+              <w:t>14.</w:t>
+            </w:r>
+          </w:p>
+        </w:tc>
+        <w:tc>
+          <w:tcPr>
+            <w:tcW w:w="2899" w:type="dxa"/>
+          </w:tcPr>
+          <w:p>
+            <w:pPr>
+              <w:rPr>
+                <w:sz w:val="22"/>
+                <w:szCs w:val="22"/>
+              </w:rPr>
+            </w:pPr>
+            <w:r>
+              <w:rPr>
+                <w:sz w:val="22"/>
+                <w:szCs w:val="22"/>
+              </w:rPr>
+              <w:t>24.07.2026</w:t>
+            </w:r>
+          </w:p>
+        </w:tc>
+        <w:tc>
+          <w:tcPr>
+            <w:tcW w:w="2826" w:type="dxa"/>
+          </w:tcPr>
+          <w:p>
+            <w:pPr>
+              <w:rPr>
+                <w:sz w:val="22"/>
+                <w:szCs w:val="22"/>
+              </w:rPr>
+            </w:pPr>
+            <w:r>
+              <w:rPr>
+                <w:sz w:val="22"/>
+                <w:szCs w:val="22"/>
+              </w:rPr>
+              <w:t>----</w:t>
+            </w:r>
+          </w:p>
+        </w:tc>
+        <w:tc>
+          <w:tcPr>
+            <w:tcW w:w="2769" w:type="dxa"/>
+          </w:tcPr>
+          <w:p>
+            <w:pPr>
+              <w:rPr>
+                <w:sz w:val="22"/>
+                <w:szCs w:val="22"/>
+              </w:rPr>
+            </w:pPr>
+            <w:r>
+              <w:rPr>
+                <w:sz w:val="22"/>
+                <w:szCs w:val="22"/>
+              </w:rPr>
+              <w:t>145</w:t>
+            </w:r>
+          </w:p>
+        </w:tc>
+      </w:tr>
+    </w:tbl>
+    <w:p>
+      <w:pPr>
+        <w:rPr>
+          <w:b/>
+          <w:bCs/>
+          <w:sz w:val="22"/>
+          <w:szCs w:val="22"/>
+        </w:rPr>
+      </w:pPr>
+    </w:p>
+    <w:p>
+      <w:pPr>
+        <w:rPr>
+          <w:b/>
+          <w:bCs/>
+          <w:sz w:val="22"/>
+          <w:szCs w:val="22"/>
+        </w:rPr>
+      </w:pPr>
+      <w:r>
+        <w:rPr>
+          <w:b/>
+          <w:bCs/>
+          <w:sz w:val="22"/>
+          <w:szCs w:val="22"/>
+        </w:rPr>
+        <w:t>Important note on the coding process</w:t>
+      </w:r>
+    </w:p>
+    <w:p>
+      <w:pPr>
+        <w:rPr>
+          <w:sz w:val="22"/>
+          <w:szCs w:val="22"/>
+        </w:rPr>
+      </w:pPr>
+      <w:r>
+        <w:rPr>
+          <w:sz w:val="22"/>
+          <w:szCs w:val="22"/>
+        </w:rPr>
+        <w:t>08.07.2026 – I just realized that paper #138 (Brodeur et al 2026) is the published version of #98 (Brodeur et al 2024). However, paper #98</w:t>
+      </w:r>
+      <w:r>
+        <w:rPr>
+          <w:sz w:val="22"/>
+          <w:szCs w:val="22"/>
+        </w:rPr>
+        <w:t xml:space="preserve"> (working paper)</w:t>
+      </w:r>
+      <w:r>
+        <w:rPr>
+          <w:sz w:val="22"/>
+          <w:szCs w:val="22"/>
+        </w:rPr>
+        <w:t xml:space="preserve"> contains </w:t>
+      </w:r>
+      <w:r>
+        <w:rPr>
+          <w:sz w:val="22"/>
+          <w:szCs w:val="22"/>
+        </w:rPr>
+        <w:t>much</w:t>
+      </w:r>
+      <w:r>
+        <w:rPr>
+          <w:sz w:val="22"/>
+          <w:szCs w:val="22"/>
+        </w:rPr>
+        <w:t xml:space="preserve"> more information than the published </w:t>
+      </w:r>
+      <w:r>
+        <w:rPr>
+          <w:sz w:val="22"/>
+          <w:szCs w:val="22"/>
+        </w:rPr>
+        <w:t xml:space="preserve">Nature </w:t>
+      </w:r>
+      <w:r>
+        <w:rPr>
+          <w:sz w:val="22"/>
+          <w:szCs w:val="22"/>
+        </w:rPr>
+        <w:t xml:space="preserve">version, so I’m </w:t>
+      </w:r>
+      <w:r>
+        <w:rPr>
+          <w:sz w:val="22"/>
+          <w:szCs w:val="22"/>
+        </w:rPr>
+        <w:t>undecided on</w:t>
+      </w:r>
+      <w:r>
+        <w:rPr>
+          <w:sz w:val="22"/>
+          <w:szCs w:val="22"/>
+        </w:rPr>
+        <w:t xml:space="preserve"> whether I should retain the published paper (and therefore remove the working paper), or keep them both instead. </w:t>
+      </w:r>
+      <w:r>
+        <w:rPr>
+          <w:sz w:val="22"/>
+          <w:szCs w:val="22"/>
+        </w:rPr>
+        <w:t>For now, I have coded mainly paper #98, but I have only coded #138 for its reproducibility criteria, which are new and not mentioned in the working paper version.</w:t>
+      </w:r>
+    </w:p>
+    <w:p>
+      <w:pPr>
+        <w:rPr>
+          <w:sz w:val="22"/>
+          <w:szCs w:val="22"/>
+        </w:rPr>
+      </w:pPr>
+      <w:r>
+        <w:rPr>
+          <w:b/>
+          <w:bCs/>
+          <w:sz w:val="22"/>
+          <w:szCs w:val="22"/>
+        </w:rPr>
+        <w:t>Amelia finished coding on 24.07.2026</w:t>
+      </w:r>
+    </w:p>
+    <w:p>
+      <w:pPr>
+        <w:rPr>
+          <w:b/>
+          <w:bCs/>
+          <w:sz w:val="22"/>
+          <w:szCs w:val="22"/>
+        </w:rPr>
+      </w:pPr>
+    </w:p>
+    <w:p>
+      <w:pPr>
+        <w:rPr>
+          <w:b/>
+          <w:bCs/>
+          <w:sz w:val="22"/>
+          <w:szCs w:val="22"/>
+        </w:rPr>
+      </w:pPr>
+      <w:r>
+        <w:rPr>
+          <w:b/>
+          <w:bCs/>
+          <w:sz w:val="22"/>
+          <w:szCs w:val="22"/>
+        </w:rPr>
         <w:br w:type="page"/>
       </w:r>
     </w:p>
@@ -10339,7 +11964,7 @@
       </w:r>
     </w:p>
   </w:comment>
-  <w:comment w:id="2" w:author="Gunther Bensch" w:date="2026-04-25T06:15:00Z" w:initials="">
+  <w:comment w:id="1" w:author="Gunther Bensch" w:date="2026-04-25T06:15:00Z" w:initials="">
     <w:p>
       <w:pPr>
         <w:widowControl w:val="0"/>
@@ -10459,7 +12084,7 @@
       </w:r>
     </w:p>
   </w:comment>
-  <w:comment w:id="1" w:author="Amelia Zein" w:date="2026-05-05T08:35:00Z" w:initials="AZ">
+  <w:comment w:id="2" w:author="Amelia Zein" w:date="2026-05-05T08:35:00Z" w:initials="AZ">
     <w:p>
       <w:pPr>
         <w:pStyle w:val="CommentText"/>
@@ -11235,7 +12860,7 @@
   <w:abstractNum w:abstractNumId="6" w15:restartNumberingAfterBreak="0">
     <w:nsid w:val="49B5650D"/>
     <w:multiLevelType w:val="multilevel"/>
-    <w:tmpl w:val="C102EAFE"/>
+    <w:tmpl w:val="5EDA3046"/>
     <w:lvl w:ilvl="0">
       <w:start w:val="1"/>
       <w:numFmt w:val="lowerLetter"/>
@@ -11298,6 +12923,10 @@
       <w:pPr>
         <w:ind w:left="5040" w:hanging="360"/>
       </w:pPr>
+      <w:rPr>
+        <w:b w:val="0"/>
+        <w:bCs w:val="0"/>
+      </w:rPr>
     </w:lvl>
     <w:lvl w:ilvl="7">
       <w:start w:val="1"/>
@@ -12359,6 +13988,25 @@
       <w:shd w:val="clear" w:color="auto" w:fill="E1DFDD"/>
     </w:rPr>
   </w:style>
+  <w:style w:type="table" w:styleId="TableGrid">
+    <w:name w:val="Table Grid"/>
+    <w:basedOn w:val="TableNormal"/>
+    <w:uiPriority w:val="39"/>
+    <w:rsid w:val="001301B9"/>
+    <w:pPr>
+      <w:spacing w:after="0" w:line="240" w:lineRule="auto"/>
+    </w:pPr>
+    <w:tblPr>
+      <w:tblBorders>
+        <w:top w:val="single" w:sz="4" w:space="0" w:color="auto"/>
+        <w:left w:val="single" w:sz="4" w:space="0" w:color="auto"/>
+        <w:bottom w:val="single" w:sz="4" w:space="0" w:color="auto"/>
+        <w:right w:val="single" w:sz="4" w:space="0" w:color="auto"/>
+        <w:insideH w:val="single" w:sz="4" w:space="0" w:color="auto"/>
+        <w:insideV w:val="single" w:sz="4" w:space="0" w:color="auto"/>
+      </w:tblBorders>
+    </w:tblPr>
+  </w:style>
 </w:styles>
 </file>
 

--- a/protocol_logbook.docx
+++ b/protocol_logbook.docx
@@ -6879,7 +6879,7 @@
     </w:p>
     <w:p>
       <w:pPr>
-        <w:pStyle w:val="ListParagraph"/>
+        <w:pStyle w:val="Listenabsatz"/>
         <w:numPr>
           <w:ilvl w:val="3"/>
           <w:numId w:val="2"/>
@@ -6922,7 +6922,7 @@
     </w:p>
     <w:p>
       <w:pPr>
-        <w:pStyle w:val="ListParagraph"/>
+        <w:pStyle w:val="Listenabsatz"/>
         <w:numPr>
           <w:ilvl w:val="3"/>
           <w:numId w:val="2"/>
@@ -7102,7 +7102,7 @@
     </w:p>
     <w:p>
       <w:pPr>
-        <w:pStyle w:val="ListParagraph"/>
+        <w:pStyle w:val="Listenabsatz"/>
         <w:numPr>
           <w:ilvl w:val="6"/>
           <w:numId w:val="2"/>
@@ -7138,7 +7138,7 @@
     </w:p>
     <w:p>
       <w:pPr>
-        <w:pStyle w:val="ListParagraph"/>
+        <w:pStyle w:val="Listenabsatz"/>
         <w:numPr>
           <w:ilvl w:val="7"/>
           <w:numId w:val="2"/>
@@ -7223,7 +7223,7 @@
     </w:p>
     <w:p>
       <w:pPr>
-        <w:pStyle w:val="ListParagraph"/>
+        <w:pStyle w:val="Listenabsatz"/>
         <w:numPr>
           <w:ilvl w:val="7"/>
           <w:numId w:val="2"/>
@@ -7280,7 +7280,7 @@
     </w:p>
     <w:p>
       <w:pPr>
-        <w:pStyle w:val="ListParagraph"/>
+        <w:pStyle w:val="Listenabsatz"/>
         <w:numPr>
           <w:ilvl w:val="7"/>
           <w:numId w:val="2"/>
@@ -7337,7 +7337,7 @@
     </w:p>
     <w:p>
       <w:pPr>
-        <w:pStyle w:val="ListParagraph"/>
+        <w:pStyle w:val="Listenabsatz"/>
         <w:numPr>
           <w:ilvl w:val="7"/>
           <w:numId w:val="2"/>
@@ -7366,7 +7366,7 @@
     </w:p>
     <w:p>
       <w:pPr>
-        <w:pStyle w:val="ListParagraph"/>
+        <w:pStyle w:val="Listenabsatz"/>
         <w:pBdr>
           <w:top w:val="nil"/>
           <w:left w:val="nil"/>
@@ -7384,7 +7384,7 @@
     </w:p>
     <w:p>
       <w:pPr>
-        <w:pStyle w:val="ListParagraph"/>
+        <w:pStyle w:val="Listenabsatz"/>
         <w:numPr>
           <w:ilvl w:val="6"/>
           <w:numId w:val="2"/>
@@ -7413,7 +7413,7 @@
     </w:p>
     <w:p>
       <w:pPr>
-        <w:pStyle w:val="ListParagraph"/>
+        <w:pStyle w:val="Listenabsatz"/>
         <w:numPr>
           <w:ilvl w:val="7"/>
           <w:numId w:val="2"/>
@@ -7477,7 +7477,7 @@
     </w:p>
     <w:p>
       <w:pPr>
-        <w:pStyle w:val="ListParagraph"/>
+        <w:pStyle w:val="Listenabsatz"/>
         <w:numPr>
           <w:ilvl w:val="7"/>
           <w:numId w:val="2"/>
@@ -7549,7 +7549,7 @@
     </w:p>
     <w:p>
       <w:pPr>
-        <w:pStyle w:val="ListParagraph"/>
+        <w:pStyle w:val="Listenabsatz"/>
         <w:numPr>
           <w:ilvl w:val="7"/>
           <w:numId w:val="2"/>
@@ -7578,7 +7578,7 @@
     </w:p>
     <w:p>
       <w:pPr>
-        <w:pStyle w:val="ListParagraph"/>
+        <w:pStyle w:val="Listenabsatz"/>
         <w:pBdr>
           <w:top w:val="nil"/>
           <w:left w:val="nil"/>
@@ -7596,7 +7596,7 @@
     </w:p>
     <w:p>
       <w:pPr>
-        <w:pStyle w:val="ListParagraph"/>
+        <w:pStyle w:val="Listenabsatz"/>
         <w:numPr>
           <w:ilvl w:val="6"/>
           <w:numId w:val="2"/>
@@ -7625,7 +7625,7 @@
     </w:p>
     <w:p>
       <w:pPr>
-        <w:pStyle w:val="ListParagraph"/>
+        <w:pStyle w:val="Listenabsatz"/>
         <w:numPr>
           <w:ilvl w:val="7"/>
           <w:numId w:val="2"/>
@@ -7710,7 +7710,7 @@
     </w:p>
     <w:p>
       <w:pPr>
-        <w:pStyle w:val="ListParagraph"/>
+        <w:pStyle w:val="Listenabsatz"/>
         <w:numPr>
           <w:ilvl w:val="7"/>
           <w:numId w:val="2"/>
@@ -7753,7 +7753,7 @@
     </w:p>
     <w:p>
       <w:pPr>
-        <w:pStyle w:val="ListParagraph"/>
+        <w:pStyle w:val="Listenabsatz"/>
         <w:numPr>
           <w:ilvl w:val="7"/>
           <w:numId w:val="2"/>
@@ -7847,7 +7847,7 @@
     </w:p>
     <w:p>
       <w:pPr>
-        <w:pStyle w:val="ListParagraph"/>
+        <w:pStyle w:val="Listenabsatz"/>
         <w:numPr>
           <w:ilvl w:val="7"/>
           <w:numId w:val="2"/>
@@ -7890,7 +7890,7 @@
     </w:p>
     <w:p>
       <w:pPr>
-        <w:pStyle w:val="ListParagraph"/>
+        <w:pStyle w:val="Listenabsatz"/>
         <w:numPr>
           <w:ilvl w:val="7"/>
           <w:numId w:val="2"/>
@@ -7926,7 +7926,7 @@
     </w:p>
     <w:p>
       <w:pPr>
-        <w:pStyle w:val="ListParagraph"/>
+        <w:pStyle w:val="Listenabsatz"/>
         <w:pBdr>
           <w:top w:val="nil"/>
           <w:left w:val="nil"/>
@@ -7944,7 +7944,7 @@
     </w:p>
     <w:p>
       <w:pPr>
-        <w:pStyle w:val="ListParagraph"/>
+        <w:pStyle w:val="Listenabsatz"/>
         <w:numPr>
           <w:ilvl w:val="6"/>
           <w:numId w:val="2"/>
@@ -8809,7 +8809,7 @@
             <w:commentRangeEnd w:id="0"/>
             <w:r>
               <w:rPr>
-                <w:rStyle w:val="CommentReference"/>
+                <w:rStyle w:val="Kommentarzeichen"/>
                 <w:color w:val="000000"/>
                 <w:sz w:val="20"/>
                 <w:szCs w:val="20"/>
@@ -8819,7 +8819,7 @@
             <w:commentRangeEnd w:id="1"/>
             <w:r>
               <w:rPr>
-                <w:rStyle w:val="CommentReference"/>
+                <w:rStyle w:val="Kommentarzeichen"/>
                 <w:color w:val="000000"/>
                 <w:sz w:val="20"/>
                 <w:szCs w:val="20"/>
@@ -8829,7 +8829,7 @@
             <w:commentRangeEnd w:id="2"/>
             <w:r>
               <w:rPr>
-                <w:rStyle w:val="CommentReference"/>
+                <w:rStyle w:val="Kommentarzeichen"/>
                 <w:color w:val="000000"/>
                 <w:sz w:val="20"/>
                 <w:szCs w:val="20"/>
@@ -9012,7 +9012,7 @@
     </w:p>
     <w:p>
       <w:pPr>
-        <w:pStyle w:val="ListParagraph"/>
+        <w:pStyle w:val="Listenabsatz"/>
         <w:numPr>
           <w:ilvl w:val="3"/>
           <w:numId w:val="10"/>
@@ -9277,7 +9277,7 @@
       <w:commentRangeEnd w:id="3"/>
       <w:r>
         <w:rPr>
-          <w:rStyle w:val="CommentReference"/>
+          <w:rStyle w:val="Kommentarzeichen"/>
           <w:sz w:val="22"/>
           <w:szCs w:val="22"/>
         </w:rPr>
@@ -9286,7 +9286,7 @@
       <w:commentRangeEnd w:id="4"/>
       <w:r>
         <w:rPr>
-          <w:rStyle w:val="CommentReference"/>
+          <w:rStyle w:val="Kommentarzeichen"/>
           <w:sz w:val="22"/>
           <w:szCs w:val="22"/>
         </w:rPr>
@@ -9968,7 +9968,7 @@
     </w:p>
     <w:tbl>
       <w:tblPr>
-        <w:tblStyle w:val="TableGrid"/>
+        <w:tblStyle w:val="Tabellenraster"/>
         <w:tblW w:w="0" w:type="auto"/>
         <w:tblLook w:val="04A0" w:firstRow="1" w:lastRow="0" w:firstColumn="1" w:lastColumn="0" w:noHBand="0" w:noVBand="1"/>
       </w:tblPr>
@@ -11822,6 +11822,90 @@
         <w:t>Issues with sensitive/proprietary data</w:t>
       </w:r>
     </w:p>
+    <w:p>
+      <w:pPr>
+        <w:pBdr>
+          <w:top w:val="nil"/>
+          <w:left w:val="nil"/>
+          <w:bottom w:val="nil"/>
+          <w:right w:val="nil"/>
+          <w:between w:val="nil"/>
+        </w:pBdr>
+        <w:spacing w:after="0"/>
+        <w:rPr>
+          <w:color w:val="000000"/>
+          <w:sz w:val="22"/>
+          <w:szCs w:val="22"/>
+        </w:rPr>
+      </w:pPr>
+    </w:p>
+    <w:p>
+      <w:pPr>
+        <w:pBdr>
+          <w:top w:val="nil"/>
+          <w:left w:val="nil"/>
+          <w:bottom w:val="nil"/>
+          <w:right w:val="nil"/>
+          <w:between w:val="nil"/>
+        </w:pBdr>
+        <w:spacing w:after="0"/>
+        <w:rPr>
+          <w:color w:val="000000"/>
+          <w:sz w:val="22"/>
+          <w:szCs w:val="22"/>
+        </w:rPr>
+      </w:pPr>
+    </w:p>
+    <w:p>
+      <w:pPr>
+        <w:pBdr>
+          <w:top w:val="nil"/>
+          <w:left w:val="nil"/>
+          <w:bottom w:val="nil"/>
+          <w:right w:val="nil"/>
+          <w:between w:val="nil"/>
+        </w:pBdr>
+        <w:spacing w:after="0"/>
+        <w:rPr>
+          <w:color w:val="000000"/>
+          <w:sz w:val="22"/>
+          <w:szCs w:val="22"/>
+        </w:rPr>
+      </w:pPr>
+    </w:p>
+    <w:p>
+      <w:pPr>
+        <w:pBdr>
+          <w:top w:val="nil"/>
+          <w:left w:val="nil"/>
+          <w:bottom w:val="nil"/>
+          <w:right w:val="nil"/>
+          <w:between w:val="nil"/>
+        </w:pBdr>
+        <w:spacing w:after="0"/>
+        <w:rPr>
+          <w:color w:val="000000"/>
+          <w:sz w:val="22"/>
+          <w:szCs w:val="22"/>
+        </w:rPr>
+      </w:pPr>
+    </w:p>
+    <w:p>
+      <w:pPr>
+        <w:pBdr>
+          <w:top w:val="nil"/>
+          <w:left w:val="nil"/>
+          <w:bottom w:val="nil"/>
+          <w:right w:val="nil"/>
+          <w:between w:val="nil"/>
+        </w:pBdr>
+        <w:spacing w:after="0"/>
+        <w:rPr>
+          <w:sz w:val="22"/>
+          <w:szCs w:val="22"/>
+        </w:rPr>
+      </w:pPr>
+    </w:p>
     <w:sectPr>
       <w:pgSz w:w="11906" w:h="16838"/>
       <w:pgMar w:top="1417" w:right="1417" w:bottom="851" w:left="1417" w:header="708" w:footer="708" w:gutter="0"/>
@@ -11855,7 +11939,7 @@
       </w:pPr>
       <w:r>
         <w:rPr>
-          <w:rStyle w:val="CommentReference"/>
+          <w:rStyle w:val="Kommentarzeichen"/>
         </w:rPr>
         <w:annotationRef/>
       </w:r>
@@ -11985,7 +12069,7 @@
       </w:pPr>
       <w:r>
         <w:rPr>
-          <w:rStyle w:val="CommentReference"/>
+          <w:rStyle w:val="Kommentarzeichen"/>
         </w:rPr>
         <w:annotationRef/>
       </w:r>
@@ -12087,11 +12171,11 @@
   <w:comment w:id="2" w:author="Amelia Zein" w:date="2026-05-05T08:35:00Z" w:initials="AZ">
     <w:p>
       <w:pPr>
-        <w:pStyle w:val="CommentText"/>
-      </w:pPr>
-      <w:r>
-        <w:rPr>
-          <w:rStyle w:val="CommentReference"/>
+        <w:pStyle w:val="Kommentartext"/>
+      </w:pPr>
+      <w:r>
+        <w:rPr>
+          <w:rStyle w:val="Kommentarzeichen"/>
         </w:rPr>
         <w:annotationRef/>
       </w:r>
@@ -12121,7 +12205,7 @@
       </w:pPr>
       <w:r>
         <w:rPr>
-          <w:rStyle w:val="CommentReference"/>
+          <w:rStyle w:val="Kommentarzeichen"/>
         </w:rPr>
         <w:annotationRef/>
       </w:r>
@@ -12139,11 +12223,11 @@
   <w:comment w:id="4" w:author="Amelia Zein" w:date="2026-05-05T08:17:00Z" w:initials="AZ">
     <w:p>
       <w:pPr>
-        <w:pStyle w:val="CommentText"/>
-      </w:pPr>
-      <w:r>
-        <w:rPr>
-          <w:rStyle w:val="CommentReference"/>
+        <w:pStyle w:val="Kommentartext"/>
+      </w:pPr>
+      <w:r>
+        <w:rPr>
+          <w:rStyle w:val="Kommentarzeichen"/>
         </w:rPr>
         <w:annotationRef/>
       </w:r>
@@ -13649,14 +13733,14 @@
     <w:lsdException w:name="Unresolved Mention" w:semiHidden="1" w:unhideWhenUsed="1"/>
     <w:lsdException w:name="Smart Link" w:semiHidden="1" w:unhideWhenUsed="1"/>
   </w:latentStyles>
-  <w:style w:type="paragraph" w:default="1" w:styleId="Normal">
+  <w:style w:type="paragraph" w:default="1" w:styleId="Standard">
     <w:name w:val="Normal"/>
     <w:qFormat/>
   </w:style>
-  <w:style w:type="paragraph" w:styleId="Heading1">
+  <w:style w:type="paragraph" w:styleId="berschrift1">
     <w:name w:val="heading 1"/>
-    <w:basedOn w:val="Normal"/>
-    <w:next w:val="Normal"/>
+    <w:basedOn w:val="Standard"/>
+    <w:next w:val="Standard"/>
     <w:uiPriority w:val="9"/>
     <w:qFormat/>
     <w:pPr>
@@ -13672,10 +13756,10 @@
       <w:szCs w:val="40"/>
     </w:rPr>
   </w:style>
-  <w:style w:type="paragraph" w:styleId="Heading2">
+  <w:style w:type="paragraph" w:styleId="berschrift2">
     <w:name w:val="heading 2"/>
-    <w:basedOn w:val="Normal"/>
-    <w:next w:val="Normal"/>
+    <w:basedOn w:val="Standard"/>
+    <w:next w:val="Standard"/>
     <w:uiPriority w:val="9"/>
     <w:semiHidden/>
     <w:unhideWhenUsed/>
@@ -13693,10 +13777,10 @@
       <w:szCs w:val="32"/>
     </w:rPr>
   </w:style>
-  <w:style w:type="paragraph" w:styleId="Heading3">
+  <w:style w:type="paragraph" w:styleId="berschrift3">
     <w:name w:val="heading 3"/>
-    <w:basedOn w:val="Normal"/>
-    <w:next w:val="Normal"/>
+    <w:basedOn w:val="Standard"/>
+    <w:next w:val="Standard"/>
     <w:uiPriority w:val="9"/>
     <w:semiHidden/>
     <w:unhideWhenUsed/>
@@ -13713,10 +13797,10 @@
       <w:szCs w:val="28"/>
     </w:rPr>
   </w:style>
-  <w:style w:type="paragraph" w:styleId="Heading4">
+  <w:style w:type="paragraph" w:styleId="berschrift4">
     <w:name w:val="heading 4"/>
-    <w:basedOn w:val="Normal"/>
-    <w:next w:val="Normal"/>
+    <w:basedOn w:val="Standard"/>
+    <w:next w:val="Standard"/>
     <w:uiPriority w:val="9"/>
     <w:semiHidden/>
     <w:unhideWhenUsed/>
@@ -13733,10 +13817,10 @@
       <w:color w:val="0F4761"/>
     </w:rPr>
   </w:style>
-  <w:style w:type="paragraph" w:styleId="Heading5">
+  <w:style w:type="paragraph" w:styleId="berschrift5">
     <w:name w:val="heading 5"/>
-    <w:basedOn w:val="Normal"/>
-    <w:next w:val="Normal"/>
+    <w:basedOn w:val="Standard"/>
+    <w:next w:val="Standard"/>
     <w:uiPriority w:val="9"/>
     <w:semiHidden/>
     <w:unhideWhenUsed/>
@@ -13751,10 +13835,10 @@
       <w:color w:val="0F4761"/>
     </w:rPr>
   </w:style>
-  <w:style w:type="paragraph" w:styleId="Heading6">
+  <w:style w:type="paragraph" w:styleId="berschrift6">
     <w:name w:val="heading 6"/>
-    <w:basedOn w:val="Normal"/>
-    <w:next w:val="Normal"/>
+    <w:basedOn w:val="Standard"/>
+    <w:next w:val="Standard"/>
     <w:uiPriority w:val="9"/>
     <w:semiHidden/>
     <w:unhideWhenUsed/>
@@ -13771,13 +13855,13 @@
       <w:color w:val="595959"/>
     </w:rPr>
   </w:style>
-  <w:style w:type="character" w:default="1" w:styleId="DefaultParagraphFont">
+  <w:style w:type="character" w:default="1" w:styleId="Absatz-Standardschriftart">
     <w:name w:val="Default Paragraph Font"/>
     <w:uiPriority w:val="1"/>
     <w:semiHidden/>
     <w:unhideWhenUsed/>
   </w:style>
-  <w:style w:type="table" w:default="1" w:styleId="TableNormal">
+  <w:style w:type="table" w:default="1" w:styleId="NormaleTabelle">
     <w:name w:val="Normal Table"/>
     <w:uiPriority w:val="99"/>
     <w:semiHidden/>
@@ -13792,13 +13876,13 @@
       </w:tblCellMar>
     </w:tblPr>
   </w:style>
-  <w:style w:type="numbering" w:default="1" w:styleId="NoList">
+  <w:style w:type="numbering" w:default="1" w:styleId="KeineListe">
     <w:name w:val="No List"/>
     <w:uiPriority w:val="99"/>
     <w:semiHidden/>
     <w:unhideWhenUsed/>
   </w:style>
-  <w:style w:type="table" w:customStyle="1" w:styleId="TableNormal0">
+  <w:style w:type="table" w:customStyle="1" w:styleId="TableNormal">
     <w:name w:val="TableNormal"/>
     <w:tblPr>
       <w:tblCellMar>
@@ -13809,10 +13893,10 @@
       </w:tblCellMar>
     </w:tblPr>
   </w:style>
-  <w:style w:type="paragraph" w:styleId="Title">
+  <w:style w:type="paragraph" w:styleId="Titel">
     <w:name w:val="Title"/>
-    <w:basedOn w:val="Normal"/>
-    <w:next w:val="Normal"/>
+    <w:basedOn w:val="Standard"/>
+    <w:next w:val="Standard"/>
     <w:uiPriority w:val="10"/>
     <w:qFormat/>
     <w:pPr>
@@ -13824,10 +13908,10 @@
       <w:szCs w:val="56"/>
     </w:rPr>
   </w:style>
-  <w:style w:type="paragraph" w:styleId="Subtitle">
+  <w:style w:type="paragraph" w:styleId="Untertitel">
     <w:name w:val="Subtitle"/>
-    <w:basedOn w:val="Normal"/>
-    <w:next w:val="Normal"/>
+    <w:basedOn w:val="Standard"/>
+    <w:next w:val="Standard"/>
     <w:uiPriority w:val="11"/>
     <w:qFormat/>
     <w:rPr>
@@ -13837,7 +13921,7 @@
     </w:rPr>
   </w:style>
   <w:style w:type="table" w:customStyle="1" w:styleId="a">
-    <w:basedOn w:val="TableNormal0"/>
+    <w:basedOn w:val="TableNormal"/>
     <w:tblPr>
       <w:tblStyleRowBandSize w:val="1"/>
       <w:tblStyleColBandSize w:val="1"/>
@@ -13850,7 +13934,7 @@
     </w:tblPr>
   </w:style>
   <w:style w:type="table" w:customStyle="1" w:styleId="a0">
-    <w:basedOn w:val="TableNormal0"/>
+    <w:basedOn w:val="TableNormal"/>
     <w:tblPr>
       <w:tblStyleRowBandSize w:val="1"/>
       <w:tblStyleColBandSize w:val="1"/>
@@ -13863,7 +13947,7 @@
     </w:tblPr>
   </w:style>
   <w:style w:type="table" w:customStyle="1" w:styleId="a1">
-    <w:basedOn w:val="TableNormal0"/>
+    <w:basedOn w:val="TableNormal"/>
     <w:tblPr>
       <w:tblStyleRowBandSize w:val="1"/>
       <w:tblStyleColBandSize w:val="1"/>
@@ -13876,7 +13960,7 @@
     </w:tblPr>
   </w:style>
   <w:style w:type="table" w:customStyle="1" w:styleId="a2">
-    <w:basedOn w:val="TableNormal0"/>
+    <w:basedOn w:val="TableNormal"/>
     <w:pPr>
       <w:spacing w:after="0" w:line="240" w:lineRule="auto"/>
     </w:pPr>
@@ -13891,10 +13975,10 @@
       </w:tblCellMar>
     </w:tblPr>
   </w:style>
-  <w:style w:type="paragraph" w:styleId="CommentText">
+  <w:style w:type="paragraph" w:styleId="Kommentartext">
     <w:name w:val="annotation text"/>
-    <w:basedOn w:val="Normal"/>
-    <w:link w:val="CommentTextChar"/>
+    <w:basedOn w:val="Standard"/>
+    <w:link w:val="KommentartextZchn"/>
     <w:uiPriority w:val="99"/>
     <w:unhideWhenUsed/>
     <w:pPr>
@@ -13905,19 +13989,19 @@
       <w:szCs w:val="20"/>
     </w:rPr>
   </w:style>
-  <w:style w:type="character" w:customStyle="1" w:styleId="CommentTextChar">
-    <w:name w:val="Comment Text Char"/>
-    <w:basedOn w:val="DefaultParagraphFont"/>
-    <w:link w:val="CommentText"/>
+  <w:style w:type="character" w:customStyle="1" w:styleId="KommentartextZchn">
+    <w:name w:val="Kommentartext Zchn"/>
+    <w:basedOn w:val="Absatz-Standardschriftart"/>
+    <w:link w:val="Kommentartext"/>
     <w:uiPriority w:val="99"/>
     <w:rPr>
       <w:sz w:val="20"/>
       <w:szCs w:val="20"/>
     </w:rPr>
   </w:style>
-  <w:style w:type="character" w:styleId="CommentReference">
+  <w:style w:type="character" w:styleId="Kommentarzeichen">
     <w:name w:val="annotation reference"/>
-    <w:basedOn w:val="DefaultParagraphFont"/>
+    <w:basedOn w:val="Absatz-Standardschriftart"/>
     <w:uiPriority w:val="99"/>
     <w:semiHidden/>
     <w:unhideWhenUsed/>
@@ -13926,11 +14010,11 @@
       <w:szCs w:val="16"/>
     </w:rPr>
   </w:style>
-  <w:style w:type="paragraph" w:styleId="CommentSubject">
+  <w:style w:type="paragraph" w:styleId="Kommentarthema">
     <w:name w:val="annotation subject"/>
-    <w:basedOn w:val="CommentText"/>
-    <w:next w:val="CommentText"/>
-    <w:link w:val="CommentSubjectChar"/>
+    <w:basedOn w:val="Kommentartext"/>
+    <w:next w:val="Kommentartext"/>
+    <w:link w:val="KommentarthemaZchn"/>
     <w:uiPriority w:val="99"/>
     <w:semiHidden/>
     <w:unhideWhenUsed/>
@@ -13940,10 +14024,10 @@
       <w:bCs/>
     </w:rPr>
   </w:style>
-  <w:style w:type="character" w:customStyle="1" w:styleId="CommentSubjectChar">
-    <w:name w:val="Comment Subject Char"/>
-    <w:basedOn w:val="CommentTextChar"/>
-    <w:link w:val="CommentSubject"/>
+  <w:style w:type="character" w:customStyle="1" w:styleId="KommentarthemaZchn">
+    <w:name w:val="Kommentarthema Zchn"/>
+    <w:basedOn w:val="KommentartextZchn"/>
+    <w:link w:val="Kommentarthema"/>
     <w:uiPriority w:val="99"/>
     <w:semiHidden/>
     <w:rsid w:val="00CA751D"/>
@@ -13954,9 +14038,9 @@
       <w:szCs w:val="20"/>
     </w:rPr>
   </w:style>
-  <w:style w:type="paragraph" w:styleId="ListParagraph">
+  <w:style w:type="paragraph" w:styleId="Listenabsatz">
     <w:name w:val="List Paragraph"/>
-    <w:basedOn w:val="Normal"/>
+    <w:basedOn w:val="Standard"/>
     <w:uiPriority w:val="34"/>
     <w:qFormat/>
     <w:rsid w:val="00DC1BCB"/>
@@ -13967,7 +14051,7 @@
   </w:style>
   <w:style w:type="character" w:styleId="Hyperlink">
     <w:name w:val="Hyperlink"/>
-    <w:basedOn w:val="DefaultParagraphFont"/>
+    <w:basedOn w:val="Absatz-Standardschriftart"/>
     <w:uiPriority w:val="99"/>
     <w:unhideWhenUsed/>
     <w:rsid w:val="00DC4AFD"/>
@@ -13976,9 +14060,9 @@
       <w:u w:val="single"/>
     </w:rPr>
   </w:style>
-  <w:style w:type="character" w:styleId="UnresolvedMention">
+  <w:style w:type="character" w:styleId="NichtaufgelsteErwhnung">
     <w:name w:val="Unresolved Mention"/>
-    <w:basedOn w:val="DefaultParagraphFont"/>
+    <w:basedOn w:val="Absatz-Standardschriftart"/>
     <w:uiPriority w:val="99"/>
     <w:semiHidden/>
     <w:unhideWhenUsed/>
@@ -13988,9 +14072,9 @@
       <w:shd w:val="clear" w:color="auto" w:fill="E1DFDD"/>
     </w:rPr>
   </w:style>
-  <w:style w:type="table" w:styleId="TableGrid">
+  <w:style w:type="table" w:styleId="Tabellenraster">
     <w:name w:val="Table Grid"/>
-    <w:basedOn w:val="TableNormal"/>
+    <w:basedOn w:val="NormaleTabelle"/>
     <w:uiPriority w:val="39"/>
     <w:rsid w:val="001301B9"/>
     <w:pPr>
